--- a/CM_Lab1.docx
+++ b/CM_Lab1.docx
@@ -203,7 +203,7 @@
             </w:r>
             <w:r>
               <w:rPr>
-                <w:rFonts w:ascii="Times New Roman" w:hAnsi="Times New Roman" w:eastAsia="Times New Roman" w:cs="Times New Roman"/>
+                <w:rFonts w:ascii="Times New Roman" w:hAnsi="Times New Roman" w:cs="Times New Roman"/>
                 <w:sz w:val="28"/>
                 <w:szCs w:val="28"/>
               </w:rPr>
@@ -250,7 +250,7 @@
             </w:r>
             <w:r>
               <w:rPr>
-                <w:rFonts w:ascii="Times New Roman" w:hAnsi="Times New Roman" w:eastAsia="Times New Roman" w:cs="Times New Roman"/>
+                <w:rFonts w:ascii="Times New Roman" w:hAnsi="Times New Roman" w:cs="Times New Roman"/>
                 <w:color w:val="000000"/>
                 <w:sz w:val="28"/>
                 <w:szCs w:val="28"/>
@@ -338,7 +338,7 @@
             </w:r>
             <w:r>
               <w:rPr>
-                <w:rFonts w:ascii="Times New Roman" w:hAnsi="Times New Roman" w:eastAsia="Times New Roman" w:cs="Times New Roman"/>
+                <w:rFonts w:ascii="Times New Roman" w:hAnsi="Times New Roman" w:cs="Times New Roman"/>
                 <w:color w:val="000000"/>
                 <w:sz w:val="28"/>
                 <w:szCs w:val="28"/>
@@ -389,7 +389,7 @@
             </w:r>
             <w:r>
               <w:rPr>
-                <w:rFonts w:ascii="Times New Roman" w:hAnsi="Times New Roman" w:eastAsia="Times New Roman" w:cs="Times New Roman"/>
+                <w:rFonts w:ascii="Times New Roman" w:hAnsi="Times New Roman" w:cs="Times New Roman"/>
                 <w:sz w:val="28"/>
                 <w:szCs w:val="28"/>
               </w:rPr>
@@ -436,11 +436,10 @@
             </w:r>
             <w:r>
               <w:rPr>
-                <w:rFonts w:ascii="Times New Roman" w:hAnsi="Times New Roman" w:eastAsia="Times New Roman" w:cs="Times New Roman"/>
+                <w:rFonts w:ascii="Times New Roman" w:hAnsi="Times New Roman" w:cs="Times New Roman"/>
                 <w:color w:val="000000"/>
                 <w:sz w:val="28"/>
                 <w:szCs w:val="28"/>
-                <w:lang w:val="en-US"/>
               </w:rPr>
             </w:r>
             <w:r>
@@ -496,7 +495,7 @@
             </w:r>
             <w:r>
               <w:rPr>
-                <w:rFonts w:ascii="Times New Roman" w:hAnsi="Times New Roman" w:eastAsia="Times New Roman" w:cs="Times New Roman"/>
+                <w:rFonts w:ascii="Times New Roman" w:hAnsi="Times New Roman" w:cs="Times New Roman"/>
                 <w:color w:val="000000"/>
                 <w:sz w:val="28"/>
                 <w:szCs w:val="28"/>
@@ -547,7 +546,7 @@
             </w:r>
             <w:r>
               <w:rPr>
-                <w:rFonts w:ascii="Times New Roman" w:hAnsi="Times New Roman" w:eastAsia="Times New Roman" w:cs="Times New Roman"/>
+                <w:rFonts w:ascii="Times New Roman" w:hAnsi="Times New Roman" w:cs="Times New Roman"/>
                 <w:sz w:val="28"/>
                 <w:szCs w:val="28"/>
               </w:rPr>
@@ -593,7 +592,7 @@
             </w:r>
             <w:r>
               <w:rPr>
-                <w:rFonts w:ascii="Times New Roman" w:hAnsi="Times New Roman" w:eastAsia="Times New Roman" w:cs="Times New Roman"/>
+                <w:rFonts w:ascii="Times New Roman" w:hAnsi="Times New Roman" w:cs="Times New Roman"/>
                 <w:color w:val="000000"/>
                 <w:sz w:val="28"/>
                 <w:szCs w:val="28"/>
@@ -641,7 +640,7 @@
             </w:r>
             <w:r>
               <w:rPr>
-                <w:rFonts w:ascii="Times New Roman" w:hAnsi="Times New Roman" w:eastAsia="Times New Roman" w:cs="Times New Roman"/>
+                <w:rFonts w:ascii="Times New Roman" w:hAnsi="Times New Roman" w:cs="Times New Roman"/>
                 <w:sz w:val="28"/>
                 <w:szCs w:val="28"/>
               </w:rPr>
@@ -690,7 +689,7 @@
             </w:r>
             <w:r>
               <w:rPr>
-                <w:rFonts w:ascii="Times New Roman" w:hAnsi="Times New Roman" w:eastAsia="Times New Roman" w:cs="Times New Roman"/>
+                <w:rFonts w:ascii="Times New Roman" w:hAnsi="Times New Roman" w:cs="Times New Roman"/>
                 <w:sz w:val="28"/>
                 <w:szCs w:val="28"/>
               </w:rPr>
@@ -734,7 +733,7 @@
             </w:r>
             <w:r>
               <w:rPr>
-                <w:rFonts w:ascii="Times New Roman" w:hAnsi="Times New Roman" w:eastAsia="Times New Roman" w:cs="Times New Roman"/>
+                <w:rFonts w:ascii="Times New Roman" w:hAnsi="Times New Roman" w:cs="Times New Roman"/>
                 <w:sz w:val="28"/>
                 <w:szCs w:val="28"/>
               </w:rPr>
@@ -780,7 +779,7 @@
             </w:r>
             <w:r>
               <w:rPr>
-                <w:rFonts w:ascii="Times New Roman" w:hAnsi="Times New Roman" w:eastAsia="Times New Roman" w:cs="Times New Roman"/>
+                <w:rFonts w:ascii="Times New Roman" w:hAnsi="Times New Roman" w:cs="Times New Roman"/>
                 <w:sz w:val="28"/>
                 <w:szCs w:val="28"/>
               </w:rPr>
@@ -816,7 +815,7 @@
             </w:r>
             <w:r>
               <w:rPr>
-                <w:rFonts w:ascii="Times New Roman" w:hAnsi="Times New Roman" w:eastAsia="Times New Roman" w:cs="Times New Roman"/>
+                <w:rFonts w:ascii="Times New Roman" w:hAnsi="Times New Roman" w:cs="Times New Roman"/>
                 <w:sz w:val="28"/>
                 <w:szCs w:val="28"/>
               </w:rPr>
@@ -865,7 +864,7 @@
             </w:r>
             <w:r>
               <w:rPr>
-                <w:rFonts w:ascii="Times New Roman" w:hAnsi="Times New Roman" w:eastAsia="Times New Roman" w:cs="Times New Roman"/>
+                <w:rFonts w:ascii="Times New Roman" w:hAnsi="Times New Roman" w:cs="Times New Roman"/>
                 <w:sz w:val="28"/>
                 <w:szCs w:val="28"/>
               </w:rPr>
@@ -909,7 +908,7 @@
             </w:r>
             <w:r>
               <w:rPr>
-                <w:rFonts w:ascii="Times New Roman" w:hAnsi="Times New Roman" w:eastAsia="Times New Roman" w:cs="Times New Roman"/>
+                <w:rFonts w:ascii="Times New Roman" w:hAnsi="Times New Roman" w:cs="Times New Roman"/>
                 <w:sz w:val="28"/>
                 <w:szCs w:val="28"/>
               </w:rPr>
@@ -972,7 +971,7 @@
             </w:r>
             <w:r>
               <w:rPr>
-                <w:rFonts w:ascii="Times New Roman" w:hAnsi="Times New Roman" w:eastAsia="Times New Roman" w:cs="Times New Roman"/>
+                <w:rFonts w:ascii="Times New Roman" w:hAnsi="Times New Roman" w:cs="Times New Roman"/>
                 <w:sz w:val="28"/>
                 <w:szCs w:val="28"/>
               </w:rPr>
@@ -1023,7 +1022,7 @@
             </w:r>
             <w:r>
               <w:rPr>
-                <w:rFonts w:ascii="Times New Roman" w:hAnsi="Times New Roman" w:eastAsia="Times New Roman" w:cs="Times New Roman"/>
+                <w:rFonts w:ascii="Times New Roman" w:hAnsi="Times New Roman" w:cs="Times New Roman"/>
                 <w:sz w:val="28"/>
                 <w:szCs w:val="28"/>
               </w:rPr>
@@ -1067,7 +1066,7 @@
             </w:r>
             <w:r>
               <w:rPr>
-                <w:rFonts w:ascii="Times New Roman" w:hAnsi="Times New Roman" w:eastAsia="Times New Roman" w:cs="Times New Roman"/>
+                <w:rFonts w:ascii="Times New Roman" w:hAnsi="Times New Roman" w:cs="Times New Roman"/>
                 <w:sz w:val="28"/>
                 <w:szCs w:val="28"/>
               </w:rPr>
@@ -1120,7 +1119,7 @@
             </w:r>
             <w:r>
               <w:rPr>
-                <w:rFonts w:ascii="Times New Roman" w:hAnsi="Times New Roman" w:eastAsia="Times New Roman" w:cs="Times New Roman"/>
+                <w:rFonts w:ascii="Times New Roman" w:hAnsi="Times New Roman" w:cs="Times New Roman"/>
                 <w:sz w:val="28"/>
                 <w:szCs w:val="28"/>
               </w:rPr>
@@ -1171,7 +1170,7 @@
             </w:r>
             <w:r>
               <w:rPr>
-                <w:rFonts w:ascii="Times New Roman" w:hAnsi="Times New Roman" w:eastAsia="Times New Roman" w:cs="Times New Roman"/>
+                <w:rFonts w:ascii="Times New Roman" w:hAnsi="Times New Roman" w:cs="Times New Roman"/>
                 <w:sz w:val="28"/>
                 <w:szCs w:val="28"/>
               </w:rPr>
@@ -1218,7 +1217,7 @@
             </w:r>
             <w:r>
               <w:rPr>
-                <w:rFonts w:ascii="Times New Roman" w:hAnsi="Times New Roman" w:eastAsia="Times New Roman" w:cs="Times New Roman"/>
+                <w:rFonts w:ascii="Times New Roman" w:hAnsi="Times New Roman" w:cs="Times New Roman"/>
                 <w:sz w:val="28"/>
                 <w:szCs w:val="28"/>
               </w:rPr>
@@ -1264,7 +1263,7 @@
             </w:r>
             <w:r>
               <w:rPr>
-                <w:rFonts w:ascii="Times New Roman" w:hAnsi="Times New Roman" w:eastAsia="Times New Roman" w:cs="Times New Roman"/>
+                <w:rFonts w:ascii="Times New Roman" w:hAnsi="Times New Roman" w:cs="Times New Roman"/>
                 <w:sz w:val="28"/>
                 <w:szCs w:val="28"/>
               </w:rPr>
@@ -1309,7 +1308,7 @@
             </w:r>
             <w:r>
               <w:rPr>
-                <w:rFonts w:ascii="Times New Roman" w:hAnsi="Times New Roman" w:eastAsia="Times New Roman" w:cs="Times New Roman"/>
+                <w:rFonts w:ascii="Times New Roman" w:hAnsi="Times New Roman" w:cs="Times New Roman"/>
                 <w:sz w:val="28"/>
                 <w:szCs w:val="28"/>
               </w:rPr>
@@ -1343,6 +1342,11 @@
           <w:lang w:val="en-US"/>
         </w:rPr>
         <w:t xml:space="preserve">3</w:t>
+      </w:r>
+      <w:r>
+        <w:rPr>
+          <w:highlight w:val="none"/>
+        </w:rPr>
       </w:r>
       <w:r>
         <w:rPr>
@@ -1992,7 +1996,8 @@
       </w:r>
       <w:r>
         <w:rPr>
-          <w:highlight w:val="yellow"/>
+          <w:highlight w:val="none"/>
+          <w14:ligatures w14:val="none"/>
         </w:rPr>
       </w:r>
       <w:r>
@@ -2022,6 +2027,7 @@
       <w:r>
         <w:rPr>
           <w:highlight w:val="yellow"/>
+          <w14:ligatures w14:val="none"/>
         </w:rPr>
       </w:r>
       <w:r>
@@ -2046,6 +2052,11 @@
       </w:r>
       <w:r>
         <w:t xml:space="preserve">Цель работы и задание</w:t>
+      </w:r>
+      <w:r>
+        <w:rPr>
+          <w14:ligatures w14:val="none"/>
+        </w:rPr>
       </w:r>
       <w:r>
         <w:rPr>
@@ -2265,7 +2276,7 @@
       <w:r>
         <w:rPr>
           <w:highlight w:val="none"/>
-          <w:lang w:val="ru-RU" w:bidi="ru-RU"/>
+          <w:lang w:val="ru-RU"/>
         </w:rPr>
       </w:r>
       <w:r>
@@ -2332,7 +2343,22 @@
       </w:r>
       <w:r>
         <w:rPr>
+          <w:highlight w:val="none"/>
+          <w:lang w:val="en-US"/>
+        </w:rPr>
+        <w:t xml:space="preserve"> </w:t>
+      </w:r>
+      <w:r>
+        <w:rPr>
+          <w:highlight w:val="none"/>
+          <w:lang w:val="ru-RU"/>
+        </w:rPr>
+        <w:t xml:space="preserve">богом молю.</w:t>
+      </w:r>
+      <w:r>
+        <w:rPr>
           <w:highlight w:val="yellow"/>
+          <w:lang w:val="en-US"/>
         </w:rPr>
       </w:r>
       <w:r>
@@ -2364,6 +2390,7 @@
         <w:rPr>
           <w:sz w:val="28"/>
           <w:szCs w:val="28"/>
+          <w:highlight w:val="none"/>
         </w:rPr>
       </w:r>
       <w:r>
@@ -5774,6 +5801,12 @@
                 <w:szCs w:val="28"/>
               </w:rPr>
             </w:r>
+            <w:r>
+              <w:rPr>
+                <w:sz w:val="28"/>
+                <w:szCs w:val="28"/>
+              </w:rPr>
+            </w:r>
           </w:p>
           <w:p>
             <w:pPr>
@@ -6236,6 +6269,12 @@
                 <w:szCs w:val="28"/>
               </w:rPr>
             </w:r>
+            <w:r>
+              <w:rPr>
+                <w:sz w:val="28"/>
+                <w:szCs w:val="28"/>
+              </w:rPr>
+            </w:r>
           </w:p>
           <w:p>
             <w:pPr>
@@ -6542,7 +6581,6 @@
         <w:rPr>
           <w:sz w:val="28"/>
           <w:szCs w:val="28"/>
-          <w:highlight w:val="none"/>
         </w:rPr>
       </w:r>
       <w:r>
@@ -6574,6 +6612,7 @@
         <w:rPr>
           <w:sz w:val="28"/>
           <w:szCs w:val="28"/>
+          <w:highlight w:val="none"/>
         </w:rPr>
       </w:r>
       <w:r>
@@ -6747,7 +6786,6 @@
         <w:rPr>
           <w:sz w:val="28"/>
           <w:szCs w:val="28"/>
-          <w:highlight w:val="none"/>
         </w:rPr>
       </w:r>
       <w:r>

--- a/CM_Lab1.docx
+++ b/CM_Lab1.docx
@@ -4,7 +4,7 @@
   <w:body>
     <w:p>
       <w:pPr>
-        <w:pStyle w:val="957"/>
+        <w:pStyle w:val="959"/>
         <w:pBdr/>
         <w:spacing w:after="0" w:afterAutospacing="0" w:before="0" w:beforeAutospacing="0" w:line="312" w:lineRule="auto"/>
         <w:ind/>
@@ -107,7 +107,7 @@
     </w:p>
     <w:p>
       <w:pPr>
-        <w:pStyle w:val="957"/>
+        <w:pStyle w:val="959"/>
         <w:pBdr/>
         <w:spacing w:after="0" w:afterAutospacing="0" w:before="0" w:beforeAutospacing="0" w:line="312" w:lineRule="auto"/>
         <w:ind/>
@@ -120,7 +120,7 @@
     </w:p>
     <w:p>
       <w:pPr>
-        <w:pStyle w:val="957"/>
+        <w:pStyle w:val="959"/>
         <w:pBdr/>
         <w:spacing w:after="0" w:afterAutospacing="0" w:before="0" w:beforeAutospacing="0" w:line="312" w:lineRule="auto"/>
         <w:ind/>
@@ -131,7 +131,7 @@
     </w:p>
     <w:p>
       <w:pPr>
-        <w:pStyle w:val="957"/>
+        <w:pStyle w:val="959"/>
         <w:pBdr/>
         <w:spacing w:after="0" w:afterAutospacing="0" w:before="0" w:beforeAutospacing="0" w:line="312" w:lineRule="auto"/>
         <w:ind/>
@@ -144,7 +144,7 @@
     </w:p>
     <w:p>
       <w:pPr>
-        <w:pStyle w:val="958"/>
+        <w:pStyle w:val="960"/>
         <w:pBdr/>
         <w:spacing w:after="0" w:afterAutospacing="0" w:before="0" w:beforeAutospacing="0" w:line="312" w:lineRule="auto"/>
         <w:ind/>
@@ -1224,6 +1224,45 @@
             </w:r>
             <w:r>
               <w:rPr>
+                <w:rFonts w:ascii="Times New Roman" w:hAnsi="Times New Roman" w:eastAsia="Times New Roman" w:cs="Times New Roman"/>
+                <w:sz w:val="28"/>
+                <w:szCs w:val="28"/>
+                <w:lang w:val="en-US"/>
+              </w:rPr>
+              <w:t xml:space="preserve">I</w:t>
+            </w:r>
+            <w:r>
+              <w:rPr>
+                <w:rFonts w:ascii="Times New Roman" w:hAnsi="Times New Roman" w:cs="Times New Roman"/>
+                <w:sz w:val="28"/>
+                <w:szCs w:val="28"/>
+              </w:rPr>
+            </w:r>
+            <w:r>
+              <w:rPr>
+                <w:rFonts w:ascii="Times New Roman" w:hAnsi="Times New Roman" w:cs="Times New Roman"/>
+                <w:sz w:val="28"/>
+                <w:szCs w:val="28"/>
+              </w:rPr>
+            </w:r>
+            <w:r>
+              <w:rPr>
+                <w:rFonts w:ascii="Times New Roman" w:hAnsi="Times New Roman" w:eastAsia="Times New Roman" w:cs="Times New Roman"/>
+                <w:sz w:val="28"/>
+                <w:szCs w:val="28"/>
+                <w:lang w:val="en-US"/>
+              </w:rPr>
+            </w:r>
+            <w:r>
+              <w:rPr>
+                <w:rFonts w:ascii="Times New Roman" w:hAnsi="Times New Roman" w:cs="Times New Roman"/>
+                <w:sz w:val="28"/>
+                <w:szCs w:val="28"/>
+              </w:rPr>
+            </w:r>
+            <w:r/>
+            <w:r>
+              <w:rPr>
                 <w:rFonts w:ascii="Times New Roman" w:hAnsi="Times New Roman" w:cs="Times New Roman"/>
                 <w:sz w:val="28"/>
                 <w:szCs w:val="28"/>
@@ -1326,7 +1365,7 @@
     </w:tbl>
     <w:p>
       <w:pPr>
-        <w:pStyle w:val="959"/>
+        <w:pStyle w:val="961"/>
         <w:pBdr/>
         <w:spacing w:after="0" w:afterAutospacing="0" w:before="0" w:beforeAutospacing="0" w:line="312" w:lineRule="auto"/>
         <w:ind/>
@@ -1339,14 +1378,10 @@
       </w:r>
       <w:r>
         <w:rPr>
+          <w:highlight w:val="none"/>
           <w:lang w:val="en-US"/>
         </w:rPr>
-        <w:t xml:space="preserve">3</w:t>
-      </w:r>
-      <w:r>
-        <w:rPr>
-          <w:highlight w:val="none"/>
-        </w:rPr>
+        <w:t xml:space="preserve">1</w:t>
       </w:r>
       <w:r>
         <w:rPr>
@@ -1356,7 +1391,7 @@
     </w:p>
     <w:p>
       <w:pPr>
-        <w:pStyle w:val="959"/>
+        <w:pStyle w:val="961"/>
         <w:pBdr/>
         <w:spacing w:after="0" w:afterAutospacing="0" w:before="0" w:beforeAutospacing="0" w:line="312" w:lineRule="auto"/>
         <w:ind/>
@@ -2000,12 +2035,13 @@
       </w:r>
       <w:r>
         <w:rPr>
-          <w:highlight w:val="none"/>
+          <w:highlight w:val="yellow"/>
+          <w14:ligatures w14:val="none"/>
         </w:rPr>
       </w:r>
       <w:r>
         <w:rPr>
-          <w:highlight w:val="yellow"/>
+          <w:highlight w:val="none"/>
           <w14:ligatures w14:val="none"/>
         </w:rPr>
       </w:r>
@@ -2027,7 +2063,7 @@
       <w:sdtContent>
         <w:p>
           <w:pPr>
-            <w:pStyle w:val="940"/>
+            <w:pStyle w:val="942"/>
             <w:pBdr/>
             <w:tabs>
               <w:tab w:val="right" w:leader="dot" w:pos="9355"/>
@@ -2060,24 +2096,24 @@
           <w:hyperlink w:tooltip="#_Toc1" w:anchor="_Toc1" w:history="1">
             <w:r>
               <w:rPr>
-                <w:rStyle w:val="938"/>
+                <w:rStyle w:val="940"/>
               </w:rPr>
             </w:r>
             <w:r>
               <w:rPr>
-                <w:rStyle w:val="938"/>
+                <w:rStyle w:val="940"/>
               </w:rPr>
               <w:t xml:space="preserve">1. </w:t>
             </w:r>
             <w:r>
               <w:rPr>
-                <w:rStyle w:val="938"/>
+                <w:rStyle w:val="940"/>
               </w:rPr>
               <w:t xml:space="preserve">Цель работы и задание</w:t>
             </w:r>
             <w:r>
               <w:rPr>
-                <w:rStyle w:val="938"/>
+                <w:rStyle w:val="940"/>
                 <w14:ligatures w14:val="none"/>
               </w:rPr>
             </w:r>
@@ -2097,10 +2133,15 @@
               <w14:ligatures w14:val="none"/>
             </w:rPr>
           </w:r>
+          <w:r>
+            <w:rPr>
+              <w14:ligatures w14:val="none"/>
+            </w:rPr>
+          </w:r>
         </w:p>
         <w:p>
           <w:pPr>
-            <w:pStyle w:val="940"/>
+            <w:pStyle w:val="942"/>
             <w:pBdr/>
             <w:tabs>
               <w:tab w:val="right" w:leader="dot" w:pos="9355"/>
@@ -2109,27 +2150,28 @@
             <w:ind w:right="0" w:firstLine="0" w:left="0"/>
             <w:rPr/>
           </w:pPr>
+          <w:r/>
           <w:hyperlink w:tooltip="#_Toc2" w:anchor="_Toc2" w:history="1">
             <w:r>
               <w:rPr>
-                <w:rStyle w:val="938"/>
+                <w:rStyle w:val="940"/>
               </w:rPr>
             </w:r>
             <w:r>
               <w:rPr>
-                <w:rStyle w:val="938"/>
+                <w:rStyle w:val="940"/>
               </w:rPr>
               <w:t xml:space="preserve">2. О</w:t>
             </w:r>
             <w:r>
               <w:rPr>
-                <w:rStyle w:val="938"/>
+                <w:rStyle w:val="940"/>
               </w:rPr>
               <w:t xml:space="preserve">тветы на контрольные вопросы</w:t>
             </w:r>
             <w:r>
               <w:rPr>
-                <w:rStyle w:val="938"/>
+                <w:rStyle w:val="940"/>
               </w:rPr>
             </w:r>
             <w:r>
@@ -2144,10 +2186,11 @@
             </w:r>
           </w:hyperlink>
           <w:r/>
+          <w:r/>
         </w:p>
         <w:p>
           <w:pPr>
-            <w:pStyle w:val="940"/>
+            <w:pStyle w:val="942"/>
             <w:pBdr/>
             <w:tabs>
               <w:tab w:val="right" w:leader="dot" w:pos="9355"/>
@@ -2158,21 +2201,22 @@
               <w:highlight w:val="none"/>
             </w:rPr>
           </w:pPr>
+          <w:r/>
           <w:hyperlink w:tooltip="#_Toc3" w:anchor="_Toc3" w:history="1">
             <w:r>
               <w:rPr>
-                <w:rStyle w:val="938"/>
+                <w:rStyle w:val="940"/>
               </w:rPr>
             </w:r>
             <w:r>
               <w:rPr>
-                <w:rStyle w:val="938"/>
+                <w:rStyle w:val="940"/>
               </w:rPr>
               <w:t xml:space="preserve">3. Таблица результатов практической работы</w:t>
             </w:r>
             <w:r>
               <w:rPr>
-                <w:rStyle w:val="938"/>
+                <w:rStyle w:val="940"/>
                 <w:highlight w:val="none"/>
               </w:rPr>
             </w:r>
@@ -2192,76 +2236,24 @@
               <w:highlight w:val="none"/>
             </w:rPr>
           </w:r>
-        </w:p>
-        <w:p>
-          <w:pPr>
-            <w:pStyle w:val="940"/>
-            <w:pBdr/>
-            <w:tabs>
-              <w:tab w:val="right" w:leader="dot" w:pos="9355"/>
-            </w:tabs>
-            <w:spacing/>
-            <w:ind w:right="0" w:firstLine="0" w:left="0"/>
-            <w:rPr>
-              <w14:ligatures w14:val="none"/>
-            </w:rPr>
-          </w:pPr>
-          <w:hyperlink w:tooltip="#_Toc4" w:anchor="_Toc4" w:history="1">
-            <w:r>
-              <w:rPr>
-                <w:rStyle w:val="938"/>
-              </w:rPr>
-            </w:r>
-            <w:r>
-              <w:rPr>
-                <w:rStyle w:val="938"/>
-              </w:rPr>
-              <w:t xml:space="preserve">4. </w:t>
-            </w:r>
-            <w:r>
-              <w:rPr>
-                <w:rStyle w:val="938"/>
-              </w:rPr>
-              <w:t xml:space="preserve">Выводы по работе</w:t>
-            </w:r>
-            <w:r>
-              <w:rPr>
-                <w:rStyle w:val="938"/>
-                <w14:ligatures w14:val="none"/>
-              </w:rPr>
-            </w:r>
-            <w:r>
-              <w:tab/>
-            </w:r>
-            <w:r>
-              <w:fldChar w:fldCharType="begin"/>
-              <w:instrText xml:space="preserve">PAGEREF _Toc4 \h</w:instrText>
-              <w:fldChar w:fldCharType="separate"/>
-              <w:t xml:space="preserve">5</w:t>
-              <w:fldChar w:fldCharType="end"/>
-            </w:r>
-          </w:hyperlink>
           <w:r>
-            <w:rPr>
-              <w14:ligatures w14:val="none"/>
-            </w:rPr>
-          </w:r>
-        </w:p>
-        <w:p>
-          <w:pPr>
-            <w:pBdr/>
-            <w:spacing/>
-            <w:ind w:right="0" w:firstLine="0" w:left="0"/>
             <w:rPr>
               <w:highlight w:val="none"/>
             </w:rPr>
-          </w:pPr>
-          <w:r/>
+          </w:r>
           <w:r>
             <w:fldChar w:fldCharType="end"/>
           </w:r>
-          <w:r/>
-          <w:r/>
+          <w:r>
+            <w:rPr>
+              <w:highlight w:val="none"/>
+            </w:rPr>
+          </w:r>
+          <w:r>
+            <w:rPr>
+              <w:highlight w:val="none"/>
+            </w:rPr>
+          </w:r>
         </w:p>
       </w:sdtContent>
     </w:sdt>
@@ -2289,13 +2281,18 @@
           <w14:ligatures w14:val="none"/>
         </w:rPr>
       </w:r>
-      <w:r/>
+      <w:r>
+        <w:rPr>
+          <w:highlight w:val="yellow"/>
+          <w14:ligatures w14:val="none"/>
+        </w:rPr>
+      </w:r>
     </w:p>
     <w:p>
       <w:pPr>
-        <w:pStyle w:val="893"/>
-        <w:pBdr/>
-        <w:spacing w:after="62" w:afterAutospacing="0" w:before="238" w:beforeAutospacing="0"/>
+        <w:pStyle w:val="895"/>
+        <w:pBdr/>
+        <w:spacing w:after="0" w:afterAutospacing="0" w:before="0" w:beforeAutospacing="0"/>
         <w:ind/>
         <w:rPr>
           <w14:ligatures w14:val="none"/>
@@ -2309,9 +2306,12 @@
       <w:r>
         <w:t xml:space="preserve">Цель работы и задание</w:t>
       </w:r>
-      <w:r/>
       <w:bookmarkEnd w:id="1"/>
-      <w:r/>
+      <w:r>
+        <w:rPr>
+          <w14:ligatures w14:val="none"/>
+        </w:rPr>
+      </w:r>
       <w:r>
         <w:rPr>
           <w14:ligatures w14:val="none"/>
@@ -2391,7 +2391,7 @@
     </w:p>
     <w:p>
       <w:pPr>
-        <w:pStyle w:val="956"/>
+        <w:pStyle w:val="958"/>
         <w:numPr>
           <w:ilvl w:val="0"/>
           <w:numId w:val="1"/>
@@ -2432,7 +2432,7 @@
     </w:p>
     <w:p>
       <w:pPr>
-        <w:pStyle w:val="956"/>
+        <w:pStyle w:val="958"/>
         <w:numPr>
           <w:ilvl w:val="0"/>
           <w:numId w:val="1"/>
@@ -2467,7 +2467,7 @@
     </w:p>
     <w:p>
       <w:pPr>
-        <w:pStyle w:val="956"/>
+        <w:pStyle w:val="958"/>
         <w:numPr>
           <w:ilvl w:val="0"/>
           <w:numId w:val="1"/>
@@ -2508,7 +2508,7 @@
     </w:p>
     <w:p>
       <w:pPr>
-        <w:pStyle w:val="956"/>
+        <w:pStyle w:val="958"/>
         <w:numPr>
           <w:ilvl w:val="0"/>
           <w:numId w:val="1"/>
@@ -2543,9 +2543,9 @@
     </w:p>
     <w:p>
       <w:pPr>
-        <w:pStyle w:val="893"/>
-        <w:pBdr/>
-        <w:spacing/>
+        <w:pStyle w:val="895"/>
+        <w:pBdr/>
+        <w:spacing w:after="0" w:before="0"/>
         <w:ind/>
         <w:rPr>
           <w:sz w:val="28"/>
@@ -2568,9 +2568,13 @@
         </w:rPr>
         <w:t xml:space="preserve">тветы на контрольные вопросы</w:t>
       </w:r>
-      <w:r/>
       <w:bookmarkEnd w:id="2"/>
-      <w:r/>
+      <w:r>
+        <w:rPr>
+          <w:sz w:val="28"/>
+          <w:szCs w:val="28"/>
+        </w:rPr>
+      </w:r>
       <w:r>
         <w:rPr>
           <w:sz w:val="28"/>
@@ -2580,17 +2584,13 @@
     </w:p>
     <w:p>
       <w:pPr>
-        <w:numPr>
-          <w:ilvl w:val="0"/>
-          <w:numId w:val="8"/>
-        </w:numPr>
-        <w:pBdr/>
-        <w:spacing/>
-        <w:ind w:firstLine="425" w:left="0"/>
+        <w:pBdr/>
+        <w:spacing/>
+        <w:ind w:firstLine="708" w:left="0"/>
         <w:jc w:val="both"/>
         <w:rPr>
-          <w:sz w:val="28"/>
-          <w:szCs w:val="28"/>
+          <w:highlight w:val="none"/>
+          <w:lang w:val="ru-RU"/>
         </w:rPr>
       </w:pPr>
       <w:r>
@@ -2612,6 +2612,12 @@
           <w:lang w:val="ru-RU"/>
         </w:rPr>
         <w:t xml:space="preserve">читать и записывать данные в ячейки памяти, имитировать сигналы прерывания и сбрасывать ЭВМ в исходное состояние.</w:t>
+      </w:r>
+      <w:r>
+        <w:rPr>
+          <w:sz w:val="28"/>
+          <w:szCs w:val="28"/>
+        </w:rPr>
       </w:r>
       <w:r>
         <w:rPr>
@@ -2687,6 +2693,14 @@
           <w:highlight w:val="none"/>
         </w:rPr>
       </w:r>
+      <w:r>
+        <w:rPr>
+          <w:sz w:val="28"/>
+          <w:szCs w:val="28"/>
+          <w:highlight w:val="none"/>
+          <w:lang w:val="ru-RU"/>
+        </w:rPr>
+      </w:r>
     </w:p>
     <w:p>
       <w:pPr>
@@ -2715,6 +2729,7 @@
           <w:highlight w:val="none"/>
           <w:lang w:val="ru-RU"/>
         </w:rPr>
+        <w:t xml:space="preserve">Чтобы прочитать данные из ячейки </w:t>
       </w:r>
       <w:r>
         <w:rPr>
@@ -2723,7 +2738,16 @@
           <w:highlight w:val="none"/>
           <w:lang w:val="ru-RU"/>
         </w:rPr>
-        <w:t xml:space="preserve">Чтобы прочитать данные из ячейки памяти нужно включить переключатель ЗХ, переключатель АВТ/ОДН установить в положение ОДН, на переключателях АДРЕСС набрать адрес в памяти, который нужно прочитать, затем нажать переключатель ВП, таким образом на индикаторах ДАННЫЕ будут отображены данные, записанные по введенному адресу. Чтобы произвести запись, перед вводом адреса нужно перевести переключатель ЧТ/ЗАП в положение ЗП, ввести адрес, переключателями ДАННЫЕ ввести необходимые для записи данные, после чего нажать ВП. Если нужно произвести чтение</w:t>
+        <w:t xml:space="preserve">памяти нужно включить переключатель ЗХ, переключатель АВТ/ОДН установить в положение ОДН, на переключателях АДРЕСС набрать адрес в памяти, который нужно прочитать, затем нажать переключатель ВП, таким образом на индикаторах ДАННЫЕ будут отображены данные, </w:t>
+      </w:r>
+      <w:r>
+        <w:rPr>
+          <w:sz w:val="28"/>
+          <w:szCs w:val="28"/>
+          <w:highlight w:val="none"/>
+          <w:lang w:val="ru-RU"/>
+        </w:rPr>
+        <w:t xml:space="preserve">записанные по введенному адресу. Чтобы произвести запись, перед вводом адреса нужно перевести переключатель ЧТ/ЗАП в положение ЗП, ввести адрес, переключателями ДАННЫЕ ввести необходимые для записи данные, после чего нажать ВП. Если нужно произвести чтение</w:t>
       </w:r>
       <w:r>
         <w:rPr>
@@ -2742,6 +2766,14 @@
           <w:lang w:val="ru-RU"/>
         </w:rPr>
         <w:t xml:space="preserve">запись из портов ввода/вывода – следует установить переключатель ЗУ/УВВ в положение УВВ.</w:t>
+      </w:r>
+      <w:r>
+        <w:rPr>
+          <w:sz w:val="28"/>
+          <w:szCs w:val="28"/>
+          <w:highlight w:val="none"/>
+          <w:lang w:val="ru-RU"/>
+        </w:rPr>
       </w:r>
       <w:r>
         <w:rPr>
@@ -2798,44 +2830,12 @@
           <w:lang w:val="ru-RU" w:bidi="ru-RU"/>
         </w:rPr>
       </w:r>
-      <w:r>
-        <w:rPr>
-          <w:sz w:val="28"/>
-          <w:szCs w:val="28"/>
-          <w:highlight w:val="none"/>
-          <w:lang w:val="ru-RU"/>
-        </w:rPr>
-      </w:r>
-      <w:r>
-        <w:rPr>
-          <w:sz w:val="28"/>
-          <w:szCs w:val="28"/>
-          <w:highlight w:val="none"/>
-          <w:lang w:val="ru-RU"/>
-        </w:rPr>
-      </w:r>
-      <w:r>
-        <w:rPr>
-          <w:sz w:val="28"/>
-          <w:szCs w:val="28"/>
-          <w:highlight w:val="none"/>
-          <w:lang w:val="ru-RU"/>
-        </w:rPr>
-      </w:r>
-      <w:r>
-        <w:rPr>
-          <w:sz w:val="28"/>
-          <w:szCs w:val="28"/>
-          <w:highlight w:val="none"/>
-          <w:lang w:val="ru-RU" w:bidi="ru-RU"/>
-        </w:rPr>
-      </w:r>
     </w:p>
     <w:p>
       <w:pPr>
-        <w:pStyle w:val="893"/>
-        <w:pBdr/>
-        <w:spacing/>
+        <w:pStyle w:val="895"/>
+        <w:pBdr/>
+        <w:spacing w:after="0" w:before="0"/>
         <w:ind/>
         <w:rPr>
           <w:sz w:val="28"/>
@@ -2845,7 +2845,6 @@
       </w:pPr>
       <w:r/>
       <w:bookmarkStart w:id="3" w:name="_Toc3"/>
-      <w:r/>
       <w:r>
         <w:rPr>
           <w:sz w:val="28"/>
@@ -2853,9 +2852,14 @@
         </w:rPr>
         <w:t xml:space="preserve">3. Таблица результатов практической работы</w:t>
       </w:r>
-      <w:r/>
       <w:bookmarkEnd w:id="3"/>
-      <w:r/>
+      <w:r>
+        <w:rPr>
+          <w:sz w:val="28"/>
+          <w:szCs w:val="28"/>
+          <w:highlight w:val="none"/>
+        </w:rPr>
+      </w:r>
       <w:r>
         <w:rPr>
           <w:sz w:val="28"/>
@@ -2888,6 +2892,13 @@
           <w:szCs w:val="28"/>
         </w:rPr>
         <w:t xml:space="preserve">Таблица 1 – Результаты практической работы</w:t>
+      </w:r>
+      <w:r>
+        <w:rPr>
+          <w:sz w:val="28"/>
+          <w:szCs w:val="28"/>
+          <w:highlight w:val="yellow"/>
+        </w:rPr>
       </w:r>
       <w:r>
         <w:rPr>
@@ -6376,9 +6387,9 @@
           <w:tcPr>
             <w:tcBorders>
               <w:top w:val="single" w:color="000000" w:sz="4" w:space="0"/>
-              <w:left w:val="nil" w:color="000000" w:sz="4" w:space="0"/>
-              <w:bottom w:val="nil" w:color="000000" w:sz="4" w:space="0"/>
-              <w:right w:val="nil" w:color="000000" w:sz="4" w:space="0"/>
+              <w:left w:val="none" w:color="000000" w:sz="4" w:space="0"/>
+              <w:bottom w:val="none" w:color="000000" w:sz="4" w:space="0"/>
+              <w:right w:val="none" w:color="000000" w:sz="4" w:space="0"/>
             </w:tcBorders>
             <w:tcW w:w="1926" w:type="dxa"/>
             <w:vMerge w:val="restart"/>
@@ -6410,15 +6421,22 @@
                 <w:lang w:val="en-US"/>
               </w:rPr>
             </w:r>
+            <w:r>
+              <w:rPr>
+                <w:sz w:val="28"/>
+                <w:szCs w:val="28"/>
+                <w:lang w:val="en-US"/>
+              </w:rPr>
+            </w:r>
           </w:p>
         </w:tc>
         <w:tc>
           <w:tcPr>
             <w:tcBorders>
               <w:top w:val="single" w:color="000000" w:sz="4" w:space="0"/>
-              <w:left w:val="nil" w:color="000000" w:sz="4" w:space="0"/>
-              <w:bottom w:val="nil" w:color="000000" w:sz="4" w:space="0"/>
-              <w:right w:val="nil" w:color="000000" w:sz="4" w:space="0"/>
+              <w:left w:val="none" w:color="000000" w:sz="4" w:space="0"/>
+              <w:bottom w:val="none" w:color="000000" w:sz="4" w:space="0"/>
+              <w:right w:val="none" w:color="000000" w:sz="4" w:space="0"/>
             </w:tcBorders>
             <w:tcW w:w="2527" w:type="dxa"/>
             <w:vMerge w:val="restart"/>
@@ -6447,15 +6465,21 @@
                 <w:szCs w:val="28"/>
               </w:rPr>
             </w:r>
+            <w:r>
+              <w:rPr>
+                <w:sz w:val="28"/>
+                <w:szCs w:val="28"/>
+              </w:rPr>
+            </w:r>
           </w:p>
         </w:tc>
         <w:tc>
           <w:tcPr>
             <w:tcBorders>
               <w:top w:val="single" w:color="000000" w:sz="4" w:space="0"/>
-              <w:left w:val="nil" w:color="000000" w:sz="4" w:space="0"/>
-              <w:bottom w:val="nil" w:color="000000" w:sz="4" w:space="0"/>
-              <w:right w:val="nil" w:color="000000" w:sz="4" w:space="0"/>
+              <w:left w:val="none" w:color="000000" w:sz="4" w:space="0"/>
+              <w:bottom w:val="none" w:color="000000" w:sz="4" w:space="0"/>
+              <w:right w:val="none" w:color="000000" w:sz="4" w:space="0"/>
             </w:tcBorders>
             <w:tcW w:w="4902" w:type="dxa"/>
             <w:vMerge w:val="restart"/>
@@ -6484,6 +6508,12 @@
                 <w:szCs w:val="28"/>
               </w:rPr>
             </w:r>
+            <w:r>
+              <w:rPr>
+                <w:sz w:val="28"/>
+                <w:szCs w:val="28"/>
+              </w:rPr>
+            </w:r>
           </w:p>
         </w:tc>
       </w:tr>
@@ -6495,7 +6525,6 @@
         <w:ind w:right="0" w:firstLine="0" w:left="0"/>
         <w:rPr/>
       </w:pPr>
-      <w:r/>
       <w:r>
         <w:rPr>
           <w:sz w:val="28"/>
@@ -6503,7 +6532,6 @@
         </w:rPr>
         <w:t xml:space="preserve">Продолжение таблицы</w:t>
       </w:r>
-      <w:r/>
       <w:r>
         <w:t xml:space="preserve"> 1</w:t>
       </w:r>
@@ -7386,7 +7414,7 @@
     </w:p>
     <w:p>
       <w:pPr>
-        <w:pStyle w:val="956"/>
+        <w:pStyle w:val="958"/>
         <w:numPr>
           <w:ilvl w:val="0"/>
           <w:numId w:val="7"/>
@@ -7436,7 +7464,7 @@
     </w:p>
     <w:p>
       <w:pPr>
-        <w:pStyle w:val="956"/>
+        <w:pStyle w:val="958"/>
         <w:numPr>
           <w:ilvl w:val="0"/>
           <w:numId w:val="7"/>
@@ -7472,7 +7500,7 @@
     </w:p>
     <w:p>
       <w:pPr>
-        <w:pStyle w:val="956"/>
+        <w:pStyle w:val="958"/>
         <w:numPr>
           <w:ilvl w:val="0"/>
           <w:numId w:val="7"/>
@@ -7508,7 +7536,7 @@
     </w:p>
     <w:p>
       <w:pPr>
-        <w:pStyle w:val="956"/>
+        <w:pStyle w:val="958"/>
         <w:numPr>
           <w:ilvl w:val="0"/>
           <w:numId w:val="7"/>
@@ -7558,7 +7586,7 @@
     </w:p>
     <w:p>
       <w:pPr>
-        <w:pStyle w:val="956"/>
+        <w:pStyle w:val="958"/>
         <w:numPr>
           <w:ilvl w:val="0"/>
           <w:numId w:val="7"/>
@@ -7608,7 +7636,7 @@
     </w:p>
     <w:p>
       <w:pPr>
-        <w:pStyle w:val="956"/>
+        <w:pStyle w:val="958"/>
         <w:numPr>
           <w:ilvl w:val="0"/>
           <w:numId w:val="7"/>
@@ -7696,7 +7724,7 @@
 <w:ftr xmlns:wpc="http://schemas.microsoft.com/office/word/2010/wordprocessingCanvas" xmlns:mc="http://schemas.openxmlformats.org/markup-compatibility/2006" xmlns:o="urn:schemas-microsoft-com:office:office" xmlns:r="http://schemas.openxmlformats.org/officeDocument/2006/relationships" xmlns:m="http://schemas.openxmlformats.org/officeDocument/2006/math" xmlns:v="urn:schemas-microsoft-com:vml" xmlns:wp14="http://schemas.microsoft.com/office/word/2010/wordprocessingDrawing" xmlns:wp="http://schemas.openxmlformats.org/drawingml/2006/wordprocessingDrawing" xmlns:w10="urn:schemas-microsoft-com:office:word" xmlns:w="http://schemas.openxmlformats.org/wordprocessingml/2006/main" xmlns:w14="http://schemas.microsoft.com/office/word/2010/wordml" xmlns:w15="http://schemas.microsoft.com/office/word/2012/wordml" xmlns:wpg="http://schemas.microsoft.com/office/word/2010/wordprocessingGroup" xmlns:wpi="http://schemas.microsoft.com/office/word/2010/wordprocessingInk" xmlns:wne="http://schemas.microsoft.com/office/word/2006/wordml" xmlns:a="http://schemas.openxmlformats.org/drawingml/2006/main" xmlns:wps="http://schemas.microsoft.com/office/word/2010/wordprocessingShape" mc:Ignorable="w14 w15 wp14">
   <w:p>
     <w:pPr>
-      <w:pStyle w:val="929"/>
+      <w:pStyle w:val="931"/>
       <w:pBdr/>
       <w:spacing/>
       <w:ind w:right="0" w:firstLine="0" w:left="0"/>
@@ -7718,7 +7746,7 @@
 <w:ftr xmlns:wpc="http://schemas.microsoft.com/office/word/2010/wordprocessingCanvas" xmlns:mc="http://schemas.openxmlformats.org/markup-compatibility/2006" xmlns:o="urn:schemas-microsoft-com:office:office" xmlns:r="http://schemas.openxmlformats.org/officeDocument/2006/relationships" xmlns:m="http://schemas.openxmlformats.org/officeDocument/2006/math" xmlns:v="urn:schemas-microsoft-com:vml" xmlns:wp14="http://schemas.microsoft.com/office/word/2010/wordprocessingDrawing" xmlns:wp="http://schemas.openxmlformats.org/drawingml/2006/wordprocessingDrawing" xmlns:w10="urn:schemas-microsoft-com:office:word" xmlns:w="http://schemas.openxmlformats.org/wordprocessingml/2006/main" xmlns:w14="http://schemas.microsoft.com/office/word/2010/wordml" xmlns:w15="http://schemas.microsoft.com/office/word/2012/wordml" xmlns:wpg="http://schemas.microsoft.com/office/word/2010/wordprocessingGroup" xmlns:wpi="http://schemas.microsoft.com/office/word/2010/wordprocessingInk" xmlns:wne="http://schemas.microsoft.com/office/word/2006/wordml" xmlns:a="http://schemas.openxmlformats.org/drawingml/2006/main" xmlns:wps="http://schemas.microsoft.com/office/word/2010/wordprocessingShape" mc:Ignorable="w14 w15 wp14">
   <w:p>
     <w:pPr>
-      <w:pStyle w:val="929"/>
+      <w:pStyle w:val="931"/>
       <w:pBdr/>
       <w:spacing/>
       <w:ind w:right="0" w:firstLine="0" w:left="0"/>
@@ -7754,7 +7782,7 @@
   </w:p>
   <w:p>
     <w:pPr>
-      <w:pStyle w:val="929"/>
+      <w:pStyle w:val="931"/>
       <w:pBdr/>
       <w:spacing/>
       <w:ind w:right="0" w:firstLine="0" w:left="0"/>
@@ -7849,7 +7877,7 @@
 <w:hdr xmlns:wpc="http://schemas.microsoft.com/office/word/2010/wordprocessingCanvas" xmlns:mc="http://schemas.openxmlformats.org/markup-compatibility/2006" xmlns:o="urn:schemas-microsoft-com:office:office" xmlns:r="http://schemas.openxmlformats.org/officeDocument/2006/relationships" xmlns:m="http://schemas.openxmlformats.org/officeDocument/2006/math" xmlns:v="urn:schemas-microsoft-com:vml" xmlns:wp14="http://schemas.microsoft.com/office/word/2010/wordprocessingDrawing" xmlns:wp="http://schemas.openxmlformats.org/drawingml/2006/wordprocessingDrawing" xmlns:w10="urn:schemas-microsoft-com:office:word" xmlns:w="http://schemas.openxmlformats.org/wordprocessingml/2006/main" xmlns:w14="http://schemas.microsoft.com/office/word/2010/wordml" xmlns:w15="http://schemas.microsoft.com/office/word/2012/wordml" xmlns:wpg="http://schemas.microsoft.com/office/word/2010/wordprocessingGroup" xmlns:wpi="http://schemas.microsoft.com/office/word/2010/wordprocessingInk" xmlns:wne="http://schemas.microsoft.com/office/word/2006/wordml" xmlns:a="http://schemas.openxmlformats.org/drawingml/2006/main" xmlns:wps="http://schemas.microsoft.com/office/word/2010/wordprocessingShape" mc:Ignorable="w14 w15 wp14">
   <w:p>
     <w:pPr>
-      <w:pStyle w:val="927"/>
+      <w:pStyle w:val="929"/>
       <w:pBdr/>
       <w:spacing/>
       <w:ind/>
@@ -7865,7 +7893,7 @@
 <w:hdr xmlns:wpc="http://schemas.microsoft.com/office/word/2010/wordprocessingCanvas" xmlns:mc="http://schemas.openxmlformats.org/markup-compatibility/2006" xmlns:o="urn:schemas-microsoft-com:office:office" xmlns:r="http://schemas.openxmlformats.org/officeDocument/2006/relationships" xmlns:m="http://schemas.openxmlformats.org/officeDocument/2006/math" xmlns:v="urn:schemas-microsoft-com:vml" xmlns:wp14="http://schemas.microsoft.com/office/word/2010/wordprocessingDrawing" xmlns:wp="http://schemas.openxmlformats.org/drawingml/2006/wordprocessingDrawing" xmlns:w10="urn:schemas-microsoft-com:office:word" xmlns:w="http://schemas.openxmlformats.org/wordprocessingml/2006/main" xmlns:w14="http://schemas.microsoft.com/office/word/2010/wordml" xmlns:w15="http://schemas.microsoft.com/office/word/2012/wordml" xmlns:wpg="http://schemas.microsoft.com/office/word/2010/wordprocessingGroup" xmlns:wpi="http://schemas.microsoft.com/office/word/2010/wordprocessingInk" xmlns:wne="http://schemas.microsoft.com/office/word/2006/wordml" xmlns:a="http://schemas.openxmlformats.org/drawingml/2006/main" xmlns:wps="http://schemas.microsoft.com/office/word/2010/wordprocessingShape" mc:Ignorable="w14 w15 wp14">
   <w:p>
     <w:pPr>
-      <w:pStyle w:val="927"/>
+      <w:pStyle w:val="929"/>
       <w:pBdr/>
       <w:spacing/>
       <w:ind/>
@@ -9249,9 +9277,9 @@
     <w:lsdException w:name="Bibliography" w:uiPriority="37"/>
     <w:lsdException w:name="TOC Heading" w:uiPriority="39" w:qFormat="1"/>
   </w:latentStyles>
-  <w:style w:type="table" w:styleId="767">
+  <w:style w:type="table" w:styleId="769">
     <w:name w:val="Table Grid"/>
-    <w:basedOn w:val="953"/>
+    <w:basedOn w:val="955"/>
     <w:uiPriority w:val="59"/>
     <w:pPr>
       <w:pBdr/>
@@ -9448,9 +9476,9 @@
       </w:tcPr>
     </w:tblStylePr>
   </w:style>
-  <w:style w:type="table" w:styleId="768">
+  <w:style w:type="table" w:styleId="770">
     <w:name w:val="Table Grid Light"/>
-    <w:basedOn w:val="953"/>
+    <w:basedOn w:val="955"/>
     <w:uiPriority w:val="59"/>
     <w:pPr>
       <w:pBdr/>
@@ -9647,9 +9675,9 @@
       </w:tcPr>
     </w:tblStylePr>
   </w:style>
-  <w:style w:type="table" w:styleId="769">
+  <w:style w:type="table" w:styleId="771">
     <w:name w:val="Plain Table 1"/>
-    <w:basedOn w:val="953"/>
+    <w:basedOn w:val="955"/>
     <w:uiPriority w:val="59"/>
     <w:pPr>
       <w:pBdr/>
@@ -9872,9 +9900,9 @@
       </w:tcPr>
     </w:tblStylePr>
   </w:style>
-  <w:style w:type="table" w:styleId="770">
+  <w:style w:type="table" w:styleId="772">
     <w:name w:val="Plain Table 2"/>
-    <w:basedOn w:val="953"/>
+    <w:basedOn w:val="955"/>
     <w:uiPriority w:val="59"/>
     <w:pPr>
       <w:pBdr/>
@@ -10105,9 +10133,9 @@
       </w:tcPr>
     </w:tblStylePr>
   </w:style>
-  <w:style w:type="table" w:styleId="771">
+  <w:style w:type="table" w:styleId="773">
     <w:name w:val="Plain Table 3"/>
-    <w:basedOn w:val="953"/>
+    <w:basedOn w:val="955"/>
     <w:uiPriority w:val="99"/>
     <w:pPr>
       <w:pBdr/>
@@ -10335,9 +10363,9 @@
       </w:tcPr>
     </w:tblStylePr>
   </w:style>
-  <w:style w:type="table" w:styleId="772">
+  <w:style w:type="table" w:styleId="774">
     <w:name w:val="Plain Table 4"/>
-    <w:basedOn w:val="953"/>
+    <w:basedOn w:val="955"/>
     <w:uiPriority w:val="99"/>
     <w:pPr>
       <w:pBdr/>
@@ -10551,9 +10579,9 @@
       </w:tcPr>
     </w:tblStylePr>
   </w:style>
-  <w:style w:type="table" w:styleId="773">
+  <w:style w:type="table" w:styleId="775">
     <w:name w:val="Plain Table 5"/>
-    <w:basedOn w:val="953"/>
+    <w:basedOn w:val="955"/>
     <w:uiPriority w:val="99"/>
     <w:pPr>
       <w:pBdr/>
@@ -10784,9 +10812,9 @@
       </w:tcPr>
     </w:tblStylePr>
   </w:style>
-  <w:style w:type="table" w:styleId="774">
+  <w:style w:type="table" w:styleId="776">
     <w:name w:val="Grid Table 1 Light"/>
-    <w:basedOn w:val="953"/>
+    <w:basedOn w:val="955"/>
     <w:uiPriority w:val="99"/>
     <w:pPr>
       <w:pBdr/>
@@ -11007,9 +11035,9 @@
       </w:tcPr>
     </w:tblStylePr>
   </w:style>
-  <w:style w:type="table" w:styleId="775">
+  <w:style w:type="table" w:styleId="777">
     <w:name w:val="Grid Table 1 Light - Accent 1"/>
-    <w:basedOn w:val="953"/>
+    <w:basedOn w:val="955"/>
     <w:uiPriority w:val="99"/>
     <w:pPr>
       <w:pBdr/>
@@ -11230,9 +11258,9 @@
       </w:tcPr>
     </w:tblStylePr>
   </w:style>
-  <w:style w:type="table" w:styleId="776">
+  <w:style w:type="table" w:styleId="778">
     <w:name w:val="Grid Table 1 Light - Accent 2"/>
-    <w:basedOn w:val="953"/>
+    <w:basedOn w:val="955"/>
     <w:uiPriority w:val="99"/>
     <w:pPr>
       <w:pBdr/>
@@ -11453,9 +11481,9 @@
       </w:tcPr>
     </w:tblStylePr>
   </w:style>
-  <w:style w:type="table" w:styleId="777">
+  <w:style w:type="table" w:styleId="779">
     <w:name w:val="Grid Table 1 Light - Accent 3"/>
-    <w:basedOn w:val="953"/>
+    <w:basedOn w:val="955"/>
     <w:uiPriority w:val="99"/>
     <w:pPr>
       <w:pBdr/>
@@ -11676,9 +11704,9 @@
       </w:tcPr>
     </w:tblStylePr>
   </w:style>
-  <w:style w:type="table" w:styleId="778">
+  <w:style w:type="table" w:styleId="780">
     <w:name w:val="Grid Table 1 Light - Accent 4"/>
-    <w:basedOn w:val="953"/>
+    <w:basedOn w:val="955"/>
     <w:uiPriority w:val="99"/>
     <w:pPr>
       <w:pBdr/>
@@ -11899,9 +11927,9 @@
       </w:tcPr>
     </w:tblStylePr>
   </w:style>
-  <w:style w:type="table" w:styleId="779">
+  <w:style w:type="table" w:styleId="781">
     <w:name w:val="Grid Table 1 Light - Accent 5"/>
-    <w:basedOn w:val="953"/>
+    <w:basedOn w:val="955"/>
     <w:uiPriority w:val="99"/>
     <w:pPr>
       <w:pBdr/>
@@ -12122,9 +12150,9 @@
       </w:tcPr>
     </w:tblStylePr>
   </w:style>
-  <w:style w:type="table" w:styleId="780">
+  <w:style w:type="table" w:styleId="782">
     <w:name w:val="Grid Table 1 Light - Accent 6"/>
-    <w:basedOn w:val="953"/>
+    <w:basedOn w:val="955"/>
     <w:uiPriority w:val="99"/>
     <w:pPr>
       <w:pBdr/>
@@ -12345,9 +12373,9 @@
       </w:tcPr>
     </w:tblStylePr>
   </w:style>
-  <w:style w:type="table" w:styleId="781">
+  <w:style w:type="table" w:styleId="783">
     <w:name w:val="Grid Table 2"/>
-    <w:basedOn w:val="953"/>
+    <w:basedOn w:val="955"/>
     <w:uiPriority w:val="99"/>
     <w:pPr>
       <w:pBdr/>
@@ -12577,9 +12605,9 @@
       </w:tcPr>
     </w:tblStylePr>
   </w:style>
-  <w:style w:type="table" w:styleId="782">
+  <w:style w:type="table" w:styleId="784">
     <w:name w:val="Grid Table 2 - Accent 1"/>
-    <w:basedOn w:val="953"/>
+    <w:basedOn w:val="955"/>
     <w:uiPriority w:val="99"/>
     <w:pPr>
       <w:pBdr/>
@@ -12809,9 +12837,9 @@
       </w:tcPr>
     </w:tblStylePr>
   </w:style>
-  <w:style w:type="table" w:styleId="783">
+  <w:style w:type="table" w:styleId="785">
     <w:name w:val="Grid Table 2 - Accent 2"/>
-    <w:basedOn w:val="953"/>
+    <w:basedOn w:val="955"/>
     <w:uiPriority w:val="99"/>
     <w:pPr>
       <w:pBdr/>
@@ -13041,9 +13069,9 @@
       </w:tcPr>
     </w:tblStylePr>
   </w:style>
-  <w:style w:type="table" w:styleId="784">
+  <w:style w:type="table" w:styleId="786">
     <w:name w:val="Grid Table 2 - Accent 3"/>
-    <w:basedOn w:val="953"/>
+    <w:basedOn w:val="955"/>
     <w:uiPriority w:val="99"/>
     <w:pPr>
       <w:pBdr/>
@@ -13273,9 +13301,9 @@
       </w:tcPr>
     </w:tblStylePr>
   </w:style>
-  <w:style w:type="table" w:styleId="785">
+  <w:style w:type="table" w:styleId="787">
     <w:name w:val="Grid Table 2 - Accent 4"/>
-    <w:basedOn w:val="953"/>
+    <w:basedOn w:val="955"/>
     <w:uiPriority w:val="99"/>
     <w:pPr>
       <w:pBdr/>
@@ -13505,9 +13533,9 @@
       </w:tcPr>
     </w:tblStylePr>
   </w:style>
-  <w:style w:type="table" w:styleId="786">
+  <w:style w:type="table" w:styleId="788">
     <w:name w:val="Grid Table 2 - Accent 5"/>
-    <w:basedOn w:val="953"/>
+    <w:basedOn w:val="955"/>
     <w:uiPriority w:val="99"/>
     <w:pPr>
       <w:pBdr/>
@@ -13737,9 +13765,9 @@
       </w:tcPr>
     </w:tblStylePr>
   </w:style>
-  <w:style w:type="table" w:styleId="787">
+  <w:style w:type="table" w:styleId="789">
     <w:name w:val="Grid Table 2 - Accent 6"/>
-    <w:basedOn w:val="953"/>
+    <w:basedOn w:val="955"/>
     <w:uiPriority w:val="99"/>
     <w:pPr>
       <w:pBdr/>
@@ -13969,9 +13997,9 @@
       </w:tcPr>
     </w:tblStylePr>
   </w:style>
-  <w:style w:type="table" w:styleId="788">
+  <w:style w:type="table" w:styleId="790">
     <w:name w:val="Grid Table 3"/>
-    <w:basedOn w:val="953"/>
+    <w:basedOn w:val="955"/>
     <w:uiPriority w:val="99"/>
     <w:pPr>
       <w:pBdr/>
@@ -14214,9 +14242,9 @@
       </w:tcPr>
     </w:tblStylePr>
   </w:style>
-  <w:style w:type="table" w:styleId="789">
+  <w:style w:type="table" w:styleId="791">
     <w:name w:val="Grid Table 3 - Accent 1"/>
-    <w:basedOn w:val="953"/>
+    <w:basedOn w:val="955"/>
     <w:uiPriority w:val="99"/>
     <w:pPr>
       <w:pBdr/>
@@ -14459,9 +14487,9 @@
       </w:tcPr>
     </w:tblStylePr>
   </w:style>
-  <w:style w:type="table" w:styleId="790">
+  <w:style w:type="table" w:styleId="792">
     <w:name w:val="Grid Table 3 - Accent 2"/>
-    <w:basedOn w:val="953"/>
+    <w:basedOn w:val="955"/>
     <w:uiPriority w:val="99"/>
     <w:pPr>
       <w:pBdr/>
@@ -14704,9 +14732,9 @@
       </w:tcPr>
     </w:tblStylePr>
   </w:style>
-  <w:style w:type="table" w:styleId="791">
+  <w:style w:type="table" w:styleId="793">
     <w:name w:val="Grid Table 3 - Accent 3"/>
-    <w:basedOn w:val="953"/>
+    <w:basedOn w:val="955"/>
     <w:uiPriority w:val="99"/>
     <w:pPr>
       <w:pBdr/>
@@ -14949,9 +14977,9 @@
       </w:tcPr>
     </w:tblStylePr>
   </w:style>
-  <w:style w:type="table" w:styleId="792">
+  <w:style w:type="table" w:styleId="794">
     <w:name w:val="Grid Table 3 - Accent 4"/>
-    <w:basedOn w:val="953"/>
+    <w:basedOn w:val="955"/>
     <w:uiPriority w:val="99"/>
     <w:pPr>
       <w:pBdr/>
@@ -15194,9 +15222,9 @@
       </w:tcPr>
     </w:tblStylePr>
   </w:style>
-  <w:style w:type="table" w:styleId="793">
+  <w:style w:type="table" w:styleId="795">
     <w:name w:val="Grid Table 3 - Accent 5"/>
-    <w:basedOn w:val="953"/>
+    <w:basedOn w:val="955"/>
     <w:uiPriority w:val="99"/>
     <w:pPr>
       <w:pBdr/>
@@ -15439,9 +15467,9 @@
       </w:tcPr>
     </w:tblStylePr>
   </w:style>
-  <w:style w:type="table" w:styleId="794">
+  <w:style w:type="table" w:styleId="796">
     <w:name w:val="Grid Table 3 - Accent 6"/>
-    <w:basedOn w:val="953"/>
+    <w:basedOn w:val="955"/>
     <w:uiPriority w:val="99"/>
     <w:pPr>
       <w:pBdr/>
@@ -15684,9 +15712,9 @@
       </w:tcPr>
     </w:tblStylePr>
   </w:style>
-  <w:style w:type="table" w:styleId="795">
+  <w:style w:type="table" w:styleId="797">
     <w:name w:val="Grid Table 4"/>
-    <w:basedOn w:val="953"/>
+    <w:basedOn w:val="955"/>
     <w:uiPriority w:val="59"/>
     <w:pPr>
       <w:pBdr/>
@@ -15917,9 +15945,9 @@
       </w:tcPr>
     </w:tblStylePr>
   </w:style>
-  <w:style w:type="table" w:styleId="796">
+  <w:style w:type="table" w:styleId="798">
     <w:name w:val="Grid Table 4 - Accent 1"/>
-    <w:basedOn w:val="953"/>
+    <w:basedOn w:val="955"/>
     <w:uiPriority w:val="59"/>
     <w:pPr>
       <w:pBdr/>
@@ -16150,9 +16178,9 @@
       </w:tcPr>
     </w:tblStylePr>
   </w:style>
-  <w:style w:type="table" w:styleId="797">
+  <w:style w:type="table" w:styleId="799">
     <w:name w:val="Grid Table 4 - Accent 2"/>
-    <w:basedOn w:val="953"/>
+    <w:basedOn w:val="955"/>
     <w:uiPriority w:val="59"/>
     <w:pPr>
       <w:pBdr/>
@@ -16383,9 +16411,9 @@
       </w:tcPr>
     </w:tblStylePr>
   </w:style>
-  <w:style w:type="table" w:styleId="798">
+  <w:style w:type="table" w:styleId="800">
     <w:name w:val="Grid Table 4 - Accent 3"/>
-    <w:basedOn w:val="953"/>
+    <w:basedOn w:val="955"/>
     <w:uiPriority w:val="59"/>
     <w:pPr>
       <w:pBdr/>
@@ -16616,9 +16644,9 @@
       </w:tcPr>
     </w:tblStylePr>
   </w:style>
-  <w:style w:type="table" w:styleId="799">
+  <w:style w:type="table" w:styleId="801">
     <w:name w:val="Grid Table 4 - Accent 4"/>
-    <w:basedOn w:val="953"/>
+    <w:basedOn w:val="955"/>
     <w:uiPriority w:val="59"/>
     <w:pPr>
       <w:pBdr/>
@@ -16849,9 +16877,9 @@
       </w:tcPr>
     </w:tblStylePr>
   </w:style>
-  <w:style w:type="table" w:styleId="800">
+  <w:style w:type="table" w:styleId="802">
     <w:name w:val="Grid Table 4 - Accent 5"/>
-    <w:basedOn w:val="953"/>
+    <w:basedOn w:val="955"/>
     <w:uiPriority w:val="59"/>
     <w:pPr>
       <w:pBdr/>
@@ -17082,9 +17110,9 @@
       </w:tcPr>
     </w:tblStylePr>
   </w:style>
-  <w:style w:type="table" w:styleId="801">
+  <w:style w:type="table" w:styleId="803">
     <w:name w:val="Grid Table 4 - Accent 6"/>
-    <w:basedOn w:val="953"/>
+    <w:basedOn w:val="955"/>
     <w:uiPriority w:val="59"/>
     <w:pPr>
       <w:pBdr/>
@@ -17315,9 +17343,9 @@
       </w:tcPr>
     </w:tblStylePr>
   </w:style>
-  <w:style w:type="table" w:styleId="802">
+  <w:style w:type="table" w:styleId="804">
     <w:name w:val="Grid Table 5 Dark"/>
-    <w:basedOn w:val="953"/>
+    <w:basedOn w:val="955"/>
     <w:uiPriority w:val="99"/>
     <w:pPr>
       <w:pBdr/>
@@ -17543,9 +17571,9 @@
       </w:tcPr>
     </w:tblStylePr>
   </w:style>
-  <w:style w:type="table" w:styleId="803">
+  <w:style w:type="table" w:styleId="805">
     <w:name w:val="Grid Table 5 Dark- Accent 1"/>
-    <w:basedOn w:val="953"/>
+    <w:basedOn w:val="955"/>
     <w:uiPriority w:val="99"/>
     <w:pPr>
       <w:pBdr/>
@@ -17771,9 +17799,9 @@
       </w:tcPr>
     </w:tblStylePr>
   </w:style>
-  <w:style w:type="table" w:styleId="804">
+  <w:style w:type="table" w:styleId="806">
     <w:name w:val="Grid Table 5 Dark - Accent 2"/>
-    <w:basedOn w:val="953"/>
+    <w:basedOn w:val="955"/>
     <w:uiPriority w:val="99"/>
     <w:pPr>
       <w:pBdr/>
@@ -17999,9 +18027,9 @@
       </w:tcPr>
     </w:tblStylePr>
   </w:style>
-  <w:style w:type="table" w:styleId="805">
+  <w:style w:type="table" w:styleId="807">
     <w:name w:val="Grid Table 5 Dark - Accent 3"/>
-    <w:basedOn w:val="953"/>
+    <w:basedOn w:val="955"/>
     <w:uiPriority w:val="99"/>
     <w:pPr>
       <w:pBdr/>
@@ -18227,9 +18255,9 @@
       </w:tcPr>
     </w:tblStylePr>
   </w:style>
-  <w:style w:type="table" w:styleId="806">
+  <w:style w:type="table" w:styleId="808">
     <w:name w:val="Grid Table 5 Dark- Accent 4"/>
-    <w:basedOn w:val="953"/>
+    <w:basedOn w:val="955"/>
     <w:uiPriority w:val="99"/>
     <w:pPr>
       <w:pBdr/>
@@ -18455,9 +18483,9 @@
       </w:tcPr>
     </w:tblStylePr>
   </w:style>
-  <w:style w:type="table" w:styleId="807">
+  <w:style w:type="table" w:styleId="809">
     <w:name w:val="Grid Table 5 Dark - Accent 5"/>
-    <w:basedOn w:val="953"/>
+    <w:basedOn w:val="955"/>
     <w:uiPriority w:val="99"/>
     <w:pPr>
       <w:pBdr/>
@@ -18683,9 +18711,9 @@
       </w:tcPr>
     </w:tblStylePr>
   </w:style>
-  <w:style w:type="table" w:styleId="808">
+  <w:style w:type="table" w:styleId="810">
     <w:name w:val="Grid Table 5 Dark - Accent 6"/>
-    <w:basedOn w:val="953"/>
+    <w:basedOn w:val="955"/>
     <w:uiPriority w:val="99"/>
     <w:pPr>
       <w:pBdr/>
@@ -18911,9 +18939,9 @@
       </w:tcPr>
     </w:tblStylePr>
   </w:style>
-  <w:style w:type="table" w:styleId="809">
+  <w:style w:type="table" w:styleId="811">
     <w:name w:val="Grid Table 6 Colorful"/>
-    <w:basedOn w:val="953"/>
+    <w:basedOn w:val="955"/>
     <w:uiPriority w:val="99"/>
     <w:pPr>
       <w:pBdr/>
@@ -19141,9 +19169,9 @@
       </w:tcPr>
     </w:tblStylePr>
   </w:style>
-  <w:style w:type="table" w:styleId="810">
+  <w:style w:type="table" w:styleId="812">
     <w:name w:val="Grid Table 6 Colorful - Accent 1"/>
-    <w:basedOn w:val="953"/>
+    <w:basedOn w:val="955"/>
     <w:uiPriority w:val="99"/>
     <w:pPr>
       <w:pBdr/>
@@ -19371,9 +19399,9 @@
       </w:tcPr>
     </w:tblStylePr>
   </w:style>
-  <w:style w:type="table" w:styleId="811">
+  <w:style w:type="table" w:styleId="813">
     <w:name w:val="Grid Table 6 Colorful - Accent 2"/>
-    <w:basedOn w:val="953"/>
+    <w:basedOn w:val="955"/>
     <w:uiPriority w:val="99"/>
     <w:pPr>
       <w:pBdr/>
@@ -19601,9 +19629,9 @@
       </w:tcPr>
     </w:tblStylePr>
   </w:style>
-  <w:style w:type="table" w:styleId="812">
+  <w:style w:type="table" w:styleId="814">
     <w:name w:val="Grid Table 6 Colorful - Accent 3"/>
-    <w:basedOn w:val="953"/>
+    <w:basedOn w:val="955"/>
     <w:uiPriority w:val="99"/>
     <w:pPr>
       <w:pBdr/>
@@ -19831,9 +19859,9 @@
       </w:tcPr>
     </w:tblStylePr>
   </w:style>
-  <w:style w:type="table" w:styleId="813">
+  <w:style w:type="table" w:styleId="815">
     <w:name w:val="Grid Table 6 Colorful - Accent 4"/>
-    <w:basedOn w:val="953"/>
+    <w:basedOn w:val="955"/>
     <w:uiPriority w:val="99"/>
     <w:pPr>
       <w:pBdr/>
@@ -20061,9 +20089,9 @@
       </w:tcPr>
     </w:tblStylePr>
   </w:style>
-  <w:style w:type="table" w:styleId="814">
+  <w:style w:type="table" w:styleId="816">
     <w:name w:val="Grid Table 6 Colorful - Accent 5"/>
-    <w:basedOn w:val="953"/>
+    <w:basedOn w:val="955"/>
     <w:uiPriority w:val="99"/>
     <w:pPr>
       <w:pBdr/>
@@ -20291,9 +20319,9 @@
       </w:tcPr>
     </w:tblStylePr>
   </w:style>
-  <w:style w:type="table" w:styleId="815">
+  <w:style w:type="table" w:styleId="817">
     <w:name w:val="Grid Table 6 Colorful - Accent 6"/>
-    <w:basedOn w:val="953"/>
+    <w:basedOn w:val="955"/>
     <w:uiPriority w:val="99"/>
     <w:pPr>
       <w:pBdr/>
@@ -20521,9 +20549,9 @@
       </w:tcPr>
     </w:tblStylePr>
   </w:style>
-  <w:style w:type="table" w:styleId="816">
+  <w:style w:type="table" w:styleId="818">
     <w:name w:val="Grid Table 7 Colorful"/>
-    <w:basedOn w:val="953"/>
+    <w:basedOn w:val="955"/>
     <w:uiPriority w:val="99"/>
     <w:pPr>
       <w:pBdr/>
@@ -20775,9 +20803,9 @@
       </w:tcPr>
     </w:tblStylePr>
   </w:style>
-  <w:style w:type="table" w:styleId="817">
+  <w:style w:type="table" w:styleId="819">
     <w:name w:val="Grid Table 7 Colorful - Accent 1"/>
-    <w:basedOn w:val="953"/>
+    <w:basedOn w:val="955"/>
     <w:uiPriority w:val="99"/>
     <w:pPr>
       <w:pBdr/>
@@ -21029,9 +21057,9 @@
       </w:tcPr>
     </w:tblStylePr>
   </w:style>
-  <w:style w:type="table" w:styleId="818">
+  <w:style w:type="table" w:styleId="820">
     <w:name w:val="Grid Table 7 Colorful - Accent 2"/>
-    <w:basedOn w:val="953"/>
+    <w:basedOn w:val="955"/>
     <w:uiPriority w:val="99"/>
     <w:pPr>
       <w:pBdr/>
@@ -21283,9 +21311,9 @@
       </w:tcPr>
     </w:tblStylePr>
   </w:style>
-  <w:style w:type="table" w:styleId="819">
+  <w:style w:type="table" w:styleId="821">
     <w:name w:val="Grid Table 7 Colorful - Accent 3"/>
-    <w:basedOn w:val="953"/>
+    <w:basedOn w:val="955"/>
     <w:uiPriority w:val="99"/>
     <w:pPr>
       <w:pBdr/>
@@ -21537,9 +21565,9 @@
       </w:tcPr>
     </w:tblStylePr>
   </w:style>
-  <w:style w:type="table" w:styleId="820">
+  <w:style w:type="table" w:styleId="822">
     <w:name w:val="Grid Table 7 Colorful - Accent 4"/>
-    <w:basedOn w:val="953"/>
+    <w:basedOn w:val="955"/>
     <w:uiPriority w:val="99"/>
     <w:pPr>
       <w:pBdr/>
@@ -21791,9 +21819,9 @@
       </w:tcPr>
     </w:tblStylePr>
   </w:style>
-  <w:style w:type="table" w:styleId="821">
+  <w:style w:type="table" w:styleId="823">
     <w:name w:val="Grid Table 7 Colorful - Accent 5"/>
-    <w:basedOn w:val="953"/>
+    <w:basedOn w:val="955"/>
     <w:uiPriority w:val="99"/>
     <w:pPr>
       <w:pBdr/>
@@ -22045,9 +22073,9 @@
       </w:tcPr>
     </w:tblStylePr>
   </w:style>
-  <w:style w:type="table" w:styleId="822">
+  <w:style w:type="table" w:styleId="824">
     <w:name w:val="Grid Table 7 Colorful - Accent 6"/>
-    <w:basedOn w:val="953"/>
+    <w:basedOn w:val="955"/>
     <w:uiPriority w:val="99"/>
     <w:pPr>
       <w:pBdr/>
@@ -22299,9 +22327,9 @@
       </w:tcPr>
     </w:tblStylePr>
   </w:style>
-  <w:style w:type="table" w:styleId="823">
+  <w:style w:type="table" w:styleId="825">
     <w:name w:val="List Table 1 Light"/>
-    <w:basedOn w:val="953"/>
+    <w:basedOn w:val="955"/>
     <w:uiPriority w:val="99"/>
     <w:pPr>
       <w:pBdr/>
@@ -22515,9 +22543,9 @@
       </w:tcPr>
     </w:tblStylePr>
   </w:style>
-  <w:style w:type="table" w:styleId="824">
+  <w:style w:type="table" w:styleId="826">
     <w:name w:val="List Table 1 Light - Accent 1"/>
-    <w:basedOn w:val="953"/>
+    <w:basedOn w:val="955"/>
     <w:uiPriority w:val="99"/>
     <w:pPr>
       <w:pBdr/>
@@ -22731,9 +22759,9 @@
       </w:tcPr>
     </w:tblStylePr>
   </w:style>
-  <w:style w:type="table" w:styleId="825">
+  <w:style w:type="table" w:styleId="827">
     <w:name w:val="List Table 1 Light - Accent 2"/>
-    <w:basedOn w:val="953"/>
+    <w:basedOn w:val="955"/>
     <w:uiPriority w:val="99"/>
     <w:pPr>
       <w:pBdr/>
@@ -22947,9 +22975,9 @@
       </w:tcPr>
     </w:tblStylePr>
   </w:style>
-  <w:style w:type="table" w:styleId="826">
+  <w:style w:type="table" w:styleId="828">
     <w:name w:val="List Table 1 Light - Accent 3"/>
-    <w:basedOn w:val="953"/>
+    <w:basedOn w:val="955"/>
     <w:uiPriority w:val="99"/>
     <w:pPr>
       <w:pBdr/>
@@ -23163,9 +23191,9 @@
       </w:tcPr>
     </w:tblStylePr>
   </w:style>
-  <w:style w:type="table" w:styleId="827">
+  <w:style w:type="table" w:styleId="829">
     <w:name w:val="List Table 1 Light - Accent 4"/>
-    <w:basedOn w:val="953"/>
+    <w:basedOn w:val="955"/>
     <w:uiPriority w:val="99"/>
     <w:pPr>
       <w:pBdr/>
@@ -23379,9 +23407,9 @@
       </w:tcPr>
     </w:tblStylePr>
   </w:style>
-  <w:style w:type="table" w:styleId="828">
+  <w:style w:type="table" w:styleId="830">
     <w:name w:val="List Table 1 Light - Accent 5"/>
-    <w:basedOn w:val="953"/>
+    <w:basedOn w:val="955"/>
     <w:uiPriority w:val="99"/>
     <w:pPr>
       <w:pBdr/>
@@ -23595,9 +23623,9 @@
       </w:tcPr>
     </w:tblStylePr>
   </w:style>
-  <w:style w:type="table" w:styleId="829">
+  <w:style w:type="table" w:styleId="831">
     <w:name w:val="List Table 1 Light - Accent 6"/>
-    <w:basedOn w:val="953"/>
+    <w:basedOn w:val="955"/>
     <w:uiPriority w:val="99"/>
     <w:pPr>
       <w:pBdr/>
@@ -23811,9 +23839,9 @@
       </w:tcPr>
     </w:tblStylePr>
   </w:style>
-  <w:style w:type="table" w:styleId="830">
+  <w:style w:type="table" w:styleId="832">
     <w:name w:val="List Table 2"/>
-    <w:basedOn w:val="953"/>
+    <w:basedOn w:val="955"/>
     <w:uiPriority w:val="99"/>
     <w:pPr>
       <w:pBdr/>
@@ -24049,9 +24077,9 @@
       </w:tcPr>
     </w:tblStylePr>
   </w:style>
-  <w:style w:type="table" w:styleId="831">
+  <w:style w:type="table" w:styleId="833">
     <w:name w:val="List Table 2 - Accent 1"/>
-    <w:basedOn w:val="953"/>
+    <w:basedOn w:val="955"/>
     <w:uiPriority w:val="99"/>
     <w:pPr>
       <w:pBdr/>
@@ -24287,9 +24315,9 @@
       </w:tcPr>
     </w:tblStylePr>
   </w:style>
-  <w:style w:type="table" w:styleId="832">
+  <w:style w:type="table" w:styleId="834">
     <w:name w:val="List Table 2 - Accent 2"/>
-    <w:basedOn w:val="953"/>
+    <w:basedOn w:val="955"/>
     <w:uiPriority w:val="99"/>
     <w:pPr>
       <w:pBdr/>
@@ -24525,9 +24553,9 @@
       </w:tcPr>
     </w:tblStylePr>
   </w:style>
-  <w:style w:type="table" w:styleId="833">
+  <w:style w:type="table" w:styleId="835">
     <w:name w:val="List Table 2 - Accent 3"/>
-    <w:basedOn w:val="953"/>
+    <w:basedOn w:val="955"/>
     <w:uiPriority w:val="99"/>
     <w:pPr>
       <w:pBdr/>
@@ -24763,9 +24791,9 @@
       </w:tcPr>
     </w:tblStylePr>
   </w:style>
-  <w:style w:type="table" w:styleId="834">
+  <w:style w:type="table" w:styleId="836">
     <w:name w:val="List Table 2 - Accent 4"/>
-    <w:basedOn w:val="953"/>
+    <w:basedOn w:val="955"/>
     <w:uiPriority w:val="99"/>
     <w:pPr>
       <w:pBdr/>
@@ -25001,9 +25029,9 @@
       </w:tcPr>
     </w:tblStylePr>
   </w:style>
-  <w:style w:type="table" w:styleId="835">
+  <w:style w:type="table" w:styleId="837">
     <w:name w:val="List Table 2 - Accent 5"/>
-    <w:basedOn w:val="953"/>
+    <w:basedOn w:val="955"/>
     <w:uiPriority w:val="99"/>
     <w:pPr>
       <w:pBdr/>
@@ -25239,9 +25267,9 @@
       </w:tcPr>
     </w:tblStylePr>
   </w:style>
-  <w:style w:type="table" w:styleId="836">
+  <w:style w:type="table" w:styleId="838">
     <w:name w:val="List Table 2 - Accent 6"/>
-    <w:basedOn w:val="953"/>
+    <w:basedOn w:val="955"/>
     <w:uiPriority w:val="99"/>
     <w:pPr>
       <w:pBdr/>
@@ -25477,9 +25505,9 @@
       </w:tcPr>
     </w:tblStylePr>
   </w:style>
-  <w:style w:type="table" w:styleId="837">
+  <w:style w:type="table" w:styleId="839">
     <w:name w:val="List Table 3"/>
-    <w:basedOn w:val="953"/>
+    <w:basedOn w:val="955"/>
     <w:uiPriority w:val="99"/>
     <w:pPr>
       <w:pBdr/>
@@ -25705,9 +25733,9 @@
       </w:tcPr>
     </w:tblStylePr>
   </w:style>
-  <w:style w:type="table" w:styleId="838">
+  <w:style w:type="table" w:styleId="840">
     <w:name w:val="List Table 3 - Accent 1"/>
-    <w:basedOn w:val="953"/>
+    <w:basedOn w:val="955"/>
     <w:uiPriority w:val="99"/>
     <w:pPr>
       <w:pBdr/>
@@ -25933,9 +25961,9 @@
       </w:tcPr>
     </w:tblStylePr>
   </w:style>
-  <w:style w:type="table" w:styleId="839">
+  <w:style w:type="table" w:styleId="841">
     <w:name w:val="List Table 3 - Accent 2"/>
-    <w:basedOn w:val="953"/>
+    <w:basedOn w:val="955"/>
     <w:uiPriority w:val="99"/>
     <w:pPr>
       <w:pBdr/>
@@ -26161,9 +26189,9 @@
       </w:tcPr>
     </w:tblStylePr>
   </w:style>
-  <w:style w:type="table" w:styleId="840">
+  <w:style w:type="table" w:styleId="842">
     <w:name w:val="List Table 3 - Accent 3"/>
-    <w:basedOn w:val="953"/>
+    <w:basedOn w:val="955"/>
     <w:uiPriority w:val="99"/>
     <w:pPr>
       <w:pBdr/>
@@ -26389,9 +26417,9 @@
       </w:tcPr>
     </w:tblStylePr>
   </w:style>
-  <w:style w:type="table" w:styleId="841">
+  <w:style w:type="table" w:styleId="843">
     <w:name w:val="List Table 3 - Accent 4"/>
-    <w:basedOn w:val="953"/>
+    <w:basedOn w:val="955"/>
     <w:uiPriority w:val="99"/>
     <w:pPr>
       <w:pBdr/>
@@ -26617,9 +26645,9 @@
       </w:tcPr>
     </w:tblStylePr>
   </w:style>
-  <w:style w:type="table" w:styleId="842">
+  <w:style w:type="table" w:styleId="844">
     <w:name w:val="List Table 3 - Accent 5"/>
-    <w:basedOn w:val="953"/>
+    <w:basedOn w:val="955"/>
     <w:uiPriority w:val="99"/>
     <w:pPr>
       <w:pBdr/>
@@ -26845,9 +26873,9 @@
       </w:tcPr>
     </w:tblStylePr>
   </w:style>
-  <w:style w:type="table" w:styleId="843">
+  <w:style w:type="table" w:styleId="845">
     <w:name w:val="List Table 3 - Accent 6"/>
-    <w:basedOn w:val="953"/>
+    <w:basedOn w:val="955"/>
     <w:uiPriority w:val="99"/>
     <w:pPr>
       <w:pBdr/>
@@ -27073,9 +27101,9 @@
       </w:tcPr>
     </w:tblStylePr>
   </w:style>
-  <w:style w:type="table" w:styleId="844">
+  <w:style w:type="table" w:styleId="846">
     <w:name w:val="List Table 4"/>
-    <w:basedOn w:val="953"/>
+    <w:basedOn w:val="955"/>
     <w:uiPriority w:val="99"/>
     <w:pPr>
       <w:pBdr/>
@@ -27298,9 +27326,9 @@
       </w:tcPr>
     </w:tblStylePr>
   </w:style>
-  <w:style w:type="table" w:styleId="845">
+  <w:style w:type="table" w:styleId="847">
     <w:name w:val="List Table 4 - Accent 1"/>
-    <w:basedOn w:val="953"/>
+    <w:basedOn w:val="955"/>
     <w:uiPriority w:val="99"/>
     <w:pPr>
       <w:pBdr/>
@@ -27523,9 +27551,9 @@
       </w:tcPr>
     </w:tblStylePr>
   </w:style>
-  <w:style w:type="table" w:styleId="846">
+  <w:style w:type="table" w:styleId="848">
     <w:name w:val="List Table 4 - Accent 2"/>
-    <w:basedOn w:val="953"/>
+    <w:basedOn w:val="955"/>
     <w:uiPriority w:val="99"/>
     <w:pPr>
       <w:pBdr/>
@@ -27748,9 +27776,9 @@
       </w:tcPr>
     </w:tblStylePr>
   </w:style>
-  <w:style w:type="table" w:styleId="847">
+  <w:style w:type="table" w:styleId="849">
     <w:name w:val="List Table 4 - Accent 3"/>
-    <w:basedOn w:val="953"/>
+    <w:basedOn w:val="955"/>
     <w:uiPriority w:val="99"/>
     <w:pPr>
       <w:pBdr/>
@@ -27973,9 +28001,9 @@
       </w:tcPr>
     </w:tblStylePr>
   </w:style>
-  <w:style w:type="table" w:styleId="848">
+  <w:style w:type="table" w:styleId="850">
     <w:name w:val="List Table 4 - Accent 4"/>
-    <w:basedOn w:val="953"/>
+    <w:basedOn w:val="955"/>
     <w:uiPriority w:val="99"/>
     <w:pPr>
       <w:pBdr/>
@@ -28198,9 +28226,9 @@
       </w:tcPr>
     </w:tblStylePr>
   </w:style>
-  <w:style w:type="table" w:styleId="849">
+  <w:style w:type="table" w:styleId="851">
     <w:name w:val="List Table 4 - Accent 5"/>
-    <w:basedOn w:val="953"/>
+    <w:basedOn w:val="955"/>
     <w:uiPriority w:val="99"/>
     <w:pPr>
       <w:pBdr/>
@@ -28423,9 +28451,9 @@
       </w:tcPr>
     </w:tblStylePr>
   </w:style>
-  <w:style w:type="table" w:styleId="850">
+  <w:style w:type="table" w:styleId="852">
     <w:name w:val="List Table 4 - Accent 6"/>
-    <w:basedOn w:val="953"/>
+    <w:basedOn w:val="955"/>
     <w:uiPriority w:val="99"/>
     <w:pPr>
       <w:pBdr/>
@@ -28648,9 +28676,9 @@
       </w:tcPr>
     </w:tblStylePr>
   </w:style>
-  <w:style w:type="table" w:styleId="851">
+  <w:style w:type="table" w:styleId="853">
     <w:name w:val="List Table 5 Dark"/>
-    <w:basedOn w:val="953"/>
+    <w:basedOn w:val="955"/>
     <w:uiPriority w:val="99"/>
     <w:pPr>
       <w:pBdr/>
@@ -28890,9 +28918,9 @@
       </w:tcPr>
     </w:tblStylePr>
   </w:style>
-  <w:style w:type="table" w:styleId="852">
+  <w:style w:type="table" w:styleId="854">
     <w:name w:val="List Table 5 Dark - Accent 1"/>
-    <w:basedOn w:val="953"/>
+    <w:basedOn w:val="955"/>
     <w:uiPriority w:val="99"/>
     <w:pPr>
       <w:pBdr/>
@@ -29132,9 +29160,9 @@
       </w:tcPr>
     </w:tblStylePr>
   </w:style>
-  <w:style w:type="table" w:styleId="853">
+  <w:style w:type="table" w:styleId="855">
     <w:name w:val="List Table 5 Dark - Accent 2"/>
-    <w:basedOn w:val="953"/>
+    <w:basedOn w:val="955"/>
     <w:uiPriority w:val="99"/>
     <w:pPr>
       <w:pBdr/>
@@ -29374,9 +29402,9 @@
       </w:tcPr>
     </w:tblStylePr>
   </w:style>
-  <w:style w:type="table" w:styleId="854">
+  <w:style w:type="table" w:styleId="856">
     <w:name w:val="List Table 5 Dark - Accent 3"/>
-    <w:basedOn w:val="953"/>
+    <w:basedOn w:val="955"/>
     <w:uiPriority w:val="99"/>
     <w:pPr>
       <w:pBdr/>
@@ -29616,9 +29644,9 @@
       </w:tcPr>
     </w:tblStylePr>
   </w:style>
-  <w:style w:type="table" w:styleId="855">
+  <w:style w:type="table" w:styleId="857">
     <w:name w:val="List Table 5 Dark - Accent 4"/>
-    <w:basedOn w:val="953"/>
+    <w:basedOn w:val="955"/>
     <w:uiPriority w:val="99"/>
     <w:pPr>
       <w:pBdr/>
@@ -29858,9 +29886,9 @@
       </w:tcPr>
     </w:tblStylePr>
   </w:style>
-  <w:style w:type="table" w:styleId="856">
+  <w:style w:type="table" w:styleId="858">
     <w:name w:val="List Table 5 Dark - Accent 5"/>
-    <w:basedOn w:val="953"/>
+    <w:basedOn w:val="955"/>
     <w:uiPriority w:val="99"/>
     <w:pPr>
       <w:pBdr/>
@@ -30100,9 +30128,9 @@
       </w:tcPr>
     </w:tblStylePr>
   </w:style>
-  <w:style w:type="table" w:styleId="857">
+  <w:style w:type="table" w:styleId="859">
     <w:name w:val="List Table 5 Dark - Accent 6"/>
-    <w:basedOn w:val="953"/>
+    <w:basedOn w:val="955"/>
     <w:uiPriority w:val="99"/>
     <w:pPr>
       <w:pBdr/>
@@ -30342,9 +30370,9 @@
       </w:tcPr>
     </w:tblStylePr>
   </w:style>
-  <w:style w:type="table" w:styleId="858">
+  <w:style w:type="table" w:styleId="860">
     <w:name w:val="List Table 6 Colorful"/>
-    <w:basedOn w:val="953"/>
+    <w:basedOn w:val="955"/>
     <w:uiPriority w:val="99"/>
     <w:pPr>
       <w:pBdr/>
@@ -30565,9 +30593,9 @@
       </w:tcPr>
     </w:tblStylePr>
   </w:style>
-  <w:style w:type="table" w:styleId="859">
+  <w:style w:type="table" w:styleId="861">
     <w:name w:val="List Table 6 Colorful - Accent 1"/>
-    <w:basedOn w:val="953"/>
+    <w:basedOn w:val="955"/>
     <w:uiPriority w:val="99"/>
     <w:pPr>
       <w:pBdr/>
@@ -30788,9 +30816,9 @@
       </w:tcPr>
     </w:tblStylePr>
   </w:style>
-  <w:style w:type="table" w:styleId="860">
+  <w:style w:type="table" w:styleId="862">
     <w:name w:val="List Table 6 Colorful - Accent 2"/>
-    <w:basedOn w:val="953"/>
+    <w:basedOn w:val="955"/>
     <w:uiPriority w:val="99"/>
     <w:pPr>
       <w:pBdr/>
@@ -31011,9 +31039,9 @@
       </w:tcPr>
     </w:tblStylePr>
   </w:style>
-  <w:style w:type="table" w:styleId="861">
+  <w:style w:type="table" w:styleId="863">
     <w:name w:val="List Table 6 Colorful - Accent 3"/>
-    <w:basedOn w:val="953"/>
+    <w:basedOn w:val="955"/>
     <w:uiPriority w:val="99"/>
     <w:pPr>
       <w:pBdr/>
@@ -31234,9 +31262,9 @@
       </w:tcPr>
     </w:tblStylePr>
   </w:style>
-  <w:style w:type="table" w:styleId="862">
+  <w:style w:type="table" w:styleId="864">
     <w:name w:val="List Table 6 Colorful - Accent 4"/>
-    <w:basedOn w:val="953"/>
+    <w:basedOn w:val="955"/>
     <w:uiPriority w:val="99"/>
     <w:pPr>
       <w:pBdr/>
@@ -31457,9 +31485,9 @@
       </w:tcPr>
     </w:tblStylePr>
   </w:style>
-  <w:style w:type="table" w:styleId="863">
+  <w:style w:type="table" w:styleId="865">
     <w:name w:val="List Table 6 Colorful - Accent 5"/>
-    <w:basedOn w:val="953"/>
+    <w:basedOn w:val="955"/>
     <w:uiPriority w:val="99"/>
     <w:pPr>
       <w:pBdr/>
@@ -31680,9 +31708,9 @@
       </w:tcPr>
     </w:tblStylePr>
   </w:style>
-  <w:style w:type="table" w:styleId="864">
+  <w:style w:type="table" w:styleId="866">
     <w:name w:val="List Table 6 Colorful - Accent 6"/>
-    <w:basedOn w:val="953"/>
+    <w:basedOn w:val="955"/>
     <w:uiPriority w:val="99"/>
     <w:pPr>
       <w:pBdr/>
@@ -31903,9 +31931,9 @@
       </w:tcPr>
     </w:tblStylePr>
   </w:style>
-  <w:style w:type="table" w:styleId="865">
+  <w:style w:type="table" w:styleId="867">
     <w:name w:val="List Table 7 Colorful"/>
-    <w:basedOn w:val="953"/>
+    <w:basedOn w:val="955"/>
     <w:uiPriority w:val="99"/>
     <w:pPr>
       <w:pBdr/>
@@ -32159,9 +32187,9 @@
       </w:tcPr>
     </w:tblStylePr>
   </w:style>
-  <w:style w:type="table" w:styleId="866">
+  <w:style w:type="table" w:styleId="868">
     <w:name w:val="List Table 7 Colorful - Accent 1"/>
-    <w:basedOn w:val="953"/>
+    <w:basedOn w:val="955"/>
     <w:uiPriority w:val="99"/>
     <w:pPr>
       <w:pBdr/>
@@ -32415,9 +32443,9 @@
       </w:tcPr>
     </w:tblStylePr>
   </w:style>
-  <w:style w:type="table" w:styleId="867">
+  <w:style w:type="table" w:styleId="869">
     <w:name w:val="List Table 7 Colorful - Accent 2"/>
-    <w:basedOn w:val="953"/>
+    <w:basedOn w:val="955"/>
     <w:uiPriority w:val="99"/>
     <w:pPr>
       <w:pBdr/>
@@ -32671,9 +32699,9 @@
       </w:tcPr>
     </w:tblStylePr>
   </w:style>
-  <w:style w:type="table" w:styleId="868">
+  <w:style w:type="table" w:styleId="870">
     <w:name w:val="List Table 7 Colorful - Accent 3"/>
-    <w:basedOn w:val="953"/>
+    <w:basedOn w:val="955"/>
     <w:uiPriority w:val="99"/>
     <w:pPr>
       <w:pBdr/>
@@ -32927,9 +32955,9 @@
       </w:tcPr>
     </w:tblStylePr>
   </w:style>
-  <w:style w:type="table" w:styleId="869">
+  <w:style w:type="table" w:styleId="871">
     <w:name w:val="List Table 7 Colorful - Accent 4"/>
-    <w:basedOn w:val="953"/>
+    <w:basedOn w:val="955"/>
     <w:uiPriority w:val="99"/>
     <w:pPr>
       <w:pBdr/>
@@ -33183,9 +33211,9 @@
       </w:tcPr>
     </w:tblStylePr>
   </w:style>
-  <w:style w:type="table" w:styleId="870">
+  <w:style w:type="table" w:styleId="872">
     <w:name w:val="List Table 7 Colorful - Accent 5"/>
-    <w:basedOn w:val="953"/>
+    <w:basedOn w:val="955"/>
     <w:uiPriority w:val="99"/>
     <w:pPr>
       <w:pBdr/>
@@ -33439,9 +33467,9 @@
       </w:tcPr>
     </w:tblStylePr>
   </w:style>
-  <w:style w:type="table" w:styleId="871">
+  <w:style w:type="table" w:styleId="873">
     <w:name w:val="List Table 7 Colorful - Accent 6"/>
-    <w:basedOn w:val="953"/>
+    <w:basedOn w:val="955"/>
     <w:uiPriority w:val="99"/>
     <w:pPr>
       <w:pBdr/>
@@ -33695,9 +33723,9 @@
       </w:tcPr>
     </w:tblStylePr>
   </w:style>
-  <w:style w:type="table" w:styleId="872">
+  <w:style w:type="table" w:styleId="874">
     <w:name w:val="Lined - Accent"/>
-    <w:basedOn w:val="953"/>
+    <w:basedOn w:val="955"/>
     <w:uiPriority w:val="99"/>
     <w:pPr>
       <w:pBdr/>
@@ -33932,9 +33960,9 @@
       </w:tcPr>
     </w:tblStylePr>
   </w:style>
-  <w:style w:type="table" w:styleId="873">
+  <w:style w:type="table" w:styleId="875">
     <w:name w:val="Lined - Accent 1"/>
-    <w:basedOn w:val="953"/>
+    <w:basedOn w:val="955"/>
     <w:uiPriority w:val="99"/>
     <w:pPr>
       <w:pBdr/>
@@ -34169,9 +34197,9 @@
       </w:tcPr>
     </w:tblStylePr>
   </w:style>
-  <w:style w:type="table" w:styleId="874">
+  <w:style w:type="table" w:styleId="876">
     <w:name w:val="Lined - Accent 2"/>
-    <w:basedOn w:val="953"/>
+    <w:basedOn w:val="955"/>
     <w:uiPriority w:val="99"/>
     <w:pPr>
       <w:pBdr/>
@@ -34406,9 +34434,9 @@
       </w:tcPr>
     </w:tblStylePr>
   </w:style>
-  <w:style w:type="table" w:styleId="875">
+  <w:style w:type="table" w:styleId="877">
     <w:name w:val="Lined - Accent 3"/>
-    <w:basedOn w:val="953"/>
+    <w:basedOn w:val="955"/>
     <w:uiPriority w:val="99"/>
     <w:pPr>
       <w:pBdr/>
@@ -34643,9 +34671,9 @@
       </w:tcPr>
     </w:tblStylePr>
   </w:style>
-  <w:style w:type="table" w:styleId="876">
+  <w:style w:type="table" w:styleId="878">
     <w:name w:val="Lined - Accent 4"/>
-    <w:basedOn w:val="953"/>
+    <w:basedOn w:val="955"/>
     <w:uiPriority w:val="99"/>
     <w:pPr>
       <w:pBdr/>
@@ -34880,9 +34908,9 @@
       </w:tcPr>
     </w:tblStylePr>
   </w:style>
-  <w:style w:type="table" w:styleId="877">
+  <w:style w:type="table" w:styleId="879">
     <w:name w:val="Lined - Accent 5"/>
-    <w:basedOn w:val="953"/>
+    <w:basedOn w:val="955"/>
     <w:uiPriority w:val="99"/>
     <w:pPr>
       <w:pBdr/>
@@ -35117,9 +35145,9 @@
       </w:tcPr>
     </w:tblStylePr>
   </w:style>
-  <w:style w:type="table" w:styleId="878">
+  <w:style w:type="table" w:styleId="880">
     <w:name w:val="Lined - Accent 6"/>
-    <w:basedOn w:val="953"/>
+    <w:basedOn w:val="955"/>
     <w:uiPriority w:val="99"/>
     <w:pPr>
       <w:pBdr/>
@@ -35354,9 +35382,9 @@
       </w:tcPr>
     </w:tblStylePr>
   </w:style>
-  <w:style w:type="table" w:styleId="879">
+  <w:style w:type="table" w:styleId="881">
     <w:name w:val="Bordered &amp; Lined - Accent"/>
-    <w:basedOn w:val="953"/>
+    <w:basedOn w:val="955"/>
     <w:uiPriority w:val="99"/>
     <w:pPr>
       <w:pBdr/>
@@ -35598,9 +35626,9 @@
       </w:tcPr>
     </w:tblStylePr>
   </w:style>
-  <w:style w:type="table" w:styleId="880">
+  <w:style w:type="table" w:styleId="882">
     <w:name w:val="Bordered &amp; Lined - Accent 1"/>
-    <w:basedOn w:val="953"/>
+    <w:basedOn w:val="955"/>
     <w:uiPriority w:val="99"/>
     <w:pPr>
       <w:pBdr/>
@@ -35842,9 +35870,9 @@
       </w:tcPr>
     </w:tblStylePr>
   </w:style>
-  <w:style w:type="table" w:styleId="881">
+  <w:style w:type="table" w:styleId="883">
     <w:name w:val="Bordered &amp; Lined - Accent 2"/>
-    <w:basedOn w:val="953"/>
+    <w:basedOn w:val="955"/>
     <w:uiPriority w:val="99"/>
     <w:pPr>
       <w:pBdr/>
@@ -36086,9 +36114,9 @@
       </w:tcPr>
     </w:tblStylePr>
   </w:style>
-  <w:style w:type="table" w:styleId="882">
+  <w:style w:type="table" w:styleId="884">
     <w:name w:val="Bordered &amp; Lined - Accent 3"/>
-    <w:basedOn w:val="953"/>
+    <w:basedOn w:val="955"/>
     <w:uiPriority w:val="99"/>
     <w:pPr>
       <w:pBdr/>
@@ -36330,9 +36358,9 @@
       </w:tcPr>
     </w:tblStylePr>
   </w:style>
-  <w:style w:type="table" w:styleId="883">
+  <w:style w:type="table" w:styleId="885">
     <w:name w:val="Bordered &amp; Lined - Accent 4"/>
-    <w:basedOn w:val="953"/>
+    <w:basedOn w:val="955"/>
     <w:uiPriority w:val="99"/>
     <w:pPr>
       <w:pBdr/>
@@ -36574,9 +36602,9 @@
       </w:tcPr>
     </w:tblStylePr>
   </w:style>
-  <w:style w:type="table" w:styleId="884">
+  <w:style w:type="table" w:styleId="886">
     <w:name w:val="Bordered &amp; Lined - Accent 5"/>
-    <w:basedOn w:val="953"/>
+    <w:basedOn w:val="955"/>
     <w:uiPriority w:val="99"/>
     <w:pPr>
       <w:pBdr/>
@@ -36818,9 +36846,9 @@
       </w:tcPr>
     </w:tblStylePr>
   </w:style>
-  <w:style w:type="table" w:styleId="885">
+  <w:style w:type="table" w:styleId="887">
     <w:name w:val="Bordered &amp; Lined - Accent 6"/>
-    <w:basedOn w:val="953"/>
+    <w:basedOn w:val="955"/>
     <w:uiPriority w:val="99"/>
     <w:pPr>
       <w:pBdr/>
@@ -37062,9 +37090,9 @@
       </w:tcPr>
     </w:tblStylePr>
   </w:style>
-  <w:style w:type="table" w:styleId="886">
+  <w:style w:type="table" w:styleId="888">
     <w:name w:val="Bordered"/>
-    <w:basedOn w:val="953"/>
+    <w:basedOn w:val="955"/>
     <w:uiPriority w:val="99"/>
     <w:pPr>
       <w:pBdr/>
@@ -37293,9 +37321,9 @@
       </w:tcPr>
     </w:tblStylePr>
   </w:style>
-  <w:style w:type="table" w:styleId="887">
+  <w:style w:type="table" w:styleId="889">
     <w:name w:val="Bordered - Accent 1"/>
-    <w:basedOn w:val="953"/>
+    <w:basedOn w:val="955"/>
     <w:uiPriority w:val="99"/>
     <w:pPr>
       <w:pBdr/>
@@ -37524,9 +37552,9 @@
       </w:tcPr>
     </w:tblStylePr>
   </w:style>
-  <w:style w:type="table" w:styleId="888">
+  <w:style w:type="table" w:styleId="890">
     <w:name w:val="Bordered - Accent 2"/>
-    <w:basedOn w:val="953"/>
+    <w:basedOn w:val="955"/>
     <w:uiPriority w:val="99"/>
     <w:pPr>
       <w:pBdr/>
@@ -37755,9 +37783,9 @@
       </w:tcPr>
     </w:tblStylePr>
   </w:style>
-  <w:style w:type="table" w:styleId="889">
+  <w:style w:type="table" w:styleId="891">
     <w:name w:val="Bordered - Accent 3"/>
-    <w:basedOn w:val="953"/>
+    <w:basedOn w:val="955"/>
     <w:uiPriority w:val="99"/>
     <w:pPr>
       <w:pBdr/>
@@ -37986,9 +38014,9 @@
       </w:tcPr>
     </w:tblStylePr>
   </w:style>
-  <w:style w:type="table" w:styleId="890">
+  <w:style w:type="table" w:styleId="892">
     <w:name w:val="Bordered - Accent 4"/>
-    <w:basedOn w:val="953"/>
+    <w:basedOn w:val="955"/>
     <w:uiPriority w:val="99"/>
     <w:pPr>
       <w:pBdr/>
@@ -38217,9 +38245,9 @@
       </w:tcPr>
     </w:tblStylePr>
   </w:style>
-  <w:style w:type="table" w:styleId="891">
+  <w:style w:type="table" w:styleId="893">
     <w:name w:val="Bordered - Accent 5"/>
-    <w:basedOn w:val="953"/>
+    <w:basedOn w:val="955"/>
     <w:uiPriority w:val="99"/>
     <w:pPr>
       <w:pBdr/>
@@ -38448,9 +38476,9 @@
       </w:tcPr>
     </w:tblStylePr>
   </w:style>
-  <w:style w:type="table" w:styleId="892">
+  <w:style w:type="table" w:styleId="894">
     <w:name w:val="Bordered - Accent 6"/>
-    <w:basedOn w:val="953"/>
+    <w:basedOn w:val="955"/>
     <w:uiPriority w:val="99"/>
     <w:pPr>
       <w:pBdr/>
@@ -38679,11 +38707,11 @@
       </w:tcPr>
     </w:tblStylePr>
   </w:style>
-  <w:style w:type="paragraph" w:styleId="893">
+  <w:style w:type="paragraph" w:styleId="895">
     <w:name w:val="Heading 1"/>
-    <w:basedOn w:val="952"/>
-    <w:next w:val="952"/>
-    <w:link w:val="903"/>
+    <w:basedOn w:val="954"/>
+    <w:next w:val="954"/>
+    <w:link w:val="905"/>
     <w:uiPriority w:val="9"/>
     <w:qFormat/>
     <w:pPr>
@@ -38703,11 +38731,11 @@
       <w:szCs w:val="30"/>
     </w:rPr>
   </w:style>
-  <w:style w:type="paragraph" w:styleId="894">
+  <w:style w:type="paragraph" w:styleId="896">
     <w:name w:val="Heading 2"/>
-    <w:basedOn w:val="952"/>
-    <w:next w:val="952"/>
-    <w:link w:val="904"/>
+    <w:basedOn w:val="954"/>
+    <w:next w:val="954"/>
+    <w:link w:val="906"/>
     <w:uiPriority w:val="9"/>
     <w:unhideWhenUsed/>
     <w:qFormat/>
@@ -38726,11 +38754,11 @@
       <w:szCs w:val="32"/>
     </w:rPr>
   </w:style>
-  <w:style w:type="paragraph" w:styleId="895">
+  <w:style w:type="paragraph" w:styleId="897">
     <w:name w:val="Heading 3"/>
-    <w:basedOn w:val="952"/>
-    <w:next w:val="952"/>
-    <w:link w:val="905"/>
+    <w:basedOn w:val="954"/>
+    <w:next w:val="954"/>
+    <w:link w:val="907"/>
     <w:uiPriority w:val="9"/>
     <w:unhideWhenUsed/>
     <w:qFormat/>
@@ -38749,11 +38777,11 @@
       <w:szCs w:val="28"/>
     </w:rPr>
   </w:style>
-  <w:style w:type="paragraph" w:styleId="896">
+  <w:style w:type="paragraph" w:styleId="898">
     <w:name w:val="Heading 4"/>
-    <w:basedOn w:val="952"/>
-    <w:next w:val="952"/>
-    <w:link w:val="906"/>
+    <w:basedOn w:val="954"/>
+    <w:next w:val="954"/>
+    <w:link w:val="908"/>
     <w:uiPriority w:val="9"/>
     <w:unhideWhenUsed/>
     <w:qFormat/>
@@ -38772,11 +38800,11 @@
       <w:color w:val="0f4761" w:themeColor="accent1" w:themeShade="BF"/>
     </w:rPr>
   </w:style>
-  <w:style w:type="paragraph" w:styleId="897">
+  <w:style w:type="paragraph" w:styleId="899">
     <w:name w:val="Heading 5"/>
-    <w:basedOn w:val="952"/>
-    <w:next w:val="952"/>
-    <w:link w:val="907"/>
+    <w:basedOn w:val="954"/>
+    <w:next w:val="954"/>
+    <w:link w:val="909"/>
     <w:uiPriority w:val="9"/>
     <w:unhideWhenUsed/>
     <w:qFormat/>
@@ -38793,11 +38821,11 @@
       <w:color w:val="0f4761" w:themeColor="accent1" w:themeShade="BF"/>
     </w:rPr>
   </w:style>
-  <w:style w:type="paragraph" w:styleId="898">
+  <w:style w:type="paragraph" w:styleId="900">
     <w:name w:val="Heading 6"/>
-    <w:basedOn w:val="952"/>
-    <w:next w:val="952"/>
-    <w:link w:val="908"/>
+    <w:basedOn w:val="954"/>
+    <w:next w:val="954"/>
+    <w:link w:val="910"/>
     <w:uiPriority w:val="9"/>
     <w:unhideWhenUsed/>
     <w:qFormat/>
@@ -38816,11 +38844,11 @@
       <w:color w:val="595959" w:themeColor="text1" w:themeTint="A6"/>
     </w:rPr>
   </w:style>
-  <w:style w:type="paragraph" w:styleId="899">
+  <w:style w:type="paragraph" w:styleId="901">
     <w:name w:val="Heading 7"/>
-    <w:basedOn w:val="952"/>
-    <w:next w:val="952"/>
-    <w:link w:val="909"/>
+    <w:basedOn w:val="954"/>
+    <w:next w:val="954"/>
+    <w:link w:val="911"/>
     <w:uiPriority w:val="9"/>
     <w:unhideWhenUsed/>
     <w:qFormat/>
@@ -38837,11 +38865,11 @@
       <w:color w:val="595959" w:themeColor="text1" w:themeTint="A6"/>
     </w:rPr>
   </w:style>
-  <w:style w:type="paragraph" w:styleId="900">
+  <w:style w:type="paragraph" w:styleId="902">
     <w:name w:val="Heading 8"/>
-    <w:basedOn w:val="952"/>
-    <w:next w:val="952"/>
-    <w:link w:val="910"/>
+    <w:basedOn w:val="954"/>
+    <w:next w:val="954"/>
+    <w:link w:val="912"/>
     <w:uiPriority w:val="9"/>
     <w:unhideWhenUsed/>
     <w:qFormat/>
@@ -38860,11 +38888,11 @@
       <w:color w:val="272727" w:themeColor="text1" w:themeTint="D8"/>
     </w:rPr>
   </w:style>
-  <w:style w:type="paragraph" w:styleId="901">
+  <w:style w:type="paragraph" w:styleId="903">
     <w:name w:val="Heading 9"/>
-    <w:basedOn w:val="952"/>
-    <w:next w:val="952"/>
-    <w:link w:val="911"/>
+    <w:basedOn w:val="954"/>
+    <w:next w:val="954"/>
+    <w:link w:val="913"/>
     <w:uiPriority w:val="9"/>
     <w:unhideWhenUsed/>
     <w:qFormat/>
@@ -38883,7 +38911,7 @@
       <w:color w:val="272727" w:themeColor="text1" w:themeTint="D8"/>
     </w:rPr>
   </w:style>
-  <w:style w:type="character" w:styleId="902" w:default="1">
+  <w:style w:type="character" w:styleId="904" w:default="1">
     <w:name w:val="Default Paragraph Font"/>
     <w:uiPriority w:val="1"/>
     <w:semiHidden/>
@@ -38894,9 +38922,9 @@
       <w:ind/>
     </w:pPr>
   </w:style>
-  <w:style w:type="character" w:styleId="903">
+  <w:style w:type="character" w:styleId="905">
     <w:name w:val="Heading 1 Char"/>
-    <w:link w:val="893"/>
+    <w:link w:val="895"/>
     <w:uiPriority w:val="9"/>
     <w:pPr>
       <w:pBdr/>
@@ -38912,10 +38940,10 @@
       <w:szCs w:val="30"/>
     </w:rPr>
   </w:style>
-  <w:style w:type="character" w:styleId="904">
+  <w:style w:type="character" w:styleId="906">
     <w:name w:val="Heading 2 Char"/>
-    <w:basedOn w:val="902"/>
-    <w:link w:val="894"/>
+    <w:basedOn w:val="904"/>
+    <w:link w:val="896"/>
     <w:uiPriority w:val="9"/>
     <w:pPr>
       <w:pBdr/>
@@ -38929,10 +38957,10 @@
       <w:szCs w:val="32"/>
     </w:rPr>
   </w:style>
-  <w:style w:type="character" w:styleId="905">
+  <w:style w:type="character" w:styleId="907">
     <w:name w:val="Heading 3 Char"/>
-    <w:basedOn w:val="902"/>
-    <w:link w:val="895"/>
+    <w:basedOn w:val="904"/>
+    <w:link w:val="897"/>
     <w:uiPriority w:val="9"/>
     <w:pPr>
       <w:pBdr/>
@@ -38946,10 +38974,10 @@
       <w:szCs w:val="28"/>
     </w:rPr>
   </w:style>
-  <w:style w:type="character" w:styleId="906">
+  <w:style w:type="character" w:styleId="908">
     <w:name w:val="Heading 4 Char"/>
-    <w:basedOn w:val="902"/>
-    <w:link w:val="896"/>
+    <w:basedOn w:val="904"/>
+    <w:link w:val="898"/>
     <w:uiPriority w:val="9"/>
     <w:pPr>
       <w:pBdr/>
@@ -38963,10 +38991,10 @@
       <w:color w:val="0f4761" w:themeColor="accent1" w:themeShade="BF"/>
     </w:rPr>
   </w:style>
-  <w:style w:type="character" w:styleId="907">
+  <w:style w:type="character" w:styleId="909">
     <w:name w:val="Heading 5 Char"/>
-    <w:basedOn w:val="902"/>
-    <w:link w:val="897"/>
+    <w:basedOn w:val="904"/>
+    <w:link w:val="899"/>
     <w:uiPriority w:val="9"/>
     <w:pPr>
       <w:pBdr/>
@@ -38978,10 +39006,10 @@
       <w:color w:val="0f4761" w:themeColor="accent1" w:themeShade="BF"/>
     </w:rPr>
   </w:style>
-  <w:style w:type="character" w:styleId="908">
+  <w:style w:type="character" w:styleId="910">
     <w:name w:val="Heading 6 Char"/>
-    <w:basedOn w:val="902"/>
-    <w:link w:val="898"/>
+    <w:basedOn w:val="904"/>
+    <w:link w:val="900"/>
     <w:uiPriority w:val="9"/>
     <w:pPr>
       <w:pBdr/>
@@ -38995,10 +39023,10 @@
       <w:color w:val="595959" w:themeColor="text1" w:themeTint="A6"/>
     </w:rPr>
   </w:style>
-  <w:style w:type="character" w:styleId="909">
+  <w:style w:type="character" w:styleId="911">
     <w:name w:val="Heading 7 Char"/>
-    <w:basedOn w:val="902"/>
-    <w:link w:val="899"/>
+    <w:basedOn w:val="904"/>
+    <w:link w:val="901"/>
     <w:uiPriority w:val="9"/>
     <w:pPr>
       <w:pBdr/>
@@ -39010,10 +39038,10 @@
       <w:color w:val="595959" w:themeColor="text1" w:themeTint="A6"/>
     </w:rPr>
   </w:style>
-  <w:style w:type="character" w:styleId="910">
+  <w:style w:type="character" w:styleId="912">
     <w:name w:val="Heading 8 Char"/>
-    <w:basedOn w:val="902"/>
-    <w:link w:val="900"/>
+    <w:basedOn w:val="904"/>
+    <w:link w:val="902"/>
     <w:uiPriority w:val="9"/>
     <w:pPr>
       <w:pBdr/>
@@ -39027,10 +39055,10 @@
       <w:color w:val="272727" w:themeColor="text1" w:themeTint="D8"/>
     </w:rPr>
   </w:style>
-  <w:style w:type="character" w:styleId="911">
+  <w:style w:type="character" w:styleId="913">
     <w:name w:val="Heading 9 Char"/>
-    <w:basedOn w:val="902"/>
-    <w:link w:val="901"/>
+    <w:basedOn w:val="904"/>
+    <w:link w:val="903"/>
     <w:uiPriority w:val="9"/>
     <w:pPr>
       <w:pBdr/>
@@ -39044,11 +39072,11 @@
       <w:color w:val="272727" w:themeColor="text1" w:themeTint="D8"/>
     </w:rPr>
   </w:style>
-  <w:style w:type="paragraph" w:styleId="912">
+  <w:style w:type="paragraph" w:styleId="914">
     <w:name w:val="Title"/>
-    <w:basedOn w:val="952"/>
-    <w:next w:val="952"/>
-    <w:link w:val="913"/>
+    <w:basedOn w:val="954"/>
+    <w:next w:val="954"/>
+    <w:link w:val="915"/>
     <w:uiPriority w:val="10"/>
     <w:qFormat/>
     <w:pPr>
@@ -39064,10 +39092,10 @@
       <w:szCs w:val="56"/>
     </w:rPr>
   </w:style>
-  <w:style w:type="character" w:styleId="913">
+  <w:style w:type="character" w:styleId="915">
     <w:name w:val="Title Char"/>
-    <w:basedOn w:val="902"/>
-    <w:link w:val="912"/>
+    <w:basedOn w:val="904"/>
+    <w:link w:val="914"/>
     <w:uiPriority w:val="10"/>
     <w:pPr>
       <w:pBdr/>
@@ -39081,11 +39109,11 @@
       <w:szCs w:val="56"/>
     </w:rPr>
   </w:style>
-  <w:style w:type="paragraph" w:styleId="914">
+  <w:style w:type="paragraph" w:styleId="916">
     <w:name w:val="Subtitle"/>
-    <w:basedOn w:val="952"/>
-    <w:next w:val="952"/>
-    <w:link w:val="915"/>
+    <w:basedOn w:val="954"/>
+    <w:next w:val="954"/>
+    <w:link w:val="917"/>
     <w:uiPriority w:val="11"/>
     <w:qFormat/>
     <w:pPr>
@@ -39103,10 +39131,10 @@
       <w:szCs w:val="28"/>
     </w:rPr>
   </w:style>
-  <w:style w:type="character" w:styleId="915">
+  <w:style w:type="character" w:styleId="917">
     <w:name w:val="Subtitle Char"/>
-    <w:basedOn w:val="902"/>
-    <w:link w:val="914"/>
+    <w:basedOn w:val="904"/>
+    <w:link w:val="916"/>
     <w:uiPriority w:val="11"/>
     <w:pPr>
       <w:pBdr/>
@@ -39120,11 +39148,11 @@
       <w:szCs w:val="28"/>
     </w:rPr>
   </w:style>
-  <w:style w:type="paragraph" w:styleId="916">
+  <w:style w:type="paragraph" w:styleId="918">
     <w:name w:val="Quote"/>
-    <w:basedOn w:val="952"/>
-    <w:next w:val="952"/>
-    <w:link w:val="917"/>
+    <w:basedOn w:val="954"/>
+    <w:next w:val="954"/>
+    <w:link w:val="919"/>
     <w:uiPriority w:val="29"/>
     <w:qFormat/>
     <w:pPr>
@@ -39139,10 +39167,10 @@
       <w:color w:val="404040" w:themeColor="text1" w:themeTint="BF"/>
     </w:rPr>
   </w:style>
-  <w:style w:type="character" w:styleId="917">
+  <w:style w:type="character" w:styleId="919">
     <w:name w:val="Quote Char"/>
-    <w:basedOn w:val="902"/>
-    <w:link w:val="916"/>
+    <w:basedOn w:val="904"/>
+    <w:link w:val="918"/>
     <w:uiPriority w:val="29"/>
     <w:pPr>
       <w:pBdr/>
@@ -39155,9 +39183,9 @@
       <w:color w:val="404040" w:themeColor="text1" w:themeTint="BF"/>
     </w:rPr>
   </w:style>
-  <w:style w:type="character" w:styleId="918">
+  <w:style w:type="character" w:styleId="920">
     <w:name w:val="Intense Emphasis"/>
-    <w:basedOn w:val="902"/>
+    <w:basedOn w:val="904"/>
     <w:uiPriority w:val="21"/>
     <w:qFormat/>
     <w:pPr>
@@ -39171,11 +39199,11 @@
       <w:color w:val="0f4761" w:themeColor="accent1" w:themeShade="BF"/>
     </w:rPr>
   </w:style>
-  <w:style w:type="paragraph" w:styleId="919">
+  <w:style w:type="paragraph" w:styleId="921">
     <w:name w:val="Intense Quote"/>
-    <w:basedOn w:val="952"/>
-    <w:next w:val="952"/>
-    <w:link w:val="920"/>
+    <w:basedOn w:val="954"/>
+    <w:next w:val="954"/>
+    <w:link w:val="922"/>
     <w:uiPriority w:val="30"/>
     <w:qFormat/>
     <w:pPr>
@@ -39193,10 +39221,10 @@
       <w:color w:val="0f4761" w:themeColor="accent1" w:themeShade="BF"/>
     </w:rPr>
   </w:style>
-  <w:style w:type="character" w:styleId="920">
+  <w:style w:type="character" w:styleId="922">
     <w:name w:val="Intense Quote Char"/>
-    <w:basedOn w:val="902"/>
-    <w:link w:val="919"/>
+    <w:basedOn w:val="904"/>
+    <w:link w:val="921"/>
     <w:uiPriority w:val="30"/>
     <w:pPr>
       <w:pBdr/>
@@ -39209,9 +39237,9 @@
       <w:color w:val="0f4761" w:themeColor="accent1" w:themeShade="BF"/>
     </w:rPr>
   </w:style>
-  <w:style w:type="character" w:styleId="921">
+  <w:style w:type="character" w:styleId="923">
     <w:name w:val="Intense Reference"/>
-    <w:basedOn w:val="902"/>
+    <w:basedOn w:val="904"/>
     <w:uiPriority w:val="32"/>
     <w:qFormat/>
     <w:pPr>
@@ -39227,9 +39255,9 @@
       <w:spacing w:val="5"/>
     </w:rPr>
   </w:style>
-  <w:style w:type="character" w:styleId="922">
+  <w:style w:type="character" w:styleId="924">
     <w:name w:val="Subtle Emphasis"/>
-    <w:basedOn w:val="902"/>
+    <w:basedOn w:val="904"/>
     <w:uiPriority w:val="19"/>
     <w:qFormat/>
     <w:pPr>
@@ -39243,9 +39271,9 @@
       <w:color w:val="404040" w:themeColor="text1" w:themeTint="BF"/>
     </w:rPr>
   </w:style>
-  <w:style w:type="character" w:styleId="923">
+  <w:style w:type="character" w:styleId="925">
     <w:name w:val="Emphasis"/>
-    <w:basedOn w:val="902"/>
+    <w:basedOn w:val="904"/>
     <w:uiPriority w:val="20"/>
     <w:qFormat/>
     <w:pPr>
@@ -39258,9 +39286,9 @@
       <w:iCs/>
     </w:rPr>
   </w:style>
-  <w:style w:type="character" w:styleId="924">
+  <w:style w:type="character" w:styleId="926">
     <w:name w:val="Strong"/>
-    <w:basedOn w:val="902"/>
+    <w:basedOn w:val="904"/>
     <w:uiPriority w:val="22"/>
     <w:qFormat/>
     <w:pPr>
@@ -39273,9 +39301,9 @@
       <w:bCs/>
     </w:rPr>
   </w:style>
-  <w:style w:type="character" w:styleId="925">
+  <w:style w:type="character" w:styleId="927">
     <w:name w:val="Subtle Reference"/>
-    <w:basedOn w:val="902"/>
+    <w:basedOn w:val="904"/>
     <w:uiPriority w:val="31"/>
     <w:qFormat/>
     <w:pPr>
@@ -39288,9 +39316,9 @@
       <w:color w:val="5a5a5a" w:themeColor="text1" w:themeTint="A5"/>
     </w:rPr>
   </w:style>
-  <w:style w:type="character" w:styleId="926">
+  <w:style w:type="character" w:styleId="928">
     <w:name w:val="Book Title"/>
-    <w:basedOn w:val="902"/>
+    <w:basedOn w:val="904"/>
     <w:uiPriority w:val="33"/>
     <w:qFormat/>
     <w:pPr>
@@ -39306,36 +39334,9 @@
       <w:spacing w:val="5"/>
     </w:rPr>
   </w:style>
-  <w:style w:type="paragraph" w:styleId="927">
+  <w:style w:type="paragraph" w:styleId="929">
     <w:name w:val="Header"/>
-    <w:basedOn w:val="952"/>
-    <w:link w:val="928"/>
-    <w:uiPriority w:val="99"/>
-    <w:unhideWhenUsed/>
-    <w:pPr>
-      <w:pBdr/>
-      <w:tabs>
-        <w:tab w:val="center" w:leader="none" w:pos="4844"/>
-        <w:tab w:val="right" w:leader="none" w:pos="9689"/>
-      </w:tabs>
-      <w:spacing w:after="0" w:line="240" w:lineRule="auto"/>
-      <w:ind/>
-    </w:pPr>
-  </w:style>
-  <w:style w:type="character" w:styleId="928">
-    <w:name w:val="Header Char"/>
-    <w:basedOn w:val="902"/>
-    <w:link w:val="927"/>
-    <w:uiPriority w:val="99"/>
-    <w:pPr>
-      <w:pBdr/>
-      <w:spacing/>
-      <w:ind/>
-    </w:pPr>
-  </w:style>
-  <w:style w:type="paragraph" w:styleId="929">
-    <w:name w:val="Footer"/>
-    <w:basedOn w:val="952"/>
+    <w:basedOn w:val="954"/>
     <w:link w:val="930"/>
     <w:uiPriority w:val="99"/>
     <w:unhideWhenUsed/>
@@ -39350,8 +39351,8 @@
     </w:pPr>
   </w:style>
   <w:style w:type="character" w:styleId="930">
-    <w:name w:val="Footer Char"/>
-    <w:basedOn w:val="902"/>
+    <w:name w:val="Header Char"/>
+    <w:basedOn w:val="904"/>
     <w:link w:val="929"/>
     <w:uiPriority w:val="99"/>
     <w:pPr>
@@ -39361,9 +39362,36 @@
     </w:pPr>
   </w:style>
   <w:style w:type="paragraph" w:styleId="931">
+    <w:name w:val="Footer"/>
+    <w:basedOn w:val="954"/>
+    <w:link w:val="932"/>
+    <w:uiPriority w:val="99"/>
+    <w:unhideWhenUsed/>
+    <w:pPr>
+      <w:pBdr/>
+      <w:tabs>
+        <w:tab w:val="center" w:leader="none" w:pos="4844"/>
+        <w:tab w:val="right" w:leader="none" w:pos="9689"/>
+      </w:tabs>
+      <w:spacing w:after="0" w:line="240" w:lineRule="auto"/>
+      <w:ind/>
+    </w:pPr>
+  </w:style>
+  <w:style w:type="character" w:styleId="932">
+    <w:name w:val="Footer Char"/>
+    <w:basedOn w:val="904"/>
+    <w:link w:val="931"/>
+    <w:uiPriority w:val="99"/>
+    <w:pPr>
+      <w:pBdr/>
+      <w:spacing/>
+      <w:ind/>
+    </w:pPr>
+  </w:style>
+  <w:style w:type="paragraph" w:styleId="933">
     <w:name w:val="Caption"/>
-    <w:basedOn w:val="952"/>
-    <w:next w:val="952"/>
+    <w:basedOn w:val="954"/>
+    <w:next w:val="954"/>
     <w:uiPriority w:val="35"/>
     <w:unhideWhenUsed/>
     <w:qFormat/>
@@ -39380,10 +39408,10 @@
       <w:szCs w:val="18"/>
     </w:rPr>
   </w:style>
-  <w:style w:type="paragraph" w:styleId="932">
+  <w:style w:type="paragraph" w:styleId="934">
     <w:name w:val="footnote text"/>
-    <w:basedOn w:val="952"/>
-    <w:link w:val="933"/>
+    <w:basedOn w:val="954"/>
+    <w:link w:val="935"/>
     <w:uiPriority w:val="99"/>
     <w:semiHidden/>
     <w:unhideWhenUsed/>
@@ -39397,10 +39425,10 @@
       <w:szCs w:val="20"/>
     </w:rPr>
   </w:style>
-  <w:style w:type="character" w:styleId="933">
+  <w:style w:type="character" w:styleId="935">
     <w:name w:val="Footnote Text Char"/>
-    <w:basedOn w:val="902"/>
-    <w:link w:val="932"/>
+    <w:basedOn w:val="904"/>
+    <w:link w:val="934"/>
     <w:uiPriority w:val="99"/>
     <w:semiHidden/>
     <w:pPr>
@@ -39413,9 +39441,9 @@
       <w:szCs w:val="20"/>
     </w:rPr>
   </w:style>
-  <w:style w:type="character" w:styleId="934">
+  <w:style w:type="character" w:styleId="936">
     <w:name w:val="footnote reference"/>
-    <w:basedOn w:val="902"/>
+    <w:basedOn w:val="904"/>
     <w:uiPriority w:val="99"/>
     <w:semiHidden/>
     <w:unhideWhenUsed/>
@@ -39428,10 +39456,10 @@
       <w:vertAlign w:val="superscript"/>
     </w:rPr>
   </w:style>
-  <w:style w:type="paragraph" w:styleId="935">
+  <w:style w:type="paragraph" w:styleId="937">
     <w:name w:val="endnote text"/>
-    <w:basedOn w:val="952"/>
-    <w:link w:val="936"/>
+    <w:basedOn w:val="954"/>
+    <w:link w:val="938"/>
     <w:uiPriority w:val="99"/>
     <w:semiHidden/>
     <w:unhideWhenUsed/>
@@ -39445,10 +39473,10 @@
       <w:szCs w:val="20"/>
     </w:rPr>
   </w:style>
-  <w:style w:type="character" w:styleId="936">
+  <w:style w:type="character" w:styleId="938">
     <w:name w:val="Endnote Text Char"/>
-    <w:basedOn w:val="902"/>
-    <w:link w:val="935"/>
+    <w:basedOn w:val="904"/>
+    <w:link w:val="937"/>
     <w:uiPriority w:val="99"/>
     <w:semiHidden/>
     <w:pPr>
@@ -39461,9 +39489,9 @@
       <w:szCs w:val="20"/>
     </w:rPr>
   </w:style>
-  <w:style w:type="character" w:styleId="937">
+  <w:style w:type="character" w:styleId="939">
     <w:name w:val="endnote reference"/>
-    <w:basedOn w:val="902"/>
+    <w:basedOn w:val="904"/>
     <w:uiPriority w:val="99"/>
     <w:semiHidden/>
     <w:unhideWhenUsed/>
@@ -39476,9 +39504,9 @@
       <w:vertAlign w:val="superscript"/>
     </w:rPr>
   </w:style>
-  <w:style w:type="character" w:styleId="938">
+  <w:style w:type="character" w:styleId="940">
     <w:name w:val="Hyperlink"/>
-    <w:basedOn w:val="902"/>
+    <w:basedOn w:val="904"/>
     <w:uiPriority w:val="99"/>
     <w:unhideWhenUsed/>
     <w:pPr>
@@ -39491,9 +39519,9 @@
       <w:u w:val="single"/>
     </w:rPr>
   </w:style>
-  <w:style w:type="character" w:styleId="939">
+  <w:style w:type="character" w:styleId="941">
     <w:name w:val="FollowedHyperlink"/>
-    <w:basedOn w:val="902"/>
+    <w:basedOn w:val="904"/>
     <w:uiPriority w:val="99"/>
     <w:semiHidden/>
     <w:unhideWhenUsed/>
@@ -39507,10 +39535,10 @@
       <w:u w:val="single"/>
     </w:rPr>
   </w:style>
-  <w:style w:type="paragraph" w:styleId="940">
+  <w:style w:type="paragraph" w:styleId="942">
     <w:name w:val="toc 1"/>
-    <w:basedOn w:val="952"/>
-    <w:next w:val="952"/>
+    <w:basedOn w:val="954"/>
+    <w:next w:val="954"/>
     <w:uiPriority w:val="39"/>
     <w:unhideWhenUsed/>
     <w:pPr>
@@ -39519,10 +39547,10 @@
       <w:ind/>
     </w:pPr>
   </w:style>
-  <w:style w:type="paragraph" w:styleId="941">
+  <w:style w:type="paragraph" w:styleId="943">
     <w:name w:val="toc 2"/>
-    <w:basedOn w:val="952"/>
-    <w:next w:val="952"/>
+    <w:basedOn w:val="954"/>
+    <w:next w:val="954"/>
     <w:uiPriority w:val="39"/>
     <w:unhideWhenUsed/>
     <w:pPr>
@@ -39531,10 +39559,10 @@
       <w:ind w:left="220"/>
     </w:pPr>
   </w:style>
-  <w:style w:type="paragraph" w:styleId="942">
+  <w:style w:type="paragraph" w:styleId="944">
     <w:name w:val="toc 3"/>
-    <w:basedOn w:val="952"/>
-    <w:next w:val="952"/>
+    <w:basedOn w:val="954"/>
+    <w:next w:val="954"/>
     <w:uiPriority w:val="39"/>
     <w:unhideWhenUsed/>
     <w:pPr>
@@ -39543,10 +39571,10 @@
       <w:ind w:left="440"/>
     </w:pPr>
   </w:style>
-  <w:style w:type="paragraph" w:styleId="943">
+  <w:style w:type="paragraph" w:styleId="945">
     <w:name w:val="toc 4"/>
-    <w:basedOn w:val="952"/>
-    <w:next w:val="952"/>
+    <w:basedOn w:val="954"/>
+    <w:next w:val="954"/>
     <w:uiPriority w:val="39"/>
     <w:unhideWhenUsed/>
     <w:pPr>
@@ -39555,10 +39583,10 @@
       <w:ind w:left="660"/>
     </w:pPr>
   </w:style>
-  <w:style w:type="paragraph" w:styleId="944">
+  <w:style w:type="paragraph" w:styleId="946">
     <w:name w:val="toc 5"/>
-    <w:basedOn w:val="952"/>
-    <w:next w:val="952"/>
+    <w:basedOn w:val="954"/>
+    <w:next w:val="954"/>
     <w:uiPriority w:val="39"/>
     <w:unhideWhenUsed/>
     <w:pPr>
@@ -39567,10 +39595,10 @@
       <w:ind w:left="880"/>
     </w:pPr>
   </w:style>
-  <w:style w:type="paragraph" w:styleId="945">
+  <w:style w:type="paragraph" w:styleId="947">
     <w:name w:val="toc 6"/>
-    <w:basedOn w:val="952"/>
-    <w:next w:val="952"/>
+    <w:basedOn w:val="954"/>
+    <w:next w:val="954"/>
     <w:uiPriority w:val="39"/>
     <w:unhideWhenUsed/>
     <w:pPr>
@@ -39579,10 +39607,10 @@
       <w:ind w:left="1100"/>
     </w:pPr>
   </w:style>
-  <w:style w:type="paragraph" w:styleId="946">
+  <w:style w:type="paragraph" w:styleId="948">
     <w:name w:val="toc 7"/>
-    <w:basedOn w:val="952"/>
-    <w:next w:val="952"/>
+    <w:basedOn w:val="954"/>
+    <w:next w:val="954"/>
     <w:uiPriority w:val="39"/>
     <w:unhideWhenUsed/>
     <w:pPr>
@@ -39591,10 +39619,10 @@
       <w:ind w:left="1320"/>
     </w:pPr>
   </w:style>
-  <w:style w:type="paragraph" w:styleId="947">
+  <w:style w:type="paragraph" w:styleId="949">
     <w:name w:val="toc 8"/>
-    <w:basedOn w:val="952"/>
-    <w:next w:val="952"/>
+    <w:basedOn w:val="954"/>
+    <w:next w:val="954"/>
     <w:uiPriority w:val="39"/>
     <w:unhideWhenUsed/>
     <w:pPr>
@@ -39603,10 +39631,10 @@
       <w:ind w:left="1540"/>
     </w:pPr>
   </w:style>
-  <w:style w:type="paragraph" w:styleId="948">
+  <w:style w:type="paragraph" w:styleId="950">
     <w:name w:val="toc 9"/>
-    <w:basedOn w:val="952"/>
-    <w:next w:val="952"/>
+    <w:basedOn w:val="954"/>
+    <w:next w:val="954"/>
     <w:uiPriority w:val="39"/>
     <w:unhideWhenUsed/>
     <w:pPr>
@@ -39615,9 +39643,9 @@
       <w:ind w:left="1760"/>
     </w:pPr>
   </w:style>
-  <w:style w:type="character" w:styleId="949">
+  <w:style w:type="character" w:styleId="951">
     <w:name w:val="Placeholder Text"/>
-    <w:basedOn w:val="902"/>
+    <w:basedOn w:val="904"/>
     <w:uiPriority w:val="99"/>
     <w:semiHidden/>
     <w:pPr>
@@ -39629,7 +39657,7 @@
       <w:color w:val="666666"/>
     </w:rPr>
   </w:style>
-  <w:style w:type="paragraph" w:styleId="950">
+  <w:style w:type="paragraph" w:styleId="952">
     <w:name w:val="TOC Heading"/>
     <w:uiPriority w:val="39"/>
     <w:unhideWhenUsed/>
@@ -39639,10 +39667,10 @@
       <w:ind/>
     </w:pPr>
   </w:style>
-  <w:style w:type="paragraph" w:styleId="951">
+  <w:style w:type="paragraph" w:styleId="953">
     <w:name w:val="table of figures"/>
-    <w:basedOn w:val="952"/>
-    <w:next w:val="952"/>
+    <w:basedOn w:val="954"/>
+    <w:next w:val="954"/>
     <w:uiPriority w:val="99"/>
     <w:unhideWhenUsed/>
     <w:pPr>
@@ -39651,7 +39679,7 @@
       <w:ind/>
     </w:pPr>
   </w:style>
-  <w:style w:type="paragraph" w:styleId="952" w:default="1">
+  <w:style w:type="paragraph" w:styleId="954" w:default="1">
     <w:name w:val="Normal"/>
     <w:qFormat/>
     <w:pPr>
@@ -39665,7 +39693,7 @@
       <w:szCs w:val="28"/>
     </w:rPr>
   </w:style>
-  <w:style w:type="table" w:styleId="953" w:default="1">
+  <w:style w:type="table" w:styleId="955" w:default="1">
     <w:name w:val="Normal Table"/>
     <w:uiPriority w:val="99"/>
     <w:semiHidden/>
@@ -39858,7 +39886,7 @@
       </w:tcPr>
     </w:tblStylePr>
   </w:style>
-  <w:style w:type="numbering" w:styleId="954" w:default="1">
+  <w:style w:type="numbering" w:styleId="956" w:default="1">
     <w:name w:val="No List"/>
     <w:uiPriority w:val="99"/>
     <w:semiHidden/>
@@ -39869,9 +39897,9 @@
       <w:ind/>
     </w:pPr>
   </w:style>
-  <w:style w:type="paragraph" w:styleId="955">
+  <w:style w:type="paragraph" w:styleId="957">
     <w:name w:val="No Spacing"/>
-    <w:basedOn w:val="952"/>
+    <w:basedOn w:val="954"/>
     <w:uiPriority w:val="1"/>
     <w:qFormat/>
     <w:pPr>
@@ -39880,9 +39908,9 @@
       <w:ind/>
     </w:pPr>
   </w:style>
-  <w:style w:type="paragraph" w:styleId="956">
+  <w:style w:type="paragraph" w:styleId="958">
     <w:name w:val="List Paragraph"/>
-    <w:basedOn w:val="952"/>
+    <w:basedOn w:val="954"/>
     <w:uiPriority w:val="34"/>
     <w:qFormat/>
     <w:pPr>
@@ -39892,7 +39920,7 @@
       <w:contextualSpacing w:val="true"/>
     </w:pPr>
   </w:style>
-  <w:style w:type="paragraph" w:styleId="957" w:customStyle="1">
+  <w:style w:type="paragraph" w:styleId="959" w:customStyle="1">
     <w:name w:val="Тип учебного заведения"/>
     <w:pPr>
       <w:keepNext w:val="false"/>
@@ -39938,7 +39966,7 @@
       <w14:ligatures w14:val="none"/>
     </w:rPr>
   </w:style>
-  <w:style w:type="paragraph" w:styleId="958" w:customStyle="1">
+  <w:style w:type="paragraph" w:styleId="960" w:customStyle="1">
     <w:name w:val="Название ВУЗа"/>
     <w:pPr>
       <w:keepNext w:val="false"/>
@@ -39984,9 +40012,9 @@
       <w14:ligatures w14:val="none"/>
     </w:rPr>
   </w:style>
-  <w:style w:type="paragraph" w:styleId="959" w:customStyle="1">
+  <w:style w:type="paragraph" w:styleId="961" w:customStyle="1">
     <w:name w:val="Вид отчёта"/>
-    <w:basedOn w:val="960"/>
+    <w:basedOn w:val="962"/>
     <w:pPr>
       <w:keepNext w:val="false"/>
       <w:keepLines w:val="false"/>
@@ -40031,7 +40059,7 @@
       <w14:ligatures w14:val="none"/>
     </w:rPr>
   </w:style>
-  <w:style w:type="paragraph" w:styleId="960" w:customStyle="1">
+  <w:style w:type="paragraph" w:styleId="962" w:customStyle="1">
     <w:name w:val="Body Text"/>
     <w:pPr>
       <w:keepNext w:val="false"/>
@@ -40107,7 +40135,7 @@
           </w:pPr>
           <w:r>
             <w:rPr>
-              <w:rStyle w:val="949"/>
+              <w:rStyle w:val="951"/>
             </w:rPr>
             <w:t xml:space="preserve">Введите ваш текст</w:t>
           </w:r>
@@ -40118,6 +40146,41 @@
     </w:docPart>
   </w:docParts>
 </w:glossaryDocument>
+</file>
+
+<file path=word/glossary/endnotes.xml><?xml version="1.0" encoding="utf-8"?>
+<w:endnotes xmlns:wpc="http://schemas.microsoft.com/office/word/2010/wordprocessingCanvas" xmlns:mc="http://schemas.openxmlformats.org/markup-compatibility/2006" xmlns:o="urn:schemas-microsoft-com:office:office" xmlns:r="http://schemas.openxmlformats.org/officeDocument/2006/relationships" xmlns:m="http://schemas.openxmlformats.org/officeDocument/2006/math" xmlns:v="urn:schemas-microsoft-com:vml" xmlns:wp14="http://schemas.microsoft.com/office/word/2010/wordprocessingDrawing" xmlns:wp="http://schemas.openxmlformats.org/drawingml/2006/wordprocessingDrawing" xmlns:w10="urn:schemas-microsoft-com:office:word" xmlns:w="http://schemas.openxmlformats.org/wordprocessingml/2006/main" xmlns:w14="http://schemas.microsoft.com/office/word/2010/wordml" xmlns:w15="http://schemas.microsoft.com/office/word/2012/wordml" xmlns:wpg="http://schemas.microsoft.com/office/word/2010/wordprocessingGroup" xmlns:wpi="http://schemas.microsoft.com/office/word/2010/wordprocessingInk" xmlns:wne="http://schemas.microsoft.com/office/word/2006/wordml" xmlns:a="http://schemas.openxmlformats.org/drawingml/2006/main" xmlns:wps="http://schemas.microsoft.com/office/word/2010/wordprocessingShape" mc:Ignorable="w14 w15 wp14">
+  <w:endnote w:type="separator" w:id="-1">
+    <w:p>
+      <w:pPr>
+        <w:pBdr/>
+        <w:spacing w:after="0" w:line="240" w:lineRule="auto"/>
+        <w:ind/>
+        <w:rPr/>
+      </w:pPr>
+      <w:r/>
+      <w:r>
+        <w:separator/>
+      </w:r>
+      <w:r/>
+    </w:p>
+  </w:endnote>
+  <w:endnote w:type="continuationSeparator" w:id="0">
+    <w:p>
+      <w:pPr>
+        <w:pBdr/>
+        <w:spacing w:after="0" w:line="240" w:lineRule="auto"/>
+        <w:ind/>
+        <w:rPr/>
+      </w:pPr>
+      <w:r/>
+      <w:r>
+        <w:continuationSeparator/>
+      </w:r>
+      <w:r/>
+    </w:p>
+  </w:endnote>
+</w:endnotes>
 </file>
 
 <file path=word/glossary/fontTable.xml><?xml version="1.0" encoding="utf-8"?>
@@ -40137,6 +40200,41 @@
 </w:fonts>
 </file>
 
+<file path=word/glossary/footnotes.xml><?xml version="1.0" encoding="utf-8"?>
+<w:footnotes xmlns:wpc="http://schemas.microsoft.com/office/word/2010/wordprocessingCanvas" xmlns:mc="http://schemas.openxmlformats.org/markup-compatibility/2006" xmlns:o="urn:schemas-microsoft-com:office:office" xmlns:r="http://schemas.openxmlformats.org/officeDocument/2006/relationships" xmlns:m="http://schemas.openxmlformats.org/officeDocument/2006/math" xmlns:v="urn:schemas-microsoft-com:vml" xmlns:wp14="http://schemas.microsoft.com/office/word/2010/wordprocessingDrawing" xmlns:wp="http://schemas.openxmlformats.org/drawingml/2006/wordprocessingDrawing" xmlns:w10="urn:schemas-microsoft-com:office:word" xmlns:w="http://schemas.openxmlformats.org/wordprocessingml/2006/main" xmlns:w14="http://schemas.microsoft.com/office/word/2010/wordml" xmlns:w15="http://schemas.microsoft.com/office/word/2012/wordml" xmlns:wpg="http://schemas.microsoft.com/office/word/2010/wordprocessingGroup" xmlns:wpi="http://schemas.microsoft.com/office/word/2010/wordprocessingInk" xmlns:wne="http://schemas.microsoft.com/office/word/2006/wordml" xmlns:a="http://schemas.openxmlformats.org/drawingml/2006/main" xmlns:wps="http://schemas.microsoft.com/office/word/2010/wordprocessingShape" mc:Ignorable="w14 w15 wp14">
+  <w:footnote w:type="separator" w:id="-1">
+    <w:p>
+      <w:pPr>
+        <w:pBdr/>
+        <w:spacing w:after="0" w:line="240" w:lineRule="auto"/>
+        <w:ind/>
+        <w:rPr/>
+      </w:pPr>
+      <w:r/>
+      <w:r>
+        <w:separator/>
+      </w:r>
+      <w:r/>
+    </w:p>
+  </w:footnote>
+  <w:footnote w:type="continuationSeparator" w:id="0">
+    <w:p>
+      <w:pPr>
+        <w:pBdr/>
+        <w:spacing w:after="0" w:line="240" w:lineRule="auto"/>
+        <w:ind/>
+        <w:rPr/>
+      </w:pPr>
+      <w:r/>
+      <w:r>
+        <w:continuationSeparator/>
+      </w:r>
+      <w:r/>
+    </w:p>
+  </w:footnote>
+</w:footnotes>
+</file>
+
 <file path=word/glossary/settings.xml><?xml version="1.0" encoding="utf-8"?>
 <w:settings xmlns:mc="http://schemas.openxmlformats.org/markup-compatibility/2006" xmlns:o="urn:schemas-microsoft-com:office:office" xmlns:r="http://schemas.openxmlformats.org/officeDocument/2006/relationships" xmlns:m="http://schemas.openxmlformats.org/officeDocument/2006/math" xmlns:v="urn:schemas-microsoft-com:vml" xmlns:w10="urn:schemas-microsoft-com:office:word" xmlns:w="http://schemas.openxmlformats.org/wordprocessingml/2006/main" xmlns:w14="http://schemas.microsoft.com/office/word/2010/wordml" xmlns:w15="http://schemas.microsoft.com/office/word/2012/wordml" xmlns:sl="http://schemas.openxmlformats.org/schemaLibrary/2006/main" mc:Ignorable="w14 w15">
   <w:zoom w:percent="100"/>
@@ -40149,12 +40247,16 @@
     <w:numFmt w:val="decimal"/>
     <w:numStart w:val="1"/>
     <w:numRestart w:val="continuous"/>
+    <w:footnote w:id="-1"/>
+    <w:footnote w:id="0"/>
   </w:footnotePr>
   <w:endnotePr>
     <w:pos w:val="docEnd"/>
     <w:numFmt w:val="lowerRoman"/>
     <w:numStart w:val="1"/>
     <w:numRestart w:val="continuous"/>
+    <w:endnote w:id="-1"/>
+    <w:endnote w:id="0"/>
   </w:endnotePr>
   <w:compat>
     <w:compatSetting w:name="compatibilityMode" w:uri="http://schemas.microsoft.com/office/word" w:val="12"/>
@@ -40319,7 +40421,7 @@
     <w:lsdException w:name="Bibliography" w:uiPriority="37"/>
     <w:lsdException w:name="TOC Heading" w:uiPriority="39" w:qFormat="1"/>
   </w:latentStyles>
-  <w:style w:type="table" w:styleId="269" w:default="1">
+  <w:style w:type="table" w:styleId="1429" w:default="1">
     <w:name w:val="Normal Table"/>
     <w:uiPriority w:val="99"/>
     <w:semiHidden/>
@@ -40512,9 +40614,9 @@
       </w:tcPr>
     </w:tblStylePr>
   </w:style>
-  <w:style w:type="table" w:styleId="270">
+  <w:style w:type="table" w:styleId="1430">
     <w:name w:val="Table Grid"/>
-    <w:basedOn w:val="269"/>
+    <w:basedOn w:val="1429"/>
     <w:uiPriority w:val="59"/>
     <w:pPr>
       <w:pBdr/>
@@ -40711,9 +40813,9 @@
       </w:tcPr>
     </w:tblStylePr>
   </w:style>
-  <w:style w:type="table" w:styleId="271">
+  <w:style w:type="table" w:styleId="1431">
     <w:name w:val="Table Grid Light"/>
-    <w:basedOn w:val="269"/>
+    <w:basedOn w:val="1429"/>
     <w:uiPriority w:val="59"/>
     <w:pPr>
       <w:pBdr/>
@@ -40910,9 +41012,9 @@
       </w:tcPr>
     </w:tblStylePr>
   </w:style>
-  <w:style w:type="table" w:styleId="272">
+  <w:style w:type="table" w:styleId="1432">
     <w:name w:val="Plain Table 1"/>
-    <w:basedOn w:val="269"/>
+    <w:basedOn w:val="1429"/>
     <w:uiPriority w:val="59"/>
     <w:pPr>
       <w:pBdr/>
@@ -41135,9 +41237,9 @@
       </w:tcPr>
     </w:tblStylePr>
   </w:style>
-  <w:style w:type="table" w:styleId="273">
+  <w:style w:type="table" w:styleId="1433">
     <w:name w:val="Plain Table 2"/>
-    <w:basedOn w:val="269"/>
+    <w:basedOn w:val="1429"/>
     <w:uiPriority w:val="59"/>
     <w:pPr>
       <w:pBdr/>
@@ -41368,9 +41470,9 @@
       </w:tcPr>
     </w:tblStylePr>
   </w:style>
-  <w:style w:type="table" w:styleId="274">
+  <w:style w:type="table" w:styleId="1434">
     <w:name w:val="Plain Table 3"/>
-    <w:basedOn w:val="269"/>
+    <w:basedOn w:val="1429"/>
     <w:uiPriority w:val="99"/>
     <w:pPr>
       <w:pBdr/>
@@ -41598,9 +41700,9 @@
       </w:tcPr>
     </w:tblStylePr>
   </w:style>
-  <w:style w:type="table" w:styleId="275">
+  <w:style w:type="table" w:styleId="1435">
     <w:name w:val="Plain Table 4"/>
-    <w:basedOn w:val="269"/>
+    <w:basedOn w:val="1429"/>
     <w:uiPriority w:val="99"/>
     <w:pPr>
       <w:pBdr/>
@@ -41814,9 +41916,9 @@
       </w:tcPr>
     </w:tblStylePr>
   </w:style>
-  <w:style w:type="table" w:styleId="276">
+  <w:style w:type="table" w:styleId="1436">
     <w:name w:val="Plain Table 5"/>
-    <w:basedOn w:val="269"/>
+    <w:basedOn w:val="1429"/>
     <w:uiPriority w:val="99"/>
     <w:pPr>
       <w:pBdr/>
@@ -42047,9 +42149,9 @@
       </w:tcPr>
     </w:tblStylePr>
   </w:style>
-  <w:style w:type="table" w:styleId="277">
+  <w:style w:type="table" w:styleId="1437">
     <w:name w:val="Grid Table 1 Light"/>
-    <w:basedOn w:val="269"/>
+    <w:basedOn w:val="1429"/>
     <w:uiPriority w:val="99"/>
     <w:pPr>
       <w:pBdr/>
@@ -42270,9 +42372,9 @@
       </w:tcPr>
     </w:tblStylePr>
   </w:style>
-  <w:style w:type="table" w:styleId="278">
+  <w:style w:type="table" w:styleId="1438">
     <w:name w:val="Grid Table 1 Light - Accent 1"/>
-    <w:basedOn w:val="269"/>
+    <w:basedOn w:val="1429"/>
     <w:uiPriority w:val="99"/>
     <w:pPr>
       <w:pBdr/>
@@ -42493,9 +42595,9 @@
       </w:tcPr>
     </w:tblStylePr>
   </w:style>
-  <w:style w:type="table" w:styleId="279">
+  <w:style w:type="table" w:styleId="1439">
     <w:name w:val="Grid Table 1 Light - Accent 2"/>
-    <w:basedOn w:val="269"/>
+    <w:basedOn w:val="1429"/>
     <w:uiPriority w:val="99"/>
     <w:pPr>
       <w:pBdr/>
@@ -42716,9 +42818,9 @@
       </w:tcPr>
     </w:tblStylePr>
   </w:style>
-  <w:style w:type="table" w:styleId="280">
+  <w:style w:type="table" w:styleId="1440">
     <w:name w:val="Grid Table 1 Light - Accent 3"/>
-    <w:basedOn w:val="269"/>
+    <w:basedOn w:val="1429"/>
     <w:uiPriority w:val="99"/>
     <w:pPr>
       <w:pBdr/>
@@ -42939,9 +43041,9 @@
       </w:tcPr>
     </w:tblStylePr>
   </w:style>
-  <w:style w:type="table" w:styleId="281">
+  <w:style w:type="table" w:styleId="1441">
     <w:name w:val="Grid Table 1 Light - Accent 4"/>
-    <w:basedOn w:val="269"/>
+    <w:basedOn w:val="1429"/>
     <w:uiPriority w:val="99"/>
     <w:pPr>
       <w:pBdr/>
@@ -43162,9 +43264,9 @@
       </w:tcPr>
     </w:tblStylePr>
   </w:style>
-  <w:style w:type="table" w:styleId="282">
+  <w:style w:type="table" w:styleId="1442">
     <w:name w:val="Grid Table 1 Light - Accent 5"/>
-    <w:basedOn w:val="269"/>
+    <w:basedOn w:val="1429"/>
     <w:uiPriority w:val="99"/>
     <w:pPr>
       <w:pBdr/>
@@ -43385,9 +43487,9 @@
       </w:tcPr>
     </w:tblStylePr>
   </w:style>
-  <w:style w:type="table" w:styleId="283">
+  <w:style w:type="table" w:styleId="1443">
     <w:name w:val="Grid Table 1 Light - Accent 6"/>
-    <w:basedOn w:val="269"/>
+    <w:basedOn w:val="1429"/>
     <w:uiPriority w:val="99"/>
     <w:pPr>
       <w:pBdr/>
@@ -43608,9 +43710,9 @@
       </w:tcPr>
     </w:tblStylePr>
   </w:style>
-  <w:style w:type="table" w:styleId="284">
+  <w:style w:type="table" w:styleId="1444">
     <w:name w:val="Grid Table 2"/>
-    <w:basedOn w:val="269"/>
+    <w:basedOn w:val="1429"/>
     <w:uiPriority w:val="99"/>
     <w:pPr>
       <w:pBdr/>
@@ -43840,9 +43942,9 @@
       </w:tcPr>
     </w:tblStylePr>
   </w:style>
-  <w:style w:type="table" w:styleId="285">
+  <w:style w:type="table" w:styleId="1445">
     <w:name w:val="Grid Table 2 - Accent 1"/>
-    <w:basedOn w:val="269"/>
+    <w:basedOn w:val="1429"/>
     <w:uiPriority w:val="99"/>
     <w:pPr>
       <w:pBdr/>
@@ -44072,9 +44174,9 @@
       </w:tcPr>
     </w:tblStylePr>
   </w:style>
-  <w:style w:type="table" w:styleId="286">
+  <w:style w:type="table" w:styleId="1446">
     <w:name w:val="Grid Table 2 - Accent 2"/>
-    <w:basedOn w:val="269"/>
+    <w:basedOn w:val="1429"/>
     <w:uiPriority w:val="99"/>
     <w:pPr>
       <w:pBdr/>
@@ -44304,9 +44406,9 @@
       </w:tcPr>
     </w:tblStylePr>
   </w:style>
-  <w:style w:type="table" w:styleId="287">
+  <w:style w:type="table" w:styleId="1447">
     <w:name w:val="Grid Table 2 - Accent 3"/>
-    <w:basedOn w:val="269"/>
+    <w:basedOn w:val="1429"/>
     <w:uiPriority w:val="99"/>
     <w:pPr>
       <w:pBdr/>
@@ -44536,9 +44638,9 @@
       </w:tcPr>
     </w:tblStylePr>
   </w:style>
-  <w:style w:type="table" w:styleId="288">
+  <w:style w:type="table" w:styleId="1448">
     <w:name w:val="Grid Table 2 - Accent 4"/>
-    <w:basedOn w:val="269"/>
+    <w:basedOn w:val="1429"/>
     <w:uiPriority w:val="99"/>
     <w:pPr>
       <w:pBdr/>
@@ -44768,9 +44870,9 @@
       </w:tcPr>
     </w:tblStylePr>
   </w:style>
-  <w:style w:type="table" w:styleId="289">
+  <w:style w:type="table" w:styleId="1449">
     <w:name w:val="Grid Table 2 - Accent 5"/>
-    <w:basedOn w:val="269"/>
+    <w:basedOn w:val="1429"/>
     <w:uiPriority w:val="99"/>
     <w:pPr>
       <w:pBdr/>
@@ -45000,9 +45102,9 @@
       </w:tcPr>
     </w:tblStylePr>
   </w:style>
-  <w:style w:type="table" w:styleId="290">
+  <w:style w:type="table" w:styleId="1450">
     <w:name w:val="Grid Table 2 - Accent 6"/>
-    <w:basedOn w:val="269"/>
+    <w:basedOn w:val="1429"/>
     <w:uiPriority w:val="99"/>
     <w:pPr>
       <w:pBdr/>
@@ -45232,9 +45334,9 @@
       </w:tcPr>
     </w:tblStylePr>
   </w:style>
-  <w:style w:type="table" w:styleId="291">
+  <w:style w:type="table" w:styleId="1451">
     <w:name w:val="Grid Table 3"/>
-    <w:basedOn w:val="269"/>
+    <w:basedOn w:val="1429"/>
     <w:uiPriority w:val="99"/>
     <w:pPr>
       <w:pBdr/>
@@ -45333,29 +45435,6 @@
         <w:tblBorders/>
       </w:tblPr>
       <w:tcPr>
-        <w:shd w:color="ffffff"/>
-        <w:tcBorders>
-          <w:top w:val="none" w:color="000000" w:sz="4" w:space="0"/>
-          <w:left w:val="none" w:color="000000" w:sz="4" w:space="0"/>
-          <w:bottom w:val="none" w:color="000000" w:sz="4" w:space="0"/>
-          <w:right w:val="none" w:color="000000" w:sz="4" w:space="0"/>
-        </w:tcBorders>
-      </w:tcPr>
-    </w:tblStylePr>
-    <w:tblStylePr w:type="firstRow">
-      <w:rPr>
-        <w:b/>
-        <w:color w:val="404040"/>
-      </w:rPr>
-      <w:pPr>
-        <w:pBdr/>
-        <w:spacing/>
-        <w:ind/>
-      </w:pPr>
-      <w:tblPr>
-        <w:tblBorders/>
-      </w:tblPr>
-      <w:tcPr>
         <w:shd w:val="clear" w:color="ffffff"/>
         <w:tcBorders>
           <w:top w:val="none" w:color="000000" w:sz="4" w:space="0"/>
@@ -45365,30 +45444,7 @@
         </w:tcBorders>
       </w:tcPr>
     </w:tblStylePr>
-    <w:tblStylePr w:type="lastCol">
-      <w:rPr>
-        <w:i/>
-        <w:color w:val="404040"/>
-      </w:rPr>
-      <w:pPr>
-        <w:pBdr/>
-        <w:spacing/>
-        <w:ind/>
-      </w:pPr>
-      <w:tblPr>
-        <w:tblBorders/>
-      </w:tblPr>
-      <w:tcPr>
-        <w:shd w:color="ffffff"/>
-        <w:tcBorders>
-          <w:top w:val="none" w:color="000000" w:sz="4" w:space="0"/>
-          <w:left w:val="none" w:color="000000" w:sz="4" w:space="0"/>
-          <w:bottom w:val="none" w:color="000000" w:sz="4" w:space="0"/>
-          <w:right w:val="none" w:color="000000" w:sz="4" w:space="0"/>
-        </w:tcBorders>
-      </w:tcPr>
-    </w:tblStylePr>
-    <w:tblStylePr w:type="lastRow">
+    <w:tblStylePr w:type="firstRow">
       <w:rPr>
         <w:b/>
         <w:color w:val="404040"/>
@@ -45411,6 +45467,52 @@
         </w:tcBorders>
       </w:tcPr>
     </w:tblStylePr>
+    <w:tblStylePr w:type="lastCol">
+      <w:rPr>
+        <w:i/>
+        <w:color w:val="404040"/>
+      </w:rPr>
+      <w:pPr>
+        <w:pBdr/>
+        <w:spacing/>
+        <w:ind/>
+      </w:pPr>
+      <w:tblPr>
+        <w:tblBorders/>
+      </w:tblPr>
+      <w:tcPr>
+        <w:shd w:val="clear" w:color="ffffff"/>
+        <w:tcBorders>
+          <w:top w:val="none" w:color="000000" w:sz="4" w:space="0"/>
+          <w:left w:val="none" w:color="000000" w:sz="4" w:space="0"/>
+          <w:bottom w:val="none" w:color="000000" w:sz="4" w:space="0"/>
+          <w:right w:val="none" w:color="000000" w:sz="4" w:space="0"/>
+        </w:tcBorders>
+      </w:tcPr>
+    </w:tblStylePr>
+    <w:tblStylePr w:type="lastRow">
+      <w:rPr>
+        <w:b/>
+        <w:color w:val="404040"/>
+      </w:rPr>
+      <w:pPr>
+        <w:pBdr/>
+        <w:spacing/>
+        <w:ind/>
+      </w:pPr>
+      <w:tblPr>
+        <w:tblBorders/>
+      </w:tblPr>
+      <w:tcPr>
+        <w:shd w:val="clear" w:color="ffffff"/>
+        <w:tcBorders>
+          <w:top w:val="none" w:color="000000" w:sz="4" w:space="0"/>
+          <w:left w:val="none" w:color="000000" w:sz="4" w:space="0"/>
+          <w:bottom w:val="none" w:color="000000" w:sz="4" w:space="0"/>
+          <w:right w:val="none" w:color="000000" w:sz="4" w:space="0"/>
+        </w:tcBorders>
+      </w:tcPr>
+    </w:tblStylePr>
     <w:tblStylePr w:type="nwCell">
       <w:pPr>
         <w:pBdr/>
@@ -45477,9 +45579,9 @@
       </w:tcPr>
     </w:tblStylePr>
   </w:style>
-  <w:style w:type="table" w:styleId="292">
+  <w:style w:type="table" w:styleId="1452">
     <w:name w:val="Grid Table 3 - Accent 1"/>
-    <w:basedOn w:val="269"/>
+    <w:basedOn w:val="1429"/>
     <w:uiPriority w:val="99"/>
     <w:pPr>
       <w:pBdr/>
@@ -45578,29 +45680,6 @@
         <w:tblBorders/>
       </w:tblPr>
       <w:tcPr>
-        <w:shd w:color="ffffff"/>
-        <w:tcBorders>
-          <w:top w:val="none" w:color="000000" w:sz="4" w:space="0"/>
-          <w:left w:val="none" w:color="000000" w:sz="4" w:space="0"/>
-          <w:bottom w:val="none" w:color="000000" w:sz="4" w:space="0"/>
-          <w:right w:val="none" w:color="000000" w:sz="4" w:space="0"/>
-        </w:tcBorders>
-      </w:tcPr>
-    </w:tblStylePr>
-    <w:tblStylePr w:type="firstRow">
-      <w:rPr>
-        <w:b/>
-        <w:color w:val="404040"/>
-      </w:rPr>
-      <w:pPr>
-        <w:pBdr/>
-        <w:spacing/>
-        <w:ind/>
-      </w:pPr>
-      <w:tblPr>
-        <w:tblBorders/>
-      </w:tblPr>
-      <w:tcPr>
         <w:shd w:val="clear" w:color="ffffff"/>
         <w:tcBorders>
           <w:top w:val="none" w:color="000000" w:sz="4" w:space="0"/>
@@ -45610,30 +45689,7 @@
         </w:tcBorders>
       </w:tcPr>
     </w:tblStylePr>
-    <w:tblStylePr w:type="lastCol">
-      <w:rPr>
-        <w:i/>
-        <w:color w:val="404040"/>
-      </w:rPr>
-      <w:pPr>
-        <w:pBdr/>
-        <w:spacing/>
-        <w:ind/>
-      </w:pPr>
-      <w:tblPr>
-        <w:tblBorders/>
-      </w:tblPr>
-      <w:tcPr>
-        <w:shd w:color="ffffff"/>
-        <w:tcBorders>
-          <w:top w:val="none" w:color="000000" w:sz="4" w:space="0"/>
-          <w:left w:val="none" w:color="000000" w:sz="4" w:space="0"/>
-          <w:bottom w:val="none" w:color="000000" w:sz="4" w:space="0"/>
-          <w:right w:val="none" w:color="000000" w:sz="4" w:space="0"/>
-        </w:tcBorders>
-      </w:tcPr>
-    </w:tblStylePr>
-    <w:tblStylePr w:type="lastRow">
+    <w:tblStylePr w:type="firstRow">
       <w:rPr>
         <w:b/>
         <w:color w:val="404040"/>
@@ -45656,6 +45712,52 @@
         </w:tcBorders>
       </w:tcPr>
     </w:tblStylePr>
+    <w:tblStylePr w:type="lastCol">
+      <w:rPr>
+        <w:i/>
+        <w:color w:val="404040"/>
+      </w:rPr>
+      <w:pPr>
+        <w:pBdr/>
+        <w:spacing/>
+        <w:ind/>
+      </w:pPr>
+      <w:tblPr>
+        <w:tblBorders/>
+      </w:tblPr>
+      <w:tcPr>
+        <w:shd w:val="clear" w:color="ffffff"/>
+        <w:tcBorders>
+          <w:top w:val="none" w:color="000000" w:sz="4" w:space="0"/>
+          <w:left w:val="none" w:color="000000" w:sz="4" w:space="0"/>
+          <w:bottom w:val="none" w:color="000000" w:sz="4" w:space="0"/>
+          <w:right w:val="none" w:color="000000" w:sz="4" w:space="0"/>
+        </w:tcBorders>
+      </w:tcPr>
+    </w:tblStylePr>
+    <w:tblStylePr w:type="lastRow">
+      <w:rPr>
+        <w:b/>
+        <w:color w:val="404040"/>
+      </w:rPr>
+      <w:pPr>
+        <w:pBdr/>
+        <w:spacing/>
+        <w:ind/>
+      </w:pPr>
+      <w:tblPr>
+        <w:tblBorders/>
+      </w:tblPr>
+      <w:tcPr>
+        <w:shd w:val="clear" w:color="ffffff"/>
+        <w:tcBorders>
+          <w:top w:val="none" w:color="000000" w:sz="4" w:space="0"/>
+          <w:left w:val="none" w:color="000000" w:sz="4" w:space="0"/>
+          <w:bottom w:val="none" w:color="000000" w:sz="4" w:space="0"/>
+          <w:right w:val="none" w:color="000000" w:sz="4" w:space="0"/>
+        </w:tcBorders>
+      </w:tcPr>
+    </w:tblStylePr>
     <w:tblStylePr w:type="nwCell">
       <w:pPr>
         <w:pBdr/>
@@ -45722,9 +45824,9 @@
       </w:tcPr>
     </w:tblStylePr>
   </w:style>
-  <w:style w:type="table" w:styleId="293">
+  <w:style w:type="table" w:styleId="1453">
     <w:name w:val="Grid Table 3 - Accent 2"/>
-    <w:basedOn w:val="269"/>
+    <w:basedOn w:val="1429"/>
     <w:uiPriority w:val="99"/>
     <w:pPr>
       <w:pBdr/>
@@ -45823,29 +45925,6 @@
         <w:tblBorders/>
       </w:tblPr>
       <w:tcPr>
-        <w:shd w:color="ffffff"/>
-        <w:tcBorders>
-          <w:top w:val="none" w:color="000000" w:sz="4" w:space="0"/>
-          <w:left w:val="none" w:color="000000" w:sz="4" w:space="0"/>
-          <w:bottom w:val="none" w:color="000000" w:sz="4" w:space="0"/>
-          <w:right w:val="none" w:color="000000" w:sz="4" w:space="0"/>
-        </w:tcBorders>
-      </w:tcPr>
-    </w:tblStylePr>
-    <w:tblStylePr w:type="firstRow">
-      <w:rPr>
-        <w:b/>
-        <w:color w:val="404040"/>
-      </w:rPr>
-      <w:pPr>
-        <w:pBdr/>
-        <w:spacing/>
-        <w:ind/>
-      </w:pPr>
-      <w:tblPr>
-        <w:tblBorders/>
-      </w:tblPr>
-      <w:tcPr>
         <w:shd w:val="clear" w:color="ffffff"/>
         <w:tcBorders>
           <w:top w:val="none" w:color="000000" w:sz="4" w:space="0"/>
@@ -45855,30 +45934,7 @@
         </w:tcBorders>
       </w:tcPr>
     </w:tblStylePr>
-    <w:tblStylePr w:type="lastCol">
-      <w:rPr>
-        <w:i/>
-        <w:color w:val="404040"/>
-      </w:rPr>
-      <w:pPr>
-        <w:pBdr/>
-        <w:spacing/>
-        <w:ind/>
-      </w:pPr>
-      <w:tblPr>
-        <w:tblBorders/>
-      </w:tblPr>
-      <w:tcPr>
-        <w:shd w:color="ffffff"/>
-        <w:tcBorders>
-          <w:top w:val="none" w:color="000000" w:sz="4" w:space="0"/>
-          <w:left w:val="none" w:color="000000" w:sz="4" w:space="0"/>
-          <w:bottom w:val="none" w:color="000000" w:sz="4" w:space="0"/>
-          <w:right w:val="none" w:color="000000" w:sz="4" w:space="0"/>
-        </w:tcBorders>
-      </w:tcPr>
-    </w:tblStylePr>
-    <w:tblStylePr w:type="lastRow">
+    <w:tblStylePr w:type="firstRow">
       <w:rPr>
         <w:b/>
         <w:color w:val="404040"/>
@@ -45901,6 +45957,52 @@
         </w:tcBorders>
       </w:tcPr>
     </w:tblStylePr>
+    <w:tblStylePr w:type="lastCol">
+      <w:rPr>
+        <w:i/>
+        <w:color w:val="404040"/>
+      </w:rPr>
+      <w:pPr>
+        <w:pBdr/>
+        <w:spacing/>
+        <w:ind/>
+      </w:pPr>
+      <w:tblPr>
+        <w:tblBorders/>
+      </w:tblPr>
+      <w:tcPr>
+        <w:shd w:val="clear" w:color="ffffff"/>
+        <w:tcBorders>
+          <w:top w:val="none" w:color="000000" w:sz="4" w:space="0"/>
+          <w:left w:val="none" w:color="000000" w:sz="4" w:space="0"/>
+          <w:bottom w:val="none" w:color="000000" w:sz="4" w:space="0"/>
+          <w:right w:val="none" w:color="000000" w:sz="4" w:space="0"/>
+        </w:tcBorders>
+      </w:tcPr>
+    </w:tblStylePr>
+    <w:tblStylePr w:type="lastRow">
+      <w:rPr>
+        <w:b/>
+        <w:color w:val="404040"/>
+      </w:rPr>
+      <w:pPr>
+        <w:pBdr/>
+        <w:spacing/>
+        <w:ind/>
+      </w:pPr>
+      <w:tblPr>
+        <w:tblBorders/>
+      </w:tblPr>
+      <w:tcPr>
+        <w:shd w:val="clear" w:color="ffffff"/>
+        <w:tcBorders>
+          <w:top w:val="none" w:color="000000" w:sz="4" w:space="0"/>
+          <w:left w:val="none" w:color="000000" w:sz="4" w:space="0"/>
+          <w:bottom w:val="none" w:color="000000" w:sz="4" w:space="0"/>
+          <w:right w:val="none" w:color="000000" w:sz="4" w:space="0"/>
+        </w:tcBorders>
+      </w:tcPr>
+    </w:tblStylePr>
     <w:tblStylePr w:type="nwCell">
       <w:pPr>
         <w:pBdr/>
@@ -45967,9 +46069,9 @@
       </w:tcPr>
     </w:tblStylePr>
   </w:style>
-  <w:style w:type="table" w:styleId="294">
+  <w:style w:type="table" w:styleId="1454">
     <w:name w:val="Grid Table 3 - Accent 3"/>
-    <w:basedOn w:val="269"/>
+    <w:basedOn w:val="1429"/>
     <w:uiPriority w:val="99"/>
     <w:pPr>
       <w:pBdr/>
@@ -46068,29 +46170,6 @@
         <w:tblBorders/>
       </w:tblPr>
       <w:tcPr>
-        <w:shd w:color="ffffff"/>
-        <w:tcBorders>
-          <w:top w:val="none" w:color="000000" w:sz="4" w:space="0"/>
-          <w:left w:val="none" w:color="000000" w:sz="4" w:space="0"/>
-          <w:bottom w:val="none" w:color="000000" w:sz="4" w:space="0"/>
-          <w:right w:val="none" w:color="000000" w:sz="4" w:space="0"/>
-        </w:tcBorders>
-      </w:tcPr>
-    </w:tblStylePr>
-    <w:tblStylePr w:type="firstRow">
-      <w:rPr>
-        <w:b/>
-        <w:color w:val="404040"/>
-      </w:rPr>
-      <w:pPr>
-        <w:pBdr/>
-        <w:spacing/>
-        <w:ind/>
-      </w:pPr>
-      <w:tblPr>
-        <w:tblBorders/>
-      </w:tblPr>
-      <w:tcPr>
         <w:shd w:val="clear" w:color="ffffff"/>
         <w:tcBorders>
           <w:top w:val="none" w:color="000000" w:sz="4" w:space="0"/>
@@ -46100,30 +46179,7 @@
         </w:tcBorders>
       </w:tcPr>
     </w:tblStylePr>
-    <w:tblStylePr w:type="lastCol">
-      <w:rPr>
-        <w:i/>
-        <w:color w:val="404040"/>
-      </w:rPr>
-      <w:pPr>
-        <w:pBdr/>
-        <w:spacing/>
-        <w:ind/>
-      </w:pPr>
-      <w:tblPr>
-        <w:tblBorders/>
-      </w:tblPr>
-      <w:tcPr>
-        <w:shd w:color="ffffff"/>
-        <w:tcBorders>
-          <w:top w:val="none" w:color="000000" w:sz="4" w:space="0"/>
-          <w:left w:val="none" w:color="000000" w:sz="4" w:space="0"/>
-          <w:bottom w:val="none" w:color="000000" w:sz="4" w:space="0"/>
-          <w:right w:val="none" w:color="000000" w:sz="4" w:space="0"/>
-        </w:tcBorders>
-      </w:tcPr>
-    </w:tblStylePr>
-    <w:tblStylePr w:type="lastRow">
+    <w:tblStylePr w:type="firstRow">
       <w:rPr>
         <w:b/>
         <w:color w:val="404040"/>
@@ -46146,6 +46202,52 @@
         </w:tcBorders>
       </w:tcPr>
     </w:tblStylePr>
+    <w:tblStylePr w:type="lastCol">
+      <w:rPr>
+        <w:i/>
+        <w:color w:val="404040"/>
+      </w:rPr>
+      <w:pPr>
+        <w:pBdr/>
+        <w:spacing/>
+        <w:ind/>
+      </w:pPr>
+      <w:tblPr>
+        <w:tblBorders/>
+      </w:tblPr>
+      <w:tcPr>
+        <w:shd w:val="clear" w:color="ffffff"/>
+        <w:tcBorders>
+          <w:top w:val="none" w:color="000000" w:sz="4" w:space="0"/>
+          <w:left w:val="none" w:color="000000" w:sz="4" w:space="0"/>
+          <w:bottom w:val="none" w:color="000000" w:sz="4" w:space="0"/>
+          <w:right w:val="none" w:color="000000" w:sz="4" w:space="0"/>
+        </w:tcBorders>
+      </w:tcPr>
+    </w:tblStylePr>
+    <w:tblStylePr w:type="lastRow">
+      <w:rPr>
+        <w:b/>
+        <w:color w:val="404040"/>
+      </w:rPr>
+      <w:pPr>
+        <w:pBdr/>
+        <w:spacing/>
+        <w:ind/>
+      </w:pPr>
+      <w:tblPr>
+        <w:tblBorders/>
+      </w:tblPr>
+      <w:tcPr>
+        <w:shd w:val="clear" w:color="ffffff"/>
+        <w:tcBorders>
+          <w:top w:val="none" w:color="000000" w:sz="4" w:space="0"/>
+          <w:left w:val="none" w:color="000000" w:sz="4" w:space="0"/>
+          <w:bottom w:val="none" w:color="000000" w:sz="4" w:space="0"/>
+          <w:right w:val="none" w:color="000000" w:sz="4" w:space="0"/>
+        </w:tcBorders>
+      </w:tcPr>
+    </w:tblStylePr>
     <w:tblStylePr w:type="nwCell">
       <w:pPr>
         <w:pBdr/>
@@ -46212,9 +46314,9 @@
       </w:tcPr>
     </w:tblStylePr>
   </w:style>
-  <w:style w:type="table" w:styleId="295">
+  <w:style w:type="table" w:styleId="1455">
     <w:name w:val="Grid Table 3 - Accent 4"/>
-    <w:basedOn w:val="269"/>
+    <w:basedOn w:val="1429"/>
     <w:uiPriority w:val="99"/>
     <w:pPr>
       <w:pBdr/>
@@ -46313,29 +46415,6 @@
         <w:tblBorders/>
       </w:tblPr>
       <w:tcPr>
-        <w:shd w:color="ffffff"/>
-        <w:tcBorders>
-          <w:top w:val="none" w:color="000000" w:sz="4" w:space="0"/>
-          <w:left w:val="none" w:color="000000" w:sz="4" w:space="0"/>
-          <w:bottom w:val="none" w:color="000000" w:sz="4" w:space="0"/>
-          <w:right w:val="none" w:color="000000" w:sz="4" w:space="0"/>
-        </w:tcBorders>
-      </w:tcPr>
-    </w:tblStylePr>
-    <w:tblStylePr w:type="firstRow">
-      <w:rPr>
-        <w:b/>
-        <w:color w:val="404040"/>
-      </w:rPr>
-      <w:pPr>
-        <w:pBdr/>
-        <w:spacing/>
-        <w:ind/>
-      </w:pPr>
-      <w:tblPr>
-        <w:tblBorders/>
-      </w:tblPr>
-      <w:tcPr>
         <w:shd w:val="clear" w:color="ffffff"/>
         <w:tcBorders>
           <w:top w:val="none" w:color="000000" w:sz="4" w:space="0"/>
@@ -46345,30 +46424,7 @@
         </w:tcBorders>
       </w:tcPr>
     </w:tblStylePr>
-    <w:tblStylePr w:type="lastCol">
-      <w:rPr>
-        <w:i/>
-        <w:color w:val="404040"/>
-      </w:rPr>
-      <w:pPr>
-        <w:pBdr/>
-        <w:spacing/>
-        <w:ind/>
-      </w:pPr>
-      <w:tblPr>
-        <w:tblBorders/>
-      </w:tblPr>
-      <w:tcPr>
-        <w:shd w:color="ffffff"/>
-        <w:tcBorders>
-          <w:top w:val="none" w:color="000000" w:sz="4" w:space="0"/>
-          <w:left w:val="none" w:color="000000" w:sz="4" w:space="0"/>
-          <w:bottom w:val="none" w:color="000000" w:sz="4" w:space="0"/>
-          <w:right w:val="none" w:color="000000" w:sz="4" w:space="0"/>
-        </w:tcBorders>
-      </w:tcPr>
-    </w:tblStylePr>
-    <w:tblStylePr w:type="lastRow">
+    <w:tblStylePr w:type="firstRow">
       <w:rPr>
         <w:b/>
         <w:color w:val="404040"/>
@@ -46391,6 +46447,52 @@
         </w:tcBorders>
       </w:tcPr>
     </w:tblStylePr>
+    <w:tblStylePr w:type="lastCol">
+      <w:rPr>
+        <w:i/>
+        <w:color w:val="404040"/>
+      </w:rPr>
+      <w:pPr>
+        <w:pBdr/>
+        <w:spacing/>
+        <w:ind/>
+      </w:pPr>
+      <w:tblPr>
+        <w:tblBorders/>
+      </w:tblPr>
+      <w:tcPr>
+        <w:shd w:val="clear" w:color="ffffff"/>
+        <w:tcBorders>
+          <w:top w:val="none" w:color="000000" w:sz="4" w:space="0"/>
+          <w:left w:val="none" w:color="000000" w:sz="4" w:space="0"/>
+          <w:bottom w:val="none" w:color="000000" w:sz="4" w:space="0"/>
+          <w:right w:val="none" w:color="000000" w:sz="4" w:space="0"/>
+        </w:tcBorders>
+      </w:tcPr>
+    </w:tblStylePr>
+    <w:tblStylePr w:type="lastRow">
+      <w:rPr>
+        <w:b/>
+        <w:color w:val="404040"/>
+      </w:rPr>
+      <w:pPr>
+        <w:pBdr/>
+        <w:spacing/>
+        <w:ind/>
+      </w:pPr>
+      <w:tblPr>
+        <w:tblBorders/>
+      </w:tblPr>
+      <w:tcPr>
+        <w:shd w:val="clear" w:color="ffffff"/>
+        <w:tcBorders>
+          <w:top w:val="none" w:color="000000" w:sz="4" w:space="0"/>
+          <w:left w:val="none" w:color="000000" w:sz="4" w:space="0"/>
+          <w:bottom w:val="none" w:color="000000" w:sz="4" w:space="0"/>
+          <w:right w:val="none" w:color="000000" w:sz="4" w:space="0"/>
+        </w:tcBorders>
+      </w:tcPr>
+    </w:tblStylePr>
     <w:tblStylePr w:type="nwCell">
       <w:pPr>
         <w:pBdr/>
@@ -46457,9 +46559,9 @@
       </w:tcPr>
     </w:tblStylePr>
   </w:style>
-  <w:style w:type="table" w:styleId="296">
+  <w:style w:type="table" w:styleId="1456">
     <w:name w:val="Grid Table 3 - Accent 5"/>
-    <w:basedOn w:val="269"/>
+    <w:basedOn w:val="1429"/>
     <w:uiPriority w:val="99"/>
     <w:pPr>
       <w:pBdr/>
@@ -46558,29 +46660,6 @@
         <w:tblBorders/>
       </w:tblPr>
       <w:tcPr>
-        <w:shd w:color="ffffff"/>
-        <w:tcBorders>
-          <w:top w:val="none" w:color="000000" w:sz="4" w:space="0"/>
-          <w:left w:val="none" w:color="000000" w:sz="4" w:space="0"/>
-          <w:bottom w:val="none" w:color="000000" w:sz="4" w:space="0"/>
-          <w:right w:val="none" w:color="000000" w:sz="4" w:space="0"/>
-        </w:tcBorders>
-      </w:tcPr>
-    </w:tblStylePr>
-    <w:tblStylePr w:type="firstRow">
-      <w:rPr>
-        <w:b/>
-        <w:color w:val="404040"/>
-      </w:rPr>
-      <w:pPr>
-        <w:pBdr/>
-        <w:spacing/>
-        <w:ind/>
-      </w:pPr>
-      <w:tblPr>
-        <w:tblBorders/>
-      </w:tblPr>
-      <w:tcPr>
         <w:shd w:val="clear" w:color="ffffff"/>
         <w:tcBorders>
           <w:top w:val="none" w:color="000000" w:sz="4" w:space="0"/>
@@ -46590,30 +46669,7 @@
         </w:tcBorders>
       </w:tcPr>
     </w:tblStylePr>
-    <w:tblStylePr w:type="lastCol">
-      <w:rPr>
-        <w:i/>
-        <w:color w:val="404040"/>
-      </w:rPr>
-      <w:pPr>
-        <w:pBdr/>
-        <w:spacing/>
-        <w:ind/>
-      </w:pPr>
-      <w:tblPr>
-        <w:tblBorders/>
-      </w:tblPr>
-      <w:tcPr>
-        <w:shd w:color="ffffff"/>
-        <w:tcBorders>
-          <w:top w:val="none" w:color="000000" w:sz="4" w:space="0"/>
-          <w:left w:val="none" w:color="000000" w:sz="4" w:space="0"/>
-          <w:bottom w:val="none" w:color="000000" w:sz="4" w:space="0"/>
-          <w:right w:val="none" w:color="000000" w:sz="4" w:space="0"/>
-        </w:tcBorders>
-      </w:tcPr>
-    </w:tblStylePr>
-    <w:tblStylePr w:type="lastRow">
+    <w:tblStylePr w:type="firstRow">
       <w:rPr>
         <w:b/>
         <w:color w:val="404040"/>
@@ -46636,6 +46692,52 @@
         </w:tcBorders>
       </w:tcPr>
     </w:tblStylePr>
+    <w:tblStylePr w:type="lastCol">
+      <w:rPr>
+        <w:i/>
+        <w:color w:val="404040"/>
+      </w:rPr>
+      <w:pPr>
+        <w:pBdr/>
+        <w:spacing/>
+        <w:ind/>
+      </w:pPr>
+      <w:tblPr>
+        <w:tblBorders/>
+      </w:tblPr>
+      <w:tcPr>
+        <w:shd w:val="clear" w:color="ffffff"/>
+        <w:tcBorders>
+          <w:top w:val="none" w:color="000000" w:sz="4" w:space="0"/>
+          <w:left w:val="none" w:color="000000" w:sz="4" w:space="0"/>
+          <w:bottom w:val="none" w:color="000000" w:sz="4" w:space="0"/>
+          <w:right w:val="none" w:color="000000" w:sz="4" w:space="0"/>
+        </w:tcBorders>
+      </w:tcPr>
+    </w:tblStylePr>
+    <w:tblStylePr w:type="lastRow">
+      <w:rPr>
+        <w:b/>
+        <w:color w:val="404040"/>
+      </w:rPr>
+      <w:pPr>
+        <w:pBdr/>
+        <w:spacing/>
+        <w:ind/>
+      </w:pPr>
+      <w:tblPr>
+        <w:tblBorders/>
+      </w:tblPr>
+      <w:tcPr>
+        <w:shd w:val="clear" w:color="ffffff"/>
+        <w:tcBorders>
+          <w:top w:val="none" w:color="000000" w:sz="4" w:space="0"/>
+          <w:left w:val="none" w:color="000000" w:sz="4" w:space="0"/>
+          <w:bottom w:val="none" w:color="000000" w:sz="4" w:space="0"/>
+          <w:right w:val="none" w:color="000000" w:sz="4" w:space="0"/>
+        </w:tcBorders>
+      </w:tcPr>
+    </w:tblStylePr>
     <w:tblStylePr w:type="nwCell">
       <w:pPr>
         <w:pBdr/>
@@ -46702,9 +46804,9 @@
       </w:tcPr>
     </w:tblStylePr>
   </w:style>
-  <w:style w:type="table" w:styleId="297">
+  <w:style w:type="table" w:styleId="1457">
     <w:name w:val="Grid Table 3 - Accent 6"/>
-    <w:basedOn w:val="269"/>
+    <w:basedOn w:val="1429"/>
     <w:uiPriority w:val="99"/>
     <w:pPr>
       <w:pBdr/>
@@ -46803,29 +46905,6 @@
         <w:tblBorders/>
       </w:tblPr>
       <w:tcPr>
-        <w:shd w:color="ffffff"/>
-        <w:tcBorders>
-          <w:top w:val="none" w:color="000000" w:sz="4" w:space="0"/>
-          <w:left w:val="none" w:color="000000" w:sz="4" w:space="0"/>
-          <w:bottom w:val="none" w:color="000000" w:sz="4" w:space="0"/>
-          <w:right w:val="none" w:color="000000" w:sz="4" w:space="0"/>
-        </w:tcBorders>
-      </w:tcPr>
-    </w:tblStylePr>
-    <w:tblStylePr w:type="firstRow">
-      <w:rPr>
-        <w:b/>
-        <w:color w:val="404040"/>
-      </w:rPr>
-      <w:pPr>
-        <w:pBdr/>
-        <w:spacing/>
-        <w:ind/>
-      </w:pPr>
-      <w:tblPr>
-        <w:tblBorders/>
-      </w:tblPr>
-      <w:tcPr>
         <w:shd w:val="clear" w:color="ffffff"/>
         <w:tcBorders>
           <w:top w:val="none" w:color="000000" w:sz="4" w:space="0"/>
@@ -46835,30 +46914,7 @@
         </w:tcBorders>
       </w:tcPr>
     </w:tblStylePr>
-    <w:tblStylePr w:type="lastCol">
-      <w:rPr>
-        <w:i/>
-        <w:color w:val="404040"/>
-      </w:rPr>
-      <w:pPr>
-        <w:pBdr/>
-        <w:spacing/>
-        <w:ind/>
-      </w:pPr>
-      <w:tblPr>
-        <w:tblBorders/>
-      </w:tblPr>
-      <w:tcPr>
-        <w:shd w:color="ffffff"/>
-        <w:tcBorders>
-          <w:top w:val="none" w:color="000000" w:sz="4" w:space="0"/>
-          <w:left w:val="none" w:color="000000" w:sz="4" w:space="0"/>
-          <w:bottom w:val="none" w:color="000000" w:sz="4" w:space="0"/>
-          <w:right w:val="none" w:color="000000" w:sz="4" w:space="0"/>
-        </w:tcBorders>
-      </w:tcPr>
-    </w:tblStylePr>
-    <w:tblStylePr w:type="lastRow">
+    <w:tblStylePr w:type="firstRow">
       <w:rPr>
         <w:b/>
         <w:color w:val="404040"/>
@@ -46881,6 +46937,52 @@
         </w:tcBorders>
       </w:tcPr>
     </w:tblStylePr>
+    <w:tblStylePr w:type="lastCol">
+      <w:rPr>
+        <w:i/>
+        <w:color w:val="404040"/>
+      </w:rPr>
+      <w:pPr>
+        <w:pBdr/>
+        <w:spacing/>
+        <w:ind/>
+      </w:pPr>
+      <w:tblPr>
+        <w:tblBorders/>
+      </w:tblPr>
+      <w:tcPr>
+        <w:shd w:val="clear" w:color="ffffff"/>
+        <w:tcBorders>
+          <w:top w:val="none" w:color="000000" w:sz="4" w:space="0"/>
+          <w:left w:val="none" w:color="000000" w:sz="4" w:space="0"/>
+          <w:bottom w:val="none" w:color="000000" w:sz="4" w:space="0"/>
+          <w:right w:val="none" w:color="000000" w:sz="4" w:space="0"/>
+        </w:tcBorders>
+      </w:tcPr>
+    </w:tblStylePr>
+    <w:tblStylePr w:type="lastRow">
+      <w:rPr>
+        <w:b/>
+        <w:color w:val="404040"/>
+      </w:rPr>
+      <w:pPr>
+        <w:pBdr/>
+        <w:spacing/>
+        <w:ind/>
+      </w:pPr>
+      <w:tblPr>
+        <w:tblBorders/>
+      </w:tblPr>
+      <w:tcPr>
+        <w:shd w:val="clear" w:color="ffffff"/>
+        <w:tcBorders>
+          <w:top w:val="none" w:color="000000" w:sz="4" w:space="0"/>
+          <w:left w:val="none" w:color="000000" w:sz="4" w:space="0"/>
+          <w:bottom w:val="none" w:color="000000" w:sz="4" w:space="0"/>
+          <w:right w:val="none" w:color="000000" w:sz="4" w:space="0"/>
+        </w:tcBorders>
+      </w:tcPr>
+    </w:tblStylePr>
     <w:tblStylePr w:type="nwCell">
       <w:pPr>
         <w:pBdr/>
@@ -46947,9 +47049,9 @@
       </w:tcPr>
     </w:tblStylePr>
   </w:style>
-  <w:style w:type="table" w:styleId="298">
+  <w:style w:type="table" w:styleId="1458">
     <w:name w:val="Grid Table 4"/>
-    <w:basedOn w:val="269"/>
+    <w:basedOn w:val="1429"/>
     <w:uiPriority w:val="59"/>
     <w:pPr>
       <w:pBdr/>
@@ -47180,9 +47282,9 @@
       </w:tcPr>
     </w:tblStylePr>
   </w:style>
-  <w:style w:type="table" w:styleId="299">
+  <w:style w:type="table" w:styleId="1459">
     <w:name w:val="Grid Table 4 - Accent 1"/>
-    <w:basedOn w:val="269"/>
+    <w:basedOn w:val="1429"/>
     <w:uiPriority w:val="59"/>
     <w:pPr>
       <w:pBdr/>
@@ -47413,9 +47515,9 @@
       </w:tcPr>
     </w:tblStylePr>
   </w:style>
-  <w:style w:type="table" w:styleId="300">
+  <w:style w:type="table" w:styleId="1460">
     <w:name w:val="Grid Table 4 - Accent 2"/>
-    <w:basedOn w:val="269"/>
+    <w:basedOn w:val="1429"/>
     <w:uiPriority w:val="59"/>
     <w:pPr>
       <w:pBdr/>
@@ -47646,9 +47748,9 @@
       </w:tcPr>
     </w:tblStylePr>
   </w:style>
-  <w:style w:type="table" w:styleId="301">
+  <w:style w:type="table" w:styleId="1461">
     <w:name w:val="Grid Table 4 - Accent 3"/>
-    <w:basedOn w:val="269"/>
+    <w:basedOn w:val="1429"/>
     <w:uiPriority w:val="59"/>
     <w:pPr>
       <w:pBdr/>
@@ -47879,9 +47981,9 @@
       </w:tcPr>
     </w:tblStylePr>
   </w:style>
-  <w:style w:type="table" w:styleId="302">
+  <w:style w:type="table" w:styleId="1462">
     <w:name w:val="Grid Table 4 - Accent 4"/>
-    <w:basedOn w:val="269"/>
+    <w:basedOn w:val="1429"/>
     <w:uiPriority w:val="59"/>
     <w:pPr>
       <w:pBdr/>
@@ -48112,9 +48214,9 @@
       </w:tcPr>
     </w:tblStylePr>
   </w:style>
-  <w:style w:type="table" w:styleId="303">
+  <w:style w:type="table" w:styleId="1463">
     <w:name w:val="Grid Table 4 - Accent 5"/>
-    <w:basedOn w:val="269"/>
+    <w:basedOn w:val="1429"/>
     <w:uiPriority w:val="59"/>
     <w:pPr>
       <w:pBdr/>
@@ -48345,9 +48447,9 @@
       </w:tcPr>
     </w:tblStylePr>
   </w:style>
-  <w:style w:type="table" w:styleId="304">
+  <w:style w:type="table" w:styleId="1464">
     <w:name w:val="Grid Table 4 - Accent 6"/>
-    <w:basedOn w:val="269"/>
+    <w:basedOn w:val="1429"/>
     <w:uiPriority w:val="59"/>
     <w:pPr>
       <w:pBdr/>
@@ -48578,9 +48680,9 @@
       </w:tcPr>
     </w:tblStylePr>
   </w:style>
-  <w:style w:type="table" w:styleId="305">
+  <w:style w:type="table" w:styleId="1465">
     <w:name w:val="Grid Table 5 Dark"/>
-    <w:basedOn w:val="269"/>
+    <w:basedOn w:val="1429"/>
     <w:uiPriority w:val="99"/>
     <w:pPr>
       <w:pBdr/>
@@ -48806,9 +48908,9 @@
       </w:tcPr>
     </w:tblStylePr>
   </w:style>
-  <w:style w:type="table" w:styleId="306">
+  <w:style w:type="table" w:styleId="1466">
     <w:name w:val="Grid Table 5 Dark- Accent 1"/>
-    <w:basedOn w:val="269"/>
+    <w:basedOn w:val="1429"/>
     <w:uiPriority w:val="99"/>
     <w:pPr>
       <w:pBdr/>
@@ -49034,9 +49136,9 @@
       </w:tcPr>
     </w:tblStylePr>
   </w:style>
-  <w:style w:type="table" w:styleId="307">
+  <w:style w:type="table" w:styleId="1467">
     <w:name w:val="Grid Table 5 Dark - Accent 2"/>
-    <w:basedOn w:val="269"/>
+    <w:basedOn w:val="1429"/>
     <w:uiPriority w:val="99"/>
     <w:pPr>
       <w:pBdr/>
@@ -49262,9 +49364,9 @@
       </w:tcPr>
     </w:tblStylePr>
   </w:style>
-  <w:style w:type="table" w:styleId="308">
+  <w:style w:type="table" w:styleId="1468">
     <w:name w:val="Grid Table 5 Dark - Accent 3"/>
-    <w:basedOn w:val="269"/>
+    <w:basedOn w:val="1429"/>
     <w:uiPriority w:val="99"/>
     <w:pPr>
       <w:pBdr/>
@@ -49490,9 +49592,9 @@
       </w:tcPr>
     </w:tblStylePr>
   </w:style>
-  <w:style w:type="table" w:styleId="309">
+  <w:style w:type="table" w:styleId="1469">
     <w:name w:val="Grid Table 5 Dark- Accent 4"/>
-    <w:basedOn w:val="269"/>
+    <w:basedOn w:val="1429"/>
     <w:uiPriority w:val="99"/>
     <w:pPr>
       <w:pBdr/>
@@ -49718,9 +49820,9 @@
       </w:tcPr>
     </w:tblStylePr>
   </w:style>
-  <w:style w:type="table" w:styleId="310">
+  <w:style w:type="table" w:styleId="1470">
     <w:name w:val="Grid Table 5 Dark - Accent 5"/>
-    <w:basedOn w:val="269"/>
+    <w:basedOn w:val="1429"/>
     <w:uiPriority w:val="99"/>
     <w:pPr>
       <w:pBdr/>
@@ -49946,9 +50048,9 @@
       </w:tcPr>
     </w:tblStylePr>
   </w:style>
-  <w:style w:type="table" w:styleId="311">
+  <w:style w:type="table" w:styleId="1471">
     <w:name w:val="Grid Table 5 Dark - Accent 6"/>
-    <w:basedOn w:val="269"/>
+    <w:basedOn w:val="1429"/>
     <w:uiPriority w:val="99"/>
     <w:pPr>
       <w:pBdr/>
@@ -50174,9 +50276,9 @@
       </w:tcPr>
     </w:tblStylePr>
   </w:style>
-  <w:style w:type="table" w:styleId="312">
+  <w:style w:type="table" w:styleId="1472">
     <w:name w:val="Grid Table 6 Colorful"/>
-    <w:basedOn w:val="269"/>
+    <w:basedOn w:val="1429"/>
     <w:uiPriority w:val="99"/>
     <w:pPr>
       <w:pBdr/>
@@ -50404,9 +50506,9 @@
       </w:tcPr>
     </w:tblStylePr>
   </w:style>
-  <w:style w:type="table" w:styleId="313">
+  <w:style w:type="table" w:styleId="1473">
     <w:name w:val="Grid Table 6 Colorful - Accent 1"/>
-    <w:basedOn w:val="269"/>
+    <w:basedOn w:val="1429"/>
     <w:uiPriority w:val="99"/>
     <w:pPr>
       <w:pBdr/>
@@ -50634,9 +50736,9 @@
       </w:tcPr>
     </w:tblStylePr>
   </w:style>
-  <w:style w:type="table" w:styleId="314">
+  <w:style w:type="table" w:styleId="1474">
     <w:name w:val="Grid Table 6 Colorful - Accent 2"/>
-    <w:basedOn w:val="269"/>
+    <w:basedOn w:val="1429"/>
     <w:uiPriority w:val="99"/>
     <w:pPr>
       <w:pBdr/>
@@ -50864,9 +50966,9 @@
       </w:tcPr>
     </w:tblStylePr>
   </w:style>
-  <w:style w:type="table" w:styleId="315">
+  <w:style w:type="table" w:styleId="1475">
     <w:name w:val="Grid Table 6 Colorful - Accent 3"/>
-    <w:basedOn w:val="269"/>
+    <w:basedOn w:val="1429"/>
     <w:uiPriority w:val="99"/>
     <w:pPr>
       <w:pBdr/>
@@ -51094,9 +51196,9 @@
       </w:tcPr>
     </w:tblStylePr>
   </w:style>
-  <w:style w:type="table" w:styleId="316">
+  <w:style w:type="table" w:styleId="1476">
     <w:name w:val="Grid Table 6 Colorful - Accent 4"/>
-    <w:basedOn w:val="269"/>
+    <w:basedOn w:val="1429"/>
     <w:uiPriority w:val="99"/>
     <w:pPr>
       <w:pBdr/>
@@ -51324,9 +51426,9 @@
       </w:tcPr>
     </w:tblStylePr>
   </w:style>
-  <w:style w:type="table" w:styleId="317">
+  <w:style w:type="table" w:styleId="1477">
     <w:name w:val="Grid Table 6 Colorful - Accent 5"/>
-    <w:basedOn w:val="269"/>
+    <w:basedOn w:val="1429"/>
     <w:uiPriority w:val="99"/>
     <w:pPr>
       <w:pBdr/>
@@ -51554,9 +51656,9 @@
       </w:tcPr>
     </w:tblStylePr>
   </w:style>
-  <w:style w:type="table" w:styleId="318">
+  <w:style w:type="table" w:styleId="1478">
     <w:name w:val="Grid Table 6 Colorful - Accent 6"/>
-    <w:basedOn w:val="269"/>
+    <w:basedOn w:val="1429"/>
     <w:uiPriority w:val="99"/>
     <w:pPr>
       <w:pBdr/>
@@ -51784,9 +51886,9 @@
       </w:tcPr>
     </w:tblStylePr>
   </w:style>
-  <w:style w:type="table" w:styleId="319">
+  <w:style w:type="table" w:styleId="1479">
     <w:name w:val="Grid Table 7 Colorful"/>
-    <w:basedOn w:val="269"/>
+    <w:basedOn w:val="1429"/>
     <w:uiPriority w:val="99"/>
     <w:pPr>
       <w:pBdr/>
@@ -51888,11 +51990,11 @@
         <w:tblBorders/>
       </w:tblPr>
       <w:tcPr>
-        <w:shd w:color="ffffff"/>
+        <w:shd w:val="clear" w:color="ffffff"/>
         <w:tcBorders>
-          <w:top w:val="none"/>
-          <w:left w:val="none"/>
-          <w:bottom w:val="none"/>
+          <w:top w:val="none" w:color="000000" w:sz="4" w:space="0"/>
+          <w:left w:val="none" w:color="000000" w:sz="4" w:space="0"/>
+          <w:bottom w:val="none" w:color="000000" w:sz="4" w:space="0"/>
           <w:right w:val="single" w:color="000000" w:themeColor="text1" w:themeTint="80" w:sz="4" w:space="0"/>
         </w:tcBorders>
       </w:tcPr>
@@ -51915,10 +52017,10 @@
       <w:tcPr>
         <w:shd w:val="clear" w:color="ffffff" w:themeColor="light1" w:fill="ffffff" w:themeFill="light1"/>
         <w:tcBorders>
-          <w:top w:val="none"/>
-          <w:left w:val="none"/>
+          <w:top w:val="none" w:color="000000" w:sz="4" w:space="0"/>
+          <w:left w:val="none" w:color="000000" w:sz="4" w:space="0"/>
           <w:bottom w:val="single" w:color="000000" w:themeColor="text1" w:themeTint="80" w:sz="4" w:space="0"/>
-          <w:right w:val="none"/>
+          <w:right w:val="none" w:color="000000" w:sz="4" w:space="0"/>
         </w:tcBorders>
       </w:tcPr>
     </w:tblStylePr>
@@ -51938,12 +52040,12 @@
         <w:tblBorders/>
       </w:tblPr>
       <w:tcPr>
-        <w:shd w:color="ffffff"/>
+        <w:shd w:val="clear" w:color="ffffff"/>
         <w:tcBorders>
-          <w:top w:val="none"/>
+          <w:top w:val="none" w:color="000000" w:sz="4" w:space="0"/>
           <w:left w:val="single" w:color="000000" w:themeColor="text1" w:themeTint="80" w:sz="4" w:space="0"/>
-          <w:bottom w:val="none"/>
-          <w:right w:val="none"/>
+          <w:bottom w:val="none" w:color="000000" w:sz="4" w:space="0"/>
+          <w:right w:val="none" w:color="000000" w:sz="4" w:space="0"/>
         </w:tcBorders>
       </w:tcPr>
     </w:tblStylePr>
@@ -51966,9 +52068,9 @@
         <w:shd w:val="clear" w:color="ffffff" w:themeColor="light1" w:fill="ffffff" w:themeFill="light1"/>
         <w:tcBorders>
           <w:top w:val="single" w:color="000000" w:themeColor="text1" w:themeTint="80" w:sz="4" w:space="0"/>
-          <w:left w:val="none"/>
-          <w:bottom w:val="none"/>
-          <w:right w:val="none"/>
+          <w:left w:val="none" w:color="000000" w:sz="4" w:space="0"/>
+          <w:bottom w:val="none" w:color="000000" w:sz="4" w:space="0"/>
+          <w:right w:val="none" w:color="000000" w:sz="4" w:space="0"/>
         </w:tcBorders>
       </w:tcPr>
     </w:tblStylePr>
@@ -52038,9 +52140,9 @@
       </w:tcPr>
     </w:tblStylePr>
   </w:style>
-  <w:style w:type="table" w:styleId="320">
+  <w:style w:type="table" w:styleId="1480">
     <w:name w:val="Grid Table 7 Colorful - Accent 1"/>
-    <w:basedOn w:val="269"/>
+    <w:basedOn w:val="1429"/>
     <w:uiPriority w:val="99"/>
     <w:pPr>
       <w:pBdr/>
@@ -52142,11 +52244,11 @@
         <w:tblBorders/>
       </w:tblPr>
       <w:tcPr>
-        <w:shd w:color="ffffff"/>
+        <w:shd w:val="clear" w:color="ffffff"/>
         <w:tcBorders>
-          <w:top w:val="none"/>
-          <w:left w:val="none"/>
-          <w:bottom w:val="none"/>
+          <w:top w:val="none" w:color="000000" w:sz="4" w:space="0"/>
+          <w:left w:val="none" w:color="000000" w:sz="4" w:space="0"/>
+          <w:bottom w:val="none" w:color="000000" w:sz="4" w:space="0"/>
           <w:right w:val="single" w:color="000000" w:themeColor="accent1" w:themeTint="80" w:sz="4" w:space="0"/>
         </w:tcBorders>
       </w:tcPr>
@@ -52169,10 +52271,10 @@
       <w:tcPr>
         <w:shd w:val="clear" w:color="ffffff" w:themeColor="light1" w:fill="ffffff" w:themeFill="light1"/>
         <w:tcBorders>
-          <w:top w:val="none"/>
-          <w:left w:val="none"/>
+          <w:top w:val="none" w:color="000000" w:sz="4" w:space="0"/>
+          <w:left w:val="none" w:color="000000" w:sz="4" w:space="0"/>
           <w:bottom w:val="single" w:color="000000" w:themeColor="accent1" w:themeTint="80" w:sz="4" w:space="0"/>
-          <w:right w:val="none"/>
+          <w:right w:val="none" w:color="000000" w:sz="4" w:space="0"/>
         </w:tcBorders>
       </w:tcPr>
     </w:tblStylePr>
@@ -52192,12 +52294,12 @@
         <w:tblBorders/>
       </w:tblPr>
       <w:tcPr>
-        <w:shd w:color="ffffff"/>
+        <w:shd w:val="clear" w:color="ffffff"/>
         <w:tcBorders>
-          <w:top w:val="none"/>
+          <w:top w:val="none" w:color="000000" w:sz="4" w:space="0"/>
           <w:left w:val="single" w:color="000000" w:themeColor="accent1" w:themeTint="80" w:sz="4" w:space="0"/>
-          <w:bottom w:val="none"/>
-          <w:right w:val="none"/>
+          <w:bottom w:val="none" w:color="000000" w:sz="4" w:space="0"/>
+          <w:right w:val="none" w:color="000000" w:sz="4" w:space="0"/>
         </w:tcBorders>
       </w:tcPr>
     </w:tblStylePr>
@@ -52220,9 +52322,9 @@
         <w:shd w:val="clear" w:color="ffffff" w:themeColor="light1" w:fill="ffffff" w:themeFill="light1"/>
         <w:tcBorders>
           <w:top w:val="single" w:color="000000" w:themeColor="accent1" w:themeTint="80" w:sz="4" w:space="0"/>
-          <w:left w:val="none"/>
-          <w:bottom w:val="none"/>
-          <w:right w:val="none"/>
+          <w:left w:val="none" w:color="000000" w:sz="4" w:space="0"/>
+          <w:bottom w:val="none" w:color="000000" w:sz="4" w:space="0"/>
+          <w:right w:val="none" w:color="000000" w:sz="4" w:space="0"/>
         </w:tcBorders>
       </w:tcPr>
     </w:tblStylePr>
@@ -52292,9 +52394,9 @@
       </w:tcPr>
     </w:tblStylePr>
   </w:style>
-  <w:style w:type="table" w:styleId="321">
+  <w:style w:type="table" w:styleId="1481">
     <w:name w:val="Grid Table 7 Colorful - Accent 2"/>
-    <w:basedOn w:val="269"/>
+    <w:basedOn w:val="1429"/>
     <w:uiPriority w:val="99"/>
     <w:pPr>
       <w:pBdr/>
@@ -52396,11 +52498,11 @@
         <w:tblBorders/>
       </w:tblPr>
       <w:tcPr>
-        <w:shd w:color="ffffff"/>
+        <w:shd w:val="clear" w:color="ffffff"/>
         <w:tcBorders>
-          <w:top w:val="none"/>
-          <w:left w:val="none"/>
-          <w:bottom w:val="none"/>
+          <w:top w:val="none" w:color="000000" w:sz="4" w:space="0"/>
+          <w:left w:val="none" w:color="000000" w:sz="4" w:space="0"/>
+          <w:bottom w:val="none" w:color="000000" w:sz="4" w:space="0"/>
           <w:right w:val="single" w:color="000000" w:themeColor="accent2" w:themeTint="97" w:sz="4" w:space="0"/>
         </w:tcBorders>
       </w:tcPr>
@@ -52423,10 +52525,10 @@
       <w:tcPr>
         <w:shd w:val="clear" w:color="ffffff" w:themeColor="light1" w:fill="ffffff" w:themeFill="light1"/>
         <w:tcBorders>
-          <w:top w:val="none"/>
-          <w:left w:val="none"/>
+          <w:top w:val="none" w:color="000000" w:sz="4" w:space="0"/>
+          <w:left w:val="none" w:color="000000" w:sz="4" w:space="0"/>
           <w:bottom w:val="single" w:color="000000" w:themeColor="accent2" w:themeTint="97" w:sz="4" w:space="0"/>
-          <w:right w:val="none"/>
+          <w:right w:val="none" w:color="000000" w:sz="4" w:space="0"/>
         </w:tcBorders>
       </w:tcPr>
     </w:tblStylePr>
@@ -52446,12 +52548,12 @@
         <w:tblBorders/>
       </w:tblPr>
       <w:tcPr>
-        <w:shd w:color="ffffff"/>
+        <w:shd w:val="clear" w:color="ffffff"/>
         <w:tcBorders>
-          <w:top w:val="none"/>
+          <w:top w:val="none" w:color="000000" w:sz="4" w:space="0"/>
           <w:left w:val="single" w:color="000000" w:themeColor="accent2" w:themeTint="97" w:sz="4" w:space="0"/>
-          <w:bottom w:val="none"/>
-          <w:right w:val="none"/>
+          <w:bottom w:val="none" w:color="000000" w:sz="4" w:space="0"/>
+          <w:right w:val="none" w:color="000000" w:sz="4" w:space="0"/>
         </w:tcBorders>
       </w:tcPr>
     </w:tblStylePr>
@@ -52474,9 +52576,9 @@
         <w:shd w:val="clear" w:color="ffffff" w:themeColor="light1" w:fill="ffffff" w:themeFill="light1"/>
         <w:tcBorders>
           <w:top w:val="single" w:color="000000" w:themeColor="accent2" w:themeTint="97" w:sz="4" w:space="0"/>
-          <w:left w:val="none"/>
-          <w:bottom w:val="none"/>
-          <w:right w:val="none"/>
+          <w:left w:val="none" w:color="000000" w:sz="4" w:space="0"/>
+          <w:bottom w:val="none" w:color="000000" w:sz="4" w:space="0"/>
+          <w:right w:val="none" w:color="000000" w:sz="4" w:space="0"/>
         </w:tcBorders>
       </w:tcPr>
     </w:tblStylePr>
@@ -52546,9 +52648,9 @@
       </w:tcPr>
     </w:tblStylePr>
   </w:style>
-  <w:style w:type="table" w:styleId="322">
+  <w:style w:type="table" w:styleId="1482">
     <w:name w:val="Grid Table 7 Colorful - Accent 3"/>
-    <w:basedOn w:val="269"/>
+    <w:basedOn w:val="1429"/>
     <w:uiPriority w:val="99"/>
     <w:pPr>
       <w:pBdr/>
@@ -52650,11 +52752,11 @@
         <w:tblBorders/>
       </w:tblPr>
       <w:tcPr>
-        <w:shd w:color="ffffff"/>
+        <w:shd w:val="clear" w:color="ffffff"/>
         <w:tcBorders>
-          <w:top w:val="none"/>
-          <w:left w:val="none"/>
-          <w:bottom w:val="none"/>
+          <w:top w:val="none" w:color="000000" w:sz="4" w:space="0"/>
+          <w:left w:val="none" w:color="000000" w:sz="4" w:space="0"/>
+          <w:bottom w:val="none" w:color="000000" w:sz="4" w:space="0"/>
           <w:right w:val="single" w:color="000000" w:themeColor="accent3" w:themeTint="FE" w:sz="4" w:space="0"/>
         </w:tcBorders>
       </w:tcPr>
@@ -52677,10 +52779,10 @@
       <w:tcPr>
         <w:shd w:val="clear" w:color="ffffff" w:themeColor="light1" w:fill="ffffff" w:themeFill="light1"/>
         <w:tcBorders>
-          <w:top w:val="none"/>
-          <w:left w:val="none"/>
+          <w:top w:val="none" w:color="000000" w:sz="4" w:space="0"/>
+          <w:left w:val="none" w:color="000000" w:sz="4" w:space="0"/>
           <w:bottom w:val="single" w:color="000000" w:themeColor="accent3" w:themeTint="FE" w:sz="4" w:space="0"/>
-          <w:right w:val="none"/>
+          <w:right w:val="none" w:color="000000" w:sz="4" w:space="0"/>
         </w:tcBorders>
       </w:tcPr>
     </w:tblStylePr>
@@ -52700,12 +52802,12 @@
         <w:tblBorders/>
       </w:tblPr>
       <w:tcPr>
-        <w:shd w:color="ffffff"/>
+        <w:shd w:val="clear" w:color="ffffff"/>
         <w:tcBorders>
-          <w:top w:val="none"/>
+          <w:top w:val="none" w:color="000000" w:sz="4" w:space="0"/>
           <w:left w:val="single" w:color="000000" w:themeColor="accent3" w:themeTint="FE" w:sz="4" w:space="0"/>
-          <w:bottom w:val="none"/>
-          <w:right w:val="none"/>
+          <w:bottom w:val="none" w:color="000000" w:sz="4" w:space="0"/>
+          <w:right w:val="none" w:color="000000" w:sz="4" w:space="0"/>
         </w:tcBorders>
       </w:tcPr>
     </w:tblStylePr>
@@ -52728,9 +52830,9 @@
         <w:shd w:val="clear" w:color="ffffff" w:themeColor="light1" w:fill="ffffff" w:themeFill="light1"/>
         <w:tcBorders>
           <w:top w:val="single" w:color="000000" w:themeColor="accent3" w:themeTint="FE" w:sz="4" w:space="0"/>
-          <w:left w:val="none"/>
-          <w:bottom w:val="none"/>
-          <w:right w:val="none"/>
+          <w:left w:val="none" w:color="000000" w:sz="4" w:space="0"/>
+          <w:bottom w:val="none" w:color="000000" w:sz="4" w:space="0"/>
+          <w:right w:val="none" w:color="000000" w:sz="4" w:space="0"/>
         </w:tcBorders>
       </w:tcPr>
     </w:tblStylePr>
@@ -52800,9 +52902,9 @@
       </w:tcPr>
     </w:tblStylePr>
   </w:style>
-  <w:style w:type="table" w:styleId="323">
+  <w:style w:type="table" w:styleId="1483">
     <w:name w:val="Grid Table 7 Colorful - Accent 4"/>
-    <w:basedOn w:val="269"/>
+    <w:basedOn w:val="1429"/>
     <w:uiPriority w:val="99"/>
     <w:pPr>
       <w:pBdr/>
@@ -52904,11 +53006,11 @@
         <w:tblBorders/>
       </w:tblPr>
       <w:tcPr>
-        <w:shd w:color="ffffff"/>
+        <w:shd w:val="clear" w:color="ffffff"/>
         <w:tcBorders>
-          <w:top w:val="none"/>
-          <w:left w:val="none"/>
-          <w:bottom w:val="none"/>
+          <w:top w:val="none" w:color="000000" w:sz="4" w:space="0"/>
+          <w:left w:val="none" w:color="000000" w:sz="4" w:space="0"/>
+          <w:bottom w:val="none" w:color="000000" w:sz="4" w:space="0"/>
           <w:right w:val="single" w:color="000000" w:themeColor="accent4" w:themeTint="9A" w:sz="4" w:space="0"/>
         </w:tcBorders>
       </w:tcPr>
@@ -52931,10 +53033,10 @@
       <w:tcPr>
         <w:shd w:val="clear" w:color="ffffff" w:themeColor="light1" w:fill="ffffff" w:themeFill="light1"/>
         <w:tcBorders>
-          <w:top w:val="none"/>
-          <w:left w:val="none"/>
+          <w:top w:val="none" w:color="000000" w:sz="4" w:space="0"/>
+          <w:left w:val="none" w:color="000000" w:sz="4" w:space="0"/>
           <w:bottom w:val="single" w:color="000000" w:themeColor="accent4" w:themeTint="9A" w:sz="4" w:space="0"/>
-          <w:right w:val="none"/>
+          <w:right w:val="none" w:color="000000" w:sz="4" w:space="0"/>
         </w:tcBorders>
       </w:tcPr>
     </w:tblStylePr>
@@ -52954,12 +53056,12 @@
         <w:tblBorders/>
       </w:tblPr>
       <w:tcPr>
-        <w:shd w:color="ffffff"/>
+        <w:shd w:val="clear" w:color="ffffff"/>
         <w:tcBorders>
-          <w:top w:val="none"/>
+          <w:top w:val="none" w:color="000000" w:sz="4" w:space="0"/>
           <w:left w:val="single" w:color="000000" w:themeColor="accent4" w:themeTint="9A" w:sz="4" w:space="0"/>
-          <w:bottom w:val="none"/>
-          <w:right w:val="none"/>
+          <w:bottom w:val="none" w:color="000000" w:sz="4" w:space="0"/>
+          <w:right w:val="none" w:color="000000" w:sz="4" w:space="0"/>
         </w:tcBorders>
       </w:tcPr>
     </w:tblStylePr>
@@ -52982,9 +53084,9 @@
         <w:shd w:val="clear" w:color="ffffff" w:themeColor="light1" w:fill="ffffff" w:themeFill="light1"/>
         <w:tcBorders>
           <w:top w:val="single" w:color="000000" w:themeColor="accent4" w:themeTint="9A" w:sz="4" w:space="0"/>
-          <w:left w:val="none"/>
-          <w:bottom w:val="none"/>
-          <w:right w:val="none"/>
+          <w:left w:val="none" w:color="000000" w:sz="4" w:space="0"/>
+          <w:bottom w:val="none" w:color="000000" w:sz="4" w:space="0"/>
+          <w:right w:val="none" w:color="000000" w:sz="4" w:space="0"/>
         </w:tcBorders>
       </w:tcPr>
     </w:tblStylePr>
@@ -53054,9 +53156,9 @@
       </w:tcPr>
     </w:tblStylePr>
   </w:style>
-  <w:style w:type="table" w:styleId="324">
+  <w:style w:type="table" w:styleId="1484">
     <w:name w:val="Grid Table 7 Colorful - Accent 5"/>
-    <w:basedOn w:val="269"/>
+    <w:basedOn w:val="1429"/>
     <w:uiPriority w:val="99"/>
     <w:pPr>
       <w:pBdr/>
@@ -53158,11 +53260,11 @@
         <w:tblBorders/>
       </w:tblPr>
       <w:tcPr>
-        <w:shd w:color="ffffff"/>
+        <w:shd w:val="clear" w:color="ffffff"/>
         <w:tcBorders>
-          <w:top w:val="none"/>
-          <w:left w:val="none"/>
-          <w:bottom w:val="none"/>
+          <w:top w:val="none" w:color="000000" w:sz="4" w:space="0"/>
+          <w:left w:val="none" w:color="000000" w:sz="4" w:space="0"/>
+          <w:bottom w:val="none" w:color="000000" w:sz="4" w:space="0"/>
           <w:right w:val="single" w:color="000000" w:themeColor="accent5" w:themeTint="90" w:sz="4" w:space="0"/>
         </w:tcBorders>
       </w:tcPr>
@@ -53185,10 +53287,10 @@
       <w:tcPr>
         <w:shd w:val="clear" w:color="ffffff" w:themeColor="light1" w:fill="ffffff" w:themeFill="light1"/>
         <w:tcBorders>
-          <w:top w:val="none"/>
-          <w:left w:val="none"/>
+          <w:top w:val="none" w:color="000000" w:sz="4" w:space="0"/>
+          <w:left w:val="none" w:color="000000" w:sz="4" w:space="0"/>
           <w:bottom w:val="single" w:color="000000" w:themeColor="accent5" w:themeTint="90" w:sz="4" w:space="0"/>
-          <w:right w:val="none"/>
+          <w:right w:val="none" w:color="000000" w:sz="4" w:space="0"/>
         </w:tcBorders>
       </w:tcPr>
     </w:tblStylePr>
@@ -53208,12 +53310,12 @@
         <w:tblBorders/>
       </w:tblPr>
       <w:tcPr>
-        <w:shd w:color="ffffff"/>
+        <w:shd w:val="clear" w:color="ffffff"/>
         <w:tcBorders>
-          <w:top w:val="none"/>
+          <w:top w:val="none" w:color="000000" w:sz="4" w:space="0"/>
           <w:left w:val="single" w:color="000000" w:themeColor="accent5" w:themeTint="90" w:sz="4" w:space="0"/>
-          <w:bottom w:val="none"/>
-          <w:right w:val="none"/>
+          <w:bottom w:val="none" w:color="000000" w:sz="4" w:space="0"/>
+          <w:right w:val="none" w:color="000000" w:sz="4" w:space="0"/>
         </w:tcBorders>
       </w:tcPr>
     </w:tblStylePr>
@@ -53236,9 +53338,9 @@
         <w:shd w:val="clear" w:color="ffffff" w:themeColor="light1" w:fill="ffffff" w:themeFill="light1"/>
         <w:tcBorders>
           <w:top w:val="single" w:color="000000" w:themeColor="accent5" w:themeTint="90" w:sz="4" w:space="0"/>
-          <w:left w:val="none"/>
-          <w:bottom w:val="none"/>
-          <w:right w:val="none"/>
+          <w:left w:val="none" w:color="000000" w:sz="4" w:space="0"/>
+          <w:bottom w:val="none" w:color="000000" w:sz="4" w:space="0"/>
+          <w:right w:val="none" w:color="000000" w:sz="4" w:space="0"/>
         </w:tcBorders>
       </w:tcPr>
     </w:tblStylePr>
@@ -53308,9 +53410,9 @@
       </w:tcPr>
     </w:tblStylePr>
   </w:style>
-  <w:style w:type="table" w:styleId="325">
+  <w:style w:type="table" w:styleId="1485">
     <w:name w:val="Grid Table 7 Colorful - Accent 6"/>
-    <w:basedOn w:val="269"/>
+    <w:basedOn w:val="1429"/>
     <w:uiPriority w:val="99"/>
     <w:pPr>
       <w:pBdr/>
@@ -53412,11 +53514,11 @@
         <w:tblBorders/>
       </w:tblPr>
       <w:tcPr>
-        <w:shd w:color="ffffff"/>
+        <w:shd w:val="clear" w:color="ffffff"/>
         <w:tcBorders>
-          <w:top w:val="none"/>
-          <w:left w:val="none"/>
-          <w:bottom w:val="none"/>
+          <w:top w:val="none" w:color="000000" w:sz="4" w:space="0"/>
+          <w:left w:val="none" w:color="000000" w:sz="4" w:space="0"/>
+          <w:bottom w:val="none" w:color="000000" w:sz="4" w:space="0"/>
           <w:right w:val="single" w:color="000000" w:themeColor="accent6" w:themeTint="90" w:sz="4" w:space="0"/>
         </w:tcBorders>
       </w:tcPr>
@@ -53439,10 +53541,10 @@
       <w:tcPr>
         <w:shd w:val="clear" w:color="ffffff" w:themeColor="light1" w:fill="ffffff" w:themeFill="light1"/>
         <w:tcBorders>
-          <w:top w:val="none"/>
-          <w:left w:val="none"/>
+          <w:top w:val="none" w:color="000000" w:sz="4" w:space="0"/>
+          <w:left w:val="none" w:color="000000" w:sz="4" w:space="0"/>
           <w:bottom w:val="single" w:color="000000" w:themeColor="accent6" w:themeTint="90" w:sz="4" w:space="0"/>
-          <w:right w:val="none"/>
+          <w:right w:val="none" w:color="000000" w:sz="4" w:space="0"/>
         </w:tcBorders>
       </w:tcPr>
     </w:tblStylePr>
@@ -53462,12 +53564,12 @@
         <w:tblBorders/>
       </w:tblPr>
       <w:tcPr>
-        <w:shd w:color="ffffff"/>
+        <w:shd w:val="clear" w:color="ffffff"/>
         <w:tcBorders>
-          <w:top w:val="none"/>
+          <w:top w:val="none" w:color="000000" w:sz="4" w:space="0"/>
           <w:left w:val="single" w:color="000000" w:themeColor="accent6" w:themeTint="90" w:sz="4" w:space="0"/>
-          <w:bottom w:val="none"/>
-          <w:right w:val="none"/>
+          <w:bottom w:val="none" w:color="000000" w:sz="4" w:space="0"/>
+          <w:right w:val="none" w:color="000000" w:sz="4" w:space="0"/>
         </w:tcBorders>
       </w:tcPr>
     </w:tblStylePr>
@@ -53490,9 +53592,9 @@
         <w:shd w:val="clear" w:color="ffffff" w:themeColor="light1" w:fill="ffffff" w:themeFill="light1"/>
         <w:tcBorders>
           <w:top w:val="single" w:color="000000" w:themeColor="accent6" w:themeTint="90" w:sz="4" w:space="0"/>
-          <w:left w:val="none"/>
-          <w:bottom w:val="none"/>
-          <w:right w:val="none"/>
+          <w:left w:val="none" w:color="000000" w:sz="4" w:space="0"/>
+          <w:bottom w:val="none" w:color="000000" w:sz="4" w:space="0"/>
+          <w:right w:val="none" w:color="000000" w:sz="4" w:space="0"/>
         </w:tcBorders>
       </w:tcPr>
     </w:tblStylePr>
@@ -53562,9 +53664,9 @@
       </w:tcPr>
     </w:tblStylePr>
   </w:style>
-  <w:style w:type="table" w:styleId="326">
+  <w:style w:type="table" w:styleId="1486">
     <w:name w:val="List Table 1 Light"/>
-    <w:basedOn w:val="269"/>
+    <w:basedOn w:val="1429"/>
     <w:uiPriority w:val="99"/>
     <w:pPr>
       <w:pBdr/>
@@ -53778,9 +53880,9 @@
       </w:tcPr>
     </w:tblStylePr>
   </w:style>
-  <w:style w:type="table" w:styleId="327">
+  <w:style w:type="table" w:styleId="1487">
     <w:name w:val="List Table 1 Light - Accent 1"/>
-    <w:basedOn w:val="269"/>
+    <w:basedOn w:val="1429"/>
     <w:uiPriority w:val="99"/>
     <w:pPr>
       <w:pBdr/>
@@ -53994,9 +54096,9 @@
       </w:tcPr>
     </w:tblStylePr>
   </w:style>
-  <w:style w:type="table" w:styleId="328">
+  <w:style w:type="table" w:styleId="1488">
     <w:name w:val="List Table 1 Light - Accent 2"/>
-    <w:basedOn w:val="269"/>
+    <w:basedOn w:val="1429"/>
     <w:uiPriority w:val="99"/>
     <w:pPr>
       <w:pBdr/>
@@ -54210,9 +54312,9 @@
       </w:tcPr>
     </w:tblStylePr>
   </w:style>
-  <w:style w:type="table" w:styleId="329">
+  <w:style w:type="table" w:styleId="1489">
     <w:name w:val="List Table 1 Light - Accent 3"/>
-    <w:basedOn w:val="269"/>
+    <w:basedOn w:val="1429"/>
     <w:uiPriority w:val="99"/>
     <w:pPr>
       <w:pBdr/>
@@ -54426,9 +54528,9 @@
       </w:tcPr>
     </w:tblStylePr>
   </w:style>
-  <w:style w:type="table" w:styleId="330">
+  <w:style w:type="table" w:styleId="1490">
     <w:name w:val="List Table 1 Light - Accent 4"/>
-    <w:basedOn w:val="269"/>
+    <w:basedOn w:val="1429"/>
     <w:uiPriority w:val="99"/>
     <w:pPr>
       <w:pBdr/>
@@ -54642,9 +54744,9 @@
       </w:tcPr>
     </w:tblStylePr>
   </w:style>
-  <w:style w:type="table" w:styleId="331">
+  <w:style w:type="table" w:styleId="1491">
     <w:name w:val="List Table 1 Light - Accent 5"/>
-    <w:basedOn w:val="269"/>
+    <w:basedOn w:val="1429"/>
     <w:uiPriority w:val="99"/>
     <w:pPr>
       <w:pBdr/>
@@ -54858,9 +54960,9 @@
       </w:tcPr>
     </w:tblStylePr>
   </w:style>
-  <w:style w:type="table" w:styleId="332">
+  <w:style w:type="table" w:styleId="1492">
     <w:name w:val="List Table 1 Light - Accent 6"/>
-    <w:basedOn w:val="269"/>
+    <w:basedOn w:val="1429"/>
     <w:uiPriority w:val="99"/>
     <w:pPr>
       <w:pBdr/>
@@ -55074,9 +55176,9 @@
       </w:tcPr>
     </w:tblStylePr>
   </w:style>
-  <w:style w:type="table" w:styleId="333">
+  <w:style w:type="table" w:styleId="1493">
     <w:name w:val="List Table 2"/>
-    <w:basedOn w:val="269"/>
+    <w:basedOn w:val="1429"/>
     <w:uiPriority w:val="99"/>
     <w:pPr>
       <w:pBdr/>
@@ -55312,9 +55414,9 @@
       </w:tcPr>
     </w:tblStylePr>
   </w:style>
-  <w:style w:type="table" w:styleId="334">
+  <w:style w:type="table" w:styleId="1494">
     <w:name w:val="List Table 2 - Accent 1"/>
-    <w:basedOn w:val="269"/>
+    <w:basedOn w:val="1429"/>
     <w:uiPriority w:val="99"/>
     <w:pPr>
       <w:pBdr/>
@@ -55550,9 +55652,9 @@
       </w:tcPr>
     </w:tblStylePr>
   </w:style>
-  <w:style w:type="table" w:styleId="335">
+  <w:style w:type="table" w:styleId="1495">
     <w:name w:val="List Table 2 - Accent 2"/>
-    <w:basedOn w:val="269"/>
+    <w:basedOn w:val="1429"/>
     <w:uiPriority w:val="99"/>
     <w:pPr>
       <w:pBdr/>
@@ -55788,9 +55890,9 @@
       </w:tcPr>
     </w:tblStylePr>
   </w:style>
-  <w:style w:type="table" w:styleId="336">
+  <w:style w:type="table" w:styleId="1496">
     <w:name w:val="List Table 2 - Accent 3"/>
-    <w:basedOn w:val="269"/>
+    <w:basedOn w:val="1429"/>
     <w:uiPriority w:val="99"/>
     <w:pPr>
       <w:pBdr/>
@@ -56026,9 +56128,9 @@
       </w:tcPr>
     </w:tblStylePr>
   </w:style>
-  <w:style w:type="table" w:styleId="337">
+  <w:style w:type="table" w:styleId="1497">
     <w:name w:val="List Table 2 - Accent 4"/>
-    <w:basedOn w:val="269"/>
+    <w:basedOn w:val="1429"/>
     <w:uiPriority w:val="99"/>
     <w:pPr>
       <w:pBdr/>
@@ -56264,9 +56366,9 @@
       </w:tcPr>
     </w:tblStylePr>
   </w:style>
-  <w:style w:type="table" w:styleId="338">
+  <w:style w:type="table" w:styleId="1498">
     <w:name w:val="List Table 2 - Accent 5"/>
-    <w:basedOn w:val="269"/>
+    <w:basedOn w:val="1429"/>
     <w:uiPriority w:val="99"/>
     <w:pPr>
       <w:pBdr/>
@@ -56502,9 +56604,9 @@
       </w:tcPr>
     </w:tblStylePr>
   </w:style>
-  <w:style w:type="table" w:styleId="339">
+  <w:style w:type="table" w:styleId="1499">
     <w:name w:val="List Table 2 - Accent 6"/>
-    <w:basedOn w:val="269"/>
+    <w:basedOn w:val="1429"/>
     <w:uiPriority w:val="99"/>
     <w:pPr>
       <w:pBdr/>
@@ -56740,9 +56842,9 @@
       </w:tcPr>
     </w:tblStylePr>
   </w:style>
-  <w:style w:type="table" w:styleId="340">
+  <w:style w:type="table" w:styleId="1500">
     <w:name w:val="List Table 3"/>
-    <w:basedOn w:val="269"/>
+    <w:basedOn w:val="1429"/>
     <w:uiPriority w:val="99"/>
     <w:pPr>
       <w:pBdr/>
@@ -56968,9 +57070,9 @@
       </w:tcPr>
     </w:tblStylePr>
   </w:style>
-  <w:style w:type="table" w:styleId="341">
+  <w:style w:type="table" w:styleId="1501">
     <w:name w:val="List Table 3 - Accent 1"/>
-    <w:basedOn w:val="269"/>
+    <w:basedOn w:val="1429"/>
     <w:uiPriority w:val="99"/>
     <w:pPr>
       <w:pBdr/>
@@ -57196,9 +57298,9 @@
       </w:tcPr>
     </w:tblStylePr>
   </w:style>
-  <w:style w:type="table" w:styleId="342">
+  <w:style w:type="table" w:styleId="1502">
     <w:name w:val="List Table 3 - Accent 2"/>
-    <w:basedOn w:val="269"/>
+    <w:basedOn w:val="1429"/>
     <w:uiPriority w:val="99"/>
     <w:pPr>
       <w:pBdr/>
@@ -57424,9 +57526,9 @@
       </w:tcPr>
     </w:tblStylePr>
   </w:style>
-  <w:style w:type="table" w:styleId="343">
+  <w:style w:type="table" w:styleId="1503">
     <w:name w:val="List Table 3 - Accent 3"/>
-    <w:basedOn w:val="269"/>
+    <w:basedOn w:val="1429"/>
     <w:uiPriority w:val="99"/>
     <w:pPr>
       <w:pBdr/>
@@ -57652,9 +57754,9 @@
       </w:tcPr>
     </w:tblStylePr>
   </w:style>
-  <w:style w:type="table" w:styleId="344">
+  <w:style w:type="table" w:styleId="1504">
     <w:name w:val="List Table 3 - Accent 4"/>
-    <w:basedOn w:val="269"/>
+    <w:basedOn w:val="1429"/>
     <w:uiPriority w:val="99"/>
     <w:pPr>
       <w:pBdr/>
@@ -57880,9 +57982,9 @@
       </w:tcPr>
     </w:tblStylePr>
   </w:style>
-  <w:style w:type="table" w:styleId="345">
+  <w:style w:type="table" w:styleId="1505">
     <w:name w:val="List Table 3 - Accent 5"/>
-    <w:basedOn w:val="269"/>
+    <w:basedOn w:val="1429"/>
     <w:uiPriority w:val="99"/>
     <w:pPr>
       <w:pBdr/>
@@ -58108,9 +58210,9 @@
       </w:tcPr>
     </w:tblStylePr>
   </w:style>
-  <w:style w:type="table" w:styleId="346">
+  <w:style w:type="table" w:styleId="1506">
     <w:name w:val="List Table 3 - Accent 6"/>
-    <w:basedOn w:val="269"/>
+    <w:basedOn w:val="1429"/>
     <w:uiPriority w:val="99"/>
     <w:pPr>
       <w:pBdr/>
@@ -58336,9 +58438,9 @@
       </w:tcPr>
     </w:tblStylePr>
   </w:style>
-  <w:style w:type="table" w:styleId="347">
+  <w:style w:type="table" w:styleId="1507">
     <w:name w:val="List Table 4"/>
-    <w:basedOn w:val="269"/>
+    <w:basedOn w:val="1429"/>
     <w:uiPriority w:val="99"/>
     <w:pPr>
       <w:pBdr/>
@@ -58561,9 +58663,9 @@
       </w:tcPr>
     </w:tblStylePr>
   </w:style>
-  <w:style w:type="table" w:styleId="348">
+  <w:style w:type="table" w:styleId="1508">
     <w:name w:val="List Table 4 - Accent 1"/>
-    <w:basedOn w:val="269"/>
+    <w:basedOn w:val="1429"/>
     <w:uiPriority w:val="99"/>
     <w:pPr>
       <w:pBdr/>
@@ -58786,9 +58888,9 @@
       </w:tcPr>
     </w:tblStylePr>
   </w:style>
-  <w:style w:type="table" w:styleId="349">
+  <w:style w:type="table" w:styleId="1509">
     <w:name w:val="List Table 4 - Accent 2"/>
-    <w:basedOn w:val="269"/>
+    <w:basedOn w:val="1429"/>
     <w:uiPriority w:val="99"/>
     <w:pPr>
       <w:pBdr/>
@@ -59011,9 +59113,9 @@
       </w:tcPr>
     </w:tblStylePr>
   </w:style>
-  <w:style w:type="table" w:styleId="350">
+  <w:style w:type="table" w:styleId="1510">
     <w:name w:val="List Table 4 - Accent 3"/>
-    <w:basedOn w:val="269"/>
+    <w:basedOn w:val="1429"/>
     <w:uiPriority w:val="99"/>
     <w:pPr>
       <w:pBdr/>
@@ -59236,9 +59338,9 @@
       </w:tcPr>
     </w:tblStylePr>
   </w:style>
-  <w:style w:type="table" w:styleId="351">
+  <w:style w:type="table" w:styleId="1511">
     <w:name w:val="List Table 4 - Accent 4"/>
-    <w:basedOn w:val="269"/>
+    <w:basedOn w:val="1429"/>
     <w:uiPriority w:val="99"/>
     <w:pPr>
       <w:pBdr/>
@@ -59461,9 +59563,9 @@
       </w:tcPr>
     </w:tblStylePr>
   </w:style>
-  <w:style w:type="table" w:styleId="352">
+  <w:style w:type="table" w:styleId="1512">
     <w:name w:val="List Table 4 - Accent 5"/>
-    <w:basedOn w:val="269"/>
+    <w:basedOn w:val="1429"/>
     <w:uiPriority w:val="99"/>
     <w:pPr>
       <w:pBdr/>
@@ -59686,9 +59788,9 @@
       </w:tcPr>
     </w:tblStylePr>
   </w:style>
-  <w:style w:type="table" w:styleId="353">
+  <w:style w:type="table" w:styleId="1513">
     <w:name w:val="List Table 4 - Accent 6"/>
-    <w:basedOn w:val="269"/>
+    <w:basedOn w:val="1429"/>
     <w:uiPriority w:val="99"/>
     <w:pPr>
       <w:pBdr/>
@@ -59911,9 +60013,9 @@
       </w:tcPr>
     </w:tblStylePr>
   </w:style>
-  <w:style w:type="table" w:styleId="354">
+  <w:style w:type="table" w:styleId="1514">
     <w:name w:val="List Table 5 Dark"/>
-    <w:basedOn w:val="269"/>
+    <w:basedOn w:val="1429"/>
     <w:uiPriority w:val="99"/>
     <w:pPr>
       <w:pBdr/>
@@ -60153,9 +60255,9 @@
       </w:tcPr>
     </w:tblStylePr>
   </w:style>
-  <w:style w:type="table" w:styleId="355">
+  <w:style w:type="table" w:styleId="1515">
     <w:name w:val="List Table 5 Dark - Accent 1"/>
-    <w:basedOn w:val="269"/>
+    <w:basedOn w:val="1429"/>
     <w:uiPriority w:val="99"/>
     <w:pPr>
       <w:pBdr/>
@@ -60395,9 +60497,9 @@
       </w:tcPr>
     </w:tblStylePr>
   </w:style>
-  <w:style w:type="table" w:styleId="356">
+  <w:style w:type="table" w:styleId="1516">
     <w:name w:val="List Table 5 Dark - Accent 2"/>
-    <w:basedOn w:val="269"/>
+    <w:basedOn w:val="1429"/>
     <w:uiPriority w:val="99"/>
     <w:pPr>
       <w:pBdr/>
@@ -60637,9 +60739,9 @@
       </w:tcPr>
     </w:tblStylePr>
   </w:style>
-  <w:style w:type="table" w:styleId="357">
+  <w:style w:type="table" w:styleId="1517">
     <w:name w:val="List Table 5 Dark - Accent 3"/>
-    <w:basedOn w:val="269"/>
+    <w:basedOn w:val="1429"/>
     <w:uiPriority w:val="99"/>
     <w:pPr>
       <w:pBdr/>
@@ -60879,9 +60981,9 @@
       </w:tcPr>
     </w:tblStylePr>
   </w:style>
-  <w:style w:type="table" w:styleId="358">
+  <w:style w:type="table" w:styleId="1518">
     <w:name w:val="List Table 5 Dark - Accent 4"/>
-    <w:basedOn w:val="269"/>
+    <w:basedOn w:val="1429"/>
     <w:uiPriority w:val="99"/>
     <w:pPr>
       <w:pBdr/>
@@ -61121,9 +61223,9 @@
       </w:tcPr>
     </w:tblStylePr>
   </w:style>
-  <w:style w:type="table" w:styleId="359">
+  <w:style w:type="table" w:styleId="1519">
     <w:name w:val="List Table 5 Dark - Accent 5"/>
-    <w:basedOn w:val="269"/>
+    <w:basedOn w:val="1429"/>
     <w:uiPriority w:val="99"/>
     <w:pPr>
       <w:pBdr/>
@@ -61363,9 +61465,9 @@
       </w:tcPr>
     </w:tblStylePr>
   </w:style>
-  <w:style w:type="table" w:styleId="360">
+  <w:style w:type="table" w:styleId="1520">
     <w:name w:val="List Table 5 Dark - Accent 6"/>
-    <w:basedOn w:val="269"/>
+    <w:basedOn w:val="1429"/>
     <w:uiPriority w:val="99"/>
     <w:pPr>
       <w:pBdr/>
@@ -61605,9 +61707,9 @@
       </w:tcPr>
     </w:tblStylePr>
   </w:style>
-  <w:style w:type="table" w:styleId="361">
+  <w:style w:type="table" w:styleId="1521">
     <w:name w:val="List Table 6 Colorful"/>
-    <w:basedOn w:val="269"/>
+    <w:basedOn w:val="1429"/>
     <w:uiPriority w:val="99"/>
     <w:pPr>
       <w:pBdr/>
@@ -61828,9 +61930,9 @@
       </w:tcPr>
     </w:tblStylePr>
   </w:style>
-  <w:style w:type="table" w:styleId="362">
+  <w:style w:type="table" w:styleId="1522">
     <w:name w:val="List Table 6 Colorful - Accent 1"/>
-    <w:basedOn w:val="269"/>
+    <w:basedOn w:val="1429"/>
     <w:uiPriority w:val="99"/>
     <w:pPr>
       <w:pBdr/>
@@ -62051,9 +62153,9 @@
       </w:tcPr>
     </w:tblStylePr>
   </w:style>
-  <w:style w:type="table" w:styleId="363">
+  <w:style w:type="table" w:styleId="1523">
     <w:name w:val="List Table 6 Colorful - Accent 2"/>
-    <w:basedOn w:val="269"/>
+    <w:basedOn w:val="1429"/>
     <w:uiPriority w:val="99"/>
     <w:pPr>
       <w:pBdr/>
@@ -62274,9 +62376,9 @@
       </w:tcPr>
     </w:tblStylePr>
   </w:style>
-  <w:style w:type="table" w:styleId="364">
+  <w:style w:type="table" w:styleId="1524">
     <w:name w:val="List Table 6 Colorful - Accent 3"/>
-    <w:basedOn w:val="269"/>
+    <w:basedOn w:val="1429"/>
     <w:uiPriority w:val="99"/>
     <w:pPr>
       <w:pBdr/>
@@ -62497,9 +62599,9 @@
       </w:tcPr>
     </w:tblStylePr>
   </w:style>
-  <w:style w:type="table" w:styleId="365">
+  <w:style w:type="table" w:styleId="1525">
     <w:name w:val="List Table 6 Colorful - Accent 4"/>
-    <w:basedOn w:val="269"/>
+    <w:basedOn w:val="1429"/>
     <w:uiPriority w:val="99"/>
     <w:pPr>
       <w:pBdr/>
@@ -62720,9 +62822,9 @@
       </w:tcPr>
     </w:tblStylePr>
   </w:style>
-  <w:style w:type="table" w:styleId="366">
+  <w:style w:type="table" w:styleId="1526">
     <w:name w:val="List Table 6 Colorful - Accent 5"/>
-    <w:basedOn w:val="269"/>
+    <w:basedOn w:val="1429"/>
     <w:uiPriority w:val="99"/>
     <w:pPr>
       <w:pBdr/>
@@ -62943,9 +63045,9 @@
       </w:tcPr>
     </w:tblStylePr>
   </w:style>
-  <w:style w:type="table" w:styleId="367">
+  <w:style w:type="table" w:styleId="1527">
     <w:name w:val="List Table 6 Colorful - Accent 6"/>
-    <w:basedOn w:val="269"/>
+    <w:basedOn w:val="1429"/>
     <w:uiPriority w:val="99"/>
     <w:pPr>
       <w:pBdr/>
@@ -63166,9 +63268,9 @@
       </w:tcPr>
     </w:tblStylePr>
   </w:style>
-  <w:style w:type="table" w:styleId="368">
+  <w:style w:type="table" w:styleId="1528">
     <w:name w:val="List Table 7 Colorful"/>
-    <w:basedOn w:val="269"/>
+    <w:basedOn w:val="1429"/>
     <w:uiPriority w:val="99"/>
     <w:pPr>
       <w:pBdr/>
@@ -63267,11 +63369,11 @@
         <w:tblBorders/>
       </w:tblPr>
       <w:tcPr>
-        <w:shd w:color="ffffff"/>
+        <w:shd w:val="clear" w:color="ffffff"/>
         <w:tcBorders>
-          <w:top w:val="none"/>
-          <w:left w:val="none"/>
-          <w:bottom w:val="none"/>
+          <w:top w:val="none" w:color="000000" w:sz="4" w:space="0"/>
+          <w:left w:val="none" w:color="000000" w:sz="4" w:space="0"/>
+          <w:bottom w:val="none" w:color="000000" w:sz="4" w:space="0"/>
           <w:right w:val="single" w:color="000000" w:themeColor="text1" w:themeTint="80" w:sz="4" w:space="0"/>
         </w:tcBorders>
       </w:tcPr>
@@ -63294,10 +63396,10 @@
       <w:tcPr>
         <w:shd w:val="clear" w:color="ffffff" w:themeColor="light1" w:fill="ffffff" w:themeFill="light1"/>
         <w:tcBorders>
-          <w:top w:val="none"/>
-          <w:left w:val="none"/>
+          <w:top w:val="none" w:color="000000" w:sz="4" w:space="0"/>
+          <w:left w:val="none" w:color="000000" w:sz="4" w:space="0"/>
           <w:bottom w:val="single" w:color="000000" w:themeColor="text1" w:themeTint="80" w:sz="4" w:space="0"/>
-          <w:right w:val="none"/>
+          <w:right w:val="none" w:color="000000" w:sz="4" w:space="0"/>
         </w:tcBorders>
       </w:tcPr>
     </w:tblStylePr>
@@ -63317,12 +63419,12 @@
         <w:tblBorders/>
       </w:tblPr>
       <w:tcPr>
-        <w:shd w:color="ffffff"/>
+        <w:shd w:val="clear" w:color="ffffff"/>
         <w:tcBorders>
-          <w:top w:val="none"/>
+          <w:top w:val="none" w:color="000000" w:sz="4" w:space="0"/>
           <w:left w:val="single" w:color="000000" w:themeColor="text1" w:themeTint="80" w:sz="4" w:space="0"/>
-          <w:bottom w:val="none"/>
-          <w:right w:val="none"/>
+          <w:bottom w:val="none" w:color="000000" w:sz="4" w:space="0"/>
+          <w:right w:val="none" w:color="000000" w:sz="4" w:space="0"/>
         </w:tcBorders>
       </w:tcPr>
     </w:tblStylePr>
@@ -63345,9 +63447,9 @@
         <w:shd w:val="clear" w:color="ffffff" w:themeColor="light1" w:fill="ffffff" w:themeFill="light1"/>
         <w:tcBorders>
           <w:top w:val="single" w:color="000000" w:themeColor="text1" w:themeTint="80" w:sz="4" w:space="0"/>
-          <w:left w:val="none"/>
-          <w:bottom w:val="none"/>
-          <w:right w:val="none"/>
+          <w:left w:val="none" w:color="000000" w:sz="4" w:space="0"/>
+          <w:bottom w:val="none" w:color="000000" w:sz="4" w:space="0"/>
+          <w:right w:val="none" w:color="000000" w:sz="4" w:space="0"/>
         </w:tcBorders>
       </w:tcPr>
     </w:tblStylePr>
@@ -63422,9 +63524,9 @@
       </w:tcPr>
     </w:tblStylePr>
   </w:style>
-  <w:style w:type="table" w:styleId="369">
+  <w:style w:type="table" w:styleId="1529">
     <w:name w:val="List Table 7 Colorful - Accent 1"/>
-    <w:basedOn w:val="269"/>
+    <w:basedOn w:val="1429"/>
     <w:uiPriority w:val="99"/>
     <w:pPr>
       <w:pBdr/>
@@ -63523,11 +63625,11 @@
         <w:tblBorders/>
       </w:tblPr>
       <w:tcPr>
-        <w:shd w:color="ffffff"/>
+        <w:shd w:val="clear" w:color="ffffff"/>
         <w:tcBorders>
-          <w:top w:val="none"/>
-          <w:left w:val="none"/>
-          <w:bottom w:val="none"/>
+          <w:top w:val="none" w:color="000000" w:sz="4" w:space="0"/>
+          <w:left w:val="none" w:color="000000" w:sz="4" w:space="0"/>
+          <w:bottom w:val="none" w:color="000000" w:sz="4" w:space="0"/>
           <w:right w:val="single" w:color="000000" w:themeColor="accent1" w:sz="4" w:space="0"/>
         </w:tcBorders>
       </w:tcPr>
@@ -63550,10 +63652,10 @@
       <w:tcPr>
         <w:shd w:val="clear" w:color="ffffff" w:themeColor="light1" w:fill="ffffff" w:themeFill="light1"/>
         <w:tcBorders>
-          <w:top w:val="none"/>
-          <w:left w:val="none"/>
+          <w:top w:val="none" w:color="000000" w:sz="4" w:space="0"/>
+          <w:left w:val="none" w:color="000000" w:sz="4" w:space="0"/>
           <w:bottom w:val="single" w:color="000000" w:themeColor="accent1" w:sz="4" w:space="0"/>
-          <w:right w:val="none"/>
+          <w:right w:val="none" w:color="000000" w:sz="4" w:space="0"/>
         </w:tcBorders>
       </w:tcPr>
     </w:tblStylePr>
@@ -63573,12 +63675,12 @@
         <w:tblBorders/>
       </w:tblPr>
       <w:tcPr>
-        <w:shd w:color="ffffff"/>
+        <w:shd w:val="clear" w:color="ffffff"/>
         <w:tcBorders>
-          <w:top w:val="none"/>
+          <w:top w:val="none" w:color="000000" w:sz="4" w:space="0"/>
           <w:left w:val="single" w:color="000000" w:themeColor="accent1" w:sz="4" w:space="0"/>
-          <w:bottom w:val="none"/>
-          <w:right w:val="none"/>
+          <w:bottom w:val="none" w:color="000000" w:sz="4" w:space="0"/>
+          <w:right w:val="none" w:color="000000" w:sz="4" w:space="0"/>
         </w:tcBorders>
       </w:tcPr>
     </w:tblStylePr>
@@ -63601,9 +63703,9 @@
         <w:shd w:val="clear" w:color="ffffff" w:themeColor="light1" w:fill="ffffff" w:themeFill="light1"/>
         <w:tcBorders>
           <w:top w:val="single" w:color="000000" w:themeColor="accent1" w:sz="4" w:space="0"/>
-          <w:left w:val="none"/>
-          <w:bottom w:val="none"/>
-          <w:right w:val="none"/>
+          <w:left w:val="none" w:color="000000" w:sz="4" w:space="0"/>
+          <w:bottom w:val="none" w:color="000000" w:sz="4" w:space="0"/>
+          <w:right w:val="none" w:color="000000" w:sz="4" w:space="0"/>
         </w:tcBorders>
       </w:tcPr>
     </w:tblStylePr>
@@ -63678,9 +63780,9 @@
       </w:tcPr>
     </w:tblStylePr>
   </w:style>
-  <w:style w:type="table" w:styleId="370">
+  <w:style w:type="table" w:styleId="1530">
     <w:name w:val="List Table 7 Colorful - Accent 2"/>
-    <w:basedOn w:val="269"/>
+    <w:basedOn w:val="1429"/>
     <w:uiPriority w:val="99"/>
     <w:pPr>
       <w:pBdr/>
@@ -63779,11 +63881,11 @@
         <w:tblBorders/>
       </w:tblPr>
       <w:tcPr>
-        <w:shd w:color="ffffff"/>
+        <w:shd w:val="clear" w:color="ffffff"/>
         <w:tcBorders>
-          <w:top w:val="none"/>
-          <w:left w:val="none"/>
-          <w:bottom w:val="none"/>
+          <w:top w:val="none" w:color="000000" w:sz="4" w:space="0"/>
+          <w:left w:val="none" w:color="000000" w:sz="4" w:space="0"/>
+          <w:bottom w:val="none" w:color="000000" w:sz="4" w:space="0"/>
           <w:right w:val="single" w:color="000000" w:themeColor="accent2" w:themeTint="97" w:sz="4" w:space="0"/>
         </w:tcBorders>
       </w:tcPr>
@@ -63806,10 +63908,10 @@
       <w:tcPr>
         <w:shd w:val="clear" w:color="ffffff" w:themeColor="light1" w:fill="ffffff" w:themeFill="light1"/>
         <w:tcBorders>
-          <w:top w:val="none"/>
-          <w:left w:val="none"/>
+          <w:top w:val="none" w:color="000000" w:sz="4" w:space="0"/>
+          <w:left w:val="none" w:color="000000" w:sz="4" w:space="0"/>
           <w:bottom w:val="single" w:color="000000" w:themeColor="accent2" w:themeTint="97" w:sz="4" w:space="0"/>
-          <w:right w:val="none"/>
+          <w:right w:val="none" w:color="000000" w:sz="4" w:space="0"/>
         </w:tcBorders>
       </w:tcPr>
     </w:tblStylePr>
@@ -63829,12 +63931,12 @@
         <w:tblBorders/>
       </w:tblPr>
       <w:tcPr>
-        <w:shd w:color="ffffff"/>
+        <w:shd w:val="clear" w:color="ffffff"/>
         <w:tcBorders>
-          <w:top w:val="none"/>
+          <w:top w:val="none" w:color="000000" w:sz="4" w:space="0"/>
           <w:left w:val="single" w:color="000000" w:themeColor="accent2" w:themeTint="97" w:sz="4" w:space="0"/>
-          <w:bottom w:val="none"/>
-          <w:right w:val="none"/>
+          <w:bottom w:val="none" w:color="000000" w:sz="4" w:space="0"/>
+          <w:right w:val="none" w:color="000000" w:sz="4" w:space="0"/>
         </w:tcBorders>
       </w:tcPr>
     </w:tblStylePr>
@@ -63857,9 +63959,9 @@
         <w:shd w:val="clear" w:color="ffffff" w:themeColor="light1" w:fill="ffffff" w:themeFill="light1"/>
         <w:tcBorders>
           <w:top w:val="single" w:color="000000" w:themeColor="accent2" w:themeTint="97" w:sz="4" w:space="0"/>
-          <w:left w:val="none"/>
-          <w:bottom w:val="none"/>
-          <w:right w:val="none"/>
+          <w:left w:val="none" w:color="000000" w:sz="4" w:space="0"/>
+          <w:bottom w:val="none" w:color="000000" w:sz="4" w:space="0"/>
+          <w:right w:val="none" w:color="000000" w:sz="4" w:space="0"/>
         </w:tcBorders>
       </w:tcPr>
     </w:tblStylePr>
@@ -63934,9 +64036,9 @@
       </w:tcPr>
     </w:tblStylePr>
   </w:style>
-  <w:style w:type="table" w:styleId="371">
+  <w:style w:type="table" w:styleId="1531">
     <w:name w:val="List Table 7 Colorful - Accent 3"/>
-    <w:basedOn w:val="269"/>
+    <w:basedOn w:val="1429"/>
     <w:uiPriority w:val="99"/>
     <w:pPr>
       <w:pBdr/>
@@ -64035,11 +64137,11 @@
         <w:tblBorders/>
       </w:tblPr>
       <w:tcPr>
-        <w:shd w:color="ffffff"/>
+        <w:shd w:val="clear" w:color="ffffff"/>
         <w:tcBorders>
-          <w:top w:val="none"/>
-          <w:left w:val="none"/>
-          <w:bottom w:val="none"/>
+          <w:top w:val="none" w:color="000000" w:sz="4" w:space="0"/>
+          <w:left w:val="none" w:color="000000" w:sz="4" w:space="0"/>
+          <w:bottom w:val="none" w:color="000000" w:sz="4" w:space="0"/>
           <w:right w:val="single" w:color="000000" w:themeColor="accent3" w:themeTint="98" w:sz="4" w:space="0"/>
         </w:tcBorders>
       </w:tcPr>
@@ -64062,10 +64164,10 @@
       <w:tcPr>
         <w:shd w:val="clear" w:color="ffffff" w:themeColor="light1" w:fill="ffffff" w:themeFill="light1"/>
         <w:tcBorders>
-          <w:top w:val="none"/>
-          <w:left w:val="none"/>
+          <w:top w:val="none" w:color="000000" w:sz="4" w:space="0"/>
+          <w:left w:val="none" w:color="000000" w:sz="4" w:space="0"/>
           <w:bottom w:val="single" w:color="000000" w:themeColor="accent3" w:themeTint="98" w:sz="4" w:space="0"/>
-          <w:right w:val="none"/>
+          <w:right w:val="none" w:color="000000" w:sz="4" w:space="0"/>
         </w:tcBorders>
       </w:tcPr>
     </w:tblStylePr>
@@ -64085,12 +64187,12 @@
         <w:tblBorders/>
       </w:tblPr>
       <w:tcPr>
-        <w:shd w:color="ffffff"/>
+        <w:shd w:val="clear" w:color="ffffff"/>
         <w:tcBorders>
-          <w:top w:val="none"/>
+          <w:top w:val="none" w:color="000000" w:sz="4" w:space="0"/>
           <w:left w:val="single" w:color="000000" w:themeColor="accent3" w:themeTint="98" w:sz="4" w:space="0"/>
-          <w:bottom w:val="none"/>
-          <w:right w:val="none"/>
+          <w:bottom w:val="none" w:color="000000" w:sz="4" w:space="0"/>
+          <w:right w:val="none" w:color="000000" w:sz="4" w:space="0"/>
         </w:tcBorders>
       </w:tcPr>
     </w:tblStylePr>
@@ -64113,9 +64215,9 @@
         <w:shd w:val="clear" w:color="ffffff" w:themeColor="light1" w:fill="ffffff" w:themeFill="light1"/>
         <w:tcBorders>
           <w:top w:val="single" w:color="000000" w:themeColor="accent3" w:themeTint="98" w:sz="4" w:space="0"/>
-          <w:left w:val="none"/>
-          <w:bottom w:val="none"/>
-          <w:right w:val="none"/>
+          <w:left w:val="none" w:color="000000" w:sz="4" w:space="0"/>
+          <w:bottom w:val="none" w:color="000000" w:sz="4" w:space="0"/>
+          <w:right w:val="none" w:color="000000" w:sz="4" w:space="0"/>
         </w:tcBorders>
       </w:tcPr>
     </w:tblStylePr>
@@ -64190,9 +64292,9 @@
       </w:tcPr>
     </w:tblStylePr>
   </w:style>
-  <w:style w:type="table" w:styleId="372">
+  <w:style w:type="table" w:styleId="1532">
     <w:name w:val="List Table 7 Colorful - Accent 4"/>
-    <w:basedOn w:val="269"/>
+    <w:basedOn w:val="1429"/>
     <w:uiPriority w:val="99"/>
     <w:pPr>
       <w:pBdr/>
@@ -64291,11 +64393,11 @@
         <w:tblBorders/>
       </w:tblPr>
       <w:tcPr>
-        <w:shd w:color="ffffff"/>
+        <w:shd w:val="clear" w:color="ffffff"/>
         <w:tcBorders>
-          <w:top w:val="none"/>
-          <w:left w:val="none"/>
-          <w:bottom w:val="none"/>
+          <w:top w:val="none" w:color="000000" w:sz="4" w:space="0"/>
+          <w:left w:val="none" w:color="000000" w:sz="4" w:space="0"/>
+          <w:bottom w:val="none" w:color="000000" w:sz="4" w:space="0"/>
           <w:right w:val="single" w:color="000000" w:themeColor="accent4" w:themeTint="9A" w:sz="4" w:space="0"/>
         </w:tcBorders>
       </w:tcPr>
@@ -64318,10 +64420,10 @@
       <w:tcPr>
         <w:shd w:val="clear" w:color="ffffff" w:themeColor="light1" w:fill="ffffff" w:themeFill="light1"/>
         <w:tcBorders>
-          <w:top w:val="none"/>
-          <w:left w:val="none"/>
+          <w:top w:val="none" w:color="000000" w:sz="4" w:space="0"/>
+          <w:left w:val="none" w:color="000000" w:sz="4" w:space="0"/>
           <w:bottom w:val="single" w:color="000000" w:themeColor="accent4" w:themeTint="9A" w:sz="4" w:space="0"/>
-          <w:right w:val="none"/>
+          <w:right w:val="none" w:color="000000" w:sz="4" w:space="0"/>
         </w:tcBorders>
       </w:tcPr>
     </w:tblStylePr>
@@ -64341,12 +64443,12 @@
         <w:tblBorders/>
       </w:tblPr>
       <w:tcPr>
-        <w:shd w:color="ffffff"/>
+        <w:shd w:val="clear" w:color="ffffff"/>
         <w:tcBorders>
-          <w:top w:val="none"/>
+          <w:top w:val="none" w:color="000000" w:sz="4" w:space="0"/>
           <w:left w:val="single" w:color="000000" w:themeColor="accent4" w:themeTint="9A" w:sz="4" w:space="0"/>
-          <w:bottom w:val="none"/>
-          <w:right w:val="none"/>
+          <w:bottom w:val="none" w:color="000000" w:sz="4" w:space="0"/>
+          <w:right w:val="none" w:color="000000" w:sz="4" w:space="0"/>
         </w:tcBorders>
       </w:tcPr>
     </w:tblStylePr>
@@ -64369,9 +64471,9 @@
         <w:shd w:val="clear" w:color="ffffff" w:themeColor="light1" w:fill="ffffff" w:themeFill="light1"/>
         <w:tcBorders>
           <w:top w:val="single" w:color="000000" w:themeColor="accent4" w:themeTint="9A" w:sz="4" w:space="0"/>
-          <w:left w:val="none"/>
-          <w:bottom w:val="none"/>
-          <w:right w:val="none"/>
+          <w:left w:val="none" w:color="000000" w:sz="4" w:space="0"/>
+          <w:bottom w:val="none" w:color="000000" w:sz="4" w:space="0"/>
+          <w:right w:val="none" w:color="000000" w:sz="4" w:space="0"/>
         </w:tcBorders>
       </w:tcPr>
     </w:tblStylePr>
@@ -64446,9 +64548,9 @@
       </w:tcPr>
     </w:tblStylePr>
   </w:style>
-  <w:style w:type="table" w:styleId="373">
+  <w:style w:type="table" w:styleId="1533">
     <w:name w:val="List Table 7 Colorful - Accent 5"/>
-    <w:basedOn w:val="269"/>
+    <w:basedOn w:val="1429"/>
     <w:uiPriority w:val="99"/>
     <w:pPr>
       <w:pBdr/>
@@ -64547,11 +64649,11 @@
         <w:tblBorders/>
       </w:tblPr>
       <w:tcPr>
-        <w:shd w:color="ffffff"/>
+        <w:shd w:val="clear" w:color="ffffff"/>
         <w:tcBorders>
-          <w:top w:val="none"/>
-          <w:left w:val="none"/>
-          <w:bottom w:val="none"/>
+          <w:top w:val="none" w:color="000000" w:sz="4" w:space="0"/>
+          <w:left w:val="none" w:color="000000" w:sz="4" w:space="0"/>
+          <w:bottom w:val="none" w:color="000000" w:sz="4" w:space="0"/>
           <w:right w:val="single" w:color="000000" w:themeColor="accent5" w:themeTint="9A" w:sz="4" w:space="0"/>
         </w:tcBorders>
       </w:tcPr>
@@ -64574,10 +64676,10 @@
       <w:tcPr>
         <w:shd w:val="clear" w:color="ffffff" w:themeColor="light1" w:fill="ffffff" w:themeFill="light1"/>
         <w:tcBorders>
-          <w:top w:val="none"/>
-          <w:left w:val="none"/>
+          <w:top w:val="none" w:color="000000" w:sz="4" w:space="0"/>
+          <w:left w:val="none" w:color="000000" w:sz="4" w:space="0"/>
           <w:bottom w:val="single" w:color="000000" w:themeColor="accent5" w:themeTint="9A" w:sz="4" w:space="0"/>
-          <w:right w:val="none"/>
+          <w:right w:val="none" w:color="000000" w:sz="4" w:space="0"/>
         </w:tcBorders>
       </w:tcPr>
     </w:tblStylePr>
@@ -64597,12 +64699,12 @@
         <w:tblBorders/>
       </w:tblPr>
       <w:tcPr>
-        <w:shd w:color="ffffff"/>
+        <w:shd w:val="clear" w:color="ffffff"/>
         <w:tcBorders>
-          <w:top w:val="none"/>
+          <w:top w:val="none" w:color="000000" w:sz="4" w:space="0"/>
           <w:left w:val="single" w:color="000000" w:themeColor="accent5" w:themeTint="9A" w:sz="4" w:space="0"/>
-          <w:bottom w:val="none"/>
-          <w:right w:val="none"/>
+          <w:bottom w:val="none" w:color="000000" w:sz="4" w:space="0"/>
+          <w:right w:val="none" w:color="000000" w:sz="4" w:space="0"/>
         </w:tcBorders>
       </w:tcPr>
     </w:tblStylePr>
@@ -64625,9 +64727,9 @@
         <w:shd w:val="clear" w:color="ffffff" w:themeColor="light1" w:fill="ffffff" w:themeFill="light1"/>
         <w:tcBorders>
           <w:top w:val="single" w:color="000000" w:themeColor="accent5" w:themeTint="9A" w:sz="4" w:space="0"/>
-          <w:left w:val="none"/>
-          <w:bottom w:val="none"/>
-          <w:right w:val="none"/>
+          <w:left w:val="none" w:color="000000" w:sz="4" w:space="0"/>
+          <w:bottom w:val="none" w:color="000000" w:sz="4" w:space="0"/>
+          <w:right w:val="none" w:color="000000" w:sz="4" w:space="0"/>
         </w:tcBorders>
       </w:tcPr>
     </w:tblStylePr>
@@ -64702,9 +64804,9 @@
       </w:tcPr>
     </w:tblStylePr>
   </w:style>
-  <w:style w:type="table" w:styleId="374">
+  <w:style w:type="table" w:styleId="1534">
     <w:name w:val="List Table 7 Colorful - Accent 6"/>
-    <w:basedOn w:val="269"/>
+    <w:basedOn w:val="1429"/>
     <w:uiPriority w:val="99"/>
     <w:pPr>
       <w:pBdr/>
@@ -64803,11 +64905,11 @@
         <w:tblBorders/>
       </w:tblPr>
       <w:tcPr>
-        <w:shd w:color="ffffff"/>
+        <w:shd w:val="clear" w:color="ffffff"/>
         <w:tcBorders>
-          <w:top w:val="none"/>
-          <w:left w:val="none"/>
-          <w:bottom w:val="none"/>
+          <w:top w:val="none" w:color="000000" w:sz="4" w:space="0"/>
+          <w:left w:val="none" w:color="000000" w:sz="4" w:space="0"/>
+          <w:bottom w:val="none" w:color="000000" w:sz="4" w:space="0"/>
           <w:right w:val="single" w:color="000000" w:themeColor="accent6" w:themeTint="98" w:sz="4" w:space="0"/>
         </w:tcBorders>
       </w:tcPr>
@@ -64830,10 +64932,10 @@
       <w:tcPr>
         <w:shd w:val="clear" w:color="ffffff" w:themeColor="light1" w:fill="ffffff" w:themeFill="light1"/>
         <w:tcBorders>
-          <w:top w:val="none"/>
-          <w:left w:val="none"/>
+          <w:top w:val="none" w:color="000000" w:sz="4" w:space="0"/>
+          <w:left w:val="none" w:color="000000" w:sz="4" w:space="0"/>
           <w:bottom w:val="single" w:color="000000" w:themeColor="accent6" w:themeTint="98" w:sz="4" w:space="0"/>
-          <w:right w:val="none"/>
+          <w:right w:val="none" w:color="000000" w:sz="4" w:space="0"/>
         </w:tcBorders>
       </w:tcPr>
     </w:tblStylePr>
@@ -64853,12 +64955,12 @@
         <w:tblBorders/>
       </w:tblPr>
       <w:tcPr>
-        <w:shd w:color="ffffff"/>
+        <w:shd w:val="clear" w:color="ffffff"/>
         <w:tcBorders>
-          <w:top w:val="none"/>
+          <w:top w:val="none" w:color="000000" w:sz="4" w:space="0"/>
           <w:left w:val="single" w:color="000000" w:themeColor="accent6" w:themeTint="98" w:sz="4" w:space="0"/>
-          <w:bottom w:val="none"/>
-          <w:right w:val="none"/>
+          <w:bottom w:val="none" w:color="000000" w:sz="4" w:space="0"/>
+          <w:right w:val="none" w:color="000000" w:sz="4" w:space="0"/>
         </w:tcBorders>
       </w:tcPr>
     </w:tblStylePr>
@@ -64881,9 +64983,9 @@
         <w:shd w:val="clear" w:color="ffffff" w:themeColor="light1" w:fill="ffffff" w:themeFill="light1"/>
         <w:tcBorders>
           <w:top w:val="single" w:color="000000" w:themeColor="accent6" w:themeTint="98" w:sz="4" w:space="0"/>
-          <w:left w:val="none"/>
-          <w:bottom w:val="none"/>
-          <w:right w:val="none"/>
+          <w:left w:val="none" w:color="000000" w:sz="4" w:space="0"/>
+          <w:bottom w:val="none" w:color="000000" w:sz="4" w:space="0"/>
+          <w:right w:val="none" w:color="000000" w:sz="4" w:space="0"/>
         </w:tcBorders>
       </w:tcPr>
     </w:tblStylePr>
@@ -64958,9 +65060,9 @@
       </w:tcPr>
     </w:tblStylePr>
   </w:style>
-  <w:style w:type="table" w:styleId="375">
+  <w:style w:type="table" w:styleId="1535">
     <w:name w:val="Lined - Accent"/>
-    <w:basedOn w:val="269"/>
+    <w:basedOn w:val="1429"/>
     <w:uiPriority w:val="99"/>
     <w:pPr>
       <w:pBdr/>
@@ -65195,9 +65297,9 @@
       </w:tcPr>
     </w:tblStylePr>
   </w:style>
-  <w:style w:type="table" w:styleId="376">
+  <w:style w:type="table" w:styleId="1536">
     <w:name w:val="Lined - Accent 1"/>
-    <w:basedOn w:val="269"/>
+    <w:basedOn w:val="1429"/>
     <w:uiPriority w:val="99"/>
     <w:pPr>
       <w:pBdr/>
@@ -65432,9 +65534,9 @@
       </w:tcPr>
     </w:tblStylePr>
   </w:style>
-  <w:style w:type="table" w:styleId="377">
+  <w:style w:type="table" w:styleId="1537">
     <w:name w:val="Lined - Accent 2"/>
-    <w:basedOn w:val="269"/>
+    <w:basedOn w:val="1429"/>
     <w:uiPriority w:val="99"/>
     <w:pPr>
       <w:pBdr/>
@@ -65669,9 +65771,9 @@
       </w:tcPr>
     </w:tblStylePr>
   </w:style>
-  <w:style w:type="table" w:styleId="378">
+  <w:style w:type="table" w:styleId="1538">
     <w:name w:val="Lined - Accent 3"/>
-    <w:basedOn w:val="269"/>
+    <w:basedOn w:val="1429"/>
     <w:uiPriority w:val="99"/>
     <w:pPr>
       <w:pBdr/>
@@ -65906,9 +66008,9 @@
       </w:tcPr>
     </w:tblStylePr>
   </w:style>
-  <w:style w:type="table" w:styleId="379">
+  <w:style w:type="table" w:styleId="1539">
     <w:name w:val="Lined - Accent 4"/>
-    <w:basedOn w:val="269"/>
+    <w:basedOn w:val="1429"/>
     <w:uiPriority w:val="99"/>
     <w:pPr>
       <w:pBdr/>
@@ -66143,9 +66245,9 @@
       </w:tcPr>
     </w:tblStylePr>
   </w:style>
-  <w:style w:type="table" w:styleId="380">
+  <w:style w:type="table" w:styleId="1540">
     <w:name w:val="Lined - Accent 5"/>
-    <w:basedOn w:val="269"/>
+    <w:basedOn w:val="1429"/>
     <w:uiPriority w:val="99"/>
     <w:pPr>
       <w:pBdr/>
@@ -66380,9 +66482,9 @@
       </w:tcPr>
     </w:tblStylePr>
   </w:style>
-  <w:style w:type="table" w:styleId="381">
+  <w:style w:type="table" w:styleId="1541">
     <w:name w:val="Lined - Accent 6"/>
-    <w:basedOn w:val="269"/>
+    <w:basedOn w:val="1429"/>
     <w:uiPriority w:val="99"/>
     <w:pPr>
       <w:pBdr/>
@@ -66617,9 +66719,9 @@
       </w:tcPr>
     </w:tblStylePr>
   </w:style>
-  <w:style w:type="table" w:styleId="382">
+  <w:style w:type="table" w:styleId="1542">
     <w:name w:val="Bordered &amp; Lined - Accent"/>
-    <w:basedOn w:val="269"/>
+    <w:basedOn w:val="1429"/>
     <w:uiPriority w:val="99"/>
     <w:pPr>
       <w:pBdr/>
@@ -66861,9 +66963,9 @@
       </w:tcPr>
     </w:tblStylePr>
   </w:style>
-  <w:style w:type="table" w:styleId="383">
+  <w:style w:type="table" w:styleId="1543">
     <w:name w:val="Bordered &amp; Lined - Accent 1"/>
-    <w:basedOn w:val="269"/>
+    <w:basedOn w:val="1429"/>
     <w:uiPriority w:val="99"/>
     <w:pPr>
       <w:pBdr/>
@@ -67105,9 +67207,9 @@
       </w:tcPr>
     </w:tblStylePr>
   </w:style>
-  <w:style w:type="table" w:styleId="384">
+  <w:style w:type="table" w:styleId="1544">
     <w:name w:val="Bordered &amp; Lined - Accent 2"/>
-    <w:basedOn w:val="269"/>
+    <w:basedOn w:val="1429"/>
     <w:uiPriority w:val="99"/>
     <w:pPr>
       <w:pBdr/>
@@ -67349,9 +67451,9 @@
       </w:tcPr>
     </w:tblStylePr>
   </w:style>
-  <w:style w:type="table" w:styleId="385">
+  <w:style w:type="table" w:styleId="1545">
     <w:name w:val="Bordered &amp; Lined - Accent 3"/>
-    <w:basedOn w:val="269"/>
+    <w:basedOn w:val="1429"/>
     <w:uiPriority w:val="99"/>
     <w:pPr>
       <w:pBdr/>
@@ -67593,9 +67695,9 @@
       </w:tcPr>
     </w:tblStylePr>
   </w:style>
-  <w:style w:type="table" w:styleId="386">
+  <w:style w:type="table" w:styleId="1546">
     <w:name w:val="Bordered &amp; Lined - Accent 4"/>
-    <w:basedOn w:val="269"/>
+    <w:basedOn w:val="1429"/>
     <w:uiPriority w:val="99"/>
     <w:pPr>
       <w:pBdr/>
@@ -67837,9 +67939,9 @@
       </w:tcPr>
     </w:tblStylePr>
   </w:style>
-  <w:style w:type="table" w:styleId="387">
+  <w:style w:type="table" w:styleId="1547">
     <w:name w:val="Bordered &amp; Lined - Accent 5"/>
-    <w:basedOn w:val="269"/>
+    <w:basedOn w:val="1429"/>
     <w:uiPriority w:val="99"/>
     <w:pPr>
       <w:pBdr/>
@@ -68081,9 +68183,9 @@
       </w:tcPr>
     </w:tblStylePr>
   </w:style>
-  <w:style w:type="table" w:styleId="388">
+  <w:style w:type="table" w:styleId="1548">
     <w:name w:val="Bordered &amp; Lined - Accent 6"/>
-    <w:basedOn w:val="269"/>
+    <w:basedOn w:val="1429"/>
     <w:uiPriority w:val="99"/>
     <w:pPr>
       <w:pBdr/>
@@ -68325,9 +68427,9 @@
       </w:tcPr>
     </w:tblStylePr>
   </w:style>
-  <w:style w:type="table" w:styleId="389">
+  <w:style w:type="table" w:styleId="1549">
     <w:name w:val="Bordered"/>
-    <w:basedOn w:val="269"/>
+    <w:basedOn w:val="1429"/>
     <w:uiPriority w:val="99"/>
     <w:pPr>
       <w:pBdr/>
@@ -68556,9 +68658,9 @@
       </w:tcPr>
     </w:tblStylePr>
   </w:style>
-  <w:style w:type="table" w:styleId="390">
+  <w:style w:type="table" w:styleId="1550">
     <w:name w:val="Bordered - Accent 1"/>
-    <w:basedOn w:val="269"/>
+    <w:basedOn w:val="1429"/>
     <w:uiPriority w:val="99"/>
     <w:pPr>
       <w:pBdr/>
@@ -68787,9 +68889,9 @@
       </w:tcPr>
     </w:tblStylePr>
   </w:style>
-  <w:style w:type="table" w:styleId="391">
+  <w:style w:type="table" w:styleId="1551">
     <w:name w:val="Bordered - Accent 2"/>
-    <w:basedOn w:val="269"/>
+    <w:basedOn w:val="1429"/>
     <w:uiPriority w:val="99"/>
     <w:pPr>
       <w:pBdr/>
@@ -69018,9 +69120,9 @@
       </w:tcPr>
     </w:tblStylePr>
   </w:style>
-  <w:style w:type="table" w:styleId="392">
+  <w:style w:type="table" w:styleId="1552">
     <w:name w:val="Bordered - Accent 3"/>
-    <w:basedOn w:val="269"/>
+    <w:basedOn w:val="1429"/>
     <w:uiPriority w:val="99"/>
     <w:pPr>
       <w:pBdr/>
@@ -69249,9 +69351,9 @@
       </w:tcPr>
     </w:tblStylePr>
   </w:style>
-  <w:style w:type="table" w:styleId="393">
+  <w:style w:type="table" w:styleId="1553">
     <w:name w:val="Bordered - Accent 4"/>
-    <w:basedOn w:val="269"/>
+    <w:basedOn w:val="1429"/>
     <w:uiPriority w:val="99"/>
     <w:pPr>
       <w:pBdr/>
@@ -69480,9 +69582,9 @@
       </w:tcPr>
     </w:tblStylePr>
   </w:style>
-  <w:style w:type="table" w:styleId="394">
+  <w:style w:type="table" w:styleId="1554">
     <w:name w:val="Bordered - Accent 5"/>
-    <w:basedOn w:val="269"/>
+    <w:basedOn w:val="1429"/>
     <w:uiPriority w:val="99"/>
     <w:pPr>
       <w:pBdr/>
@@ -69711,9 +69813,9 @@
       </w:tcPr>
     </w:tblStylePr>
   </w:style>
-  <w:style w:type="table" w:styleId="395">
+  <w:style w:type="table" w:styleId="1555">
     <w:name w:val="Bordered - Accent 6"/>
-    <w:basedOn w:val="269"/>
+    <w:basedOn w:val="1429"/>
     <w:uiPriority w:val="99"/>
     <w:pPr>
       <w:pBdr/>
@@ -69942,7 +70044,7 @@
       </w:tcPr>
     </w:tblStylePr>
   </w:style>
-  <w:style w:type="paragraph" w:styleId="396" w:default="1">
+  <w:style w:type="paragraph" w:styleId="1556" w:default="1">
     <w:name w:val="Normal"/>
     <w:qFormat/>
     <w:pPr>
@@ -69951,11 +70053,11 @@
       <w:ind/>
     </w:pPr>
   </w:style>
-  <w:style w:type="paragraph" w:styleId="397">
+  <w:style w:type="paragraph" w:styleId="1557">
     <w:name w:val="Heading 1"/>
-    <w:basedOn w:val="396"/>
-    <w:next w:val="396"/>
-    <w:link w:val="408"/>
+    <w:basedOn w:val="1556"/>
+    <w:next w:val="1556"/>
+    <w:link w:val="1568"/>
     <w:uiPriority w:val="9"/>
     <w:qFormat/>
     <w:pPr>
@@ -69973,11 +70075,11 @@
       <w:szCs w:val="40"/>
     </w:rPr>
   </w:style>
-  <w:style w:type="paragraph" w:styleId="398">
+  <w:style w:type="paragraph" w:styleId="1558">
     <w:name w:val="Heading 2"/>
-    <w:basedOn w:val="396"/>
-    <w:next w:val="396"/>
-    <w:link w:val="409"/>
+    <w:basedOn w:val="1556"/>
+    <w:next w:val="1556"/>
+    <w:link w:val="1569"/>
     <w:uiPriority w:val="9"/>
     <w:unhideWhenUsed/>
     <w:qFormat/>
@@ -69996,11 +70098,11 @@
       <w:szCs w:val="32"/>
     </w:rPr>
   </w:style>
-  <w:style w:type="paragraph" w:styleId="399">
+  <w:style w:type="paragraph" w:styleId="1559">
     <w:name w:val="Heading 3"/>
-    <w:basedOn w:val="396"/>
-    <w:next w:val="396"/>
-    <w:link w:val="410"/>
+    <w:basedOn w:val="1556"/>
+    <w:next w:val="1556"/>
+    <w:link w:val="1570"/>
     <w:uiPriority w:val="9"/>
     <w:unhideWhenUsed/>
     <w:qFormat/>
@@ -70019,11 +70121,11 @@
       <w:szCs w:val="28"/>
     </w:rPr>
   </w:style>
-  <w:style w:type="paragraph" w:styleId="400">
+  <w:style w:type="paragraph" w:styleId="1560">
     <w:name w:val="Heading 4"/>
-    <w:basedOn w:val="396"/>
-    <w:next w:val="396"/>
-    <w:link w:val="411"/>
+    <w:basedOn w:val="1556"/>
+    <w:next w:val="1556"/>
+    <w:link w:val="1571"/>
     <w:uiPriority w:val="9"/>
     <w:unhideWhenUsed/>
     <w:qFormat/>
@@ -70042,11 +70144,11 @@
       <w:color w:val="0f4761" w:themeColor="accent1" w:themeShade="BF"/>
     </w:rPr>
   </w:style>
-  <w:style w:type="paragraph" w:styleId="401">
+  <w:style w:type="paragraph" w:styleId="1561">
     <w:name w:val="Heading 5"/>
-    <w:basedOn w:val="396"/>
-    <w:next w:val="396"/>
-    <w:link w:val="412"/>
+    <w:basedOn w:val="1556"/>
+    <w:next w:val="1556"/>
+    <w:link w:val="1572"/>
     <w:uiPriority w:val="9"/>
     <w:unhideWhenUsed/>
     <w:qFormat/>
@@ -70063,11 +70165,11 @@
       <w:color w:val="0f4761" w:themeColor="accent1" w:themeShade="BF"/>
     </w:rPr>
   </w:style>
-  <w:style w:type="paragraph" w:styleId="402">
+  <w:style w:type="paragraph" w:styleId="1562">
     <w:name w:val="Heading 6"/>
-    <w:basedOn w:val="396"/>
-    <w:next w:val="396"/>
-    <w:link w:val="413"/>
+    <w:basedOn w:val="1556"/>
+    <w:next w:val="1556"/>
+    <w:link w:val="1573"/>
     <w:uiPriority w:val="9"/>
     <w:unhideWhenUsed/>
     <w:qFormat/>
@@ -70086,11 +70188,11 @@
       <w:color w:val="595959" w:themeColor="text1" w:themeTint="A6"/>
     </w:rPr>
   </w:style>
-  <w:style w:type="paragraph" w:styleId="403">
+  <w:style w:type="paragraph" w:styleId="1563">
     <w:name w:val="Heading 7"/>
-    <w:basedOn w:val="396"/>
-    <w:next w:val="396"/>
-    <w:link w:val="414"/>
+    <w:basedOn w:val="1556"/>
+    <w:next w:val="1556"/>
+    <w:link w:val="1574"/>
     <w:uiPriority w:val="9"/>
     <w:unhideWhenUsed/>
     <w:qFormat/>
@@ -70107,11 +70209,11 @@
       <w:color w:val="595959" w:themeColor="text1" w:themeTint="A6"/>
     </w:rPr>
   </w:style>
-  <w:style w:type="paragraph" w:styleId="404">
+  <w:style w:type="paragraph" w:styleId="1564">
     <w:name w:val="Heading 8"/>
-    <w:basedOn w:val="396"/>
-    <w:next w:val="396"/>
-    <w:link w:val="415"/>
+    <w:basedOn w:val="1556"/>
+    <w:next w:val="1556"/>
+    <w:link w:val="1575"/>
     <w:uiPriority w:val="9"/>
     <w:unhideWhenUsed/>
     <w:qFormat/>
@@ -70130,11 +70232,11 @@
       <w:color w:val="272727" w:themeColor="text1" w:themeTint="D8"/>
     </w:rPr>
   </w:style>
-  <w:style w:type="paragraph" w:styleId="405">
+  <w:style w:type="paragraph" w:styleId="1565">
     <w:name w:val="Heading 9"/>
-    <w:basedOn w:val="396"/>
-    <w:next w:val="396"/>
-    <w:link w:val="416"/>
+    <w:basedOn w:val="1556"/>
+    <w:next w:val="1556"/>
+    <w:link w:val="1576"/>
     <w:uiPriority w:val="9"/>
     <w:unhideWhenUsed/>
     <w:qFormat/>
@@ -70153,7 +70255,7 @@
       <w:color w:val="272727" w:themeColor="text1" w:themeTint="D8"/>
     </w:rPr>
   </w:style>
-  <w:style w:type="character" w:styleId="406" w:default="1">
+  <w:style w:type="character" w:styleId="1566" w:default="1">
     <w:name w:val="Default Paragraph Font"/>
     <w:uiPriority w:val="1"/>
     <w:semiHidden/>
@@ -70164,7 +70266,7 @@
       <w:ind/>
     </w:pPr>
   </w:style>
-  <w:style w:type="numbering" w:styleId="407" w:default="1">
+  <w:style w:type="numbering" w:styleId="1567" w:default="1">
     <w:name w:val="No List"/>
     <w:uiPriority w:val="99"/>
     <w:semiHidden/>
@@ -70175,10 +70277,10 @@
       <w:ind/>
     </w:pPr>
   </w:style>
-  <w:style w:type="character" w:styleId="408">
+  <w:style w:type="character" w:styleId="1568">
     <w:name w:val="Heading 1 Char"/>
-    <w:basedOn w:val="406"/>
-    <w:link w:val="397"/>
+    <w:basedOn w:val="1566"/>
+    <w:link w:val="1557"/>
     <w:uiPriority w:val="9"/>
     <w:pPr>
       <w:pBdr/>
@@ -70192,10 +70294,10 @@
       <w:szCs w:val="40"/>
     </w:rPr>
   </w:style>
-  <w:style w:type="character" w:styleId="409">
+  <w:style w:type="character" w:styleId="1569">
     <w:name w:val="Heading 2 Char"/>
-    <w:basedOn w:val="406"/>
-    <w:link w:val="398"/>
+    <w:basedOn w:val="1566"/>
+    <w:link w:val="1558"/>
     <w:uiPriority w:val="9"/>
     <w:pPr>
       <w:pBdr/>
@@ -70209,10 +70311,10 @@
       <w:szCs w:val="32"/>
     </w:rPr>
   </w:style>
-  <w:style w:type="character" w:styleId="410">
+  <w:style w:type="character" w:styleId="1570">
     <w:name w:val="Heading 3 Char"/>
-    <w:basedOn w:val="406"/>
-    <w:link w:val="399"/>
+    <w:basedOn w:val="1566"/>
+    <w:link w:val="1559"/>
     <w:uiPriority w:val="9"/>
     <w:pPr>
       <w:pBdr/>
@@ -70226,10 +70328,10 @@
       <w:szCs w:val="28"/>
     </w:rPr>
   </w:style>
-  <w:style w:type="character" w:styleId="411">
+  <w:style w:type="character" w:styleId="1571">
     <w:name w:val="Heading 4 Char"/>
-    <w:basedOn w:val="406"/>
-    <w:link w:val="400"/>
+    <w:basedOn w:val="1566"/>
+    <w:link w:val="1560"/>
     <w:uiPriority w:val="9"/>
     <w:pPr>
       <w:pBdr/>
@@ -70243,10 +70345,10 @@
       <w:color w:val="0f4761" w:themeColor="accent1" w:themeShade="BF"/>
     </w:rPr>
   </w:style>
-  <w:style w:type="character" w:styleId="412">
+  <w:style w:type="character" w:styleId="1572">
     <w:name w:val="Heading 5 Char"/>
-    <w:basedOn w:val="406"/>
-    <w:link w:val="401"/>
+    <w:basedOn w:val="1566"/>
+    <w:link w:val="1561"/>
     <w:uiPriority w:val="9"/>
     <w:pPr>
       <w:pBdr/>
@@ -70258,10 +70360,10 @@
       <w:color w:val="0f4761" w:themeColor="accent1" w:themeShade="BF"/>
     </w:rPr>
   </w:style>
-  <w:style w:type="character" w:styleId="413">
+  <w:style w:type="character" w:styleId="1573">
     <w:name w:val="Heading 6 Char"/>
-    <w:basedOn w:val="406"/>
-    <w:link w:val="402"/>
+    <w:basedOn w:val="1566"/>
+    <w:link w:val="1562"/>
     <w:uiPriority w:val="9"/>
     <w:pPr>
       <w:pBdr/>
@@ -70275,10 +70377,10 @@
       <w:color w:val="595959" w:themeColor="text1" w:themeTint="A6"/>
     </w:rPr>
   </w:style>
-  <w:style w:type="character" w:styleId="414">
+  <w:style w:type="character" w:styleId="1574">
     <w:name w:val="Heading 7 Char"/>
-    <w:basedOn w:val="406"/>
-    <w:link w:val="403"/>
+    <w:basedOn w:val="1566"/>
+    <w:link w:val="1563"/>
     <w:uiPriority w:val="9"/>
     <w:pPr>
       <w:pBdr/>
@@ -70290,10 +70392,10 @@
       <w:color w:val="595959" w:themeColor="text1" w:themeTint="A6"/>
     </w:rPr>
   </w:style>
-  <w:style w:type="character" w:styleId="415">
+  <w:style w:type="character" w:styleId="1575">
     <w:name w:val="Heading 8 Char"/>
-    <w:basedOn w:val="406"/>
-    <w:link w:val="404"/>
+    <w:basedOn w:val="1566"/>
+    <w:link w:val="1564"/>
     <w:uiPriority w:val="9"/>
     <w:pPr>
       <w:pBdr/>
@@ -70307,10 +70409,10 @@
       <w:color w:val="272727" w:themeColor="text1" w:themeTint="D8"/>
     </w:rPr>
   </w:style>
-  <w:style w:type="character" w:styleId="416">
+  <w:style w:type="character" w:styleId="1576">
     <w:name w:val="Heading 9 Char"/>
-    <w:basedOn w:val="406"/>
-    <w:link w:val="405"/>
+    <w:basedOn w:val="1566"/>
+    <w:link w:val="1565"/>
     <w:uiPriority w:val="9"/>
     <w:pPr>
       <w:pBdr/>
@@ -70324,11 +70426,11 @@
       <w:color w:val="272727" w:themeColor="text1" w:themeTint="D8"/>
     </w:rPr>
   </w:style>
-  <w:style w:type="paragraph" w:styleId="417">
+  <w:style w:type="paragraph" w:styleId="1577">
     <w:name w:val="Title"/>
-    <w:basedOn w:val="396"/>
-    <w:next w:val="396"/>
-    <w:link w:val="418"/>
+    <w:basedOn w:val="1556"/>
+    <w:next w:val="1556"/>
+    <w:link w:val="1578"/>
     <w:uiPriority w:val="10"/>
     <w:qFormat/>
     <w:pPr>
@@ -70344,10 +70446,10 @@
       <w:szCs w:val="56"/>
     </w:rPr>
   </w:style>
-  <w:style w:type="character" w:styleId="418">
+  <w:style w:type="character" w:styleId="1578">
     <w:name w:val="Title Char"/>
-    <w:basedOn w:val="406"/>
-    <w:link w:val="417"/>
+    <w:basedOn w:val="1566"/>
+    <w:link w:val="1577"/>
     <w:uiPriority w:val="10"/>
     <w:pPr>
       <w:pBdr/>
@@ -70361,11 +70463,11 @@
       <w:szCs w:val="56"/>
     </w:rPr>
   </w:style>
-  <w:style w:type="paragraph" w:styleId="419">
+  <w:style w:type="paragraph" w:styleId="1579">
     <w:name w:val="Subtitle"/>
-    <w:basedOn w:val="396"/>
-    <w:next w:val="396"/>
-    <w:link w:val="420"/>
+    <w:basedOn w:val="1556"/>
+    <w:next w:val="1556"/>
+    <w:link w:val="1580"/>
     <w:uiPriority w:val="11"/>
     <w:qFormat/>
     <w:pPr>
@@ -70383,10 +70485,10 @@
       <w:szCs w:val="28"/>
     </w:rPr>
   </w:style>
-  <w:style w:type="character" w:styleId="420">
+  <w:style w:type="character" w:styleId="1580">
     <w:name w:val="Subtitle Char"/>
-    <w:basedOn w:val="406"/>
-    <w:link w:val="419"/>
+    <w:basedOn w:val="1566"/>
+    <w:link w:val="1579"/>
     <w:uiPriority w:val="11"/>
     <w:pPr>
       <w:pBdr/>
@@ -70400,11 +70502,11 @@
       <w:szCs w:val="28"/>
     </w:rPr>
   </w:style>
-  <w:style w:type="paragraph" w:styleId="421">
+  <w:style w:type="paragraph" w:styleId="1581">
     <w:name w:val="Quote"/>
-    <w:basedOn w:val="396"/>
-    <w:next w:val="396"/>
-    <w:link w:val="422"/>
+    <w:basedOn w:val="1556"/>
+    <w:next w:val="1556"/>
+    <w:link w:val="1582"/>
     <w:uiPriority w:val="29"/>
     <w:qFormat/>
     <w:pPr>
@@ -70419,10 +70521,10 @@
       <w:color w:val="404040" w:themeColor="text1" w:themeTint="BF"/>
     </w:rPr>
   </w:style>
-  <w:style w:type="character" w:styleId="422">
+  <w:style w:type="character" w:styleId="1582">
     <w:name w:val="Quote Char"/>
-    <w:basedOn w:val="406"/>
-    <w:link w:val="421"/>
+    <w:basedOn w:val="1566"/>
+    <w:link w:val="1581"/>
     <w:uiPriority w:val="29"/>
     <w:pPr>
       <w:pBdr/>
@@ -70435,9 +70537,9 @@
       <w:color w:val="404040" w:themeColor="text1" w:themeTint="BF"/>
     </w:rPr>
   </w:style>
-  <w:style w:type="paragraph" w:styleId="423">
+  <w:style w:type="paragraph" w:styleId="1583">
     <w:name w:val="List Paragraph"/>
-    <w:basedOn w:val="396"/>
+    <w:basedOn w:val="1556"/>
     <w:uiPriority w:val="34"/>
     <w:qFormat/>
     <w:pPr>
@@ -70447,9 +70549,9 @@
       <w:contextualSpacing w:val="true"/>
     </w:pPr>
   </w:style>
-  <w:style w:type="character" w:styleId="424">
+  <w:style w:type="character" w:styleId="1584">
     <w:name w:val="Intense Emphasis"/>
-    <w:basedOn w:val="406"/>
+    <w:basedOn w:val="1566"/>
     <w:uiPriority w:val="21"/>
     <w:qFormat/>
     <w:pPr>
@@ -70463,11 +70565,11 @@
       <w:color w:val="0f4761" w:themeColor="accent1" w:themeShade="BF"/>
     </w:rPr>
   </w:style>
-  <w:style w:type="paragraph" w:styleId="425">
+  <w:style w:type="paragraph" w:styleId="1585">
     <w:name w:val="Intense Quote"/>
-    <w:basedOn w:val="396"/>
-    <w:next w:val="396"/>
-    <w:link w:val="426"/>
+    <w:basedOn w:val="1556"/>
+    <w:next w:val="1556"/>
+    <w:link w:val="1586"/>
     <w:uiPriority w:val="30"/>
     <w:qFormat/>
     <w:pPr>
@@ -70485,10 +70587,10 @@
       <w:color w:val="0f4761" w:themeColor="accent1" w:themeShade="BF"/>
     </w:rPr>
   </w:style>
-  <w:style w:type="character" w:styleId="426">
+  <w:style w:type="character" w:styleId="1586">
     <w:name w:val="Intense Quote Char"/>
-    <w:basedOn w:val="406"/>
-    <w:link w:val="425"/>
+    <w:basedOn w:val="1566"/>
+    <w:link w:val="1585"/>
     <w:uiPriority w:val="30"/>
     <w:pPr>
       <w:pBdr/>
@@ -70501,9 +70603,9 @@
       <w:color w:val="0f4761" w:themeColor="accent1" w:themeShade="BF"/>
     </w:rPr>
   </w:style>
-  <w:style w:type="character" w:styleId="427">
+  <w:style w:type="character" w:styleId="1587">
     <w:name w:val="Intense Reference"/>
-    <w:basedOn w:val="406"/>
+    <w:basedOn w:val="1566"/>
     <w:uiPriority w:val="32"/>
     <w:qFormat/>
     <w:pPr>
@@ -70519,9 +70621,9 @@
       <w:spacing w:val="5"/>
     </w:rPr>
   </w:style>
-  <w:style w:type="paragraph" w:styleId="428">
+  <w:style w:type="paragraph" w:styleId="1588">
     <w:name w:val="No Spacing"/>
-    <w:basedOn w:val="396"/>
+    <w:basedOn w:val="1556"/>
     <w:uiPriority w:val="1"/>
     <w:qFormat/>
     <w:pPr>
@@ -70530,9 +70632,9 @@
       <w:ind/>
     </w:pPr>
   </w:style>
-  <w:style w:type="character" w:styleId="429">
+  <w:style w:type="character" w:styleId="1589">
     <w:name w:val="Subtle Emphasis"/>
-    <w:basedOn w:val="406"/>
+    <w:basedOn w:val="1566"/>
     <w:uiPriority w:val="19"/>
     <w:qFormat/>
     <w:pPr>
@@ -70546,9 +70648,9 @@
       <w:color w:val="404040" w:themeColor="text1" w:themeTint="BF"/>
     </w:rPr>
   </w:style>
-  <w:style w:type="character" w:styleId="430">
+  <w:style w:type="character" w:styleId="1590">
     <w:name w:val="Emphasis"/>
-    <w:basedOn w:val="406"/>
+    <w:basedOn w:val="1566"/>
     <w:uiPriority w:val="20"/>
     <w:qFormat/>
     <w:pPr>
@@ -70561,9 +70663,9 @@
       <w:iCs/>
     </w:rPr>
   </w:style>
-  <w:style w:type="character" w:styleId="431">
+  <w:style w:type="character" w:styleId="1591">
     <w:name w:val="Strong"/>
-    <w:basedOn w:val="406"/>
+    <w:basedOn w:val="1566"/>
     <w:uiPriority w:val="22"/>
     <w:qFormat/>
     <w:pPr>
@@ -70576,9 +70678,9 @@
       <w:bCs/>
     </w:rPr>
   </w:style>
-  <w:style w:type="character" w:styleId="432">
+  <w:style w:type="character" w:styleId="1592">
     <w:name w:val="Subtle Reference"/>
-    <w:basedOn w:val="406"/>
+    <w:basedOn w:val="1566"/>
     <w:uiPriority w:val="31"/>
     <w:qFormat/>
     <w:pPr>
@@ -70591,9 +70693,9 @@
       <w:color w:val="5a5a5a" w:themeColor="text1" w:themeTint="A5"/>
     </w:rPr>
   </w:style>
-  <w:style w:type="character" w:styleId="433">
+  <w:style w:type="character" w:styleId="1593">
     <w:name w:val="Book Title"/>
-    <w:basedOn w:val="406"/>
+    <w:basedOn w:val="1566"/>
     <w:uiPriority w:val="33"/>
     <w:qFormat/>
     <w:pPr>
@@ -70609,10 +70711,10 @@
       <w:spacing w:val="5"/>
     </w:rPr>
   </w:style>
-  <w:style w:type="paragraph" w:styleId="434">
+  <w:style w:type="paragraph" w:styleId="1594">
     <w:name w:val="Header"/>
-    <w:basedOn w:val="396"/>
-    <w:link w:val="435"/>
+    <w:basedOn w:val="1556"/>
+    <w:link w:val="1595"/>
     <w:uiPriority w:val="99"/>
     <w:unhideWhenUsed/>
     <w:pPr>
@@ -70625,10 +70727,10 @@
       <w:ind/>
     </w:pPr>
   </w:style>
-  <w:style w:type="character" w:styleId="435">
+  <w:style w:type="character" w:styleId="1595">
     <w:name w:val="Header Char"/>
-    <w:basedOn w:val="406"/>
-    <w:link w:val="434"/>
+    <w:basedOn w:val="1566"/>
+    <w:link w:val="1594"/>
     <w:uiPriority w:val="99"/>
     <w:pPr>
       <w:pBdr/>
@@ -70636,10 +70738,10 @@
       <w:ind/>
     </w:pPr>
   </w:style>
-  <w:style w:type="paragraph" w:styleId="436">
+  <w:style w:type="paragraph" w:styleId="1596">
     <w:name w:val="Footer"/>
-    <w:basedOn w:val="396"/>
-    <w:link w:val="437"/>
+    <w:basedOn w:val="1556"/>
+    <w:link w:val="1597"/>
     <w:uiPriority w:val="99"/>
     <w:unhideWhenUsed/>
     <w:pPr>
@@ -70652,10 +70754,10 @@
       <w:ind/>
     </w:pPr>
   </w:style>
-  <w:style w:type="character" w:styleId="437">
+  <w:style w:type="character" w:styleId="1597">
     <w:name w:val="Footer Char"/>
-    <w:basedOn w:val="406"/>
-    <w:link w:val="436"/>
+    <w:basedOn w:val="1566"/>
+    <w:link w:val="1596"/>
     <w:uiPriority w:val="99"/>
     <w:pPr>
       <w:pBdr/>
@@ -70663,10 +70765,10 @@
       <w:ind/>
     </w:pPr>
   </w:style>
-  <w:style w:type="paragraph" w:styleId="438">
+  <w:style w:type="paragraph" w:styleId="1598">
     <w:name w:val="Caption"/>
-    <w:basedOn w:val="396"/>
-    <w:next w:val="396"/>
+    <w:basedOn w:val="1556"/>
+    <w:next w:val="1556"/>
     <w:uiPriority w:val="35"/>
     <w:unhideWhenUsed/>
     <w:qFormat/>
@@ -70683,10 +70785,10 @@
       <w:szCs w:val="18"/>
     </w:rPr>
   </w:style>
-  <w:style w:type="paragraph" w:styleId="439">
+  <w:style w:type="paragraph" w:styleId="1599">
     <w:name w:val="footnote text"/>
-    <w:basedOn w:val="396"/>
-    <w:link w:val="440"/>
+    <w:basedOn w:val="1556"/>
+    <w:link w:val="1600"/>
     <w:uiPriority w:val="99"/>
     <w:semiHidden/>
     <w:unhideWhenUsed/>
@@ -70700,10 +70802,10 @@
       <w:szCs w:val="20"/>
     </w:rPr>
   </w:style>
-  <w:style w:type="character" w:styleId="440">
+  <w:style w:type="character" w:styleId="1600">
     <w:name w:val="Footnote Text Char"/>
-    <w:basedOn w:val="406"/>
-    <w:link w:val="439"/>
+    <w:basedOn w:val="1566"/>
+    <w:link w:val="1599"/>
     <w:uiPriority w:val="99"/>
     <w:semiHidden/>
     <w:pPr>
@@ -70716,9 +70818,9 @@
       <w:szCs w:val="20"/>
     </w:rPr>
   </w:style>
-  <w:style w:type="character" w:styleId="441">
+  <w:style w:type="character" w:styleId="1601">
     <w:name w:val="footnote reference"/>
-    <w:basedOn w:val="406"/>
+    <w:basedOn w:val="1566"/>
     <w:uiPriority w:val="99"/>
     <w:semiHidden/>
     <w:unhideWhenUsed/>
@@ -70731,10 +70833,10 @@
       <w:vertAlign w:val="superscript"/>
     </w:rPr>
   </w:style>
-  <w:style w:type="paragraph" w:styleId="442">
+  <w:style w:type="paragraph" w:styleId="1602">
     <w:name w:val="endnote text"/>
-    <w:basedOn w:val="396"/>
-    <w:link w:val="443"/>
+    <w:basedOn w:val="1556"/>
+    <w:link w:val="1603"/>
     <w:uiPriority w:val="99"/>
     <w:semiHidden/>
     <w:unhideWhenUsed/>
@@ -70748,10 +70850,10 @@
       <w:szCs w:val="20"/>
     </w:rPr>
   </w:style>
-  <w:style w:type="character" w:styleId="443">
+  <w:style w:type="character" w:styleId="1603">
     <w:name w:val="Endnote Text Char"/>
-    <w:basedOn w:val="406"/>
-    <w:link w:val="442"/>
+    <w:basedOn w:val="1566"/>
+    <w:link w:val="1602"/>
     <w:uiPriority w:val="99"/>
     <w:semiHidden/>
     <w:pPr>
@@ -70764,9 +70866,9 @@
       <w:szCs w:val="20"/>
     </w:rPr>
   </w:style>
-  <w:style w:type="character" w:styleId="444">
+  <w:style w:type="character" w:styleId="1604">
     <w:name w:val="endnote reference"/>
-    <w:basedOn w:val="406"/>
+    <w:basedOn w:val="1566"/>
     <w:uiPriority w:val="99"/>
     <w:semiHidden/>
     <w:unhideWhenUsed/>
@@ -70779,9 +70881,9 @@
       <w:vertAlign w:val="superscript"/>
     </w:rPr>
   </w:style>
-  <w:style w:type="character" w:styleId="445">
+  <w:style w:type="character" w:styleId="1605">
     <w:name w:val="Hyperlink"/>
-    <w:basedOn w:val="406"/>
+    <w:basedOn w:val="1566"/>
     <w:uiPriority w:val="99"/>
     <w:unhideWhenUsed/>
     <w:pPr>
@@ -70794,9 +70896,9 @@
       <w:u w:val="single"/>
     </w:rPr>
   </w:style>
-  <w:style w:type="character" w:styleId="446">
+  <w:style w:type="character" w:styleId="1606">
     <w:name w:val="FollowedHyperlink"/>
-    <w:basedOn w:val="406"/>
+    <w:basedOn w:val="1566"/>
     <w:uiPriority w:val="99"/>
     <w:semiHidden/>
     <w:unhideWhenUsed/>
@@ -70810,10 +70912,10 @@
       <w:u w:val="single"/>
     </w:rPr>
   </w:style>
-  <w:style w:type="paragraph" w:styleId="447">
+  <w:style w:type="paragraph" w:styleId="1607">
     <w:name w:val="toc 1"/>
-    <w:basedOn w:val="396"/>
-    <w:next w:val="396"/>
+    <w:basedOn w:val="1556"/>
+    <w:next w:val="1556"/>
     <w:uiPriority w:val="39"/>
     <w:unhideWhenUsed/>
     <w:pPr>
@@ -70822,10 +70924,10 @@
       <w:ind/>
     </w:pPr>
   </w:style>
-  <w:style w:type="paragraph" w:styleId="448">
+  <w:style w:type="paragraph" w:styleId="1608">
     <w:name w:val="toc 2"/>
-    <w:basedOn w:val="396"/>
-    <w:next w:val="396"/>
+    <w:basedOn w:val="1556"/>
+    <w:next w:val="1556"/>
     <w:uiPriority w:val="39"/>
     <w:unhideWhenUsed/>
     <w:pPr>
@@ -70834,10 +70936,10 @@
       <w:ind w:left="220"/>
     </w:pPr>
   </w:style>
-  <w:style w:type="paragraph" w:styleId="449">
+  <w:style w:type="paragraph" w:styleId="1609">
     <w:name w:val="toc 3"/>
-    <w:basedOn w:val="396"/>
-    <w:next w:val="396"/>
+    <w:basedOn w:val="1556"/>
+    <w:next w:val="1556"/>
     <w:uiPriority w:val="39"/>
     <w:unhideWhenUsed/>
     <w:pPr>
@@ -70846,10 +70948,10 @@
       <w:ind w:left="440"/>
     </w:pPr>
   </w:style>
-  <w:style w:type="paragraph" w:styleId="450">
+  <w:style w:type="paragraph" w:styleId="1610">
     <w:name w:val="toc 4"/>
-    <w:basedOn w:val="396"/>
-    <w:next w:val="396"/>
+    <w:basedOn w:val="1556"/>
+    <w:next w:val="1556"/>
     <w:uiPriority w:val="39"/>
     <w:unhideWhenUsed/>
     <w:pPr>
@@ -70858,10 +70960,10 @@
       <w:ind w:left="660"/>
     </w:pPr>
   </w:style>
-  <w:style w:type="paragraph" w:styleId="451">
+  <w:style w:type="paragraph" w:styleId="1611">
     <w:name w:val="toc 5"/>
-    <w:basedOn w:val="396"/>
-    <w:next w:val="396"/>
+    <w:basedOn w:val="1556"/>
+    <w:next w:val="1556"/>
     <w:uiPriority w:val="39"/>
     <w:unhideWhenUsed/>
     <w:pPr>
@@ -70870,10 +70972,10 @@
       <w:ind w:left="880"/>
     </w:pPr>
   </w:style>
-  <w:style w:type="paragraph" w:styleId="452">
+  <w:style w:type="paragraph" w:styleId="1612">
     <w:name w:val="toc 6"/>
-    <w:basedOn w:val="396"/>
-    <w:next w:val="396"/>
+    <w:basedOn w:val="1556"/>
+    <w:next w:val="1556"/>
     <w:uiPriority w:val="39"/>
     <w:unhideWhenUsed/>
     <w:pPr>
@@ -70882,10 +70984,10 @@
       <w:ind w:left="1100"/>
     </w:pPr>
   </w:style>
-  <w:style w:type="paragraph" w:styleId="453">
+  <w:style w:type="paragraph" w:styleId="1613">
     <w:name w:val="toc 7"/>
-    <w:basedOn w:val="396"/>
-    <w:next w:val="396"/>
+    <w:basedOn w:val="1556"/>
+    <w:next w:val="1556"/>
     <w:uiPriority w:val="39"/>
     <w:unhideWhenUsed/>
     <w:pPr>
@@ -70894,10 +70996,10 @@
       <w:ind w:left="1320"/>
     </w:pPr>
   </w:style>
-  <w:style w:type="paragraph" w:styleId="454">
+  <w:style w:type="paragraph" w:styleId="1614">
     <w:name w:val="toc 8"/>
-    <w:basedOn w:val="396"/>
-    <w:next w:val="396"/>
+    <w:basedOn w:val="1556"/>
+    <w:next w:val="1556"/>
     <w:uiPriority w:val="39"/>
     <w:unhideWhenUsed/>
     <w:pPr>
@@ -70906,10 +71008,10 @@
       <w:ind w:left="1540"/>
     </w:pPr>
   </w:style>
-  <w:style w:type="paragraph" w:styleId="455">
+  <w:style w:type="paragraph" w:styleId="1615">
     <w:name w:val="toc 9"/>
-    <w:basedOn w:val="396"/>
-    <w:next w:val="396"/>
+    <w:basedOn w:val="1556"/>
+    <w:next w:val="1556"/>
     <w:uiPriority w:val="39"/>
     <w:unhideWhenUsed/>
     <w:pPr>
@@ -70918,9 +71020,9 @@
       <w:ind w:left="1760"/>
     </w:pPr>
   </w:style>
-  <w:style w:type="character" w:styleId="456">
+  <w:style w:type="character" w:styleId="1616">
     <w:name w:val="Placeholder Text"/>
-    <w:basedOn w:val="406"/>
+    <w:basedOn w:val="1566"/>
     <w:uiPriority w:val="99"/>
     <w:semiHidden/>
     <w:pPr>
@@ -70932,7 +71034,7 @@
       <w:color w:val="666666"/>
     </w:rPr>
   </w:style>
-  <w:style w:type="paragraph" w:styleId="466">
+  <w:style w:type="paragraph" w:styleId="1617">
     <w:name w:val="TOC Heading"/>
     <w:uiPriority w:val="39"/>
     <w:unhideWhenUsed/>
@@ -70942,10 +71044,10 @@
       <w:ind/>
     </w:pPr>
   </w:style>
-  <w:style w:type="paragraph" w:styleId="467">
+  <w:style w:type="paragraph" w:styleId="1618">
     <w:name w:val="table of figures"/>
-    <w:basedOn w:val="396"/>
-    <w:next w:val="396"/>
+    <w:basedOn w:val="1556"/>
+    <w:next w:val="1556"/>
     <w:uiPriority w:val="99"/>
     <w:unhideWhenUsed/>
     <w:pPr>

--- a/CM_Lab1.docx
+++ b/CM_Lab1.docx
@@ -1217,13 +1217,6 @@
             </w:r>
             <w:r>
               <w:rPr>
-                <w:rFonts w:ascii="Times New Roman" w:hAnsi="Times New Roman" w:cs="Times New Roman"/>
-                <w:sz w:val="28"/>
-                <w:szCs w:val="28"/>
-              </w:rPr>
-            </w:r>
-            <w:r>
-              <w:rPr>
                 <w:rFonts w:ascii="Times New Roman" w:hAnsi="Times New Roman" w:eastAsia="Times New Roman" w:cs="Times New Roman"/>
                 <w:sz w:val="28"/>
                 <w:szCs w:val="28"/>
@@ -1238,29 +1231,6 @@
                 <w:szCs w:val="28"/>
               </w:rPr>
             </w:r>
-            <w:r>
-              <w:rPr>
-                <w:rFonts w:ascii="Times New Roman" w:hAnsi="Times New Roman" w:cs="Times New Roman"/>
-                <w:sz w:val="28"/>
-                <w:szCs w:val="28"/>
-              </w:rPr>
-            </w:r>
-            <w:r>
-              <w:rPr>
-                <w:rFonts w:ascii="Times New Roman" w:hAnsi="Times New Roman" w:eastAsia="Times New Roman" w:cs="Times New Roman"/>
-                <w:sz w:val="28"/>
-                <w:szCs w:val="28"/>
-                <w:lang w:val="en-US"/>
-              </w:rPr>
-            </w:r>
-            <w:r>
-              <w:rPr>
-                <w:rFonts w:ascii="Times New Roman" w:hAnsi="Times New Roman" w:cs="Times New Roman"/>
-                <w:sz w:val="28"/>
-                <w:szCs w:val="28"/>
-              </w:rPr>
-            </w:r>
-            <w:r/>
             <w:r>
               <w:rPr>
                 <w:rFonts w:ascii="Times New Roman" w:hAnsi="Times New Roman" w:cs="Times New Roman"/>
@@ -1382,6 +1352,11 @@
           <w:lang w:val="en-US"/>
         </w:rPr>
         <w:t xml:space="preserve">1</w:t>
+      </w:r>
+      <w:r>
+        <w:rPr>
+          <w:highlight w:val="none"/>
+        </w:rPr>
       </w:r>
       <w:r>
         <w:rPr>
@@ -2035,7 +2010,7 @@
       </w:r>
       <w:r>
         <w:rPr>
-          <w:highlight w:val="yellow"/>
+          <w:highlight w:val="none"/>
           <w14:ligatures w14:val="none"/>
         </w:rPr>
       </w:r>
@@ -2232,16 +2207,6 @@
             </w:r>
           </w:hyperlink>
           <w:r>
-            <w:rPr>
-              <w:highlight w:val="none"/>
-            </w:rPr>
-          </w:r>
-          <w:r>
-            <w:rPr>
-              <w:highlight w:val="none"/>
-            </w:rPr>
-          </w:r>
-          <w:r>
             <w:fldChar w:fldCharType="end"/>
           </w:r>
           <w:r>
@@ -2621,8 +2586,8 @@
       </w:r>
       <w:r>
         <w:rPr>
-          <w:sz w:val="28"/>
-          <w:szCs w:val="28"/>
+          <w:highlight w:val="none"/>
+          <w:lang w:val="ru-RU"/>
         </w:rPr>
       </w:r>
     </w:p>
@@ -2690,7 +2655,10 @@
       </w:r>
       <w:r>
         <w:rPr>
+          <w:sz w:val="28"/>
+          <w:szCs w:val="28"/>
           <w:highlight w:val="none"/>
+          <w:lang w:val="ru-RU"/>
         </w:rPr>
       </w:r>
       <w:r>
@@ -2738,7 +2706,7 @@
           <w:highlight w:val="none"/>
           <w:lang w:val="ru-RU"/>
         </w:rPr>
-        <w:t xml:space="preserve">памяти нужно включить переключатель ЗХ, переключатель АВТ/ОДН установить в положение ОДН, на переключателях АДРЕСС набрать адрес в памяти, который нужно прочитать, затем нажать переключатель ВП, таким образом на индикаторах ДАННЫЕ будут отображены данные, </w:t>
+        <w:t xml:space="preserve">памяти нужно включить переключатель ЗХ, переключатель АВТ/ОДН установить в положение ОДН, на переключателях АДРЕС набрать адрес в памяти, который нужно прочитать, затем нажать переключатель ВП, таким образом на индикаторах ДАННЫЕ будут отображены данные, </w:t>
       </w:r>
       <w:r>
         <w:rPr>
@@ -3193,7 +3161,7 @@
                 <w:szCs w:val="28"/>
                 <w:lang w:val="ru-RU"/>
               </w:rPr>
-              <w:t xml:space="preserve">в регистр </w:t>
+              <w:t xml:space="preserve">в регистр</w:t>
             </w:r>
             <w:r>
               <w:rPr>
@@ -3201,7 +3169,30 @@
                 <w:szCs w:val="28"/>
                 <w:lang w:val="en-US"/>
               </w:rPr>
-              <w:t xml:space="preserve">SP </w:t>
+            </w:r>
+            <w:r>
+              <w:rPr>
+                <w:sz w:val="28"/>
+                <w:szCs w:val="28"/>
+                <w:lang w:val="ru-RU"/>
+              </w:rPr>
+              <w:t xml:space="preserve"> </w:t>
+            </w:r>
+            <w:r>
+              <w:rPr>
+                <w:sz w:val="28"/>
+                <w:szCs w:val="28"/>
+                <w:lang w:val="en-US"/>
+              </w:rPr>
+              <w:t xml:space="preserve">S</w:t>
+            </w:r>
+            <w:r>
+              <w:rPr>
+                <w:sz w:val="28"/>
+                <w:szCs w:val="28"/>
+                <w:lang w:val="en-US"/>
+              </w:rPr>
+              <w:t xml:space="preserve">P </w:t>
             </w:r>
             <w:r>
               <w:rPr>
@@ -6235,6 +6226,9 @@
           <w:p>
             <w:pPr>
               <w:pBdr/>
+              <w:tabs>
+                <w:tab w:val="center" w:leader="none" w:pos="1155"/>
+              </w:tabs>
               <w:spacing w:line="264" w:lineRule="auto"/>
               <w:ind w:right="0" w:firstLine="0" w:left="0"/>
               <w:rPr>
@@ -6254,6 +6248,13 @@
                 <w:sz w:val="28"/>
                 <w:szCs w:val="28"/>
               </w:rPr>
+            </w:r>
+            <w:r>
+              <w:rPr>
+                <w:sz w:val="28"/>
+                <w:szCs w:val="28"/>
+              </w:rPr>
+              <w:tab/>
             </w:r>
             <w:r>
               <w:rPr>
@@ -40158,7 +40159,6 @@
         <w:ind/>
         <w:rPr/>
       </w:pPr>
-      <w:r/>
       <w:r>
         <w:separator/>
       </w:r>
@@ -40173,7 +40173,6 @@
         <w:ind/>
         <w:rPr/>
       </w:pPr>
-      <w:r/>
       <w:r>
         <w:continuationSeparator/>
       </w:r>
@@ -40210,7 +40209,6 @@
         <w:ind/>
         <w:rPr/>
       </w:pPr>
-      <w:r/>
       <w:r>
         <w:separator/>
       </w:r>
@@ -40225,7 +40223,6 @@
         <w:ind/>
         <w:rPr/>
       </w:pPr>
-      <w:r/>
       <w:r>
         <w:continuationSeparator/>
       </w:r>
@@ -40421,7 +40418,7 @@
     <w:lsdException w:name="Bibliography" w:uiPriority="37"/>
     <w:lsdException w:name="TOC Heading" w:uiPriority="39" w:qFormat="1"/>
   </w:latentStyles>
-  <w:style w:type="table" w:styleId="1429" w:default="1">
+  <w:style w:type="table" w:styleId="1465" w:default="1">
     <w:name w:val="Normal Table"/>
     <w:uiPriority w:val="99"/>
     <w:semiHidden/>
@@ -40614,9 +40611,9 @@
       </w:tcPr>
     </w:tblStylePr>
   </w:style>
-  <w:style w:type="table" w:styleId="1430">
+  <w:style w:type="table" w:styleId="1466">
     <w:name w:val="Table Grid"/>
-    <w:basedOn w:val="1429"/>
+    <w:basedOn w:val="1465"/>
     <w:uiPriority w:val="59"/>
     <w:pPr>
       <w:pBdr/>
@@ -40813,9 +40810,9 @@
       </w:tcPr>
     </w:tblStylePr>
   </w:style>
-  <w:style w:type="table" w:styleId="1431">
+  <w:style w:type="table" w:styleId="1467">
     <w:name w:val="Table Grid Light"/>
-    <w:basedOn w:val="1429"/>
+    <w:basedOn w:val="1465"/>
     <w:uiPriority w:val="59"/>
     <w:pPr>
       <w:pBdr/>
@@ -41012,9 +41009,9 @@
       </w:tcPr>
     </w:tblStylePr>
   </w:style>
-  <w:style w:type="table" w:styleId="1432">
+  <w:style w:type="table" w:styleId="1468">
     <w:name w:val="Plain Table 1"/>
-    <w:basedOn w:val="1429"/>
+    <w:basedOn w:val="1465"/>
     <w:uiPriority w:val="59"/>
     <w:pPr>
       <w:pBdr/>
@@ -41237,9 +41234,9 @@
       </w:tcPr>
     </w:tblStylePr>
   </w:style>
-  <w:style w:type="table" w:styleId="1433">
+  <w:style w:type="table" w:styleId="1469">
     <w:name w:val="Plain Table 2"/>
-    <w:basedOn w:val="1429"/>
+    <w:basedOn w:val="1465"/>
     <w:uiPriority w:val="59"/>
     <w:pPr>
       <w:pBdr/>
@@ -41470,9 +41467,9 @@
       </w:tcPr>
     </w:tblStylePr>
   </w:style>
-  <w:style w:type="table" w:styleId="1434">
+  <w:style w:type="table" w:styleId="1470">
     <w:name w:val="Plain Table 3"/>
-    <w:basedOn w:val="1429"/>
+    <w:basedOn w:val="1465"/>
     <w:uiPriority w:val="99"/>
     <w:pPr>
       <w:pBdr/>
@@ -41700,9 +41697,9 @@
       </w:tcPr>
     </w:tblStylePr>
   </w:style>
-  <w:style w:type="table" w:styleId="1435">
+  <w:style w:type="table" w:styleId="1471">
     <w:name w:val="Plain Table 4"/>
-    <w:basedOn w:val="1429"/>
+    <w:basedOn w:val="1465"/>
     <w:uiPriority w:val="99"/>
     <w:pPr>
       <w:pBdr/>
@@ -41916,9 +41913,9 @@
       </w:tcPr>
     </w:tblStylePr>
   </w:style>
-  <w:style w:type="table" w:styleId="1436">
+  <w:style w:type="table" w:styleId="1472">
     <w:name w:val="Plain Table 5"/>
-    <w:basedOn w:val="1429"/>
+    <w:basedOn w:val="1465"/>
     <w:uiPriority w:val="99"/>
     <w:pPr>
       <w:pBdr/>
@@ -42149,9 +42146,9 @@
       </w:tcPr>
     </w:tblStylePr>
   </w:style>
-  <w:style w:type="table" w:styleId="1437">
+  <w:style w:type="table" w:styleId="1473">
     <w:name w:val="Grid Table 1 Light"/>
-    <w:basedOn w:val="1429"/>
+    <w:basedOn w:val="1465"/>
     <w:uiPriority w:val="99"/>
     <w:pPr>
       <w:pBdr/>
@@ -42372,9 +42369,9 @@
       </w:tcPr>
     </w:tblStylePr>
   </w:style>
-  <w:style w:type="table" w:styleId="1438">
+  <w:style w:type="table" w:styleId="1474">
     <w:name w:val="Grid Table 1 Light - Accent 1"/>
-    <w:basedOn w:val="1429"/>
+    <w:basedOn w:val="1465"/>
     <w:uiPriority w:val="99"/>
     <w:pPr>
       <w:pBdr/>
@@ -42595,9 +42592,9 @@
       </w:tcPr>
     </w:tblStylePr>
   </w:style>
-  <w:style w:type="table" w:styleId="1439">
+  <w:style w:type="table" w:styleId="1475">
     <w:name w:val="Grid Table 1 Light - Accent 2"/>
-    <w:basedOn w:val="1429"/>
+    <w:basedOn w:val="1465"/>
     <w:uiPriority w:val="99"/>
     <w:pPr>
       <w:pBdr/>
@@ -42818,9 +42815,9 @@
       </w:tcPr>
     </w:tblStylePr>
   </w:style>
-  <w:style w:type="table" w:styleId="1440">
+  <w:style w:type="table" w:styleId="1476">
     <w:name w:val="Grid Table 1 Light - Accent 3"/>
-    <w:basedOn w:val="1429"/>
+    <w:basedOn w:val="1465"/>
     <w:uiPriority w:val="99"/>
     <w:pPr>
       <w:pBdr/>
@@ -43041,9 +43038,9 @@
       </w:tcPr>
     </w:tblStylePr>
   </w:style>
-  <w:style w:type="table" w:styleId="1441">
+  <w:style w:type="table" w:styleId="1477">
     <w:name w:val="Grid Table 1 Light - Accent 4"/>
-    <w:basedOn w:val="1429"/>
+    <w:basedOn w:val="1465"/>
     <w:uiPriority w:val="99"/>
     <w:pPr>
       <w:pBdr/>
@@ -43264,9 +43261,9 @@
       </w:tcPr>
     </w:tblStylePr>
   </w:style>
-  <w:style w:type="table" w:styleId="1442">
+  <w:style w:type="table" w:styleId="1478">
     <w:name w:val="Grid Table 1 Light - Accent 5"/>
-    <w:basedOn w:val="1429"/>
+    <w:basedOn w:val="1465"/>
     <w:uiPriority w:val="99"/>
     <w:pPr>
       <w:pBdr/>
@@ -43487,9 +43484,9 @@
       </w:tcPr>
     </w:tblStylePr>
   </w:style>
-  <w:style w:type="table" w:styleId="1443">
+  <w:style w:type="table" w:styleId="1479">
     <w:name w:val="Grid Table 1 Light - Accent 6"/>
-    <w:basedOn w:val="1429"/>
+    <w:basedOn w:val="1465"/>
     <w:uiPriority w:val="99"/>
     <w:pPr>
       <w:pBdr/>
@@ -43710,9 +43707,9 @@
       </w:tcPr>
     </w:tblStylePr>
   </w:style>
-  <w:style w:type="table" w:styleId="1444">
+  <w:style w:type="table" w:styleId="1480">
     <w:name w:val="Grid Table 2"/>
-    <w:basedOn w:val="1429"/>
+    <w:basedOn w:val="1465"/>
     <w:uiPriority w:val="99"/>
     <w:pPr>
       <w:pBdr/>
@@ -43942,9 +43939,9 @@
       </w:tcPr>
     </w:tblStylePr>
   </w:style>
-  <w:style w:type="table" w:styleId="1445">
+  <w:style w:type="table" w:styleId="1481">
     <w:name w:val="Grid Table 2 - Accent 1"/>
-    <w:basedOn w:val="1429"/>
+    <w:basedOn w:val="1465"/>
     <w:uiPriority w:val="99"/>
     <w:pPr>
       <w:pBdr/>
@@ -44174,9 +44171,9 @@
       </w:tcPr>
     </w:tblStylePr>
   </w:style>
-  <w:style w:type="table" w:styleId="1446">
+  <w:style w:type="table" w:styleId="1482">
     <w:name w:val="Grid Table 2 - Accent 2"/>
-    <w:basedOn w:val="1429"/>
+    <w:basedOn w:val="1465"/>
     <w:uiPriority w:val="99"/>
     <w:pPr>
       <w:pBdr/>
@@ -44406,9 +44403,9 @@
       </w:tcPr>
     </w:tblStylePr>
   </w:style>
-  <w:style w:type="table" w:styleId="1447">
+  <w:style w:type="table" w:styleId="1483">
     <w:name w:val="Grid Table 2 - Accent 3"/>
-    <w:basedOn w:val="1429"/>
+    <w:basedOn w:val="1465"/>
     <w:uiPriority w:val="99"/>
     <w:pPr>
       <w:pBdr/>
@@ -44638,9 +44635,9 @@
       </w:tcPr>
     </w:tblStylePr>
   </w:style>
-  <w:style w:type="table" w:styleId="1448">
+  <w:style w:type="table" w:styleId="1484">
     <w:name w:val="Grid Table 2 - Accent 4"/>
-    <w:basedOn w:val="1429"/>
+    <w:basedOn w:val="1465"/>
     <w:uiPriority w:val="99"/>
     <w:pPr>
       <w:pBdr/>
@@ -44870,9 +44867,9 @@
       </w:tcPr>
     </w:tblStylePr>
   </w:style>
-  <w:style w:type="table" w:styleId="1449">
+  <w:style w:type="table" w:styleId="1485">
     <w:name w:val="Grid Table 2 - Accent 5"/>
-    <w:basedOn w:val="1429"/>
+    <w:basedOn w:val="1465"/>
     <w:uiPriority w:val="99"/>
     <w:pPr>
       <w:pBdr/>
@@ -45102,9 +45099,9 @@
       </w:tcPr>
     </w:tblStylePr>
   </w:style>
-  <w:style w:type="table" w:styleId="1450">
+  <w:style w:type="table" w:styleId="1486">
     <w:name w:val="Grid Table 2 - Accent 6"/>
-    <w:basedOn w:val="1429"/>
+    <w:basedOn w:val="1465"/>
     <w:uiPriority w:val="99"/>
     <w:pPr>
       <w:pBdr/>
@@ -45334,9 +45331,9 @@
       </w:tcPr>
     </w:tblStylePr>
   </w:style>
-  <w:style w:type="table" w:styleId="1451">
+  <w:style w:type="table" w:styleId="1487">
     <w:name w:val="Grid Table 3"/>
-    <w:basedOn w:val="1429"/>
+    <w:basedOn w:val="1465"/>
     <w:uiPriority w:val="99"/>
     <w:pPr>
       <w:pBdr/>
@@ -45579,9 +45576,9 @@
       </w:tcPr>
     </w:tblStylePr>
   </w:style>
-  <w:style w:type="table" w:styleId="1452">
+  <w:style w:type="table" w:styleId="1488">
     <w:name w:val="Grid Table 3 - Accent 1"/>
-    <w:basedOn w:val="1429"/>
+    <w:basedOn w:val="1465"/>
     <w:uiPriority w:val="99"/>
     <w:pPr>
       <w:pBdr/>
@@ -45824,9 +45821,9 @@
       </w:tcPr>
     </w:tblStylePr>
   </w:style>
-  <w:style w:type="table" w:styleId="1453">
+  <w:style w:type="table" w:styleId="1489">
     <w:name w:val="Grid Table 3 - Accent 2"/>
-    <w:basedOn w:val="1429"/>
+    <w:basedOn w:val="1465"/>
     <w:uiPriority w:val="99"/>
     <w:pPr>
       <w:pBdr/>
@@ -46069,9 +46066,9 @@
       </w:tcPr>
     </w:tblStylePr>
   </w:style>
-  <w:style w:type="table" w:styleId="1454">
+  <w:style w:type="table" w:styleId="1490">
     <w:name w:val="Grid Table 3 - Accent 3"/>
-    <w:basedOn w:val="1429"/>
+    <w:basedOn w:val="1465"/>
     <w:uiPriority w:val="99"/>
     <w:pPr>
       <w:pBdr/>
@@ -46314,9 +46311,9 @@
       </w:tcPr>
     </w:tblStylePr>
   </w:style>
-  <w:style w:type="table" w:styleId="1455">
+  <w:style w:type="table" w:styleId="1491">
     <w:name w:val="Grid Table 3 - Accent 4"/>
-    <w:basedOn w:val="1429"/>
+    <w:basedOn w:val="1465"/>
     <w:uiPriority w:val="99"/>
     <w:pPr>
       <w:pBdr/>
@@ -46559,9 +46556,9 @@
       </w:tcPr>
     </w:tblStylePr>
   </w:style>
-  <w:style w:type="table" w:styleId="1456">
+  <w:style w:type="table" w:styleId="1492">
     <w:name w:val="Grid Table 3 - Accent 5"/>
-    <w:basedOn w:val="1429"/>
+    <w:basedOn w:val="1465"/>
     <w:uiPriority w:val="99"/>
     <w:pPr>
       <w:pBdr/>
@@ -46804,9 +46801,9 @@
       </w:tcPr>
     </w:tblStylePr>
   </w:style>
-  <w:style w:type="table" w:styleId="1457">
+  <w:style w:type="table" w:styleId="1493">
     <w:name w:val="Grid Table 3 - Accent 6"/>
-    <w:basedOn w:val="1429"/>
+    <w:basedOn w:val="1465"/>
     <w:uiPriority w:val="99"/>
     <w:pPr>
       <w:pBdr/>
@@ -47049,9 +47046,9 @@
       </w:tcPr>
     </w:tblStylePr>
   </w:style>
-  <w:style w:type="table" w:styleId="1458">
+  <w:style w:type="table" w:styleId="1494">
     <w:name w:val="Grid Table 4"/>
-    <w:basedOn w:val="1429"/>
+    <w:basedOn w:val="1465"/>
     <w:uiPriority w:val="59"/>
     <w:pPr>
       <w:pBdr/>
@@ -47282,9 +47279,9 @@
       </w:tcPr>
     </w:tblStylePr>
   </w:style>
-  <w:style w:type="table" w:styleId="1459">
+  <w:style w:type="table" w:styleId="1495">
     <w:name w:val="Grid Table 4 - Accent 1"/>
-    <w:basedOn w:val="1429"/>
+    <w:basedOn w:val="1465"/>
     <w:uiPriority w:val="59"/>
     <w:pPr>
       <w:pBdr/>
@@ -47515,9 +47512,9 @@
       </w:tcPr>
     </w:tblStylePr>
   </w:style>
-  <w:style w:type="table" w:styleId="1460">
+  <w:style w:type="table" w:styleId="1496">
     <w:name w:val="Grid Table 4 - Accent 2"/>
-    <w:basedOn w:val="1429"/>
+    <w:basedOn w:val="1465"/>
     <w:uiPriority w:val="59"/>
     <w:pPr>
       <w:pBdr/>
@@ -47748,9 +47745,9 @@
       </w:tcPr>
     </w:tblStylePr>
   </w:style>
-  <w:style w:type="table" w:styleId="1461">
+  <w:style w:type="table" w:styleId="1497">
     <w:name w:val="Grid Table 4 - Accent 3"/>
-    <w:basedOn w:val="1429"/>
+    <w:basedOn w:val="1465"/>
     <w:uiPriority w:val="59"/>
     <w:pPr>
       <w:pBdr/>
@@ -47981,9 +47978,9 @@
       </w:tcPr>
     </w:tblStylePr>
   </w:style>
-  <w:style w:type="table" w:styleId="1462">
+  <w:style w:type="table" w:styleId="1498">
     <w:name w:val="Grid Table 4 - Accent 4"/>
-    <w:basedOn w:val="1429"/>
+    <w:basedOn w:val="1465"/>
     <w:uiPriority w:val="59"/>
     <w:pPr>
       <w:pBdr/>
@@ -48214,9 +48211,9 @@
       </w:tcPr>
     </w:tblStylePr>
   </w:style>
-  <w:style w:type="table" w:styleId="1463">
+  <w:style w:type="table" w:styleId="1499">
     <w:name w:val="Grid Table 4 - Accent 5"/>
-    <w:basedOn w:val="1429"/>
+    <w:basedOn w:val="1465"/>
     <w:uiPriority w:val="59"/>
     <w:pPr>
       <w:pBdr/>
@@ -48447,9 +48444,9 @@
       </w:tcPr>
     </w:tblStylePr>
   </w:style>
-  <w:style w:type="table" w:styleId="1464">
+  <w:style w:type="table" w:styleId="1500">
     <w:name w:val="Grid Table 4 - Accent 6"/>
-    <w:basedOn w:val="1429"/>
+    <w:basedOn w:val="1465"/>
     <w:uiPriority w:val="59"/>
     <w:pPr>
       <w:pBdr/>
@@ -48680,9 +48677,9 @@
       </w:tcPr>
     </w:tblStylePr>
   </w:style>
-  <w:style w:type="table" w:styleId="1465">
+  <w:style w:type="table" w:styleId="1501">
     <w:name w:val="Grid Table 5 Dark"/>
-    <w:basedOn w:val="1429"/>
+    <w:basedOn w:val="1465"/>
     <w:uiPriority w:val="99"/>
     <w:pPr>
       <w:pBdr/>
@@ -48908,9 +48905,9 @@
       </w:tcPr>
     </w:tblStylePr>
   </w:style>
-  <w:style w:type="table" w:styleId="1466">
+  <w:style w:type="table" w:styleId="1502">
     <w:name w:val="Grid Table 5 Dark- Accent 1"/>
-    <w:basedOn w:val="1429"/>
+    <w:basedOn w:val="1465"/>
     <w:uiPriority w:val="99"/>
     <w:pPr>
       <w:pBdr/>
@@ -49136,9 +49133,9 @@
       </w:tcPr>
     </w:tblStylePr>
   </w:style>
-  <w:style w:type="table" w:styleId="1467">
+  <w:style w:type="table" w:styleId="1503">
     <w:name w:val="Grid Table 5 Dark - Accent 2"/>
-    <w:basedOn w:val="1429"/>
+    <w:basedOn w:val="1465"/>
     <w:uiPriority w:val="99"/>
     <w:pPr>
       <w:pBdr/>
@@ -49364,9 +49361,9 @@
       </w:tcPr>
     </w:tblStylePr>
   </w:style>
-  <w:style w:type="table" w:styleId="1468">
+  <w:style w:type="table" w:styleId="1504">
     <w:name w:val="Grid Table 5 Dark - Accent 3"/>
-    <w:basedOn w:val="1429"/>
+    <w:basedOn w:val="1465"/>
     <w:uiPriority w:val="99"/>
     <w:pPr>
       <w:pBdr/>
@@ -49592,9 +49589,9 @@
       </w:tcPr>
     </w:tblStylePr>
   </w:style>
-  <w:style w:type="table" w:styleId="1469">
+  <w:style w:type="table" w:styleId="1505">
     <w:name w:val="Grid Table 5 Dark- Accent 4"/>
-    <w:basedOn w:val="1429"/>
+    <w:basedOn w:val="1465"/>
     <w:uiPriority w:val="99"/>
     <w:pPr>
       <w:pBdr/>
@@ -49820,9 +49817,9 @@
       </w:tcPr>
     </w:tblStylePr>
   </w:style>
-  <w:style w:type="table" w:styleId="1470">
+  <w:style w:type="table" w:styleId="1506">
     <w:name w:val="Grid Table 5 Dark - Accent 5"/>
-    <w:basedOn w:val="1429"/>
+    <w:basedOn w:val="1465"/>
     <w:uiPriority w:val="99"/>
     <w:pPr>
       <w:pBdr/>
@@ -50048,9 +50045,9 @@
       </w:tcPr>
     </w:tblStylePr>
   </w:style>
-  <w:style w:type="table" w:styleId="1471">
+  <w:style w:type="table" w:styleId="1507">
     <w:name w:val="Grid Table 5 Dark - Accent 6"/>
-    <w:basedOn w:val="1429"/>
+    <w:basedOn w:val="1465"/>
     <w:uiPriority w:val="99"/>
     <w:pPr>
       <w:pBdr/>
@@ -50276,9 +50273,9 @@
       </w:tcPr>
     </w:tblStylePr>
   </w:style>
-  <w:style w:type="table" w:styleId="1472">
+  <w:style w:type="table" w:styleId="1508">
     <w:name w:val="Grid Table 6 Colorful"/>
-    <w:basedOn w:val="1429"/>
+    <w:basedOn w:val="1465"/>
     <w:uiPriority w:val="99"/>
     <w:pPr>
       <w:pBdr/>
@@ -50506,9 +50503,9 @@
       </w:tcPr>
     </w:tblStylePr>
   </w:style>
-  <w:style w:type="table" w:styleId="1473">
+  <w:style w:type="table" w:styleId="1509">
     <w:name w:val="Grid Table 6 Colorful - Accent 1"/>
-    <w:basedOn w:val="1429"/>
+    <w:basedOn w:val="1465"/>
     <w:uiPriority w:val="99"/>
     <w:pPr>
       <w:pBdr/>
@@ -50736,9 +50733,9 @@
       </w:tcPr>
     </w:tblStylePr>
   </w:style>
-  <w:style w:type="table" w:styleId="1474">
+  <w:style w:type="table" w:styleId="1510">
     <w:name w:val="Grid Table 6 Colorful - Accent 2"/>
-    <w:basedOn w:val="1429"/>
+    <w:basedOn w:val="1465"/>
     <w:uiPriority w:val="99"/>
     <w:pPr>
       <w:pBdr/>
@@ -50966,9 +50963,9 @@
       </w:tcPr>
     </w:tblStylePr>
   </w:style>
-  <w:style w:type="table" w:styleId="1475">
+  <w:style w:type="table" w:styleId="1511">
     <w:name w:val="Grid Table 6 Colorful - Accent 3"/>
-    <w:basedOn w:val="1429"/>
+    <w:basedOn w:val="1465"/>
     <w:uiPriority w:val="99"/>
     <w:pPr>
       <w:pBdr/>
@@ -51196,9 +51193,9 @@
       </w:tcPr>
     </w:tblStylePr>
   </w:style>
-  <w:style w:type="table" w:styleId="1476">
+  <w:style w:type="table" w:styleId="1512">
     <w:name w:val="Grid Table 6 Colorful - Accent 4"/>
-    <w:basedOn w:val="1429"/>
+    <w:basedOn w:val="1465"/>
     <w:uiPriority w:val="99"/>
     <w:pPr>
       <w:pBdr/>
@@ -51426,9 +51423,9 @@
       </w:tcPr>
     </w:tblStylePr>
   </w:style>
-  <w:style w:type="table" w:styleId="1477">
+  <w:style w:type="table" w:styleId="1513">
     <w:name w:val="Grid Table 6 Colorful - Accent 5"/>
-    <w:basedOn w:val="1429"/>
+    <w:basedOn w:val="1465"/>
     <w:uiPriority w:val="99"/>
     <w:pPr>
       <w:pBdr/>
@@ -51656,9 +51653,9 @@
       </w:tcPr>
     </w:tblStylePr>
   </w:style>
-  <w:style w:type="table" w:styleId="1478">
+  <w:style w:type="table" w:styleId="1514">
     <w:name w:val="Grid Table 6 Colorful - Accent 6"/>
-    <w:basedOn w:val="1429"/>
+    <w:basedOn w:val="1465"/>
     <w:uiPriority w:val="99"/>
     <w:pPr>
       <w:pBdr/>
@@ -51886,9 +51883,9 @@
       </w:tcPr>
     </w:tblStylePr>
   </w:style>
-  <w:style w:type="table" w:styleId="1479">
+  <w:style w:type="table" w:styleId="1515">
     <w:name w:val="Grid Table 7 Colorful"/>
-    <w:basedOn w:val="1429"/>
+    <w:basedOn w:val="1465"/>
     <w:uiPriority w:val="99"/>
     <w:pPr>
       <w:pBdr/>
@@ -52140,9 +52137,9 @@
       </w:tcPr>
     </w:tblStylePr>
   </w:style>
-  <w:style w:type="table" w:styleId="1480">
+  <w:style w:type="table" w:styleId="1516">
     <w:name w:val="Grid Table 7 Colorful - Accent 1"/>
-    <w:basedOn w:val="1429"/>
+    <w:basedOn w:val="1465"/>
     <w:uiPriority w:val="99"/>
     <w:pPr>
       <w:pBdr/>
@@ -52394,9 +52391,9 @@
       </w:tcPr>
     </w:tblStylePr>
   </w:style>
-  <w:style w:type="table" w:styleId="1481">
+  <w:style w:type="table" w:styleId="1517">
     <w:name w:val="Grid Table 7 Colorful - Accent 2"/>
-    <w:basedOn w:val="1429"/>
+    <w:basedOn w:val="1465"/>
     <w:uiPriority w:val="99"/>
     <w:pPr>
       <w:pBdr/>
@@ -52648,9 +52645,9 @@
       </w:tcPr>
     </w:tblStylePr>
   </w:style>
-  <w:style w:type="table" w:styleId="1482">
+  <w:style w:type="table" w:styleId="1518">
     <w:name w:val="Grid Table 7 Colorful - Accent 3"/>
-    <w:basedOn w:val="1429"/>
+    <w:basedOn w:val="1465"/>
     <w:uiPriority w:val="99"/>
     <w:pPr>
       <w:pBdr/>
@@ -52902,9 +52899,9 @@
       </w:tcPr>
     </w:tblStylePr>
   </w:style>
-  <w:style w:type="table" w:styleId="1483">
+  <w:style w:type="table" w:styleId="1519">
     <w:name w:val="Grid Table 7 Colorful - Accent 4"/>
-    <w:basedOn w:val="1429"/>
+    <w:basedOn w:val="1465"/>
     <w:uiPriority w:val="99"/>
     <w:pPr>
       <w:pBdr/>
@@ -53156,9 +53153,9 @@
       </w:tcPr>
     </w:tblStylePr>
   </w:style>
-  <w:style w:type="table" w:styleId="1484">
+  <w:style w:type="table" w:styleId="1520">
     <w:name w:val="Grid Table 7 Colorful - Accent 5"/>
-    <w:basedOn w:val="1429"/>
+    <w:basedOn w:val="1465"/>
     <w:uiPriority w:val="99"/>
     <w:pPr>
       <w:pBdr/>
@@ -53410,9 +53407,9 @@
       </w:tcPr>
     </w:tblStylePr>
   </w:style>
-  <w:style w:type="table" w:styleId="1485">
+  <w:style w:type="table" w:styleId="1521">
     <w:name w:val="Grid Table 7 Colorful - Accent 6"/>
-    <w:basedOn w:val="1429"/>
+    <w:basedOn w:val="1465"/>
     <w:uiPriority w:val="99"/>
     <w:pPr>
       <w:pBdr/>
@@ -53664,9 +53661,9 @@
       </w:tcPr>
     </w:tblStylePr>
   </w:style>
-  <w:style w:type="table" w:styleId="1486">
+  <w:style w:type="table" w:styleId="1522">
     <w:name w:val="List Table 1 Light"/>
-    <w:basedOn w:val="1429"/>
+    <w:basedOn w:val="1465"/>
     <w:uiPriority w:val="99"/>
     <w:pPr>
       <w:pBdr/>
@@ -53880,9 +53877,9 @@
       </w:tcPr>
     </w:tblStylePr>
   </w:style>
-  <w:style w:type="table" w:styleId="1487">
+  <w:style w:type="table" w:styleId="1523">
     <w:name w:val="List Table 1 Light - Accent 1"/>
-    <w:basedOn w:val="1429"/>
+    <w:basedOn w:val="1465"/>
     <w:uiPriority w:val="99"/>
     <w:pPr>
       <w:pBdr/>
@@ -54096,9 +54093,9 @@
       </w:tcPr>
     </w:tblStylePr>
   </w:style>
-  <w:style w:type="table" w:styleId="1488">
+  <w:style w:type="table" w:styleId="1524">
     <w:name w:val="List Table 1 Light - Accent 2"/>
-    <w:basedOn w:val="1429"/>
+    <w:basedOn w:val="1465"/>
     <w:uiPriority w:val="99"/>
     <w:pPr>
       <w:pBdr/>
@@ -54312,9 +54309,9 @@
       </w:tcPr>
     </w:tblStylePr>
   </w:style>
-  <w:style w:type="table" w:styleId="1489">
+  <w:style w:type="table" w:styleId="1525">
     <w:name w:val="List Table 1 Light - Accent 3"/>
-    <w:basedOn w:val="1429"/>
+    <w:basedOn w:val="1465"/>
     <w:uiPriority w:val="99"/>
     <w:pPr>
       <w:pBdr/>
@@ -54528,9 +54525,9 @@
       </w:tcPr>
     </w:tblStylePr>
   </w:style>
-  <w:style w:type="table" w:styleId="1490">
+  <w:style w:type="table" w:styleId="1526">
     <w:name w:val="List Table 1 Light - Accent 4"/>
-    <w:basedOn w:val="1429"/>
+    <w:basedOn w:val="1465"/>
     <w:uiPriority w:val="99"/>
     <w:pPr>
       <w:pBdr/>
@@ -54744,9 +54741,9 @@
       </w:tcPr>
     </w:tblStylePr>
   </w:style>
-  <w:style w:type="table" w:styleId="1491">
+  <w:style w:type="table" w:styleId="1527">
     <w:name w:val="List Table 1 Light - Accent 5"/>
-    <w:basedOn w:val="1429"/>
+    <w:basedOn w:val="1465"/>
     <w:uiPriority w:val="99"/>
     <w:pPr>
       <w:pBdr/>
@@ -54960,9 +54957,9 @@
       </w:tcPr>
     </w:tblStylePr>
   </w:style>
-  <w:style w:type="table" w:styleId="1492">
+  <w:style w:type="table" w:styleId="1528">
     <w:name w:val="List Table 1 Light - Accent 6"/>
-    <w:basedOn w:val="1429"/>
+    <w:basedOn w:val="1465"/>
     <w:uiPriority w:val="99"/>
     <w:pPr>
       <w:pBdr/>
@@ -55176,9 +55173,9 @@
       </w:tcPr>
     </w:tblStylePr>
   </w:style>
-  <w:style w:type="table" w:styleId="1493">
+  <w:style w:type="table" w:styleId="1529">
     <w:name w:val="List Table 2"/>
-    <w:basedOn w:val="1429"/>
+    <w:basedOn w:val="1465"/>
     <w:uiPriority w:val="99"/>
     <w:pPr>
       <w:pBdr/>
@@ -55414,9 +55411,9 @@
       </w:tcPr>
     </w:tblStylePr>
   </w:style>
-  <w:style w:type="table" w:styleId="1494">
+  <w:style w:type="table" w:styleId="1530">
     <w:name w:val="List Table 2 - Accent 1"/>
-    <w:basedOn w:val="1429"/>
+    <w:basedOn w:val="1465"/>
     <w:uiPriority w:val="99"/>
     <w:pPr>
       <w:pBdr/>
@@ -55652,9 +55649,9 @@
       </w:tcPr>
     </w:tblStylePr>
   </w:style>
-  <w:style w:type="table" w:styleId="1495">
+  <w:style w:type="table" w:styleId="1531">
     <w:name w:val="List Table 2 - Accent 2"/>
-    <w:basedOn w:val="1429"/>
+    <w:basedOn w:val="1465"/>
     <w:uiPriority w:val="99"/>
     <w:pPr>
       <w:pBdr/>
@@ -55890,9 +55887,9 @@
       </w:tcPr>
     </w:tblStylePr>
   </w:style>
-  <w:style w:type="table" w:styleId="1496">
+  <w:style w:type="table" w:styleId="1532">
     <w:name w:val="List Table 2 - Accent 3"/>
-    <w:basedOn w:val="1429"/>
+    <w:basedOn w:val="1465"/>
     <w:uiPriority w:val="99"/>
     <w:pPr>
       <w:pBdr/>
@@ -56128,9 +56125,9 @@
       </w:tcPr>
     </w:tblStylePr>
   </w:style>
-  <w:style w:type="table" w:styleId="1497">
+  <w:style w:type="table" w:styleId="1533">
     <w:name w:val="List Table 2 - Accent 4"/>
-    <w:basedOn w:val="1429"/>
+    <w:basedOn w:val="1465"/>
     <w:uiPriority w:val="99"/>
     <w:pPr>
       <w:pBdr/>
@@ -56366,9 +56363,9 @@
       </w:tcPr>
     </w:tblStylePr>
   </w:style>
-  <w:style w:type="table" w:styleId="1498">
+  <w:style w:type="table" w:styleId="1534">
     <w:name w:val="List Table 2 - Accent 5"/>
-    <w:basedOn w:val="1429"/>
+    <w:basedOn w:val="1465"/>
     <w:uiPriority w:val="99"/>
     <w:pPr>
       <w:pBdr/>
@@ -56604,9 +56601,9 @@
       </w:tcPr>
     </w:tblStylePr>
   </w:style>
-  <w:style w:type="table" w:styleId="1499">
+  <w:style w:type="table" w:styleId="1535">
     <w:name w:val="List Table 2 - Accent 6"/>
-    <w:basedOn w:val="1429"/>
+    <w:basedOn w:val="1465"/>
     <w:uiPriority w:val="99"/>
     <w:pPr>
       <w:pBdr/>
@@ -56842,9 +56839,9 @@
       </w:tcPr>
     </w:tblStylePr>
   </w:style>
-  <w:style w:type="table" w:styleId="1500">
+  <w:style w:type="table" w:styleId="1536">
     <w:name w:val="List Table 3"/>
-    <w:basedOn w:val="1429"/>
+    <w:basedOn w:val="1465"/>
     <w:uiPriority w:val="99"/>
     <w:pPr>
       <w:pBdr/>
@@ -57070,9 +57067,9 @@
       </w:tcPr>
     </w:tblStylePr>
   </w:style>
-  <w:style w:type="table" w:styleId="1501">
+  <w:style w:type="table" w:styleId="1537">
     <w:name w:val="List Table 3 - Accent 1"/>
-    <w:basedOn w:val="1429"/>
+    <w:basedOn w:val="1465"/>
     <w:uiPriority w:val="99"/>
     <w:pPr>
       <w:pBdr/>
@@ -57298,9 +57295,9 @@
       </w:tcPr>
     </w:tblStylePr>
   </w:style>
-  <w:style w:type="table" w:styleId="1502">
+  <w:style w:type="table" w:styleId="1538">
     <w:name w:val="List Table 3 - Accent 2"/>
-    <w:basedOn w:val="1429"/>
+    <w:basedOn w:val="1465"/>
     <w:uiPriority w:val="99"/>
     <w:pPr>
       <w:pBdr/>
@@ -57526,9 +57523,9 @@
       </w:tcPr>
     </w:tblStylePr>
   </w:style>
-  <w:style w:type="table" w:styleId="1503">
+  <w:style w:type="table" w:styleId="1539">
     <w:name w:val="List Table 3 - Accent 3"/>
-    <w:basedOn w:val="1429"/>
+    <w:basedOn w:val="1465"/>
     <w:uiPriority w:val="99"/>
     <w:pPr>
       <w:pBdr/>
@@ -57754,9 +57751,9 @@
       </w:tcPr>
     </w:tblStylePr>
   </w:style>
-  <w:style w:type="table" w:styleId="1504">
+  <w:style w:type="table" w:styleId="1540">
     <w:name w:val="List Table 3 - Accent 4"/>
-    <w:basedOn w:val="1429"/>
+    <w:basedOn w:val="1465"/>
     <w:uiPriority w:val="99"/>
     <w:pPr>
       <w:pBdr/>
@@ -57982,9 +57979,9 @@
       </w:tcPr>
     </w:tblStylePr>
   </w:style>
-  <w:style w:type="table" w:styleId="1505">
+  <w:style w:type="table" w:styleId="1541">
     <w:name w:val="List Table 3 - Accent 5"/>
-    <w:basedOn w:val="1429"/>
+    <w:basedOn w:val="1465"/>
     <w:uiPriority w:val="99"/>
     <w:pPr>
       <w:pBdr/>
@@ -58210,9 +58207,9 @@
       </w:tcPr>
     </w:tblStylePr>
   </w:style>
-  <w:style w:type="table" w:styleId="1506">
+  <w:style w:type="table" w:styleId="1542">
     <w:name w:val="List Table 3 - Accent 6"/>
-    <w:basedOn w:val="1429"/>
+    <w:basedOn w:val="1465"/>
     <w:uiPriority w:val="99"/>
     <w:pPr>
       <w:pBdr/>
@@ -58438,9 +58435,9 @@
       </w:tcPr>
     </w:tblStylePr>
   </w:style>
-  <w:style w:type="table" w:styleId="1507">
+  <w:style w:type="table" w:styleId="1543">
     <w:name w:val="List Table 4"/>
-    <w:basedOn w:val="1429"/>
+    <w:basedOn w:val="1465"/>
     <w:uiPriority w:val="99"/>
     <w:pPr>
       <w:pBdr/>
@@ -58663,9 +58660,9 @@
       </w:tcPr>
     </w:tblStylePr>
   </w:style>
-  <w:style w:type="table" w:styleId="1508">
+  <w:style w:type="table" w:styleId="1544">
     <w:name w:val="List Table 4 - Accent 1"/>
-    <w:basedOn w:val="1429"/>
+    <w:basedOn w:val="1465"/>
     <w:uiPriority w:val="99"/>
     <w:pPr>
       <w:pBdr/>
@@ -58888,9 +58885,9 @@
       </w:tcPr>
     </w:tblStylePr>
   </w:style>
-  <w:style w:type="table" w:styleId="1509">
+  <w:style w:type="table" w:styleId="1545">
     <w:name w:val="List Table 4 - Accent 2"/>
-    <w:basedOn w:val="1429"/>
+    <w:basedOn w:val="1465"/>
     <w:uiPriority w:val="99"/>
     <w:pPr>
       <w:pBdr/>
@@ -59113,9 +59110,9 @@
       </w:tcPr>
     </w:tblStylePr>
   </w:style>
-  <w:style w:type="table" w:styleId="1510">
+  <w:style w:type="table" w:styleId="1546">
     <w:name w:val="List Table 4 - Accent 3"/>
-    <w:basedOn w:val="1429"/>
+    <w:basedOn w:val="1465"/>
     <w:uiPriority w:val="99"/>
     <w:pPr>
       <w:pBdr/>
@@ -59338,9 +59335,9 @@
       </w:tcPr>
     </w:tblStylePr>
   </w:style>
-  <w:style w:type="table" w:styleId="1511">
+  <w:style w:type="table" w:styleId="1547">
     <w:name w:val="List Table 4 - Accent 4"/>
-    <w:basedOn w:val="1429"/>
+    <w:basedOn w:val="1465"/>
     <w:uiPriority w:val="99"/>
     <w:pPr>
       <w:pBdr/>
@@ -59563,9 +59560,9 @@
       </w:tcPr>
     </w:tblStylePr>
   </w:style>
-  <w:style w:type="table" w:styleId="1512">
+  <w:style w:type="table" w:styleId="1548">
     <w:name w:val="List Table 4 - Accent 5"/>
-    <w:basedOn w:val="1429"/>
+    <w:basedOn w:val="1465"/>
     <w:uiPriority w:val="99"/>
     <w:pPr>
       <w:pBdr/>
@@ -59788,9 +59785,9 @@
       </w:tcPr>
     </w:tblStylePr>
   </w:style>
-  <w:style w:type="table" w:styleId="1513">
+  <w:style w:type="table" w:styleId="1549">
     <w:name w:val="List Table 4 - Accent 6"/>
-    <w:basedOn w:val="1429"/>
+    <w:basedOn w:val="1465"/>
     <w:uiPriority w:val="99"/>
     <w:pPr>
       <w:pBdr/>
@@ -60013,9 +60010,9 @@
       </w:tcPr>
     </w:tblStylePr>
   </w:style>
-  <w:style w:type="table" w:styleId="1514">
+  <w:style w:type="table" w:styleId="1550">
     <w:name w:val="List Table 5 Dark"/>
-    <w:basedOn w:val="1429"/>
+    <w:basedOn w:val="1465"/>
     <w:uiPriority w:val="99"/>
     <w:pPr>
       <w:pBdr/>
@@ -60255,9 +60252,9 @@
       </w:tcPr>
     </w:tblStylePr>
   </w:style>
-  <w:style w:type="table" w:styleId="1515">
+  <w:style w:type="table" w:styleId="1551">
     <w:name w:val="List Table 5 Dark - Accent 1"/>
-    <w:basedOn w:val="1429"/>
+    <w:basedOn w:val="1465"/>
     <w:uiPriority w:val="99"/>
     <w:pPr>
       <w:pBdr/>
@@ -60497,9 +60494,9 @@
       </w:tcPr>
     </w:tblStylePr>
   </w:style>
-  <w:style w:type="table" w:styleId="1516">
+  <w:style w:type="table" w:styleId="1552">
     <w:name w:val="List Table 5 Dark - Accent 2"/>
-    <w:basedOn w:val="1429"/>
+    <w:basedOn w:val="1465"/>
     <w:uiPriority w:val="99"/>
     <w:pPr>
       <w:pBdr/>
@@ -60739,9 +60736,9 @@
       </w:tcPr>
     </w:tblStylePr>
   </w:style>
-  <w:style w:type="table" w:styleId="1517">
+  <w:style w:type="table" w:styleId="1553">
     <w:name w:val="List Table 5 Dark - Accent 3"/>
-    <w:basedOn w:val="1429"/>
+    <w:basedOn w:val="1465"/>
     <w:uiPriority w:val="99"/>
     <w:pPr>
       <w:pBdr/>
@@ -60981,9 +60978,9 @@
       </w:tcPr>
     </w:tblStylePr>
   </w:style>
-  <w:style w:type="table" w:styleId="1518">
+  <w:style w:type="table" w:styleId="1554">
     <w:name w:val="List Table 5 Dark - Accent 4"/>
-    <w:basedOn w:val="1429"/>
+    <w:basedOn w:val="1465"/>
     <w:uiPriority w:val="99"/>
     <w:pPr>
       <w:pBdr/>
@@ -61223,9 +61220,9 @@
       </w:tcPr>
     </w:tblStylePr>
   </w:style>
-  <w:style w:type="table" w:styleId="1519">
+  <w:style w:type="table" w:styleId="1555">
     <w:name w:val="List Table 5 Dark - Accent 5"/>
-    <w:basedOn w:val="1429"/>
+    <w:basedOn w:val="1465"/>
     <w:uiPriority w:val="99"/>
     <w:pPr>
       <w:pBdr/>
@@ -61465,9 +61462,9 @@
       </w:tcPr>
     </w:tblStylePr>
   </w:style>
-  <w:style w:type="table" w:styleId="1520">
+  <w:style w:type="table" w:styleId="1556">
     <w:name w:val="List Table 5 Dark - Accent 6"/>
-    <w:basedOn w:val="1429"/>
+    <w:basedOn w:val="1465"/>
     <w:uiPriority w:val="99"/>
     <w:pPr>
       <w:pBdr/>
@@ -61707,9 +61704,9 @@
       </w:tcPr>
     </w:tblStylePr>
   </w:style>
-  <w:style w:type="table" w:styleId="1521">
+  <w:style w:type="table" w:styleId="1557">
     <w:name w:val="List Table 6 Colorful"/>
-    <w:basedOn w:val="1429"/>
+    <w:basedOn w:val="1465"/>
     <w:uiPriority w:val="99"/>
     <w:pPr>
       <w:pBdr/>
@@ -61930,9 +61927,9 @@
       </w:tcPr>
     </w:tblStylePr>
   </w:style>
-  <w:style w:type="table" w:styleId="1522">
+  <w:style w:type="table" w:styleId="1558">
     <w:name w:val="List Table 6 Colorful - Accent 1"/>
-    <w:basedOn w:val="1429"/>
+    <w:basedOn w:val="1465"/>
     <w:uiPriority w:val="99"/>
     <w:pPr>
       <w:pBdr/>
@@ -62153,9 +62150,9 @@
       </w:tcPr>
     </w:tblStylePr>
   </w:style>
-  <w:style w:type="table" w:styleId="1523">
+  <w:style w:type="table" w:styleId="1559">
     <w:name w:val="List Table 6 Colorful - Accent 2"/>
-    <w:basedOn w:val="1429"/>
+    <w:basedOn w:val="1465"/>
     <w:uiPriority w:val="99"/>
     <w:pPr>
       <w:pBdr/>
@@ -62376,9 +62373,9 @@
       </w:tcPr>
     </w:tblStylePr>
   </w:style>
-  <w:style w:type="table" w:styleId="1524">
+  <w:style w:type="table" w:styleId="1560">
     <w:name w:val="List Table 6 Colorful - Accent 3"/>
-    <w:basedOn w:val="1429"/>
+    <w:basedOn w:val="1465"/>
     <w:uiPriority w:val="99"/>
     <w:pPr>
       <w:pBdr/>
@@ -62599,9 +62596,9 @@
       </w:tcPr>
     </w:tblStylePr>
   </w:style>
-  <w:style w:type="table" w:styleId="1525">
+  <w:style w:type="table" w:styleId="1561">
     <w:name w:val="List Table 6 Colorful - Accent 4"/>
-    <w:basedOn w:val="1429"/>
+    <w:basedOn w:val="1465"/>
     <w:uiPriority w:val="99"/>
     <w:pPr>
       <w:pBdr/>
@@ -62822,9 +62819,9 @@
       </w:tcPr>
     </w:tblStylePr>
   </w:style>
-  <w:style w:type="table" w:styleId="1526">
+  <w:style w:type="table" w:styleId="1562">
     <w:name w:val="List Table 6 Colorful - Accent 5"/>
-    <w:basedOn w:val="1429"/>
+    <w:basedOn w:val="1465"/>
     <w:uiPriority w:val="99"/>
     <w:pPr>
       <w:pBdr/>
@@ -63045,9 +63042,9 @@
       </w:tcPr>
     </w:tblStylePr>
   </w:style>
-  <w:style w:type="table" w:styleId="1527">
+  <w:style w:type="table" w:styleId="1563">
     <w:name w:val="List Table 6 Colorful - Accent 6"/>
-    <w:basedOn w:val="1429"/>
+    <w:basedOn w:val="1465"/>
     <w:uiPriority w:val="99"/>
     <w:pPr>
       <w:pBdr/>
@@ -63268,9 +63265,9 @@
       </w:tcPr>
     </w:tblStylePr>
   </w:style>
-  <w:style w:type="table" w:styleId="1528">
+  <w:style w:type="table" w:styleId="1564">
     <w:name w:val="List Table 7 Colorful"/>
-    <w:basedOn w:val="1429"/>
+    <w:basedOn w:val="1465"/>
     <w:uiPriority w:val="99"/>
     <w:pPr>
       <w:pBdr/>
@@ -63524,9 +63521,9 @@
       </w:tcPr>
     </w:tblStylePr>
   </w:style>
-  <w:style w:type="table" w:styleId="1529">
+  <w:style w:type="table" w:styleId="1565">
     <w:name w:val="List Table 7 Colorful - Accent 1"/>
-    <w:basedOn w:val="1429"/>
+    <w:basedOn w:val="1465"/>
     <w:uiPriority w:val="99"/>
     <w:pPr>
       <w:pBdr/>
@@ -63780,9 +63777,9 @@
       </w:tcPr>
     </w:tblStylePr>
   </w:style>
-  <w:style w:type="table" w:styleId="1530">
+  <w:style w:type="table" w:styleId="1566">
     <w:name w:val="List Table 7 Colorful - Accent 2"/>
-    <w:basedOn w:val="1429"/>
+    <w:basedOn w:val="1465"/>
     <w:uiPriority w:val="99"/>
     <w:pPr>
       <w:pBdr/>
@@ -64036,9 +64033,9 @@
       </w:tcPr>
     </w:tblStylePr>
   </w:style>
-  <w:style w:type="table" w:styleId="1531">
+  <w:style w:type="table" w:styleId="1567">
     <w:name w:val="List Table 7 Colorful - Accent 3"/>
-    <w:basedOn w:val="1429"/>
+    <w:basedOn w:val="1465"/>
     <w:uiPriority w:val="99"/>
     <w:pPr>
       <w:pBdr/>
@@ -64292,9 +64289,9 @@
       </w:tcPr>
     </w:tblStylePr>
   </w:style>
-  <w:style w:type="table" w:styleId="1532">
+  <w:style w:type="table" w:styleId="1568">
     <w:name w:val="List Table 7 Colorful - Accent 4"/>
-    <w:basedOn w:val="1429"/>
+    <w:basedOn w:val="1465"/>
     <w:uiPriority w:val="99"/>
     <w:pPr>
       <w:pBdr/>
@@ -64548,9 +64545,9 @@
       </w:tcPr>
     </w:tblStylePr>
   </w:style>
-  <w:style w:type="table" w:styleId="1533">
+  <w:style w:type="table" w:styleId="1569">
     <w:name w:val="List Table 7 Colorful - Accent 5"/>
-    <w:basedOn w:val="1429"/>
+    <w:basedOn w:val="1465"/>
     <w:uiPriority w:val="99"/>
     <w:pPr>
       <w:pBdr/>
@@ -64804,9 +64801,9 @@
       </w:tcPr>
     </w:tblStylePr>
   </w:style>
-  <w:style w:type="table" w:styleId="1534">
+  <w:style w:type="table" w:styleId="1570">
     <w:name w:val="List Table 7 Colorful - Accent 6"/>
-    <w:basedOn w:val="1429"/>
+    <w:basedOn w:val="1465"/>
     <w:uiPriority w:val="99"/>
     <w:pPr>
       <w:pBdr/>
@@ -65060,9 +65057,9 @@
       </w:tcPr>
     </w:tblStylePr>
   </w:style>
-  <w:style w:type="table" w:styleId="1535">
+  <w:style w:type="table" w:styleId="1571">
     <w:name w:val="Lined - Accent"/>
-    <w:basedOn w:val="1429"/>
+    <w:basedOn w:val="1465"/>
     <w:uiPriority w:val="99"/>
     <w:pPr>
       <w:pBdr/>
@@ -65297,9 +65294,9 @@
       </w:tcPr>
     </w:tblStylePr>
   </w:style>
-  <w:style w:type="table" w:styleId="1536">
+  <w:style w:type="table" w:styleId="1572">
     <w:name w:val="Lined - Accent 1"/>
-    <w:basedOn w:val="1429"/>
+    <w:basedOn w:val="1465"/>
     <w:uiPriority w:val="99"/>
     <w:pPr>
       <w:pBdr/>
@@ -65534,9 +65531,9 @@
       </w:tcPr>
     </w:tblStylePr>
   </w:style>
-  <w:style w:type="table" w:styleId="1537">
+  <w:style w:type="table" w:styleId="1573">
     <w:name w:val="Lined - Accent 2"/>
-    <w:basedOn w:val="1429"/>
+    <w:basedOn w:val="1465"/>
     <w:uiPriority w:val="99"/>
     <w:pPr>
       <w:pBdr/>
@@ -65771,9 +65768,9 @@
       </w:tcPr>
     </w:tblStylePr>
   </w:style>
-  <w:style w:type="table" w:styleId="1538">
+  <w:style w:type="table" w:styleId="1574">
     <w:name w:val="Lined - Accent 3"/>
-    <w:basedOn w:val="1429"/>
+    <w:basedOn w:val="1465"/>
     <w:uiPriority w:val="99"/>
     <w:pPr>
       <w:pBdr/>
@@ -66008,9 +66005,9 @@
       </w:tcPr>
     </w:tblStylePr>
   </w:style>
-  <w:style w:type="table" w:styleId="1539">
+  <w:style w:type="table" w:styleId="1575">
     <w:name w:val="Lined - Accent 4"/>
-    <w:basedOn w:val="1429"/>
+    <w:basedOn w:val="1465"/>
     <w:uiPriority w:val="99"/>
     <w:pPr>
       <w:pBdr/>
@@ -66245,9 +66242,9 @@
       </w:tcPr>
     </w:tblStylePr>
   </w:style>
-  <w:style w:type="table" w:styleId="1540">
+  <w:style w:type="table" w:styleId="1576">
     <w:name w:val="Lined - Accent 5"/>
-    <w:basedOn w:val="1429"/>
+    <w:basedOn w:val="1465"/>
     <w:uiPriority w:val="99"/>
     <w:pPr>
       <w:pBdr/>
@@ -66482,9 +66479,9 @@
       </w:tcPr>
     </w:tblStylePr>
   </w:style>
-  <w:style w:type="table" w:styleId="1541">
+  <w:style w:type="table" w:styleId="1577">
     <w:name w:val="Lined - Accent 6"/>
-    <w:basedOn w:val="1429"/>
+    <w:basedOn w:val="1465"/>
     <w:uiPriority w:val="99"/>
     <w:pPr>
       <w:pBdr/>
@@ -66719,9 +66716,9 @@
       </w:tcPr>
     </w:tblStylePr>
   </w:style>
-  <w:style w:type="table" w:styleId="1542">
+  <w:style w:type="table" w:styleId="1578">
     <w:name w:val="Bordered &amp; Lined - Accent"/>
-    <w:basedOn w:val="1429"/>
+    <w:basedOn w:val="1465"/>
     <w:uiPriority w:val="99"/>
     <w:pPr>
       <w:pBdr/>
@@ -66963,9 +66960,9 @@
       </w:tcPr>
     </w:tblStylePr>
   </w:style>
-  <w:style w:type="table" w:styleId="1543">
+  <w:style w:type="table" w:styleId="1579">
     <w:name w:val="Bordered &amp; Lined - Accent 1"/>
-    <w:basedOn w:val="1429"/>
+    <w:basedOn w:val="1465"/>
     <w:uiPriority w:val="99"/>
     <w:pPr>
       <w:pBdr/>
@@ -67207,9 +67204,9 @@
       </w:tcPr>
     </w:tblStylePr>
   </w:style>
-  <w:style w:type="table" w:styleId="1544">
+  <w:style w:type="table" w:styleId="1580">
     <w:name w:val="Bordered &amp; Lined - Accent 2"/>
-    <w:basedOn w:val="1429"/>
+    <w:basedOn w:val="1465"/>
     <w:uiPriority w:val="99"/>
     <w:pPr>
       <w:pBdr/>
@@ -67451,9 +67448,9 @@
       </w:tcPr>
     </w:tblStylePr>
   </w:style>
-  <w:style w:type="table" w:styleId="1545">
+  <w:style w:type="table" w:styleId="1581">
     <w:name w:val="Bordered &amp; Lined - Accent 3"/>
-    <w:basedOn w:val="1429"/>
+    <w:basedOn w:val="1465"/>
     <w:uiPriority w:val="99"/>
     <w:pPr>
       <w:pBdr/>
@@ -67695,9 +67692,9 @@
       </w:tcPr>
     </w:tblStylePr>
   </w:style>
-  <w:style w:type="table" w:styleId="1546">
+  <w:style w:type="table" w:styleId="1582">
     <w:name w:val="Bordered &amp; Lined - Accent 4"/>
-    <w:basedOn w:val="1429"/>
+    <w:basedOn w:val="1465"/>
     <w:uiPriority w:val="99"/>
     <w:pPr>
       <w:pBdr/>
@@ -67939,9 +67936,9 @@
       </w:tcPr>
     </w:tblStylePr>
   </w:style>
-  <w:style w:type="table" w:styleId="1547">
+  <w:style w:type="table" w:styleId="1583">
     <w:name w:val="Bordered &amp; Lined - Accent 5"/>
-    <w:basedOn w:val="1429"/>
+    <w:basedOn w:val="1465"/>
     <w:uiPriority w:val="99"/>
     <w:pPr>
       <w:pBdr/>
@@ -68183,9 +68180,9 @@
       </w:tcPr>
     </w:tblStylePr>
   </w:style>
-  <w:style w:type="table" w:styleId="1548">
+  <w:style w:type="table" w:styleId="1584">
     <w:name w:val="Bordered &amp; Lined - Accent 6"/>
-    <w:basedOn w:val="1429"/>
+    <w:basedOn w:val="1465"/>
     <w:uiPriority w:val="99"/>
     <w:pPr>
       <w:pBdr/>
@@ -68427,9 +68424,9 @@
       </w:tcPr>
     </w:tblStylePr>
   </w:style>
-  <w:style w:type="table" w:styleId="1549">
+  <w:style w:type="table" w:styleId="1585">
     <w:name w:val="Bordered"/>
-    <w:basedOn w:val="1429"/>
+    <w:basedOn w:val="1465"/>
     <w:uiPriority w:val="99"/>
     <w:pPr>
       <w:pBdr/>
@@ -68658,9 +68655,9 @@
       </w:tcPr>
     </w:tblStylePr>
   </w:style>
-  <w:style w:type="table" w:styleId="1550">
+  <w:style w:type="table" w:styleId="1586">
     <w:name w:val="Bordered - Accent 1"/>
-    <w:basedOn w:val="1429"/>
+    <w:basedOn w:val="1465"/>
     <w:uiPriority w:val="99"/>
     <w:pPr>
       <w:pBdr/>
@@ -68889,9 +68886,9 @@
       </w:tcPr>
     </w:tblStylePr>
   </w:style>
-  <w:style w:type="table" w:styleId="1551">
+  <w:style w:type="table" w:styleId="1587">
     <w:name w:val="Bordered - Accent 2"/>
-    <w:basedOn w:val="1429"/>
+    <w:basedOn w:val="1465"/>
     <w:uiPriority w:val="99"/>
     <w:pPr>
       <w:pBdr/>
@@ -69120,9 +69117,9 @@
       </w:tcPr>
     </w:tblStylePr>
   </w:style>
-  <w:style w:type="table" w:styleId="1552">
+  <w:style w:type="table" w:styleId="1588">
     <w:name w:val="Bordered - Accent 3"/>
-    <w:basedOn w:val="1429"/>
+    <w:basedOn w:val="1465"/>
     <w:uiPriority w:val="99"/>
     <w:pPr>
       <w:pBdr/>
@@ -69351,9 +69348,9 @@
       </w:tcPr>
     </w:tblStylePr>
   </w:style>
-  <w:style w:type="table" w:styleId="1553">
+  <w:style w:type="table" w:styleId="1589">
     <w:name w:val="Bordered - Accent 4"/>
-    <w:basedOn w:val="1429"/>
+    <w:basedOn w:val="1465"/>
     <w:uiPriority w:val="99"/>
     <w:pPr>
       <w:pBdr/>
@@ -69582,9 +69579,9 @@
       </w:tcPr>
     </w:tblStylePr>
   </w:style>
-  <w:style w:type="table" w:styleId="1554">
+  <w:style w:type="table" w:styleId="1590">
     <w:name w:val="Bordered - Accent 5"/>
-    <w:basedOn w:val="1429"/>
+    <w:basedOn w:val="1465"/>
     <w:uiPriority w:val="99"/>
     <w:pPr>
       <w:pBdr/>
@@ -69813,9 +69810,9 @@
       </w:tcPr>
     </w:tblStylePr>
   </w:style>
-  <w:style w:type="table" w:styleId="1555">
+  <w:style w:type="table" w:styleId="1591">
     <w:name w:val="Bordered - Accent 6"/>
-    <w:basedOn w:val="1429"/>
+    <w:basedOn w:val="1465"/>
     <w:uiPriority w:val="99"/>
     <w:pPr>
       <w:pBdr/>
@@ -70044,7 +70041,7 @@
       </w:tcPr>
     </w:tblStylePr>
   </w:style>
-  <w:style w:type="paragraph" w:styleId="1556" w:default="1">
+  <w:style w:type="paragraph" w:styleId="1592" w:default="1">
     <w:name w:val="Normal"/>
     <w:qFormat/>
     <w:pPr>
@@ -70053,11 +70050,11 @@
       <w:ind/>
     </w:pPr>
   </w:style>
-  <w:style w:type="paragraph" w:styleId="1557">
+  <w:style w:type="paragraph" w:styleId="1593">
     <w:name w:val="Heading 1"/>
-    <w:basedOn w:val="1556"/>
-    <w:next w:val="1556"/>
-    <w:link w:val="1568"/>
+    <w:basedOn w:val="1592"/>
+    <w:next w:val="1592"/>
+    <w:link w:val="1604"/>
     <w:uiPriority w:val="9"/>
     <w:qFormat/>
     <w:pPr>
@@ -70075,11 +70072,11 @@
       <w:szCs w:val="40"/>
     </w:rPr>
   </w:style>
-  <w:style w:type="paragraph" w:styleId="1558">
+  <w:style w:type="paragraph" w:styleId="1594">
     <w:name w:val="Heading 2"/>
-    <w:basedOn w:val="1556"/>
-    <w:next w:val="1556"/>
-    <w:link w:val="1569"/>
+    <w:basedOn w:val="1592"/>
+    <w:next w:val="1592"/>
+    <w:link w:val="1605"/>
     <w:uiPriority w:val="9"/>
     <w:unhideWhenUsed/>
     <w:qFormat/>
@@ -70098,11 +70095,11 @@
       <w:szCs w:val="32"/>
     </w:rPr>
   </w:style>
-  <w:style w:type="paragraph" w:styleId="1559">
+  <w:style w:type="paragraph" w:styleId="1595">
     <w:name w:val="Heading 3"/>
-    <w:basedOn w:val="1556"/>
-    <w:next w:val="1556"/>
-    <w:link w:val="1570"/>
+    <w:basedOn w:val="1592"/>
+    <w:next w:val="1592"/>
+    <w:link w:val="1606"/>
     <w:uiPriority w:val="9"/>
     <w:unhideWhenUsed/>
     <w:qFormat/>
@@ -70121,11 +70118,11 @@
       <w:szCs w:val="28"/>
     </w:rPr>
   </w:style>
-  <w:style w:type="paragraph" w:styleId="1560">
+  <w:style w:type="paragraph" w:styleId="1596">
     <w:name w:val="Heading 4"/>
-    <w:basedOn w:val="1556"/>
-    <w:next w:val="1556"/>
-    <w:link w:val="1571"/>
+    <w:basedOn w:val="1592"/>
+    <w:next w:val="1592"/>
+    <w:link w:val="1607"/>
     <w:uiPriority w:val="9"/>
     <w:unhideWhenUsed/>
     <w:qFormat/>
@@ -70144,11 +70141,11 @@
       <w:color w:val="0f4761" w:themeColor="accent1" w:themeShade="BF"/>
     </w:rPr>
   </w:style>
-  <w:style w:type="paragraph" w:styleId="1561">
+  <w:style w:type="paragraph" w:styleId="1597">
     <w:name w:val="Heading 5"/>
-    <w:basedOn w:val="1556"/>
-    <w:next w:val="1556"/>
-    <w:link w:val="1572"/>
+    <w:basedOn w:val="1592"/>
+    <w:next w:val="1592"/>
+    <w:link w:val="1608"/>
     <w:uiPriority w:val="9"/>
     <w:unhideWhenUsed/>
     <w:qFormat/>
@@ -70165,11 +70162,11 @@
       <w:color w:val="0f4761" w:themeColor="accent1" w:themeShade="BF"/>
     </w:rPr>
   </w:style>
-  <w:style w:type="paragraph" w:styleId="1562">
+  <w:style w:type="paragraph" w:styleId="1598">
     <w:name w:val="Heading 6"/>
-    <w:basedOn w:val="1556"/>
-    <w:next w:val="1556"/>
-    <w:link w:val="1573"/>
+    <w:basedOn w:val="1592"/>
+    <w:next w:val="1592"/>
+    <w:link w:val="1609"/>
     <w:uiPriority w:val="9"/>
     <w:unhideWhenUsed/>
     <w:qFormat/>
@@ -70188,11 +70185,11 @@
       <w:color w:val="595959" w:themeColor="text1" w:themeTint="A6"/>
     </w:rPr>
   </w:style>
-  <w:style w:type="paragraph" w:styleId="1563">
+  <w:style w:type="paragraph" w:styleId="1599">
     <w:name w:val="Heading 7"/>
-    <w:basedOn w:val="1556"/>
-    <w:next w:val="1556"/>
-    <w:link w:val="1574"/>
+    <w:basedOn w:val="1592"/>
+    <w:next w:val="1592"/>
+    <w:link w:val="1610"/>
     <w:uiPriority w:val="9"/>
     <w:unhideWhenUsed/>
     <w:qFormat/>
@@ -70209,11 +70206,11 @@
       <w:color w:val="595959" w:themeColor="text1" w:themeTint="A6"/>
     </w:rPr>
   </w:style>
-  <w:style w:type="paragraph" w:styleId="1564">
+  <w:style w:type="paragraph" w:styleId="1600">
     <w:name w:val="Heading 8"/>
-    <w:basedOn w:val="1556"/>
-    <w:next w:val="1556"/>
-    <w:link w:val="1575"/>
+    <w:basedOn w:val="1592"/>
+    <w:next w:val="1592"/>
+    <w:link w:val="1611"/>
     <w:uiPriority w:val="9"/>
     <w:unhideWhenUsed/>
     <w:qFormat/>
@@ -70232,11 +70229,11 @@
       <w:color w:val="272727" w:themeColor="text1" w:themeTint="D8"/>
     </w:rPr>
   </w:style>
-  <w:style w:type="paragraph" w:styleId="1565">
+  <w:style w:type="paragraph" w:styleId="1601">
     <w:name w:val="Heading 9"/>
-    <w:basedOn w:val="1556"/>
-    <w:next w:val="1556"/>
-    <w:link w:val="1576"/>
+    <w:basedOn w:val="1592"/>
+    <w:next w:val="1592"/>
+    <w:link w:val="1612"/>
     <w:uiPriority w:val="9"/>
     <w:unhideWhenUsed/>
     <w:qFormat/>
@@ -70255,7 +70252,7 @@
       <w:color w:val="272727" w:themeColor="text1" w:themeTint="D8"/>
     </w:rPr>
   </w:style>
-  <w:style w:type="character" w:styleId="1566" w:default="1">
+  <w:style w:type="character" w:styleId="1602" w:default="1">
     <w:name w:val="Default Paragraph Font"/>
     <w:uiPriority w:val="1"/>
     <w:semiHidden/>
@@ -70266,7 +70263,7 @@
       <w:ind/>
     </w:pPr>
   </w:style>
-  <w:style w:type="numbering" w:styleId="1567" w:default="1">
+  <w:style w:type="numbering" w:styleId="1603" w:default="1">
     <w:name w:val="No List"/>
     <w:uiPriority w:val="99"/>
     <w:semiHidden/>
@@ -70277,10 +70274,10 @@
       <w:ind/>
     </w:pPr>
   </w:style>
-  <w:style w:type="character" w:styleId="1568">
+  <w:style w:type="character" w:styleId="1604">
     <w:name w:val="Heading 1 Char"/>
-    <w:basedOn w:val="1566"/>
-    <w:link w:val="1557"/>
+    <w:basedOn w:val="1602"/>
+    <w:link w:val="1593"/>
     <w:uiPriority w:val="9"/>
     <w:pPr>
       <w:pBdr/>
@@ -70294,10 +70291,10 @@
       <w:szCs w:val="40"/>
     </w:rPr>
   </w:style>
-  <w:style w:type="character" w:styleId="1569">
+  <w:style w:type="character" w:styleId="1605">
     <w:name w:val="Heading 2 Char"/>
-    <w:basedOn w:val="1566"/>
-    <w:link w:val="1558"/>
+    <w:basedOn w:val="1602"/>
+    <w:link w:val="1594"/>
     <w:uiPriority w:val="9"/>
     <w:pPr>
       <w:pBdr/>
@@ -70311,10 +70308,10 @@
       <w:szCs w:val="32"/>
     </w:rPr>
   </w:style>
-  <w:style w:type="character" w:styleId="1570">
+  <w:style w:type="character" w:styleId="1606">
     <w:name w:val="Heading 3 Char"/>
-    <w:basedOn w:val="1566"/>
-    <w:link w:val="1559"/>
+    <w:basedOn w:val="1602"/>
+    <w:link w:val="1595"/>
     <w:uiPriority w:val="9"/>
     <w:pPr>
       <w:pBdr/>
@@ -70328,10 +70325,10 @@
       <w:szCs w:val="28"/>
     </w:rPr>
   </w:style>
-  <w:style w:type="character" w:styleId="1571">
+  <w:style w:type="character" w:styleId="1607">
     <w:name w:val="Heading 4 Char"/>
-    <w:basedOn w:val="1566"/>
-    <w:link w:val="1560"/>
+    <w:basedOn w:val="1602"/>
+    <w:link w:val="1596"/>
     <w:uiPriority w:val="9"/>
     <w:pPr>
       <w:pBdr/>
@@ -70345,10 +70342,10 @@
       <w:color w:val="0f4761" w:themeColor="accent1" w:themeShade="BF"/>
     </w:rPr>
   </w:style>
-  <w:style w:type="character" w:styleId="1572">
+  <w:style w:type="character" w:styleId="1608">
     <w:name w:val="Heading 5 Char"/>
-    <w:basedOn w:val="1566"/>
-    <w:link w:val="1561"/>
+    <w:basedOn w:val="1602"/>
+    <w:link w:val="1597"/>
     <w:uiPriority w:val="9"/>
     <w:pPr>
       <w:pBdr/>
@@ -70360,10 +70357,10 @@
       <w:color w:val="0f4761" w:themeColor="accent1" w:themeShade="BF"/>
     </w:rPr>
   </w:style>
-  <w:style w:type="character" w:styleId="1573">
+  <w:style w:type="character" w:styleId="1609">
     <w:name w:val="Heading 6 Char"/>
-    <w:basedOn w:val="1566"/>
-    <w:link w:val="1562"/>
+    <w:basedOn w:val="1602"/>
+    <w:link w:val="1598"/>
     <w:uiPriority w:val="9"/>
     <w:pPr>
       <w:pBdr/>
@@ -70377,10 +70374,10 @@
       <w:color w:val="595959" w:themeColor="text1" w:themeTint="A6"/>
     </w:rPr>
   </w:style>
-  <w:style w:type="character" w:styleId="1574">
+  <w:style w:type="character" w:styleId="1610">
     <w:name w:val="Heading 7 Char"/>
-    <w:basedOn w:val="1566"/>
-    <w:link w:val="1563"/>
+    <w:basedOn w:val="1602"/>
+    <w:link w:val="1599"/>
     <w:uiPriority w:val="9"/>
     <w:pPr>
       <w:pBdr/>
@@ -70392,10 +70389,10 @@
       <w:color w:val="595959" w:themeColor="text1" w:themeTint="A6"/>
     </w:rPr>
   </w:style>
-  <w:style w:type="character" w:styleId="1575">
+  <w:style w:type="character" w:styleId="1611">
     <w:name w:val="Heading 8 Char"/>
-    <w:basedOn w:val="1566"/>
-    <w:link w:val="1564"/>
+    <w:basedOn w:val="1602"/>
+    <w:link w:val="1600"/>
     <w:uiPriority w:val="9"/>
     <w:pPr>
       <w:pBdr/>
@@ -70409,10 +70406,10 @@
       <w:color w:val="272727" w:themeColor="text1" w:themeTint="D8"/>
     </w:rPr>
   </w:style>
-  <w:style w:type="character" w:styleId="1576">
+  <w:style w:type="character" w:styleId="1612">
     <w:name w:val="Heading 9 Char"/>
-    <w:basedOn w:val="1566"/>
-    <w:link w:val="1565"/>
+    <w:basedOn w:val="1602"/>
+    <w:link w:val="1601"/>
     <w:uiPriority w:val="9"/>
     <w:pPr>
       <w:pBdr/>
@@ -70426,11 +70423,11 @@
       <w:color w:val="272727" w:themeColor="text1" w:themeTint="D8"/>
     </w:rPr>
   </w:style>
-  <w:style w:type="paragraph" w:styleId="1577">
+  <w:style w:type="paragraph" w:styleId="1613">
     <w:name w:val="Title"/>
-    <w:basedOn w:val="1556"/>
-    <w:next w:val="1556"/>
-    <w:link w:val="1578"/>
+    <w:basedOn w:val="1592"/>
+    <w:next w:val="1592"/>
+    <w:link w:val="1614"/>
     <w:uiPriority w:val="10"/>
     <w:qFormat/>
     <w:pPr>
@@ -70446,10 +70443,10 @@
       <w:szCs w:val="56"/>
     </w:rPr>
   </w:style>
-  <w:style w:type="character" w:styleId="1578">
+  <w:style w:type="character" w:styleId="1614">
     <w:name w:val="Title Char"/>
-    <w:basedOn w:val="1566"/>
-    <w:link w:val="1577"/>
+    <w:basedOn w:val="1602"/>
+    <w:link w:val="1613"/>
     <w:uiPriority w:val="10"/>
     <w:pPr>
       <w:pBdr/>
@@ -70463,11 +70460,11 @@
       <w:szCs w:val="56"/>
     </w:rPr>
   </w:style>
-  <w:style w:type="paragraph" w:styleId="1579">
+  <w:style w:type="paragraph" w:styleId="1615">
     <w:name w:val="Subtitle"/>
-    <w:basedOn w:val="1556"/>
-    <w:next w:val="1556"/>
-    <w:link w:val="1580"/>
+    <w:basedOn w:val="1592"/>
+    <w:next w:val="1592"/>
+    <w:link w:val="1616"/>
     <w:uiPriority w:val="11"/>
     <w:qFormat/>
     <w:pPr>
@@ -70485,10 +70482,10 @@
       <w:szCs w:val="28"/>
     </w:rPr>
   </w:style>
-  <w:style w:type="character" w:styleId="1580">
+  <w:style w:type="character" w:styleId="1616">
     <w:name w:val="Subtitle Char"/>
-    <w:basedOn w:val="1566"/>
-    <w:link w:val="1579"/>
+    <w:basedOn w:val="1602"/>
+    <w:link w:val="1615"/>
     <w:uiPriority w:val="11"/>
     <w:pPr>
       <w:pBdr/>
@@ -70502,11 +70499,11 @@
       <w:szCs w:val="28"/>
     </w:rPr>
   </w:style>
-  <w:style w:type="paragraph" w:styleId="1581">
+  <w:style w:type="paragraph" w:styleId="1617">
     <w:name w:val="Quote"/>
-    <w:basedOn w:val="1556"/>
-    <w:next w:val="1556"/>
-    <w:link w:val="1582"/>
+    <w:basedOn w:val="1592"/>
+    <w:next w:val="1592"/>
+    <w:link w:val="1618"/>
     <w:uiPriority w:val="29"/>
     <w:qFormat/>
     <w:pPr>
@@ -70521,10 +70518,10 @@
       <w:color w:val="404040" w:themeColor="text1" w:themeTint="BF"/>
     </w:rPr>
   </w:style>
-  <w:style w:type="character" w:styleId="1582">
+  <w:style w:type="character" w:styleId="1618">
     <w:name w:val="Quote Char"/>
-    <w:basedOn w:val="1566"/>
-    <w:link w:val="1581"/>
+    <w:basedOn w:val="1602"/>
+    <w:link w:val="1617"/>
     <w:uiPriority w:val="29"/>
     <w:pPr>
       <w:pBdr/>
@@ -70537,9 +70534,9 @@
       <w:color w:val="404040" w:themeColor="text1" w:themeTint="BF"/>
     </w:rPr>
   </w:style>
-  <w:style w:type="paragraph" w:styleId="1583">
+  <w:style w:type="paragraph" w:styleId="1619">
     <w:name w:val="List Paragraph"/>
-    <w:basedOn w:val="1556"/>
+    <w:basedOn w:val="1592"/>
     <w:uiPriority w:val="34"/>
     <w:qFormat/>
     <w:pPr>
@@ -70549,9 +70546,9 @@
       <w:contextualSpacing w:val="true"/>
     </w:pPr>
   </w:style>
-  <w:style w:type="character" w:styleId="1584">
+  <w:style w:type="character" w:styleId="1620">
     <w:name w:val="Intense Emphasis"/>
-    <w:basedOn w:val="1566"/>
+    <w:basedOn w:val="1602"/>
     <w:uiPriority w:val="21"/>
     <w:qFormat/>
     <w:pPr>
@@ -70565,11 +70562,11 @@
       <w:color w:val="0f4761" w:themeColor="accent1" w:themeShade="BF"/>
     </w:rPr>
   </w:style>
-  <w:style w:type="paragraph" w:styleId="1585">
+  <w:style w:type="paragraph" w:styleId="1621">
     <w:name w:val="Intense Quote"/>
-    <w:basedOn w:val="1556"/>
-    <w:next w:val="1556"/>
-    <w:link w:val="1586"/>
+    <w:basedOn w:val="1592"/>
+    <w:next w:val="1592"/>
+    <w:link w:val="1622"/>
     <w:uiPriority w:val="30"/>
     <w:qFormat/>
     <w:pPr>
@@ -70587,10 +70584,10 @@
       <w:color w:val="0f4761" w:themeColor="accent1" w:themeShade="BF"/>
     </w:rPr>
   </w:style>
-  <w:style w:type="character" w:styleId="1586">
+  <w:style w:type="character" w:styleId="1622">
     <w:name w:val="Intense Quote Char"/>
-    <w:basedOn w:val="1566"/>
-    <w:link w:val="1585"/>
+    <w:basedOn w:val="1602"/>
+    <w:link w:val="1621"/>
     <w:uiPriority w:val="30"/>
     <w:pPr>
       <w:pBdr/>
@@ -70603,9 +70600,9 @@
       <w:color w:val="0f4761" w:themeColor="accent1" w:themeShade="BF"/>
     </w:rPr>
   </w:style>
-  <w:style w:type="character" w:styleId="1587">
+  <w:style w:type="character" w:styleId="1623">
     <w:name w:val="Intense Reference"/>
-    <w:basedOn w:val="1566"/>
+    <w:basedOn w:val="1602"/>
     <w:uiPriority w:val="32"/>
     <w:qFormat/>
     <w:pPr>
@@ -70621,9 +70618,9 @@
       <w:spacing w:val="5"/>
     </w:rPr>
   </w:style>
-  <w:style w:type="paragraph" w:styleId="1588">
+  <w:style w:type="paragraph" w:styleId="1624">
     <w:name w:val="No Spacing"/>
-    <w:basedOn w:val="1556"/>
+    <w:basedOn w:val="1592"/>
     <w:uiPriority w:val="1"/>
     <w:qFormat/>
     <w:pPr>
@@ -70632,9 +70629,9 @@
       <w:ind/>
     </w:pPr>
   </w:style>
-  <w:style w:type="character" w:styleId="1589">
+  <w:style w:type="character" w:styleId="1625">
     <w:name w:val="Subtle Emphasis"/>
-    <w:basedOn w:val="1566"/>
+    <w:basedOn w:val="1602"/>
     <w:uiPriority w:val="19"/>
     <w:qFormat/>
     <w:pPr>
@@ -70648,9 +70645,9 @@
       <w:color w:val="404040" w:themeColor="text1" w:themeTint="BF"/>
     </w:rPr>
   </w:style>
-  <w:style w:type="character" w:styleId="1590">
+  <w:style w:type="character" w:styleId="1626">
     <w:name w:val="Emphasis"/>
-    <w:basedOn w:val="1566"/>
+    <w:basedOn w:val="1602"/>
     <w:uiPriority w:val="20"/>
     <w:qFormat/>
     <w:pPr>
@@ -70663,9 +70660,9 @@
       <w:iCs/>
     </w:rPr>
   </w:style>
-  <w:style w:type="character" w:styleId="1591">
+  <w:style w:type="character" w:styleId="1627">
     <w:name w:val="Strong"/>
-    <w:basedOn w:val="1566"/>
+    <w:basedOn w:val="1602"/>
     <w:uiPriority w:val="22"/>
     <w:qFormat/>
     <w:pPr>
@@ -70678,9 +70675,9 @@
       <w:bCs/>
     </w:rPr>
   </w:style>
-  <w:style w:type="character" w:styleId="1592">
+  <w:style w:type="character" w:styleId="1628">
     <w:name w:val="Subtle Reference"/>
-    <w:basedOn w:val="1566"/>
+    <w:basedOn w:val="1602"/>
     <w:uiPriority w:val="31"/>
     <w:qFormat/>
     <w:pPr>
@@ -70693,9 +70690,9 @@
       <w:color w:val="5a5a5a" w:themeColor="text1" w:themeTint="A5"/>
     </w:rPr>
   </w:style>
-  <w:style w:type="character" w:styleId="1593">
+  <w:style w:type="character" w:styleId="1629">
     <w:name w:val="Book Title"/>
-    <w:basedOn w:val="1566"/>
+    <w:basedOn w:val="1602"/>
     <w:uiPriority w:val="33"/>
     <w:qFormat/>
     <w:pPr>
@@ -70711,10 +70708,10 @@
       <w:spacing w:val="5"/>
     </w:rPr>
   </w:style>
-  <w:style w:type="paragraph" w:styleId="1594">
+  <w:style w:type="paragraph" w:styleId="1630">
     <w:name w:val="Header"/>
-    <w:basedOn w:val="1556"/>
-    <w:link w:val="1595"/>
+    <w:basedOn w:val="1592"/>
+    <w:link w:val="1631"/>
     <w:uiPriority w:val="99"/>
     <w:unhideWhenUsed/>
     <w:pPr>
@@ -70727,10 +70724,10 @@
       <w:ind/>
     </w:pPr>
   </w:style>
-  <w:style w:type="character" w:styleId="1595">
+  <w:style w:type="character" w:styleId="1631">
     <w:name w:val="Header Char"/>
-    <w:basedOn w:val="1566"/>
-    <w:link w:val="1594"/>
+    <w:basedOn w:val="1602"/>
+    <w:link w:val="1630"/>
     <w:uiPriority w:val="99"/>
     <w:pPr>
       <w:pBdr/>
@@ -70738,10 +70735,10 @@
       <w:ind/>
     </w:pPr>
   </w:style>
-  <w:style w:type="paragraph" w:styleId="1596">
+  <w:style w:type="paragraph" w:styleId="1632">
     <w:name w:val="Footer"/>
-    <w:basedOn w:val="1556"/>
-    <w:link w:val="1597"/>
+    <w:basedOn w:val="1592"/>
+    <w:link w:val="1633"/>
     <w:uiPriority w:val="99"/>
     <w:unhideWhenUsed/>
     <w:pPr>
@@ -70754,10 +70751,10 @@
       <w:ind/>
     </w:pPr>
   </w:style>
-  <w:style w:type="character" w:styleId="1597">
+  <w:style w:type="character" w:styleId="1633">
     <w:name w:val="Footer Char"/>
-    <w:basedOn w:val="1566"/>
-    <w:link w:val="1596"/>
+    <w:basedOn w:val="1602"/>
+    <w:link w:val="1632"/>
     <w:uiPriority w:val="99"/>
     <w:pPr>
       <w:pBdr/>
@@ -70765,10 +70762,10 @@
       <w:ind/>
     </w:pPr>
   </w:style>
-  <w:style w:type="paragraph" w:styleId="1598">
+  <w:style w:type="paragraph" w:styleId="1634">
     <w:name w:val="Caption"/>
-    <w:basedOn w:val="1556"/>
-    <w:next w:val="1556"/>
+    <w:basedOn w:val="1592"/>
+    <w:next w:val="1592"/>
     <w:uiPriority w:val="35"/>
     <w:unhideWhenUsed/>
     <w:qFormat/>
@@ -70785,10 +70782,10 @@
       <w:szCs w:val="18"/>
     </w:rPr>
   </w:style>
-  <w:style w:type="paragraph" w:styleId="1599">
+  <w:style w:type="paragraph" w:styleId="1635">
     <w:name w:val="footnote text"/>
-    <w:basedOn w:val="1556"/>
-    <w:link w:val="1600"/>
+    <w:basedOn w:val="1592"/>
+    <w:link w:val="1636"/>
     <w:uiPriority w:val="99"/>
     <w:semiHidden/>
     <w:unhideWhenUsed/>
@@ -70802,10 +70799,10 @@
       <w:szCs w:val="20"/>
     </w:rPr>
   </w:style>
-  <w:style w:type="character" w:styleId="1600">
+  <w:style w:type="character" w:styleId="1636">
     <w:name w:val="Footnote Text Char"/>
-    <w:basedOn w:val="1566"/>
-    <w:link w:val="1599"/>
+    <w:basedOn w:val="1602"/>
+    <w:link w:val="1635"/>
     <w:uiPriority w:val="99"/>
     <w:semiHidden/>
     <w:pPr>
@@ -70818,9 +70815,9 @@
       <w:szCs w:val="20"/>
     </w:rPr>
   </w:style>
-  <w:style w:type="character" w:styleId="1601">
+  <w:style w:type="character" w:styleId="1637">
     <w:name w:val="footnote reference"/>
-    <w:basedOn w:val="1566"/>
+    <w:basedOn w:val="1602"/>
     <w:uiPriority w:val="99"/>
     <w:semiHidden/>
     <w:unhideWhenUsed/>
@@ -70833,10 +70830,10 @@
       <w:vertAlign w:val="superscript"/>
     </w:rPr>
   </w:style>
-  <w:style w:type="paragraph" w:styleId="1602">
+  <w:style w:type="paragraph" w:styleId="1638">
     <w:name w:val="endnote text"/>
-    <w:basedOn w:val="1556"/>
-    <w:link w:val="1603"/>
+    <w:basedOn w:val="1592"/>
+    <w:link w:val="1639"/>
     <w:uiPriority w:val="99"/>
     <w:semiHidden/>
     <w:unhideWhenUsed/>
@@ -70850,10 +70847,10 @@
       <w:szCs w:val="20"/>
     </w:rPr>
   </w:style>
-  <w:style w:type="character" w:styleId="1603">
+  <w:style w:type="character" w:styleId="1639">
     <w:name w:val="Endnote Text Char"/>
-    <w:basedOn w:val="1566"/>
-    <w:link w:val="1602"/>
+    <w:basedOn w:val="1602"/>
+    <w:link w:val="1638"/>
     <w:uiPriority w:val="99"/>
     <w:semiHidden/>
     <w:pPr>
@@ -70866,9 +70863,9 @@
       <w:szCs w:val="20"/>
     </w:rPr>
   </w:style>
-  <w:style w:type="character" w:styleId="1604">
+  <w:style w:type="character" w:styleId="1640">
     <w:name w:val="endnote reference"/>
-    <w:basedOn w:val="1566"/>
+    <w:basedOn w:val="1602"/>
     <w:uiPriority w:val="99"/>
     <w:semiHidden/>
     <w:unhideWhenUsed/>
@@ -70881,9 +70878,9 @@
       <w:vertAlign w:val="superscript"/>
     </w:rPr>
   </w:style>
-  <w:style w:type="character" w:styleId="1605">
+  <w:style w:type="character" w:styleId="1641">
     <w:name w:val="Hyperlink"/>
-    <w:basedOn w:val="1566"/>
+    <w:basedOn w:val="1602"/>
     <w:uiPriority w:val="99"/>
     <w:unhideWhenUsed/>
     <w:pPr>
@@ -70896,9 +70893,9 @@
       <w:u w:val="single"/>
     </w:rPr>
   </w:style>
-  <w:style w:type="character" w:styleId="1606">
+  <w:style w:type="character" w:styleId="1642">
     <w:name w:val="FollowedHyperlink"/>
-    <w:basedOn w:val="1566"/>
+    <w:basedOn w:val="1602"/>
     <w:uiPriority w:val="99"/>
     <w:semiHidden/>
     <w:unhideWhenUsed/>
@@ -70912,10 +70909,10 @@
       <w:u w:val="single"/>
     </w:rPr>
   </w:style>
-  <w:style w:type="paragraph" w:styleId="1607">
+  <w:style w:type="paragraph" w:styleId="1643">
     <w:name w:val="toc 1"/>
-    <w:basedOn w:val="1556"/>
-    <w:next w:val="1556"/>
+    <w:basedOn w:val="1592"/>
+    <w:next w:val="1592"/>
     <w:uiPriority w:val="39"/>
     <w:unhideWhenUsed/>
     <w:pPr>
@@ -70924,10 +70921,10 @@
       <w:ind/>
     </w:pPr>
   </w:style>
-  <w:style w:type="paragraph" w:styleId="1608">
+  <w:style w:type="paragraph" w:styleId="1644">
     <w:name w:val="toc 2"/>
-    <w:basedOn w:val="1556"/>
-    <w:next w:val="1556"/>
+    <w:basedOn w:val="1592"/>
+    <w:next w:val="1592"/>
     <w:uiPriority w:val="39"/>
     <w:unhideWhenUsed/>
     <w:pPr>
@@ -70936,10 +70933,10 @@
       <w:ind w:left="220"/>
     </w:pPr>
   </w:style>
-  <w:style w:type="paragraph" w:styleId="1609">
+  <w:style w:type="paragraph" w:styleId="1645">
     <w:name w:val="toc 3"/>
-    <w:basedOn w:val="1556"/>
-    <w:next w:val="1556"/>
+    <w:basedOn w:val="1592"/>
+    <w:next w:val="1592"/>
     <w:uiPriority w:val="39"/>
     <w:unhideWhenUsed/>
     <w:pPr>
@@ -70948,10 +70945,10 @@
       <w:ind w:left="440"/>
     </w:pPr>
   </w:style>
-  <w:style w:type="paragraph" w:styleId="1610">
+  <w:style w:type="paragraph" w:styleId="1646">
     <w:name w:val="toc 4"/>
-    <w:basedOn w:val="1556"/>
-    <w:next w:val="1556"/>
+    <w:basedOn w:val="1592"/>
+    <w:next w:val="1592"/>
     <w:uiPriority w:val="39"/>
     <w:unhideWhenUsed/>
     <w:pPr>
@@ -70960,10 +70957,10 @@
       <w:ind w:left="660"/>
     </w:pPr>
   </w:style>
-  <w:style w:type="paragraph" w:styleId="1611">
+  <w:style w:type="paragraph" w:styleId="1647">
     <w:name w:val="toc 5"/>
-    <w:basedOn w:val="1556"/>
-    <w:next w:val="1556"/>
+    <w:basedOn w:val="1592"/>
+    <w:next w:val="1592"/>
     <w:uiPriority w:val="39"/>
     <w:unhideWhenUsed/>
     <w:pPr>
@@ -70972,10 +70969,10 @@
       <w:ind w:left="880"/>
     </w:pPr>
   </w:style>
-  <w:style w:type="paragraph" w:styleId="1612">
+  <w:style w:type="paragraph" w:styleId="1648">
     <w:name w:val="toc 6"/>
-    <w:basedOn w:val="1556"/>
-    <w:next w:val="1556"/>
+    <w:basedOn w:val="1592"/>
+    <w:next w:val="1592"/>
     <w:uiPriority w:val="39"/>
     <w:unhideWhenUsed/>
     <w:pPr>
@@ -70984,10 +70981,10 @@
       <w:ind w:left="1100"/>
     </w:pPr>
   </w:style>
-  <w:style w:type="paragraph" w:styleId="1613">
+  <w:style w:type="paragraph" w:styleId="1649">
     <w:name w:val="toc 7"/>
-    <w:basedOn w:val="1556"/>
-    <w:next w:val="1556"/>
+    <w:basedOn w:val="1592"/>
+    <w:next w:val="1592"/>
     <w:uiPriority w:val="39"/>
     <w:unhideWhenUsed/>
     <w:pPr>
@@ -70996,10 +70993,10 @@
       <w:ind w:left="1320"/>
     </w:pPr>
   </w:style>
-  <w:style w:type="paragraph" w:styleId="1614">
+  <w:style w:type="paragraph" w:styleId="1650">
     <w:name w:val="toc 8"/>
-    <w:basedOn w:val="1556"/>
-    <w:next w:val="1556"/>
+    <w:basedOn w:val="1592"/>
+    <w:next w:val="1592"/>
     <w:uiPriority w:val="39"/>
     <w:unhideWhenUsed/>
     <w:pPr>
@@ -71008,10 +71005,10 @@
       <w:ind w:left="1540"/>
     </w:pPr>
   </w:style>
-  <w:style w:type="paragraph" w:styleId="1615">
+  <w:style w:type="paragraph" w:styleId="1651">
     <w:name w:val="toc 9"/>
-    <w:basedOn w:val="1556"/>
-    <w:next w:val="1556"/>
+    <w:basedOn w:val="1592"/>
+    <w:next w:val="1592"/>
     <w:uiPriority w:val="39"/>
     <w:unhideWhenUsed/>
     <w:pPr>
@@ -71020,9 +71017,9 @@
       <w:ind w:left="1760"/>
     </w:pPr>
   </w:style>
-  <w:style w:type="character" w:styleId="1616">
+  <w:style w:type="character" w:styleId="1652">
     <w:name w:val="Placeholder Text"/>
-    <w:basedOn w:val="1566"/>
+    <w:basedOn w:val="1602"/>
     <w:uiPriority w:val="99"/>
     <w:semiHidden/>
     <w:pPr>
@@ -71034,7 +71031,7 @@
       <w:color w:val="666666"/>
     </w:rPr>
   </w:style>
-  <w:style w:type="paragraph" w:styleId="1617">
+  <w:style w:type="paragraph" w:styleId="1653">
     <w:name w:val="TOC Heading"/>
     <w:uiPriority w:val="39"/>
     <w:unhideWhenUsed/>
@@ -71044,10 +71041,10 @@
       <w:ind/>
     </w:pPr>
   </w:style>
-  <w:style w:type="paragraph" w:styleId="1618">
+  <w:style w:type="paragraph" w:styleId="1654">
     <w:name w:val="table of figures"/>
-    <w:basedOn w:val="1556"/>
-    <w:next w:val="1556"/>
+    <w:basedOn w:val="1592"/>
+    <w:next w:val="1592"/>
     <w:uiPriority w:val="99"/>
     <w:unhideWhenUsed/>
     <w:pPr>
